--- a/PDD/ProjectDefinitionDocument.docx
+++ b/PDD/ProjectDefinitionDocument.docx
@@ -4,34 +4,46 @@
   <w:body>
     <w:p>
       <w:pPr>
-        <w:pStyle w:val="Title"/>
         <w:jc w:val="center"/>
-      </w:pPr>
-      <w:r>
-        <w:t xml:space="preserve">The </w:t>
-      </w:r>
-      <w:r>
-        <w:t>T</w:t>
-      </w:r>
-      <w:r>
-        <w:t xml:space="preserve">itle </w:t>
-      </w:r>
-      <w:proofErr w:type="gramStart"/>
-      <w:r>
-        <w:t>Of</w:t>
-      </w:r>
-      <w:proofErr w:type="gramEnd"/>
-      <w:r>
-        <w:t xml:space="preserve"> </w:t>
-      </w:r>
-      <w:r>
-        <w:t>Y</w:t>
-      </w:r>
-      <w:r>
-        <w:t>our Project</w:t>
-      </w:r>
-    </w:p>
-    <w:p/>
+        <w:rPr>
+          <w:rFonts w:asciiTheme="majorHAnsi" w:eastAsiaTheme="majorEastAsia" w:hAnsiTheme="majorHAnsi" w:cstheme="majorBidi"/>
+          <w:spacing w:val="-10"/>
+          <w:kern w:val="28"/>
+          <w:sz w:val="56"/>
+          <w:szCs w:val="56"/>
+        </w:rPr>
+      </w:pPr>
+      <w:r>
+        <w:rPr>
+          <w:rFonts w:asciiTheme="majorHAnsi" w:eastAsiaTheme="majorEastAsia" w:hAnsiTheme="majorHAnsi" w:cstheme="majorBidi"/>
+          <w:spacing w:val="-10"/>
+          <w:kern w:val="28"/>
+          <w:sz w:val="56"/>
+          <w:szCs w:val="56"/>
+        </w:rPr>
+        <w:t xml:space="preserve">Beyond Single-Purpose Apps: </w:t>
+      </w:r>
+      <w:r>
+        <w:rPr>
+          <w:rFonts w:asciiTheme="majorHAnsi" w:eastAsiaTheme="majorEastAsia" w:hAnsiTheme="majorHAnsi" w:cstheme="majorBidi"/>
+          <w:spacing w:val="-10"/>
+          <w:kern w:val="28"/>
+          <w:sz w:val="56"/>
+          <w:szCs w:val="56"/>
+        </w:rPr>
+        <w:t>Investigating</w:t>
+      </w:r>
+      <w:r>
+        <w:rPr>
+          <w:rFonts w:asciiTheme="majorHAnsi" w:eastAsiaTheme="majorEastAsia" w:hAnsiTheme="majorHAnsi" w:cstheme="majorBidi"/>
+          <w:spacing w:val="-10"/>
+          <w:kern w:val="28"/>
+          <w:sz w:val="56"/>
+          <w:szCs w:val="56"/>
+        </w:rPr>
+        <w:t xml:space="preserve"> the relevance of mobile usability heuristics in modern multifunctional app design through a fitness case study</w:t>
+      </w:r>
+    </w:p>
     <w:p>
       <w:pPr>
         <w:jc w:val="center"/>
@@ -107,7 +119,7 @@
           <w:sz w:val="24"/>
           <w:szCs w:val="24"/>
         </w:rPr>
-        <w:t>Your Full Name Here</w:t>
+        <w:t>Marwan Ashhuby</w:t>
       </w:r>
     </w:p>
     <w:p>
@@ -125,7 +137,7 @@
           <w:sz w:val="24"/>
           <w:szCs w:val="24"/>
         </w:rPr>
-        <w:t>Student number 20</w:t>
+        <w:t xml:space="preserve">Student number </w:t>
       </w:r>
       <w:r>
         <w:rPr>
@@ -133,16 +145,18 @@
           <w:sz w:val="24"/>
           <w:szCs w:val="24"/>
         </w:rPr>
-        <w:t>2</w:t>
-      </w:r>
-      <w:r>
+        <w:t>202244071</w:t>
+      </w:r>
+    </w:p>
+    <w:p>
+      <w:pPr>
+        <w:jc w:val="center"/>
         <w:rPr>
           <w:rStyle w:val="Strong"/>
           <w:sz w:val="24"/>
           <w:szCs w:val="24"/>
         </w:rPr>
-        <w:t>XXXXXX</w:t>
-      </w:r>
+      </w:pPr>
     </w:p>
     <w:p>
       <w:pPr>
@@ -153,255 +167,29 @@
           <w:szCs w:val="24"/>
         </w:rPr>
       </w:pPr>
-    </w:p>
-    <w:p>
-      <w:pPr>
-        <w:jc w:val="center"/>
+      <w:r>
         <w:rPr>
           <w:rStyle w:val="Strong"/>
           <w:sz w:val="24"/>
           <w:szCs w:val="24"/>
         </w:rPr>
-      </w:pPr>
+        <w:t xml:space="preserve">Word count: </w:t>
+      </w:r>
       <w:r>
         <w:rPr>
           <w:rStyle w:val="Strong"/>
           <w:sz w:val="24"/>
           <w:szCs w:val="24"/>
         </w:rPr>
-        <w:t xml:space="preserve">Word count: </w:t>
-      </w:r>
-      <w:r>
-        <w:rPr>
-          <w:rStyle w:val="Strong"/>
-          <w:sz w:val="24"/>
-          <w:szCs w:val="24"/>
-        </w:rPr>
         <w:t>XXXX</w:t>
       </w:r>
     </w:p>
     <w:p>
       <w:pPr>
         <w:jc w:val="center"/>
-        <w:rPr>
-          <w:rStyle w:val="Strong"/>
-          <w:sz w:val="24"/>
-          <w:szCs w:val="24"/>
-        </w:rPr>
-      </w:pPr>
-    </w:p>
-    <w:p>
-      <w:pPr>
-        <w:pStyle w:val="Advice"/>
-      </w:pPr>
-      <w:r>
-        <w:t xml:space="preserve">This document is a </w:t>
-      </w:r>
-      <w:r>
-        <w:t xml:space="preserve">suggested </w:t>
-      </w:r>
-      <w:r>
-        <w:t xml:space="preserve">template for your guidance.  You don’t have to stick to it precisely.  It may not suit your </w:t>
-      </w:r>
-      <w:proofErr w:type="gramStart"/>
-      <w:r>
-        <w:t>particular project</w:t>
-      </w:r>
-      <w:proofErr w:type="gramEnd"/>
-      <w:r>
-        <w:t xml:space="preserve">.  Modify it if you need to – but please discuss with your supervisor before making </w:t>
-      </w:r>
-      <w:r>
-        <w:t>substantial</w:t>
-      </w:r>
-      <w:r>
-        <w:t xml:space="preserve"> changes to the organisation and content.</w:t>
-      </w:r>
-      <w:r>
-        <w:t xml:space="preserve">  Make sure you write about the </w:t>
-      </w:r>
-      <w:r>
-        <w:t xml:space="preserve">all the </w:t>
-      </w:r>
-      <w:r>
-        <w:t>required</w:t>
-      </w:r>
-      <w:r>
-        <w:t xml:space="preserve"> elements mentioned in the assignment specification.</w:t>
-      </w:r>
-    </w:p>
-    <w:p>
-      <w:pPr>
-        <w:pStyle w:val="Advice"/>
-      </w:pPr>
-      <w:r>
-        <w:t xml:space="preserve">Paragraphs in red, like this one, are instructions and extra information.  You </w:t>
-      </w:r>
-      <w:r>
-        <w:rPr>
-          <w:u w:val="single"/>
-        </w:rPr>
-        <w:t>must</w:t>
-      </w:r>
-      <w:r>
-        <w:t xml:space="preserve"> delete them before submitting your report</w:t>
-      </w:r>
-      <w:r>
-        <w:t>.</w:t>
-      </w:r>
-    </w:p>
-    <w:p>
-      <w:pPr>
-        <w:pStyle w:val="Advice"/>
-      </w:pPr>
-      <w:r>
-        <w:t xml:space="preserve">This template document has </w:t>
-      </w:r>
-      <w:proofErr w:type="gramStart"/>
-      <w:r>
-        <w:t>a number of</w:t>
-      </w:r>
-      <w:proofErr w:type="gramEnd"/>
-      <w:r>
-        <w:t xml:space="preserve"> paragraph styles predefined.  If you use them (‘Heading 1’, ‘Heading 2’ and ‘Heading 3’) and don’t alter them, then your report will automatically have properly numbered paragraphs and your table of contents will be automatically generated with the right page numbers.  Use ‘Normal’ as the style for general text paragraphs in your document.</w:t>
-      </w:r>
-      <w:r>
-        <w:t xml:space="preserve">  If you don’t know how to use paragraph styles in Word, now is a good time to learn.</w:t>
-      </w:r>
-    </w:p>
-    <w:p>
-      <w:pPr>
-        <w:pStyle w:val="Advice"/>
-      </w:pPr>
-      <w:r>
-        <w:t xml:space="preserve">On this page (and I </w:t>
-      </w:r>
-      <w:r>
-        <w:rPr>
-          <w:i/>
-          <w:iCs/>
-        </w:rPr>
-        <w:t>really</w:t>
-      </w:r>
-      <w:r>
-        <w:t xml:space="preserve"> </w:t>
-      </w:r>
-      <w:r>
-        <w:t xml:space="preserve">hope this is obvious) you must replace the words “The Title </w:t>
-      </w:r>
-      <w:proofErr w:type="gramStart"/>
-      <w:r>
-        <w:t>Of</w:t>
-      </w:r>
-      <w:proofErr w:type="gramEnd"/>
-      <w:r>
-        <w:t xml:space="preserve"> Your Project”,</w:t>
-      </w:r>
-      <w:r>
-        <w:t xml:space="preserve"> </w:t>
-      </w:r>
-      <w:r>
-        <w:t>“Your Full Name Here”</w:t>
-      </w:r>
-      <w:r>
-        <w:t xml:space="preserve"> and “</w:t>
-      </w:r>
-      <w:r>
-        <w:t>20</w:t>
-      </w:r>
-      <w:r>
-        <w:t>2</w:t>
-      </w:r>
-      <w:r>
-        <w:t>XXXXXX</w:t>
-      </w:r>
-      <w:r>
-        <w:t>”</w:t>
-      </w:r>
-      <w:r>
-        <w:t xml:space="preserve"> with the correct information.  You’d be surprised how often people forget to do this.</w:t>
-      </w:r>
-      <w:r>
-        <w:t xml:space="preserve">  Don’t be one of them.</w:t>
-      </w:r>
-    </w:p>
-    <w:p>
-      <w:pPr>
-        <w:pStyle w:val="Advice"/>
-      </w:pPr>
-      <w:r>
-        <w:t xml:space="preserve">You </w:t>
-      </w:r>
-      <w:r>
-        <w:rPr>
-          <w:u w:val="single"/>
-        </w:rPr>
-        <w:t>must</w:t>
-      </w:r>
-      <w:r>
-        <w:t xml:space="preserve"> also replace “XXXX” with the actual word count (excluding acknowledgements, abstract, table of contents, references and appendices) of your document</w:t>
-      </w:r>
-      <w:r>
-        <w:t xml:space="preserve"> after you have deleted all the red bits</w:t>
-      </w:r>
-      <w:r>
-        <w:t>.</w:t>
-      </w:r>
-    </w:p>
-    <w:p>
-      <w:pPr>
-        <w:jc w:val="center"/>
-        <w:rPr>
-          <w:rStyle w:val="Strong"/>
-          <w:sz w:val="24"/>
-          <w:szCs w:val="24"/>
-        </w:rPr>
-      </w:pPr>
-    </w:p>
-    <w:p>
-      <w:pPr>
-        <w:jc w:val="center"/>
       </w:pPr>
       <w:r>
         <w:br w:type="column"/>
-      </w:r>
-    </w:p>
-    <w:p>
-      <w:pPr>
-        <w:pStyle w:val="Advice"/>
-      </w:pPr>
-      <w:r>
-        <w:t xml:space="preserve">This table of contents (TOC) is automatically generated by Word, based on paragraphs with styles of ‘Heading 1’, ‘Heading 2’, ‘Heading 3’ and ‘Unnumbered Heading’.  It </w:t>
-      </w:r>
-      <w:r>
-        <w:t>will</w:t>
-      </w:r>
-      <w:r>
-        <w:t xml:space="preserve"> automatically update with the correct page numbers when you load the document, but you can force it to do so at any time by right-clicking on it (the whole TOC will turn grey) and selecting “Update Field” or pressing F9.</w:t>
-      </w:r>
-    </w:p>
-    <w:p>
-      <w:pPr>
-        <w:pStyle w:val="Advice"/>
-      </w:pPr>
-      <w:r>
-        <w:t xml:space="preserve">If you manually edit the table of contents, you may find that either your changes will get </w:t>
-      </w:r>
-      <w:proofErr w:type="gramStart"/>
-      <w:r>
-        <w:t>overwritten</w:t>
-      </w:r>
-      <w:proofErr w:type="gramEnd"/>
-      <w:r>
-        <w:t xml:space="preserve"> or it will no longer update automatically.  It’s a pain to keep a table of contents up to date manually, so you are advised not to edit it!</w:t>
-      </w:r>
-    </w:p>
-    <w:p>
-      <w:pPr>
-        <w:pStyle w:val="Advice"/>
-      </w:pPr>
-      <w:r>
-        <w:t>Delete these red paragraphs!</w:t>
       </w:r>
     </w:p>
     <w:p>
@@ -2248,6 +2036,29 @@
       </w:sdtContent>
     </w:sdt>
     <w:p/>
+    <w:p/>
+    <w:p/>
+    <w:p>
+      <w:r>
+        <w:t>GREEN  = DONE</w:t>
+      </w:r>
+    </w:p>
+    <w:p>
+      <w:r>
+        <w:t xml:space="preserve">PURPLE = </w:t>
+      </w:r>
+      <w:r>
+        <w:t>NEEDS  REDO/</w:t>
+      </w:r>
+      <w:r>
+        <w:t>PARAPHRASE</w:t>
+      </w:r>
+    </w:p>
+    <w:p>
+      <w:r>
+        <w:t>WHITE = FIRST DRAFT</w:t>
+      </w:r>
+    </w:p>
     <w:p>
       <w:pPr>
         <w:pStyle w:val="Heading1"/>
@@ -2262,6 +2073,7 @@
       </w:r>
       <w:bookmarkEnd w:id="0"/>
     </w:p>
+    <w:p/>
     <w:p>
       <w:pPr>
         <w:pStyle w:val="Heading2"/>
@@ -2272,242 +2084,2395 @@
       </w:r>
       <w:bookmarkEnd w:id="1"/>
     </w:p>
-    <w:p>
-      <w:pPr>
-        <w:pStyle w:val="Advice"/>
-      </w:pPr>
-      <w:r>
-        <w:t>Briefly summarise the project</w:t>
-      </w:r>
-      <w:r>
-        <w:t>, to introduce it to the reader</w:t>
-      </w:r>
-      <w:r>
-        <w:t xml:space="preserve"> before the more detailed sections </w:t>
-      </w:r>
-      <w:proofErr w:type="gramStart"/>
-      <w:r>
-        <w:t>later on</w:t>
-      </w:r>
-      <w:proofErr w:type="gramEnd"/>
-      <w:r>
+    <w:p/>
+    <w:p>
+      <w:pPr>
+        <w:rPr>
+          <w:color w:val="70AD47" w:themeColor="accent6"/>
+        </w:rPr>
+      </w:pPr>
+      <w:r>
+        <w:rPr>
+          <w:color w:val="70AD47" w:themeColor="accent6"/>
+        </w:rPr>
+        <w:t xml:space="preserve">Mobile applications have developed over the past several years from straightforward, one-use tools to sophisticated, multipurpose platforms that help users accomplish numerous related tasks from a single interface. Greater efficiency and convenience are offered by this </w:t>
+      </w:r>
+      <w:r>
+        <w:rPr>
+          <w:color w:val="70AD47" w:themeColor="accent6"/>
+        </w:rPr>
+        <w:t>evolution;</w:t>
+      </w:r>
+      <w:r>
+        <w:rPr>
+          <w:color w:val="70AD47" w:themeColor="accent6"/>
+        </w:rPr>
+        <w:t xml:space="preserve"> </w:t>
+      </w:r>
+      <w:r>
+        <w:rPr>
+          <w:color w:val="70AD47" w:themeColor="accent6"/>
+        </w:rPr>
+        <w:t>However,</w:t>
+      </w:r>
+      <w:r>
+        <w:rPr>
+          <w:color w:val="70AD47" w:themeColor="accent6"/>
+        </w:rPr>
+        <w:t xml:space="preserve"> usability and user experience also face unforeseen challenges. Traditional mobile usability </w:t>
+      </w:r>
+      <w:r>
+        <w:rPr>
+          <w:color w:val="70AD47" w:themeColor="accent6"/>
+        </w:rPr>
+        <w:t>heuristics</w:t>
+      </w:r>
+      <w:r>
+        <w:rPr>
+          <w:color w:val="70AD47" w:themeColor="accent6"/>
+        </w:rPr>
+        <w:t xml:space="preserve">, such as those put forth by Nielsen and Gerhardt-Powals, were created in a time when apps usually had a single, obvious purpose. Because of this, their direct application to contemporary multifunctional designs has not been fully reassessed in light of user expectations, visual complexity, and modern interaction patterns. </w:t>
+      </w:r>
+    </w:p>
+    <w:p>
+      <w:pPr>
+        <w:rPr>
+          <w:color w:val="70AD47" w:themeColor="accent6"/>
+        </w:rPr>
+      </w:pPr>
+    </w:p>
+    <w:p>
+      <w:pPr>
+        <w:rPr>
+          <w:color w:val="70AD47" w:themeColor="accent6"/>
+        </w:rPr>
+      </w:pPr>
+      <w:r>
+        <w:rPr>
+          <w:color w:val="70AD47" w:themeColor="accent6"/>
+        </w:rPr>
+        <w:t>To complete related tasks, many mobile users rely on several single-purpose apps, which leads to disjointed workflows and uneven user experiences. There are potential and design problems associated with the growing popularity of multifunctional apps, or apps that combine multiple tools into a single platform.</w:t>
+      </w:r>
+    </w:p>
+    <w:p>
+      <w:pPr>
+        <w:rPr>
+          <w:color w:val="70AD47" w:themeColor="accent6"/>
+        </w:rPr>
+      </w:pPr>
+    </w:p>
+    <w:p>
+      <w:pPr>
+        <w:rPr>
+          <w:color w:val="70AD47" w:themeColor="accent6"/>
+        </w:rPr>
+      </w:pPr>
+      <w:r>
+        <w:rPr>
+          <w:color w:val="70AD47" w:themeColor="accent6"/>
+        </w:rPr>
+        <w:t xml:space="preserve">The ultimate aim of this experiment is to find out if these established heuristics still work well for multipurpose mobile applications. In order to help the design of integrated, feature-rich applications, it will concentrate on </w:t>
+      </w:r>
+      <w:r>
+        <w:rPr>
+          <w:i/>
+          <w:iCs/>
+          <w:color w:val="70AD47" w:themeColor="accent6"/>
+        </w:rPr>
+        <w:t>determining where existing heuristics work well, where they could prove ineffective, and whether new or modified guidelines are required.</w:t>
+      </w:r>
+    </w:p>
+    <w:p>
+      <w:pPr>
+        <w:rPr>
+          <w:color w:val="70AD47" w:themeColor="accent6"/>
+        </w:rPr>
+      </w:pPr>
+      <w:r>
+        <w:rPr>
+          <w:color w:val="70AD47" w:themeColor="accent6"/>
+        </w:rPr>
+        <w:br/>
+        <w:t xml:space="preserve">The project will combine theoretical investigation with practical implementation to </w:t>
+      </w:r>
+      <w:r>
+        <w:rPr>
+          <w:color w:val="70AD47" w:themeColor="accent6"/>
+        </w:rPr>
+        <w:t>analyse</w:t>
+      </w:r>
+      <w:r>
+        <w:rPr>
+          <w:color w:val="70AD47" w:themeColor="accent6"/>
+        </w:rPr>
+        <w:t xml:space="preserve"> this. As a controlled case study, a multipurpose fitness companion app with functions including </w:t>
+      </w:r>
+      <w:r>
+        <w:rPr>
+          <w:color w:val="70AD47" w:themeColor="accent6"/>
+        </w:rPr>
+        <w:t>notetaking</w:t>
+      </w:r>
+      <w:r>
+        <w:rPr>
+          <w:color w:val="70AD47" w:themeColor="accent6"/>
+        </w:rPr>
+        <w:t>, workout tracking, and rest timers will be created. Heuristic evaluation will be based on this prototype, allowing for the examination of usability problems unique to multifunctional settings.</w:t>
+      </w:r>
+    </w:p>
+    <w:p>
+      <w:pPr>
+        <w:rPr>
+          <w:color w:val="70AD47" w:themeColor="accent6"/>
+        </w:rPr>
+      </w:pPr>
+    </w:p>
+    <w:p>
+      <w:pPr>
+        <w:rPr>
+          <w:color w:val="70AD47" w:themeColor="accent6"/>
+        </w:rPr>
+      </w:pPr>
+      <w:r>
+        <w:rPr>
+          <w:color w:val="70AD47" w:themeColor="accent6"/>
+        </w:rPr>
+        <w:t>While it is true that paradigms for mobile engagement are continuously shifting</w:t>
+      </w:r>
+      <w:r>
+        <w:rPr>
+          <w:color w:val="70AD47" w:themeColor="accent6"/>
+        </w:rPr>
+        <w:t xml:space="preserve">, </w:t>
+      </w:r>
+      <w:r>
+        <w:rPr>
+          <w:color w:val="70AD47" w:themeColor="accent6"/>
+        </w:rPr>
+        <w:t>emerging technologies like wearable interfaces, augmented reality (AR), and voice-based systems are having a growing influence on user experiences</w:t>
+      </w:r>
+      <w:r>
+        <w:rPr>
+          <w:color w:val="70AD47" w:themeColor="accent6"/>
+        </w:rPr>
+        <w:t xml:space="preserve">, </w:t>
+      </w:r>
+      <w:r>
+        <w:rPr>
+          <w:color w:val="70AD47" w:themeColor="accent6"/>
+        </w:rPr>
+        <w:t xml:space="preserve">this does not diminish the relevance of investigating mobile usability today. The fundamentals of usability are not limited to any one technology, but rather to the more broad concepts of human-computer interaction. </w:t>
+      </w:r>
+      <w:r>
+        <w:rPr>
+          <w:color w:val="70AD47" w:themeColor="accent6"/>
+        </w:rPr>
+        <w:t>Both f</w:t>
+      </w:r>
+      <w:r>
+        <w:rPr>
+          <w:color w:val="70AD47" w:themeColor="accent6"/>
+        </w:rPr>
+        <w:t>uture interaction models</w:t>
+      </w:r>
+      <w:r>
+        <w:rPr>
+          <w:color w:val="70AD47" w:themeColor="accent6"/>
+        </w:rPr>
+        <w:t xml:space="preserve"> and legacy applications</w:t>
+      </w:r>
+      <w:r>
+        <w:rPr>
+          <w:color w:val="70AD47" w:themeColor="accent6"/>
+        </w:rPr>
+        <w:t xml:space="preserve"> can benefit from the adaption of these concepts based on the knowledge gathered from assessing heuristics in contemporary mobile contexts. In this way, it offers a basis for these ideas to develop with technological advancement rather than being rendered obsolete by it.</w:t>
+      </w:r>
+    </w:p>
+    <w:p>
+      <w:pPr>
+        <w:rPr>
+          <w:color w:val="70AD47" w:themeColor="accent6"/>
+        </w:rPr>
+      </w:pPr>
+    </w:p>
+    <w:p>
+      <w:pPr>
+        <w:rPr>
+          <w:color w:val="70AD47" w:themeColor="accent6"/>
+        </w:rPr>
+      </w:pPr>
+    </w:p>
+    <w:p>
+      <w:pPr>
+        <w:rPr>
+          <w:color w:val="70AD47" w:themeColor="accent6"/>
+        </w:rPr>
+      </w:pPr>
+    </w:p>
+    <w:p>
+      <w:pPr>
+        <w:rPr>
+          <w:color w:val="70AD47" w:themeColor="accent6"/>
+        </w:rPr>
+      </w:pPr>
+    </w:p>
+    <w:p>
+      <w:pPr>
+        <w:rPr>
+          <w:color w:val="70AD47" w:themeColor="accent6"/>
+        </w:rPr>
+      </w:pPr>
+    </w:p>
+    <w:p>
+      <w:pPr>
+        <w:rPr>
+          <w:color w:val="70AD47" w:themeColor="accent6"/>
+        </w:rPr>
+      </w:pPr>
+      <w:r>
+        <w:rPr>
+          <w:color w:val="70AD47" w:themeColor="accent6"/>
+        </w:rPr>
+        <w:t>Despite all of the careful consideration that went into this study, exploratory research always involves some degree of uncertainty. Like any investigative study, there's a chance that outcomes will differ significantly from the initial expectations. For instance, the prototype might not be completed to the desired level, or the evaluation might show conclusions that are unclear or unfavourable. Such results would not, however, indicate failure; rather, they would offer insightful information on the drawbacks of incorporating conventional heuristics into contemporary app design and guide suggestions for further research. The project's focus on critical analysis and reflection guarantees that significant conclusions regarding the continued applicability of usability heuristics in changing mobile contexts may be made regardless of the outcome.</w:t>
+      </w:r>
+      <w:r>
+        <w:rPr>
+          <w:color w:val="70AD47" w:themeColor="accent6"/>
+        </w:rPr>
+        <w:t xml:space="preserve"> Later in this report, strategies for ensuring this project is completed to the level promised are discussed.</w:t>
+      </w:r>
+    </w:p>
+    <w:p>
+      <w:pPr>
+        <w:rPr>
+          <w:color w:val="70AD47" w:themeColor="accent6"/>
+        </w:rPr>
+      </w:pPr>
+    </w:p>
+    <w:p>
+      <w:pPr>
+        <w:rPr>
+          <w:color w:val="70AD47" w:themeColor="accent6"/>
+        </w:rPr>
+      </w:pPr>
+      <w:r>
+        <w:rPr>
+          <w:color w:val="70AD47" w:themeColor="accent6"/>
+        </w:rPr>
+        <w:t>By assessing whether current usability heuristics are still applicable in the current context or whether the emergence of multifunctional apps necessitates a change in the definition, testing, and measurement of usability, the project ultimately aims to contribute to ongoing discussions in software engineering and user experience design.</w:t>
+      </w:r>
+    </w:p>
+    <w:p/>
+    <w:p>
+      <w:pPr>
+        <w:pStyle w:val="Heading2"/>
+      </w:pPr>
+      <w:bookmarkStart w:id="2" w:name="_Toc144892523"/>
+      <w:r>
+        <w:t>Objectives</w:t>
+      </w:r>
+      <w:bookmarkEnd w:id="2"/>
+    </w:p>
+    <w:p/>
+    <w:p>
+      <w:pPr>
+        <w:rPr>
+          <w:color w:val="70AD47" w:themeColor="accent6"/>
+        </w:rPr>
+      </w:pPr>
+      <w:r>
+        <w:rPr>
+          <w:color w:val="70AD47" w:themeColor="accent6"/>
+        </w:rPr>
+        <w:t>This project's main goal is to assess the validity</w:t>
+      </w:r>
+      <w:r>
+        <w:rPr>
+          <w:color w:val="70AD47" w:themeColor="accent6"/>
+        </w:rPr>
+        <w:t xml:space="preserve"> and continued relevance</w:t>
+      </w:r>
+      <w:r>
+        <w:rPr>
+          <w:color w:val="70AD47" w:themeColor="accent6"/>
+        </w:rPr>
+        <w:t xml:space="preserve"> of conventional mobile usability heuristics in the context of designing multipurpose app</w:t>
+      </w:r>
+      <w:r>
+        <w:rPr>
+          <w:color w:val="70AD47" w:themeColor="accent6"/>
+        </w:rPr>
+        <w:t>lications,</w:t>
+      </w:r>
+      <w:r>
+        <w:rPr>
+          <w:color w:val="70AD47" w:themeColor="accent6"/>
+        </w:rPr>
+        <w:t xml:space="preserve"> </w:t>
+      </w:r>
+      <w:r>
+        <w:rPr>
+          <w:color w:val="70AD47" w:themeColor="accent6"/>
+        </w:rPr>
+        <w:t>using</w:t>
+      </w:r>
+      <w:r>
+        <w:rPr>
+          <w:color w:val="70AD47" w:themeColor="accent6"/>
+        </w:rPr>
+        <w:t xml:space="preserve"> </w:t>
+      </w:r>
+      <w:r>
+        <w:rPr>
+          <w:color w:val="70AD47" w:themeColor="accent6"/>
+        </w:rPr>
+        <w:t>empirical evaluation</w:t>
+      </w:r>
+      <w:r>
+        <w:rPr>
+          <w:color w:val="70AD47" w:themeColor="accent6"/>
+        </w:rPr>
+        <w:t xml:space="preserve">. </w:t>
+      </w:r>
+    </w:p>
+    <w:p>
+      <w:pPr>
+        <w:rPr>
+          <w:color w:val="70AD47" w:themeColor="accent6"/>
+        </w:rPr>
+      </w:pPr>
+      <w:r>
+        <w:rPr>
+          <w:color w:val="70AD47" w:themeColor="accent6"/>
+        </w:rPr>
+        <w:br/>
+      </w:r>
+      <w:r>
+        <w:rPr>
+          <w:color w:val="70AD47" w:themeColor="accent6"/>
+        </w:rPr>
+        <w:t>To</w:t>
+      </w:r>
+      <w:r>
+        <w:rPr>
+          <w:color w:val="70AD47" w:themeColor="accent6"/>
+        </w:rPr>
+        <w:t xml:space="preserve"> achieve this, the project will pursue the following </w:t>
+      </w:r>
+      <w:r>
+        <w:rPr>
+          <w:i/>
+          <w:iCs/>
+          <w:color w:val="70AD47" w:themeColor="accent6"/>
+        </w:rPr>
+        <w:t>primary</w:t>
+      </w:r>
+      <w:r>
+        <w:rPr>
+          <w:color w:val="70AD47" w:themeColor="accent6"/>
+        </w:rPr>
+        <w:t xml:space="preserve"> objectives:</w:t>
+      </w:r>
+    </w:p>
+    <w:p>
+      <w:pPr>
+        <w:rPr>
+          <w:color w:val="70AD47" w:themeColor="accent6"/>
+        </w:rPr>
+      </w:pPr>
+    </w:p>
+    <w:p>
+      <w:pPr>
+        <w:pStyle w:val="ListParagraph"/>
+        <w:numPr>
+          <w:ilvl w:val="0"/>
+          <w:numId w:val="14"/>
+        </w:numPr>
+        <w:rPr>
+          <w:color w:val="70AD47" w:themeColor="accent6"/>
+        </w:rPr>
+      </w:pPr>
+      <w:r>
+        <w:rPr>
+          <w:color w:val="70AD47" w:themeColor="accent6"/>
+        </w:rPr>
+        <w:t>Establish the theoretical foundation for the research</w:t>
+      </w:r>
+      <w:r>
+        <w:rPr>
+          <w:color w:val="70AD47" w:themeColor="accent6"/>
+        </w:rPr>
+        <w:t xml:space="preserve"> by </w:t>
+      </w:r>
+      <w:r>
+        <w:rPr>
+          <w:b/>
+          <w:bCs/>
+          <w:i/>
+          <w:iCs/>
+          <w:color w:val="70AD47" w:themeColor="accent6"/>
+        </w:rPr>
+        <w:t>conducting a literature review</w:t>
+      </w:r>
+      <w:r>
+        <w:rPr>
+          <w:color w:val="70AD47" w:themeColor="accent6"/>
+        </w:rPr>
+        <w:t xml:space="preserve"> on mobile usability heuristics and their historical </w:t>
+      </w:r>
+      <w:r>
+        <w:rPr>
+          <w:color w:val="70AD47" w:themeColor="accent6"/>
+        </w:rPr>
+        <w:t xml:space="preserve">application by </w:t>
+      </w:r>
+      <w:r>
+        <w:rPr>
+          <w:i/>
+          <w:iCs/>
+          <w:color w:val="70AD47" w:themeColor="accent6"/>
+        </w:rPr>
+        <w:t>week 6</w:t>
+      </w:r>
+    </w:p>
+    <w:p>
+      <w:pPr>
+        <w:pStyle w:val="ListParagraph"/>
+        <w:numPr>
+          <w:ilvl w:val="1"/>
+          <w:numId w:val="14"/>
+        </w:numPr>
+        <w:rPr>
+          <w:color w:val="70AD47" w:themeColor="accent6"/>
+        </w:rPr>
+      </w:pPr>
+      <w:r>
+        <w:rPr>
+          <w:color w:val="70AD47" w:themeColor="accent6"/>
+        </w:rPr>
+        <w:t>Identify</w:t>
+      </w:r>
+      <w:r>
+        <w:rPr>
+          <w:color w:val="70AD47" w:themeColor="accent6"/>
+        </w:rPr>
+        <w:t xml:space="preserve"> key principles and any existing research that questions their modern relevance.</w:t>
+      </w:r>
+    </w:p>
+    <w:p>
+      <w:pPr>
+        <w:pStyle w:val="ListParagraph"/>
+        <w:numPr>
+          <w:ilvl w:val="1"/>
+          <w:numId w:val="14"/>
+        </w:numPr>
+        <w:rPr>
+          <w:color w:val="70AD47" w:themeColor="accent6"/>
+        </w:rPr>
+      </w:pPr>
+      <w:r>
+        <w:rPr>
+          <w:color w:val="70AD47" w:themeColor="accent6"/>
+        </w:rPr>
+        <w:t>Focus on established frameworks (e.g., Nielsen’s, Gerhardt-Powals’).</w:t>
+      </w:r>
+    </w:p>
+    <w:p>
+      <w:pPr>
+        <w:rPr>
+          <w:color w:val="70AD47" w:themeColor="accent6"/>
+        </w:rPr>
+      </w:pPr>
+    </w:p>
+    <w:p>
+      <w:pPr>
+        <w:pStyle w:val="ListParagraph"/>
+        <w:numPr>
+          <w:ilvl w:val="0"/>
+          <w:numId w:val="14"/>
+        </w:numPr>
+        <w:rPr>
+          <w:color w:val="70AD47" w:themeColor="accent6"/>
+        </w:rPr>
+      </w:pPr>
+      <w:r>
+        <w:rPr>
+          <w:b/>
+          <w:bCs/>
+          <w:i/>
+          <w:iCs/>
+          <w:color w:val="70AD47" w:themeColor="accent6"/>
+        </w:rPr>
+        <w:t>Examine a sample of multipurpose mobile applications</w:t>
+      </w:r>
+      <w:r>
+        <w:rPr>
+          <w:color w:val="70AD47" w:themeColor="accent6"/>
+        </w:rPr>
+        <w:t xml:space="preserve"> to determine how they adhere to or depart from conventional heuristic concepts</w:t>
+      </w:r>
+      <w:r>
+        <w:rPr>
+          <w:color w:val="70AD47" w:themeColor="accent6"/>
+        </w:rPr>
+        <w:t xml:space="preserve"> by </w:t>
+      </w:r>
+      <w:r>
+        <w:rPr>
+          <w:i/>
+          <w:iCs/>
+          <w:color w:val="70AD47" w:themeColor="accent6"/>
+        </w:rPr>
+        <w:t>week 7</w:t>
+      </w:r>
+      <w:r>
+        <w:rPr>
+          <w:color w:val="70AD47" w:themeColor="accent6"/>
+        </w:rPr>
+        <w:t xml:space="preserve">. </w:t>
+      </w:r>
+    </w:p>
+    <w:p>
+      <w:pPr>
+        <w:pStyle w:val="ListParagraph"/>
+        <w:numPr>
+          <w:ilvl w:val="1"/>
+          <w:numId w:val="14"/>
+        </w:numPr>
+        <w:rPr>
+          <w:color w:val="70AD47" w:themeColor="accent6"/>
+        </w:rPr>
+      </w:pPr>
+      <w:r>
+        <w:rPr>
+          <w:color w:val="70AD47" w:themeColor="accent6"/>
+        </w:rPr>
+        <w:t>Analyse 2-4 mobile applications</w:t>
+      </w:r>
+      <w:r>
+        <w:rPr>
+          <w:color w:val="70AD47" w:themeColor="accent6"/>
+        </w:rPr>
+        <w:t>, i</w:t>
+      </w:r>
+      <w:r>
+        <w:rPr>
+          <w:color w:val="70AD47" w:themeColor="accent6"/>
+        </w:rPr>
+        <w:t xml:space="preserve">deally these will be thematically </w:t>
+      </w:r>
+      <w:r>
+        <w:rPr>
+          <w:color w:val="70AD47" w:themeColor="accent6"/>
+        </w:rPr>
+        <w:t>and functionally different (e.g. utility, productivity, social).</w:t>
+      </w:r>
+    </w:p>
+    <w:p>
+      <w:pPr>
+        <w:pStyle w:val="ListParagraph"/>
+        <w:numPr>
+          <w:ilvl w:val="1"/>
+          <w:numId w:val="14"/>
+        </w:numPr>
+        <w:rPr>
+          <w:color w:val="70AD47" w:themeColor="accent6"/>
+        </w:rPr>
+      </w:pPr>
+      <w:r>
+        <w:rPr>
+          <w:color w:val="70AD47" w:themeColor="accent6"/>
+        </w:rPr>
+        <w:t>Develop a comparative table for mapping heuristic compliance.</w:t>
+      </w:r>
+    </w:p>
+    <w:p>
+      <w:pPr>
+        <w:spacing w:after="0" w:line="240" w:lineRule="auto"/>
+        <w:rPr>
+          <w:rFonts w:eastAsia="Times New Roman" w:cstheme="minorHAnsi"/>
+          <w:color w:val="70AD47" w:themeColor="accent6"/>
+          <w:lang w:eastAsia="en-GB"/>
+        </w:rPr>
+      </w:pPr>
+    </w:p>
+    <w:p>
+      <w:pPr>
+        <w:spacing w:after="0" w:line="240" w:lineRule="auto"/>
+        <w:rPr>
+          <w:rFonts w:eastAsia="Times New Roman" w:cstheme="minorHAnsi"/>
+          <w:color w:val="70AD47" w:themeColor="accent6"/>
+          <w:lang w:eastAsia="en-GB"/>
+        </w:rPr>
+      </w:pPr>
+    </w:p>
+    <w:p>
+      <w:pPr>
+        <w:pStyle w:val="ListParagraph"/>
+        <w:numPr>
+          <w:ilvl w:val="0"/>
+          <w:numId w:val="14"/>
+        </w:numPr>
+        <w:spacing w:after="0" w:line="240" w:lineRule="auto"/>
+        <w:rPr>
+          <w:rFonts w:eastAsia="Times New Roman" w:cstheme="minorHAnsi"/>
+          <w:color w:val="70AD47" w:themeColor="accent6"/>
+          <w:lang w:eastAsia="en-GB"/>
+        </w:rPr>
+      </w:pPr>
+      <w:r>
+        <w:rPr>
+          <w:rFonts w:eastAsia="Times New Roman" w:cstheme="minorHAnsi"/>
+          <w:b/>
+          <w:bCs/>
+          <w:i/>
+          <w:iCs/>
+          <w:color w:val="70AD47" w:themeColor="accent6"/>
+          <w:lang w:eastAsia="en-GB"/>
+        </w:rPr>
+        <w:t>D</w:t>
+      </w:r>
+      <w:r>
+        <w:rPr>
+          <w:rFonts w:eastAsia="Times New Roman" w:cstheme="minorHAnsi"/>
+          <w:b/>
+          <w:bCs/>
+          <w:i/>
+          <w:iCs/>
+          <w:color w:val="70AD47" w:themeColor="accent6"/>
+          <w:lang w:eastAsia="en-GB"/>
+        </w:rPr>
+        <w:t>esign a multipurpose fitness application prototype</w:t>
+      </w:r>
+      <w:r>
+        <w:rPr>
+          <w:rFonts w:eastAsia="Times New Roman" w:cstheme="minorHAnsi"/>
+          <w:color w:val="70AD47" w:themeColor="accent6"/>
+          <w:lang w:eastAsia="en-GB"/>
+        </w:rPr>
+        <w:t xml:space="preserve"> by integrating gym-related capabilities into wireframes and user interface mock-ups.</w:t>
+      </w:r>
+    </w:p>
+    <w:p>
+      <w:pPr>
+        <w:pStyle w:val="ListParagraph"/>
+        <w:numPr>
+          <w:ilvl w:val="1"/>
+          <w:numId w:val="14"/>
+        </w:numPr>
+        <w:spacing w:after="0" w:line="240" w:lineRule="auto"/>
+        <w:rPr>
+          <w:rFonts w:eastAsia="Times New Roman" w:cstheme="minorHAnsi"/>
+          <w:color w:val="70AD47" w:themeColor="accent6"/>
+          <w:lang w:eastAsia="en-GB"/>
+        </w:rPr>
+      </w:pPr>
+      <w:r>
+        <w:rPr>
+          <w:rFonts w:eastAsia="Times New Roman" w:cstheme="minorHAnsi"/>
+          <w:color w:val="70AD47" w:themeColor="accent6"/>
+          <w:lang w:eastAsia="en-GB"/>
+        </w:rPr>
+        <w:t>Create design artefacts with an emphasis on user flow, layout and navigation.</w:t>
+      </w:r>
+    </w:p>
+    <w:p>
+      <w:pPr>
+        <w:pStyle w:val="ListParagraph"/>
+        <w:numPr>
+          <w:ilvl w:val="1"/>
+          <w:numId w:val="14"/>
+        </w:numPr>
+        <w:spacing w:after="0" w:line="240" w:lineRule="auto"/>
+        <w:rPr>
+          <w:rFonts w:eastAsia="Times New Roman" w:cstheme="minorHAnsi"/>
+          <w:color w:val="70AD47" w:themeColor="accent6"/>
+          <w:lang w:eastAsia="en-GB"/>
+        </w:rPr>
+      </w:pPr>
+      <w:r>
+        <w:rPr>
+          <w:rFonts w:eastAsia="Times New Roman" w:cstheme="minorHAnsi"/>
+          <w:color w:val="70AD47" w:themeColor="accent6"/>
+          <w:lang w:eastAsia="en-GB"/>
+        </w:rPr>
+        <w:t>Include at</w:t>
+      </w:r>
+      <w:r>
+        <w:rPr>
+          <w:rFonts w:eastAsia="Times New Roman" w:cstheme="minorHAnsi"/>
+          <w:color w:val="70AD47" w:themeColor="accent6"/>
+          <w:lang w:eastAsia="en-GB"/>
+        </w:rPr>
+        <w:t xml:space="preserve"> least three</w:t>
+      </w:r>
+      <w:r>
+        <w:rPr>
+          <w:rFonts w:eastAsia="Times New Roman" w:cstheme="minorHAnsi"/>
+          <w:color w:val="70AD47" w:themeColor="accent6"/>
+          <w:lang w:eastAsia="en-GB"/>
+        </w:rPr>
+        <w:t xml:space="preserve"> functions</w:t>
+      </w:r>
+      <w:r>
+        <w:rPr>
+          <w:rFonts w:eastAsia="Times New Roman" w:cstheme="minorHAnsi"/>
+          <w:color w:val="70AD47" w:themeColor="accent6"/>
+          <w:lang w:eastAsia="en-GB"/>
+        </w:rPr>
+        <w:t xml:space="preserve"> </w:t>
+      </w:r>
+      <w:r>
+        <w:rPr>
+          <w:rFonts w:eastAsia="Times New Roman" w:cstheme="minorHAnsi"/>
+          <w:color w:val="70AD47" w:themeColor="accent6"/>
+          <w:lang w:eastAsia="en-GB"/>
+        </w:rPr>
+        <w:t>(e.g., timers, workout logging, and note-taking)</w:t>
+      </w:r>
+    </w:p>
+    <w:p>
+      <w:pPr>
+        <w:pStyle w:val="ListParagraph"/>
+        <w:spacing w:after="0" w:line="240" w:lineRule="auto"/>
+        <w:rPr>
+          <w:rFonts w:ascii="Times New Roman" w:eastAsia="Times New Roman" w:hAnsi="Times New Roman" w:cs="Times New Roman"/>
+          <w:sz w:val="24"/>
+          <w:szCs w:val="24"/>
+          <w:lang w:eastAsia="en-GB"/>
+        </w:rPr>
+      </w:pPr>
+    </w:p>
+    <w:p>
+      <w:pPr>
+        <w:rPr>
+          <w:color w:val="70AD47" w:themeColor="accent6"/>
+        </w:rPr>
+      </w:pPr>
+    </w:p>
+    <w:p>
+      <w:pPr>
+        <w:pStyle w:val="ListParagraph"/>
+        <w:numPr>
+          <w:ilvl w:val="0"/>
+          <w:numId w:val="14"/>
+        </w:numPr>
+        <w:rPr>
+          <w:color w:val="70AD47" w:themeColor="accent6"/>
+        </w:rPr>
+      </w:pPr>
+      <w:r>
+        <w:rPr>
+          <w:b/>
+          <w:bCs/>
+          <w:i/>
+          <w:iCs/>
+          <w:color w:val="70AD47" w:themeColor="accent6"/>
+        </w:rPr>
+        <w:t>Build the designed prototype</w:t>
+      </w:r>
+      <w:r>
+        <w:rPr>
+          <w:color w:val="70AD47" w:themeColor="accent6"/>
+        </w:rPr>
+        <w:t xml:space="preserve"> using the chosen frameworks and technologies, incorporating the planned features, to produce a usable, multipurpose fitness app</w:t>
+      </w:r>
+      <w:r>
+        <w:rPr>
+          <w:color w:val="EE0000"/>
+        </w:rPr>
+        <w:t xml:space="preserve"> </w:t>
+      </w:r>
+      <w:r>
+        <w:rPr>
+          <w:i/>
+          <w:iCs/>
+          <w:color w:val="EE0000"/>
+        </w:rPr>
+        <w:t>by week XXXXXXXXXX</w:t>
+      </w:r>
+      <w:r>
+        <w:rPr>
+          <w:color w:val="70AD47" w:themeColor="accent6"/>
+        </w:rPr>
         <w:t>.</w:t>
       </w:r>
     </w:p>
     <w:p>
-      <w:r>
-        <w:t>Delete the red paragraphs and replace this one with your content (use the “Normal” paragraph style).</w:t>
-      </w:r>
-    </w:p>
+      <w:pPr>
+        <w:pStyle w:val="ListParagraph"/>
+        <w:numPr>
+          <w:ilvl w:val="1"/>
+          <w:numId w:val="14"/>
+        </w:numPr>
+        <w:rPr>
+          <w:color w:val="70AD47" w:themeColor="accent6"/>
+        </w:rPr>
+      </w:pPr>
+      <w:r>
+        <w:rPr>
+          <w:color w:val="70AD47" w:themeColor="accent6"/>
+        </w:rPr>
+        <w:t>Developed using the wireframes previously drawn up.</w:t>
+      </w:r>
+    </w:p>
+    <w:p>
+      <w:pPr>
+        <w:pStyle w:val="ListParagraph"/>
+        <w:numPr>
+          <w:ilvl w:val="1"/>
+          <w:numId w:val="14"/>
+        </w:numPr>
+        <w:rPr>
+          <w:color w:val="70AD47" w:themeColor="accent6"/>
+        </w:rPr>
+      </w:pPr>
+      <w:r>
+        <w:rPr>
+          <w:color w:val="70AD47" w:themeColor="accent6"/>
+        </w:rPr>
+        <w:t xml:space="preserve">Ensure product offers </w:t>
+      </w:r>
+      <w:r>
+        <w:rPr>
+          <w:color w:val="70AD47" w:themeColor="accent6"/>
+        </w:rPr>
+        <w:t>a</w:t>
+      </w:r>
+      <w:r>
+        <w:rPr>
+          <w:color w:val="70AD47" w:themeColor="accent6"/>
+        </w:rPr>
+        <w:t xml:space="preserve"> </w:t>
+      </w:r>
+      <w:r>
+        <w:rPr>
+          <w:color w:val="70AD47" w:themeColor="accent6"/>
+        </w:rPr>
+        <w:t>suitable</w:t>
+      </w:r>
+      <w:r>
+        <w:rPr>
+          <w:color w:val="70AD47" w:themeColor="accent6"/>
+        </w:rPr>
+        <w:t xml:space="preserve"> setting for user usability testing.</w:t>
+      </w:r>
+    </w:p>
+    <w:p>
+      <w:pPr>
+        <w:rPr>
+          <w:color w:val="70AD47" w:themeColor="accent6"/>
+        </w:rPr>
+      </w:pPr>
+    </w:p>
+    <w:p>
+      <w:pPr>
+        <w:pStyle w:val="ListParagraph"/>
+        <w:numPr>
+          <w:ilvl w:val="0"/>
+          <w:numId w:val="14"/>
+        </w:numPr>
+        <w:rPr>
+          <w:color w:val="70AD47" w:themeColor="accent6"/>
+        </w:rPr>
+      </w:pPr>
+      <w:r>
+        <w:rPr>
+          <w:b/>
+          <w:bCs/>
+          <w:i/>
+          <w:iCs/>
+          <w:color w:val="70AD47" w:themeColor="accent6"/>
+        </w:rPr>
+        <w:t>Conduct user-based usability testing</w:t>
+      </w:r>
+      <w:r>
+        <w:rPr>
+          <w:color w:val="70AD47" w:themeColor="accent6"/>
+        </w:rPr>
+        <w:t xml:space="preserve"> in order to gather quantitative data to assess accuracy of heuristics gathered in literature research</w:t>
+      </w:r>
+      <w:r>
+        <w:rPr>
+          <w:color w:val="70AD47" w:themeColor="accent6"/>
+        </w:rPr>
+        <w:t xml:space="preserve"> </w:t>
+      </w:r>
+      <w:r>
+        <w:rPr>
+          <w:i/>
+          <w:iCs/>
+          <w:color w:val="EE0000"/>
+        </w:rPr>
+        <w:t>by week XXXXXXXXXX</w:t>
+      </w:r>
+      <w:r>
+        <w:rPr>
+          <w:color w:val="70AD47" w:themeColor="accent6"/>
+        </w:rPr>
+        <w:t>.</w:t>
+      </w:r>
+    </w:p>
+    <w:p>
+      <w:pPr>
+        <w:pStyle w:val="ListParagraph"/>
+        <w:numPr>
+          <w:ilvl w:val="1"/>
+          <w:numId w:val="14"/>
+        </w:numPr>
+        <w:rPr>
+          <w:color w:val="70AD47" w:themeColor="accent6"/>
+        </w:rPr>
+      </w:pPr>
+      <w:r>
+        <w:rPr>
+          <w:color w:val="70AD47" w:themeColor="accent6"/>
+        </w:rPr>
+        <w:t>Pick appropriate testing techniques to get empirical evidence such as A/B testing or timed task performance.</w:t>
+      </w:r>
+    </w:p>
+    <w:p>
+      <w:pPr>
+        <w:pStyle w:val="ListParagraph"/>
+        <w:numPr>
+          <w:ilvl w:val="1"/>
+          <w:numId w:val="14"/>
+        </w:numPr>
+        <w:rPr>
+          <w:color w:val="70AD47" w:themeColor="accent6"/>
+        </w:rPr>
+      </w:pPr>
+      <w:r>
+        <w:rPr>
+          <w:color w:val="70AD47" w:themeColor="accent6"/>
+        </w:rPr>
+        <w:t>Pick tester sample size of at least 3-5 people.</w:t>
+      </w:r>
+    </w:p>
+    <w:p>
+      <w:pPr>
+        <w:rPr>
+          <w:color w:val="70AD47" w:themeColor="accent6"/>
+        </w:rPr>
+      </w:pPr>
+    </w:p>
+    <w:p>
+      <w:pPr>
+        <w:pStyle w:val="ListParagraph"/>
+        <w:numPr>
+          <w:ilvl w:val="0"/>
+          <w:numId w:val="14"/>
+        </w:numPr>
+        <w:rPr>
+          <w:color w:val="70AD47" w:themeColor="accent6"/>
+        </w:rPr>
+      </w:pPr>
+      <w:r>
+        <w:rPr>
+          <w:b/>
+          <w:bCs/>
+          <w:i/>
+          <w:iCs/>
+          <w:color w:val="70AD47" w:themeColor="accent6"/>
+        </w:rPr>
+        <w:t>Analyse and synthesise the test data</w:t>
+      </w:r>
+      <w:r>
+        <w:rPr>
+          <w:color w:val="70AD47" w:themeColor="accent6"/>
+        </w:rPr>
+        <w:t xml:space="preserve"> to ascertain whether the current usability guidelines are still applicable to the design of multifunctional mobile applications</w:t>
+      </w:r>
+      <w:r>
+        <w:rPr>
+          <w:color w:val="70AD47" w:themeColor="accent6"/>
+        </w:rPr>
+        <w:t xml:space="preserve"> </w:t>
+      </w:r>
+      <w:r>
+        <w:rPr>
+          <w:i/>
+          <w:iCs/>
+          <w:color w:val="EE0000"/>
+        </w:rPr>
+        <w:t>by week XXXXXXXXXX</w:t>
+      </w:r>
+      <w:r>
+        <w:rPr>
+          <w:color w:val="70AD47" w:themeColor="accent6"/>
+        </w:rPr>
+        <w:t>.</w:t>
+      </w:r>
+    </w:p>
+    <w:p>
+      <w:pPr>
+        <w:pStyle w:val="ListParagraph"/>
+        <w:numPr>
+          <w:ilvl w:val="1"/>
+          <w:numId w:val="14"/>
+        </w:numPr>
+        <w:rPr>
+          <w:color w:val="70AD47" w:themeColor="accent6"/>
+        </w:rPr>
+      </w:pPr>
+      <w:r>
+        <w:rPr>
+          <w:color w:val="70AD47" w:themeColor="accent6"/>
+        </w:rPr>
+        <w:t>Compare user data with heuristic predictions.</w:t>
+      </w:r>
+    </w:p>
+    <w:p>
+      <w:pPr>
+        <w:pStyle w:val="ListParagraph"/>
+        <w:numPr>
+          <w:ilvl w:val="1"/>
+          <w:numId w:val="14"/>
+        </w:numPr>
+        <w:rPr>
+          <w:color w:val="70AD47" w:themeColor="accent6"/>
+        </w:rPr>
+      </w:pPr>
+      <w:r>
+        <w:rPr>
+          <w:color w:val="70AD47" w:themeColor="accent6"/>
+        </w:rPr>
+        <w:t xml:space="preserve">Produce a written evaluation </w:t>
+      </w:r>
+      <w:r>
+        <w:rPr>
+          <w:color w:val="70AD47" w:themeColor="accent6"/>
+        </w:rPr>
+        <w:t>identifying consistencies and discrepancies</w:t>
+      </w:r>
+      <w:r>
+        <w:rPr>
+          <w:color w:val="70AD47" w:themeColor="accent6"/>
+        </w:rPr>
+        <w:t>.</w:t>
+      </w:r>
+    </w:p>
+    <w:p>
+      <w:pPr>
+        <w:pStyle w:val="ListParagraph"/>
+        <w:numPr>
+          <w:ilvl w:val="1"/>
+          <w:numId w:val="14"/>
+        </w:numPr>
+        <w:rPr>
+          <w:color w:val="70AD47" w:themeColor="accent6"/>
+        </w:rPr>
+      </w:pPr>
+      <w:r>
+        <w:rPr>
+          <w:color w:val="70AD47" w:themeColor="accent6"/>
+        </w:rPr>
+        <w:t>Synthesise findings to answer whether or not “Contemporary heuristics are relevant and accurate for multifunctional mobile application development?”.</w:t>
+      </w:r>
+    </w:p>
+    <w:p>
+      <w:pPr>
+        <w:pStyle w:val="ListParagraph"/>
+        <w:rPr>
+          <w:color w:val="70AD47" w:themeColor="accent6"/>
+        </w:rPr>
+      </w:pPr>
+    </w:p>
+    <w:p>
+      <w:pPr>
+        <w:rPr>
+          <w:color w:val="70AD47" w:themeColor="accent6"/>
+        </w:rPr>
+      </w:pPr>
+      <w:r>
+        <w:rPr>
+          <w:color w:val="70AD47" w:themeColor="accent6"/>
+        </w:rPr>
+        <w:t xml:space="preserve">The following </w:t>
+      </w:r>
+      <w:r>
+        <w:rPr>
+          <w:i/>
+          <w:iCs/>
+          <w:color w:val="70AD47" w:themeColor="accent6"/>
+        </w:rPr>
+        <w:t>secondary</w:t>
+      </w:r>
+      <w:r>
+        <w:rPr>
+          <w:color w:val="70AD47" w:themeColor="accent6"/>
+        </w:rPr>
+        <w:t xml:space="preserve"> objectives are not necessary to answer the question proposed by the main goal of this study; However, their inclusion would increase the quality of the concluding </w:t>
+      </w:r>
+      <w:r>
+        <w:rPr>
+          <w:color w:val="70AD47" w:themeColor="accent6"/>
+        </w:rPr>
+        <w:t>evaluation</w:t>
+      </w:r>
+      <w:r>
+        <w:rPr>
+          <w:color w:val="70AD47" w:themeColor="accent6"/>
+        </w:rPr>
+        <w:t xml:space="preserve"> </w:t>
+      </w:r>
+      <w:r>
+        <w:rPr>
+          <w:color w:val="70AD47" w:themeColor="accent6"/>
+        </w:rPr>
+        <w:t>significantly</w:t>
+      </w:r>
+      <w:r>
+        <w:rPr>
+          <w:color w:val="70AD47" w:themeColor="accent6"/>
+        </w:rPr>
+        <w:t xml:space="preserve"> and extend the value of the project</w:t>
+      </w:r>
+      <w:r>
+        <w:rPr>
+          <w:color w:val="70AD47" w:themeColor="accent6"/>
+        </w:rPr>
+        <w:t>.</w:t>
+      </w:r>
+      <w:r>
+        <w:rPr>
+          <w:color w:val="70AD47" w:themeColor="accent6"/>
+        </w:rPr>
+        <w:tab/>
+      </w:r>
+    </w:p>
+    <w:p>
+      <w:pPr>
+        <w:rPr>
+          <w:color w:val="70AD47" w:themeColor="accent6"/>
+        </w:rPr>
+      </w:pPr>
+    </w:p>
+    <w:p>
+      <w:pPr>
+        <w:pStyle w:val="ListParagraph"/>
+        <w:numPr>
+          <w:ilvl w:val="0"/>
+          <w:numId w:val="17"/>
+        </w:numPr>
+        <w:rPr>
+          <w:color w:val="4472C4" w:themeColor="accent1"/>
+        </w:rPr>
+      </w:pPr>
+      <w:r>
+        <w:rPr>
+          <w:color w:val="70AD47" w:themeColor="accent6"/>
+        </w:rPr>
+        <w:t xml:space="preserve">Propose refinements </w:t>
+      </w:r>
+      <w:r>
+        <w:rPr>
+          <w:color w:val="70AD47" w:themeColor="accent6"/>
+        </w:rPr>
+        <w:t>or</w:t>
+      </w:r>
+      <w:r>
+        <w:rPr>
+          <w:color w:val="70AD47" w:themeColor="accent6"/>
+        </w:rPr>
+        <w:t xml:space="preserve"> extensions to </w:t>
+      </w:r>
+      <w:r>
+        <w:rPr>
+          <w:color w:val="70AD47" w:themeColor="accent6"/>
+        </w:rPr>
+        <w:t xml:space="preserve">current usability </w:t>
+      </w:r>
+      <w:r>
+        <w:rPr>
+          <w:color w:val="70AD47" w:themeColor="accent6"/>
+        </w:rPr>
+        <w:t>heuristics</w:t>
+      </w:r>
+      <w:r>
+        <w:rPr>
+          <w:color w:val="70AD47" w:themeColor="accent6"/>
+        </w:rPr>
+        <w:t>.</w:t>
+      </w:r>
+    </w:p>
+    <w:p>
+      <w:pPr>
+        <w:pStyle w:val="ListParagraph"/>
+        <w:numPr>
+          <w:ilvl w:val="0"/>
+          <w:numId w:val="15"/>
+        </w:numPr>
+        <w:rPr>
+          <w:color w:val="70AD47" w:themeColor="accent6"/>
+        </w:rPr>
+      </w:pPr>
+      <w:r>
+        <w:rPr>
+          <w:color w:val="70AD47" w:themeColor="accent6"/>
+        </w:rPr>
+        <w:t>Revise the prototype to reflect these improvements and showcase enhanced usability.</w:t>
+      </w:r>
+    </w:p>
+    <w:p>
+      <w:pPr>
+        <w:pStyle w:val="ListParagraph"/>
+        <w:numPr>
+          <w:ilvl w:val="0"/>
+          <w:numId w:val="15"/>
+        </w:numPr>
+        <w:rPr>
+          <w:color w:val="70AD47" w:themeColor="accent6"/>
+        </w:rPr>
+      </w:pPr>
+      <w:r>
+        <w:rPr>
+          <w:color w:val="70AD47" w:themeColor="accent6"/>
+        </w:rPr>
+        <w:t>To compare the usability metrics before and after refinement, undertake a secondary user test.</w:t>
+      </w:r>
+    </w:p>
+    <w:p>
+      <w:pPr>
+        <w:pStyle w:val="ListParagraph"/>
+        <w:numPr>
+          <w:ilvl w:val="0"/>
+          <w:numId w:val="15"/>
+        </w:numPr>
+        <w:rPr>
+          <w:color w:val="70AD47" w:themeColor="accent6"/>
+        </w:rPr>
+      </w:pPr>
+      <w:r>
+        <w:rPr>
+          <w:color w:val="70AD47" w:themeColor="accent6"/>
+        </w:rPr>
+        <w:t>Publish the prototype onto a mobile application digital distribution service (e.g. Android play store, Apple app store)</w:t>
+      </w:r>
+      <w:r>
+        <w:rPr>
+          <w:color w:val="70AD47" w:themeColor="accent6"/>
+        </w:rPr>
+        <w:tab/>
+      </w:r>
+    </w:p>
+    <w:p/>
     <w:p>
       <w:pPr>
         <w:pStyle w:val="Heading2"/>
       </w:pPr>
-      <w:bookmarkStart w:id="2" w:name="_Toc144892523"/>
-      <w:r>
-        <w:t>Objectives</w:t>
-      </w:r>
-      <w:bookmarkEnd w:id="2"/>
-    </w:p>
-    <w:p>
-      <w:pPr>
-        <w:pStyle w:val="Advice"/>
-      </w:pPr>
-      <w:r>
-        <w:t xml:space="preserve">Why </w:t>
-      </w:r>
-      <w:r>
-        <w:t xml:space="preserve">is </w:t>
-      </w:r>
-      <w:r>
-        <w:t xml:space="preserve">this </w:t>
-      </w:r>
-      <w:r>
-        <w:t xml:space="preserve">a useful </w:t>
-      </w:r>
-      <w:r>
-        <w:t>project?  What does it seek to achieve?  What is the motivation for it</w:t>
-      </w:r>
-      <w:r>
-        <w:t xml:space="preserve"> (not your motivation</w:t>
-      </w:r>
-      <w:r>
-        <w:t xml:space="preserve"> for doing the project</w:t>
-      </w:r>
-      <w:r>
-        <w:t>)</w:t>
-      </w:r>
-      <w:r>
-        <w:t>?</w:t>
-      </w:r>
-      <w:r>
-        <w:t xml:space="preserve">  What are the primary objectives, and what secondary objectives may be achieved if there is time?</w:t>
-      </w:r>
-      <w:r>
-        <w:t xml:space="preserve">  Make sure these are SMART objectives.</w:t>
-      </w:r>
-    </w:p>
-    <w:p>
-      <w:r>
-        <w:t>Delete the red paragraphs and replace this one with your content (use the “Normal” paragraph style).</w:t>
-      </w:r>
-    </w:p>
+      <w:bookmarkStart w:id="3" w:name="_Toc144892524"/>
+      <w:r>
+        <w:t>Scope</w:t>
+      </w:r>
+      <w:bookmarkEnd w:id="3"/>
+    </w:p>
+    <w:p/>
+    <w:p>
+      <w:pPr>
+        <w:rPr>
+          <w:color w:val="70AD47" w:themeColor="accent6"/>
+        </w:rPr>
+      </w:pPr>
+      <w:r>
+        <w:rPr>
+          <w:color w:val="70AD47" w:themeColor="accent6"/>
+        </w:rPr>
+        <w:t>This project will focus primarily on the usability and design evaluation of multifunctional mobile applications,</w:t>
+      </w:r>
+      <w:r>
+        <w:rPr>
+          <w:rFonts w:ascii="Times New Roman" w:eastAsia="Times New Roman" w:hAnsi="Times New Roman" w:cs="Times New Roman"/>
+          <w:sz w:val="24"/>
+          <w:szCs w:val="24"/>
+          <w:lang w:eastAsia="en-GB"/>
+        </w:rPr>
+        <w:t xml:space="preserve"> </w:t>
+      </w:r>
+      <w:r>
+        <w:rPr>
+          <w:color w:val="70AD47" w:themeColor="accent6"/>
+        </w:rPr>
+        <w:t>paying particular attention to the use of well-known usability heuristics</w:t>
+      </w:r>
+      <w:r>
+        <w:rPr>
+          <w:color w:val="70AD47" w:themeColor="accent6"/>
+        </w:rPr>
+        <w:t xml:space="preserve"> within these contexts</w:t>
+      </w:r>
+      <w:r>
+        <w:rPr>
+          <w:color w:val="70AD47" w:themeColor="accent6"/>
+        </w:rPr>
+        <w:t>. Through user-based usability testing, the practical component—a multifunctional fitness app prototype—will act as a controlled environment for evaluating and analysing heuristic relevance.</w:t>
+      </w:r>
+    </w:p>
+    <w:p>
+      <w:pPr>
+        <w:rPr>
+          <w:color w:val="70AD47" w:themeColor="accent6"/>
+        </w:rPr>
+      </w:pPr>
+    </w:p>
+    <w:p>
+      <w:pPr>
+        <w:rPr>
+          <w:color w:val="70AD47" w:themeColor="accent6"/>
+        </w:rPr>
+      </w:pPr>
+    </w:p>
+    <w:p>
+      <w:pPr>
+        <w:rPr>
+          <w:color w:val="70AD47" w:themeColor="accent6"/>
+        </w:rPr>
+      </w:pPr>
+      <w:r>
+        <w:rPr>
+          <w:color w:val="70AD47" w:themeColor="accent6"/>
+        </w:rPr>
+        <w:lastRenderedPageBreak/>
+        <w:t xml:space="preserve">The scope </w:t>
+      </w:r>
+      <w:r>
+        <w:rPr>
+          <w:b/>
+          <w:bCs/>
+          <w:color w:val="70AD47" w:themeColor="accent6"/>
+        </w:rPr>
+        <w:t>includes:</w:t>
+      </w:r>
+    </w:p>
+    <w:p>
+      <w:pPr>
+        <w:pStyle w:val="ListParagraph"/>
+        <w:numPr>
+          <w:ilvl w:val="0"/>
+          <w:numId w:val="20"/>
+        </w:numPr>
+        <w:rPr>
+          <w:color w:val="70AD47" w:themeColor="accent6"/>
+        </w:rPr>
+      </w:pPr>
+      <w:r>
+        <w:rPr>
+          <w:color w:val="70AD47" w:themeColor="accent6"/>
+        </w:rPr>
+        <w:t>Research and critical review of existing mobile usability heuristics</w:t>
+      </w:r>
+      <w:r>
+        <w:rPr>
+          <w:color w:val="70AD47" w:themeColor="accent6"/>
+        </w:rPr>
+        <w:t xml:space="preserve"> with practical examples of open to use applications</w:t>
+      </w:r>
+      <w:r>
+        <w:rPr>
+          <w:color w:val="70AD47" w:themeColor="accent6"/>
+        </w:rPr>
+        <w:t>.</w:t>
+      </w:r>
+    </w:p>
+    <w:p>
+      <w:pPr>
+        <w:pStyle w:val="ListParagraph"/>
+        <w:numPr>
+          <w:ilvl w:val="0"/>
+          <w:numId w:val="20"/>
+        </w:numPr>
+        <w:rPr>
+          <w:color w:val="70AD47" w:themeColor="accent6"/>
+        </w:rPr>
+      </w:pPr>
+      <w:r>
+        <w:rPr>
+          <w:color w:val="70AD47" w:themeColor="accent6"/>
+        </w:rPr>
+        <w:t>Design and development of a prototype multifunctional fitness app integrating multiple tools.</w:t>
+      </w:r>
+    </w:p>
+    <w:p>
+      <w:pPr>
+        <w:pStyle w:val="ListParagraph"/>
+        <w:numPr>
+          <w:ilvl w:val="0"/>
+          <w:numId w:val="20"/>
+        </w:numPr>
+        <w:rPr>
+          <w:color w:val="70AD47" w:themeColor="accent6"/>
+        </w:rPr>
+      </w:pPr>
+      <w:r>
+        <w:rPr>
+          <w:color w:val="70AD47" w:themeColor="accent6"/>
+        </w:rPr>
+        <w:t>Analysis of chosen, common heuristics</w:t>
+      </w:r>
+      <w:r>
+        <w:rPr>
+          <w:color w:val="70AD47" w:themeColor="accent6"/>
+        </w:rPr>
+        <w:t xml:space="preserve"> and user-based testing using a small, achievable sample size.</w:t>
+      </w:r>
+    </w:p>
+    <w:p>
+      <w:pPr>
+        <w:pStyle w:val="ListParagraph"/>
+        <w:numPr>
+          <w:ilvl w:val="0"/>
+          <w:numId w:val="20"/>
+        </w:numPr>
+        <w:rPr>
+          <w:color w:val="70AD47" w:themeColor="accent6"/>
+        </w:rPr>
+      </w:pPr>
+      <w:r>
+        <w:rPr>
+          <w:color w:val="70AD47" w:themeColor="accent6"/>
+        </w:rPr>
+        <w:t>Evaluation of findings in relation to relevance of established heuristic principles.</w:t>
+      </w:r>
+    </w:p>
+    <w:p>
+      <w:pPr>
+        <w:pStyle w:val="ListParagraph"/>
+        <w:rPr>
+          <w:color w:val="70AD47" w:themeColor="accent6"/>
+        </w:rPr>
+      </w:pPr>
+    </w:p>
+    <w:p>
+      <w:pPr>
+        <w:rPr>
+          <w:b/>
+          <w:bCs/>
+          <w:color w:val="70AD47" w:themeColor="accent6"/>
+        </w:rPr>
+      </w:pPr>
+      <w:r>
+        <w:rPr>
+          <w:color w:val="70AD47" w:themeColor="accent6"/>
+        </w:rPr>
+        <w:t xml:space="preserve">The scope </w:t>
+      </w:r>
+      <w:r>
+        <w:rPr>
+          <w:b/>
+          <w:bCs/>
+          <w:color w:val="70AD47" w:themeColor="accent6"/>
+        </w:rPr>
+        <w:t>Excludes:</w:t>
+      </w:r>
+    </w:p>
+    <w:p>
+      <w:pPr>
+        <w:pStyle w:val="ListParagraph"/>
+        <w:numPr>
+          <w:ilvl w:val="0"/>
+          <w:numId w:val="22"/>
+        </w:numPr>
+        <w:rPr>
+          <w:color w:val="70AD47" w:themeColor="accent6"/>
+        </w:rPr>
+      </w:pPr>
+      <w:r>
+        <w:rPr>
+          <w:color w:val="70AD47" w:themeColor="accent6"/>
+        </w:rPr>
+        <w:t>Large-scale deployment or fully realised commercial release.</w:t>
+      </w:r>
+    </w:p>
+    <w:p>
+      <w:pPr>
+        <w:pStyle w:val="ListParagraph"/>
+        <w:numPr>
+          <w:ilvl w:val="0"/>
+          <w:numId w:val="22"/>
+        </w:numPr>
+        <w:rPr>
+          <w:color w:val="70AD47" w:themeColor="accent6"/>
+        </w:rPr>
+      </w:pPr>
+      <w:r>
+        <w:rPr>
+          <w:color w:val="70AD47" w:themeColor="accent6"/>
+        </w:rPr>
+        <w:t>Backend data synchronisation, cloud services or server-side development.</w:t>
+      </w:r>
+    </w:p>
+    <w:p>
+      <w:pPr>
+        <w:pStyle w:val="ListParagraph"/>
+        <w:numPr>
+          <w:ilvl w:val="0"/>
+          <w:numId w:val="22"/>
+        </w:numPr>
+        <w:rPr>
+          <w:color w:val="70AD47" w:themeColor="accent6"/>
+        </w:rPr>
+      </w:pPr>
+      <w:r>
+        <w:rPr>
+          <w:color w:val="70AD47" w:themeColor="accent6"/>
+        </w:rPr>
+        <w:t>Full-scale longitudinal user study.</w:t>
+      </w:r>
+    </w:p>
+    <w:p/>
     <w:p>
       <w:pPr>
         <w:pStyle w:val="Heading2"/>
       </w:pPr>
-      <w:bookmarkStart w:id="3" w:name="_Toc144892524"/>
-      <w:r>
-        <w:t>Scope</w:t>
-      </w:r>
-      <w:bookmarkEnd w:id="3"/>
-    </w:p>
-    <w:p>
-      <w:pPr>
-        <w:pStyle w:val="Advice"/>
-      </w:pPr>
-      <w:r>
-        <w:t>Remember that a project is a well-defined piece of work.  In this section, explain w</w:t>
-      </w:r>
-      <w:r>
-        <w:t>hat is included in the project, and just as importantly, what is not?</w:t>
-      </w:r>
-      <w:r>
-        <w:t xml:space="preserve">  Think about what someone reading the description might expect, and if there are elements which might seem obvious, but you're not going to do, make sure you say so.</w:t>
-      </w:r>
-    </w:p>
-    <w:p>
-      <w:r>
-        <w:t>D</w:t>
-      </w:r>
-      <w:r>
-        <w:t>elete the red paragraphs and replace this one with your content (use the “Normal” paragraph style).</w:t>
-      </w:r>
+      <w:bookmarkStart w:id="4" w:name="_Toc144892525"/>
+      <w:r>
+        <w:t>Deliverables</w:t>
+      </w:r>
+      <w:bookmarkEnd w:id="4"/>
+    </w:p>
+    <w:p>
+      <w:pPr>
+        <w:pStyle w:val="ListParagraph"/>
+        <w:spacing w:after="0" w:line="240" w:lineRule="auto"/>
+        <w:rPr>
+          <w:rFonts w:eastAsia="Times New Roman" w:cstheme="minorHAnsi"/>
+          <w:lang w:eastAsia="en-GB"/>
+        </w:rPr>
+      </w:pPr>
+    </w:p>
+    <w:p>
+      <w:pPr>
+        <w:pStyle w:val="NormalWeb"/>
+        <w:ind w:left="360"/>
+        <w:rPr>
+          <w:rFonts w:asciiTheme="minorHAnsi" w:hAnsiTheme="minorHAnsi" w:cstheme="minorHAnsi"/>
+          <w:color w:val="70AD47" w:themeColor="accent6"/>
+          <w:sz w:val="22"/>
+          <w:szCs w:val="22"/>
+        </w:rPr>
+      </w:pPr>
+      <w:r>
+        <w:rPr>
+          <w:rFonts w:asciiTheme="minorHAnsi" w:hAnsiTheme="minorHAnsi" w:cstheme="minorHAnsi"/>
+          <w:color w:val="70AD47" w:themeColor="accent6"/>
+          <w:sz w:val="22"/>
+          <w:szCs w:val="22"/>
+        </w:rPr>
+        <w:t>In order to answer the main research question about the continued relevance of mobile usability heuristics in contemporary multifunctional app design, this project will generate a variety of research, practical and evaluative deliverables.</w:t>
+      </w:r>
+    </w:p>
+    <w:p>
+      <w:pPr>
+        <w:pStyle w:val="NormalWeb"/>
+        <w:ind w:left="360"/>
+        <w:rPr>
+          <w:rFonts w:asciiTheme="minorHAnsi" w:hAnsiTheme="minorHAnsi" w:cstheme="minorHAnsi"/>
+          <w:color w:val="70AD47" w:themeColor="accent6"/>
+          <w:sz w:val="22"/>
+          <w:szCs w:val="22"/>
+        </w:rPr>
+      </w:pPr>
+    </w:p>
+    <w:p>
+      <w:pPr>
+        <w:pStyle w:val="NormalWeb"/>
+        <w:ind w:left="360"/>
+        <w:rPr>
+          <w:rFonts w:asciiTheme="minorHAnsi" w:hAnsiTheme="minorHAnsi" w:cstheme="minorHAnsi"/>
+          <w:color w:val="70AD47" w:themeColor="accent6"/>
+          <w:sz w:val="22"/>
+          <w:szCs w:val="22"/>
+        </w:rPr>
+      </w:pPr>
+      <w:r>
+        <w:rPr>
+          <w:rFonts w:asciiTheme="minorHAnsi" w:hAnsiTheme="minorHAnsi" w:cstheme="minorHAnsi"/>
+          <w:color w:val="70AD47" w:themeColor="accent6"/>
+          <w:sz w:val="22"/>
+          <w:szCs w:val="22"/>
+        </w:rPr>
+        <w:t>The following are the anticipated deliverables:</w:t>
+      </w:r>
+    </w:p>
+    <w:p>
+      <w:pPr>
+        <w:pStyle w:val="NormalWeb"/>
+        <w:numPr>
+          <w:ilvl w:val="0"/>
+          <w:numId w:val="26"/>
+        </w:numPr>
+        <w:rPr>
+          <w:rFonts w:asciiTheme="minorHAnsi" w:hAnsiTheme="minorHAnsi" w:cstheme="minorHAnsi"/>
+          <w:color w:val="70AD47" w:themeColor="accent6"/>
+          <w:sz w:val="22"/>
+          <w:szCs w:val="22"/>
+        </w:rPr>
+      </w:pPr>
+      <w:r>
+        <w:rPr>
+          <w:rFonts w:asciiTheme="minorHAnsi" w:hAnsiTheme="minorHAnsi" w:cstheme="minorHAnsi"/>
+          <w:color w:val="70AD47" w:themeColor="accent6"/>
+          <w:sz w:val="22"/>
+          <w:szCs w:val="22"/>
+        </w:rPr>
+        <w:t>Research Report: A thorough written report that examines current usability guidelines and how well they work with multipurpose mobile applications. A review of the literature, an analysis of the case study, and a critical discussion of the results will all be part of this.</w:t>
+      </w:r>
+    </w:p>
+    <w:p>
+      <w:pPr>
+        <w:pStyle w:val="NormalWeb"/>
+        <w:ind w:left="1080"/>
+        <w:rPr>
+          <w:rFonts w:asciiTheme="minorHAnsi" w:hAnsiTheme="minorHAnsi" w:cstheme="minorHAnsi"/>
+          <w:color w:val="70AD47" w:themeColor="accent6"/>
+          <w:sz w:val="22"/>
+          <w:szCs w:val="22"/>
+        </w:rPr>
+      </w:pPr>
+    </w:p>
+    <w:p>
+      <w:pPr>
+        <w:pStyle w:val="NormalWeb"/>
+        <w:numPr>
+          <w:ilvl w:val="0"/>
+          <w:numId w:val="26"/>
+        </w:numPr>
+        <w:rPr>
+          <w:rFonts w:asciiTheme="minorHAnsi" w:hAnsiTheme="minorHAnsi" w:cstheme="minorHAnsi"/>
+          <w:color w:val="70AD47" w:themeColor="accent6"/>
+          <w:sz w:val="22"/>
+          <w:szCs w:val="22"/>
+        </w:rPr>
+      </w:pPr>
+      <w:r>
+        <w:rPr>
+          <w:rFonts w:asciiTheme="minorHAnsi" w:hAnsiTheme="minorHAnsi" w:cstheme="minorHAnsi"/>
+          <w:color w:val="70AD47" w:themeColor="accent6"/>
+          <w:sz w:val="22"/>
+          <w:szCs w:val="22"/>
+        </w:rPr>
+        <w:t xml:space="preserve">A functioning </w:t>
+      </w:r>
+      <w:r>
+        <w:rPr>
+          <w:rFonts w:asciiTheme="minorHAnsi" w:hAnsiTheme="minorHAnsi" w:cstheme="minorHAnsi"/>
+          <w:color w:val="70AD47" w:themeColor="accent6"/>
+          <w:sz w:val="22"/>
+          <w:szCs w:val="22"/>
+        </w:rPr>
+        <w:t>mobile</w:t>
+      </w:r>
+      <w:r>
+        <w:rPr>
+          <w:rFonts w:asciiTheme="minorHAnsi" w:hAnsiTheme="minorHAnsi" w:cstheme="minorHAnsi"/>
+          <w:color w:val="70AD47" w:themeColor="accent6"/>
+          <w:sz w:val="22"/>
+          <w:szCs w:val="22"/>
+        </w:rPr>
+        <w:t xml:space="preserve"> application that combines several gym-related elements (such as a workout tracker, rest timer, and note-taking capabilities). For empirical usability testing, the prototype will act as a controlled setting.</w:t>
+      </w:r>
+    </w:p>
+    <w:p>
+      <w:pPr>
+        <w:pStyle w:val="NormalWeb"/>
+        <w:ind w:left="1080"/>
+        <w:rPr>
+          <w:rFonts w:asciiTheme="minorHAnsi" w:hAnsiTheme="minorHAnsi" w:cstheme="minorHAnsi"/>
+          <w:color w:val="70AD47" w:themeColor="accent6"/>
+          <w:sz w:val="22"/>
+          <w:szCs w:val="22"/>
+        </w:rPr>
+      </w:pPr>
+    </w:p>
+    <w:p>
+      <w:pPr>
+        <w:pStyle w:val="NormalWeb"/>
+        <w:ind w:left="1080"/>
+        <w:rPr>
+          <w:rFonts w:asciiTheme="minorHAnsi" w:hAnsiTheme="minorHAnsi" w:cstheme="minorHAnsi"/>
+          <w:color w:val="70AD47" w:themeColor="accent6"/>
+          <w:sz w:val="22"/>
+          <w:szCs w:val="22"/>
+        </w:rPr>
+      </w:pPr>
+    </w:p>
+    <w:p>
+      <w:pPr>
+        <w:pStyle w:val="NormalWeb"/>
+        <w:numPr>
+          <w:ilvl w:val="0"/>
+          <w:numId w:val="26"/>
+        </w:numPr>
+        <w:rPr>
+          <w:rFonts w:asciiTheme="minorHAnsi" w:hAnsiTheme="minorHAnsi" w:cstheme="minorHAnsi"/>
+          <w:color w:val="70AD47" w:themeColor="accent6"/>
+          <w:sz w:val="22"/>
+          <w:szCs w:val="22"/>
+        </w:rPr>
+      </w:pPr>
+      <w:r>
+        <w:rPr>
+          <w:rFonts w:asciiTheme="minorHAnsi" w:hAnsiTheme="minorHAnsi" w:cstheme="minorHAnsi"/>
+          <w:color w:val="70AD47" w:themeColor="accent6"/>
+          <w:sz w:val="22"/>
+          <w:szCs w:val="22"/>
+        </w:rPr>
+        <w:t>Evaluation Dataset: A/B comparisons, task completion times, and user preference feedback are among the quantitative and qualitative data gathered by user-based usability testing. The effectiveness of established heuristics in explaining observed usability patterns will be evaluated using this dataset.</w:t>
+      </w:r>
+    </w:p>
+    <w:p>
+      <w:pPr>
+        <w:pStyle w:val="NormalWeb"/>
+        <w:ind w:left="1080"/>
+        <w:rPr>
+          <w:rFonts w:asciiTheme="minorHAnsi" w:hAnsiTheme="minorHAnsi" w:cstheme="minorHAnsi"/>
+          <w:color w:val="70AD47" w:themeColor="accent6"/>
+          <w:sz w:val="22"/>
+          <w:szCs w:val="22"/>
+        </w:rPr>
+      </w:pPr>
+    </w:p>
+    <w:p>
+      <w:pPr>
+        <w:pStyle w:val="NormalWeb"/>
+        <w:numPr>
+          <w:ilvl w:val="0"/>
+          <w:numId w:val="26"/>
+        </w:numPr>
+        <w:rPr>
+          <w:rFonts w:asciiTheme="minorHAnsi" w:hAnsiTheme="minorHAnsi" w:cstheme="minorHAnsi"/>
+          <w:color w:val="70AD47" w:themeColor="accent6"/>
+          <w:sz w:val="22"/>
+          <w:szCs w:val="22"/>
+        </w:rPr>
+      </w:pPr>
+      <w:r>
+        <w:rPr>
+          <w:rFonts w:asciiTheme="minorHAnsi" w:hAnsiTheme="minorHAnsi" w:cstheme="minorHAnsi"/>
+          <w:color w:val="70AD47" w:themeColor="accent6"/>
+          <w:sz w:val="22"/>
+          <w:szCs w:val="22"/>
+        </w:rPr>
+        <w:lastRenderedPageBreak/>
+        <w:t>Heuristic Recommendations: A more accurate or expanded set of usability heuristic guidelines designed for the design of multipurpose mobile apps, derived from the findings of the evaluation and insights from the literature.</w:t>
+      </w:r>
+    </w:p>
+    <w:p>
+      <w:pPr>
+        <w:pStyle w:val="NormalWeb"/>
+        <w:rPr>
+          <w:rFonts w:asciiTheme="minorHAnsi" w:hAnsiTheme="minorHAnsi" w:cstheme="minorHAnsi"/>
+          <w:color w:val="70AD47" w:themeColor="accent6"/>
+          <w:sz w:val="22"/>
+          <w:szCs w:val="22"/>
+        </w:rPr>
+      </w:pPr>
+    </w:p>
+    <w:p>
+      <w:pPr>
+        <w:pStyle w:val="NormalWeb"/>
+        <w:numPr>
+          <w:ilvl w:val="0"/>
+          <w:numId w:val="26"/>
+        </w:numPr>
+        <w:rPr>
+          <w:rFonts w:asciiTheme="minorHAnsi" w:hAnsiTheme="minorHAnsi" w:cstheme="minorHAnsi"/>
+          <w:color w:val="70AD47" w:themeColor="accent6"/>
+          <w:sz w:val="22"/>
+          <w:szCs w:val="22"/>
+        </w:rPr>
+      </w:pPr>
+      <w:r>
+        <w:rPr>
+          <w:rFonts w:asciiTheme="minorHAnsi" w:hAnsiTheme="minorHAnsi" w:cstheme="minorHAnsi"/>
+          <w:color w:val="70AD47" w:themeColor="accent6"/>
+          <w:sz w:val="20"/>
+          <w:szCs w:val="20"/>
+        </w:rPr>
+        <w:br/>
+      </w:r>
+      <w:r>
+        <w:rPr>
+          <w:rFonts w:asciiTheme="minorHAnsi" w:hAnsiTheme="minorHAnsi" w:cstheme="minorHAnsi"/>
+          <w:color w:val="70AD47" w:themeColor="accent6"/>
+          <w:sz w:val="22"/>
+          <w:szCs w:val="22"/>
+        </w:rPr>
+        <w:t xml:space="preserve">Project documentation: Supporting artefacts that show the development process, evaluation techniques, and logic behind design choices, such as test protocols, design mock-ups, and analytical materials. Though this will likely be </w:t>
+      </w:r>
+      <w:r>
+        <w:rPr>
+          <w:rFonts w:asciiTheme="minorHAnsi" w:hAnsiTheme="minorHAnsi" w:cstheme="minorHAnsi"/>
+          <w:color w:val="70AD47" w:themeColor="accent6"/>
+          <w:sz w:val="22"/>
+          <w:szCs w:val="22"/>
+        </w:rPr>
+        <w:t>a part</w:t>
+      </w:r>
+      <w:r>
+        <w:rPr>
+          <w:rFonts w:asciiTheme="minorHAnsi" w:hAnsiTheme="minorHAnsi" w:cstheme="minorHAnsi"/>
+          <w:color w:val="70AD47" w:themeColor="accent6"/>
+          <w:sz w:val="22"/>
+          <w:szCs w:val="22"/>
+        </w:rPr>
+        <w:t xml:space="preserve"> of the study report.</w:t>
+      </w:r>
+      <w:r>
+        <w:rPr>
+          <w:rFonts w:asciiTheme="minorHAnsi" w:hAnsiTheme="minorHAnsi" w:cstheme="minorHAnsi"/>
+          <w:color w:val="70AD47" w:themeColor="accent6"/>
+          <w:sz w:val="22"/>
+          <w:szCs w:val="22"/>
+        </w:rPr>
+        <w:br/>
+      </w:r>
+    </w:p>
+    <w:p>
+      <w:pPr>
+        <w:pStyle w:val="NormalWeb"/>
+        <w:rPr>
+          <w:rFonts w:asciiTheme="minorHAnsi" w:hAnsiTheme="minorHAnsi" w:cstheme="minorHAnsi"/>
+          <w:color w:val="70AD47" w:themeColor="accent6"/>
+          <w:sz w:val="22"/>
+          <w:szCs w:val="22"/>
+        </w:rPr>
+      </w:pPr>
+      <w:r>
+        <w:rPr>
+          <w:rFonts w:asciiTheme="minorHAnsi" w:hAnsiTheme="minorHAnsi" w:cstheme="minorHAnsi"/>
+          <w:color w:val="70AD47" w:themeColor="accent6"/>
+          <w:sz w:val="22"/>
+          <w:szCs w:val="22"/>
+        </w:rPr>
+        <w:t>These deliverables will show whether current usability criteria are still applicable or need to be modified for modern multifunctional mobile contexts. They will also offer theoretical insight and practical validation</w:t>
+      </w:r>
+    </w:p>
+    <w:p>
+      <w:pPr>
+        <w:pStyle w:val="NormalWeb"/>
+        <w:rPr>
+          <w:rFonts w:asciiTheme="minorHAnsi" w:hAnsiTheme="minorHAnsi" w:cstheme="minorHAnsi"/>
+          <w:color w:val="70AD47" w:themeColor="accent6"/>
+          <w:sz w:val="22"/>
+          <w:szCs w:val="22"/>
+        </w:rPr>
+      </w:pPr>
     </w:p>
     <w:p>
       <w:pPr>
         <w:pStyle w:val="Heading2"/>
       </w:pPr>
-      <w:bookmarkStart w:id="4" w:name="_Toc144892525"/>
-      <w:r>
-        <w:t>Deliverables</w:t>
-      </w:r>
-      <w:bookmarkEnd w:id="4"/>
-    </w:p>
-    <w:p>
-      <w:pPr>
-        <w:pStyle w:val="Advice"/>
-      </w:pPr>
-      <w:r>
-        <w:t xml:space="preserve">What </w:t>
-      </w:r>
-      <w:r>
-        <w:t>artefacts</w:t>
-      </w:r>
-      <w:r>
-        <w:t xml:space="preserve"> (hardware </w:t>
-      </w:r>
-      <w:r>
-        <w:t>and/</w:t>
-      </w:r>
-      <w:r>
-        <w:t>or software)</w:t>
-      </w:r>
-      <w:r>
-        <w:t xml:space="preserve"> or results </w:t>
-      </w:r>
-      <w:r>
-        <w:t>will the project deliver?  How will you decide whether the</w:t>
-      </w:r>
-      <w:r>
-        <w:t xml:space="preserve"> project has met its objectives?</w:t>
-      </w:r>
-      <w:r>
-        <w:t xml:space="preserve">  Be clear and specific.</w:t>
-      </w:r>
-    </w:p>
-    <w:p>
-      <w:r>
-        <w:t>Delete the red paragraphs and replace this one with your content (use the “Normal” paragraph style).</w:t>
-      </w:r>
-    </w:p>
+      <w:bookmarkStart w:id="5" w:name="_Toc144892526"/>
+      <w:r>
+        <w:t>Constraints</w:t>
+      </w:r>
+      <w:bookmarkEnd w:id="5"/>
+    </w:p>
+    <w:p>
+      <w:pPr>
+        <w:pStyle w:val="NormalWeb"/>
+        <w:rPr>
+          <w:rFonts w:asciiTheme="minorHAnsi" w:hAnsiTheme="minorHAnsi" w:cstheme="minorHAnsi"/>
+          <w:color w:val="70AD47" w:themeColor="accent6"/>
+        </w:rPr>
+      </w:pPr>
+      <w:r>
+        <w:rPr>
+          <w:rFonts w:asciiTheme="minorHAnsi" w:hAnsiTheme="minorHAnsi" w:cstheme="minorHAnsi"/>
+          <w:color w:val="70AD47" w:themeColor="accent6"/>
+        </w:rPr>
+        <w:t xml:space="preserve">The project will work under a number of technical and practical limitations that could affect how it develops and is evaluated. </w:t>
+      </w:r>
+    </w:p>
+    <w:p>
+      <w:pPr>
+        <w:pStyle w:val="NormalWeb"/>
+        <w:rPr>
+          <w:rFonts w:asciiTheme="minorHAnsi" w:hAnsiTheme="minorHAnsi" w:cstheme="minorHAnsi"/>
+          <w:color w:val="70AD47" w:themeColor="accent6"/>
+        </w:rPr>
+      </w:pPr>
+    </w:p>
+    <w:p>
+      <w:pPr>
+        <w:pStyle w:val="NormalWeb"/>
+        <w:numPr>
+          <w:ilvl w:val="0"/>
+          <w:numId w:val="27"/>
+        </w:numPr>
+        <w:rPr>
+          <w:rFonts w:asciiTheme="minorHAnsi" w:hAnsiTheme="minorHAnsi" w:cstheme="minorHAnsi"/>
+          <w:color w:val="70AD47" w:themeColor="accent6"/>
+        </w:rPr>
+      </w:pPr>
+      <w:r>
+        <w:rPr>
+          <w:rFonts w:asciiTheme="minorHAnsi" w:hAnsiTheme="minorHAnsi" w:cstheme="minorHAnsi"/>
+          <w:color w:val="70AD47" w:themeColor="accent6"/>
+        </w:rPr>
+        <w:t>Platform Limitation: Because of time constraints, development experience, and available resources, development will likely be limited to the Android operating system. Implementing cross-platform software (like iOS) is outside the present project scope due to a lack of apple hardware.</w:t>
+      </w:r>
+    </w:p>
+    <w:p>
+      <w:pPr>
+        <w:pStyle w:val="NormalWeb"/>
+        <w:ind w:left="720"/>
+        <w:rPr>
+          <w:rFonts w:asciiTheme="minorHAnsi" w:hAnsiTheme="minorHAnsi" w:cstheme="minorHAnsi"/>
+          <w:color w:val="70AD47" w:themeColor="accent6"/>
+        </w:rPr>
+      </w:pPr>
+    </w:p>
+    <w:p>
+      <w:pPr>
+        <w:pStyle w:val="NormalWeb"/>
+        <w:numPr>
+          <w:ilvl w:val="0"/>
+          <w:numId w:val="27"/>
+        </w:numPr>
+        <w:rPr>
+          <w:rFonts w:asciiTheme="minorHAnsi" w:hAnsiTheme="minorHAnsi" w:cstheme="minorHAnsi"/>
+          <w:color w:val="70AD47" w:themeColor="accent6"/>
+        </w:rPr>
+      </w:pPr>
+      <w:r>
+        <w:rPr>
+          <w:rFonts w:asciiTheme="minorHAnsi" w:hAnsiTheme="minorHAnsi" w:cstheme="minorHAnsi"/>
+          <w:color w:val="70AD47" w:themeColor="accent6"/>
+        </w:rPr>
+        <w:t>Time and Resource Restrictions: The project needs to be finished by the honours </w:t>
+      </w:r>
+      <w:r>
+        <w:rPr>
+          <w:rFonts w:asciiTheme="minorHAnsi" w:hAnsiTheme="minorHAnsi" w:cstheme="minorHAnsi"/>
+          <w:color w:val="70AD47" w:themeColor="accent6"/>
+        </w:rPr>
+        <w:t xml:space="preserve">      </w:t>
+      </w:r>
+      <w:r>
+        <w:rPr>
+          <w:rFonts w:asciiTheme="minorHAnsi" w:hAnsiTheme="minorHAnsi" w:cstheme="minorHAnsi"/>
+          <w:color w:val="70AD47" w:themeColor="accent6"/>
+        </w:rPr>
+        <w:t>stage module's academic deadline. This restricts the possibility of conducting extensive testing, creating intricate </w:t>
+      </w:r>
+      <w:r>
+        <w:rPr>
+          <w:rFonts w:asciiTheme="minorHAnsi" w:hAnsiTheme="minorHAnsi" w:cstheme="minorHAnsi"/>
+          <w:color w:val="70AD47" w:themeColor="accent6"/>
+        </w:rPr>
+        <w:t xml:space="preserve">             features</w:t>
+      </w:r>
+      <w:r>
+        <w:rPr>
+          <w:rFonts w:asciiTheme="minorHAnsi" w:hAnsiTheme="minorHAnsi" w:cstheme="minorHAnsi"/>
+          <w:color w:val="70AD47" w:themeColor="accent6"/>
+        </w:rPr>
+        <w:t>, or recruiting a big number of users.</w:t>
+      </w:r>
+    </w:p>
+    <w:p>
+      <w:pPr>
+        <w:pStyle w:val="NormalWeb"/>
+        <w:rPr>
+          <w:rFonts w:asciiTheme="minorHAnsi" w:hAnsiTheme="minorHAnsi" w:cstheme="minorHAnsi"/>
+          <w:color w:val="70AD47" w:themeColor="accent6"/>
+        </w:rPr>
+      </w:pPr>
+    </w:p>
+    <w:p>
+      <w:pPr>
+        <w:pStyle w:val="NormalWeb"/>
+        <w:numPr>
+          <w:ilvl w:val="0"/>
+          <w:numId w:val="27"/>
+        </w:numPr>
+        <w:rPr>
+          <w:rFonts w:asciiTheme="minorHAnsi" w:hAnsiTheme="minorHAnsi" w:cstheme="minorHAnsi"/>
+        </w:rPr>
+      </w:pPr>
+      <w:r>
+        <w:rPr>
+          <w:rFonts w:asciiTheme="minorHAnsi" w:hAnsiTheme="minorHAnsi" w:cstheme="minorHAnsi"/>
+          <w:color w:val="70AD47" w:themeColor="accent6"/>
+        </w:rPr>
+        <w:t>Evaluation Restrictions: A limited user group will participate in usability testing, </w:t>
+      </w:r>
+      <w:r>
+        <w:rPr>
+          <w:rFonts w:asciiTheme="minorHAnsi" w:hAnsiTheme="minorHAnsi" w:cstheme="minorHAnsi"/>
+          <w:color w:val="70AD47" w:themeColor="accent6"/>
+        </w:rPr>
+        <w:t xml:space="preserve">       </w:t>
+      </w:r>
+      <w:r>
+        <w:rPr>
+          <w:rFonts w:asciiTheme="minorHAnsi" w:hAnsiTheme="minorHAnsi" w:cstheme="minorHAnsi"/>
+          <w:color w:val="70AD47" w:themeColor="accent6"/>
+        </w:rPr>
+        <w:t>which will emphasise both qualitative and quantitative task-based assessment. This may limit the conclusions' statistical generalisability, but it will still offer valuable information about the applicability of the heuristic.</w:t>
+      </w:r>
+    </w:p>
+    <w:p>
+      <w:pPr>
+        <w:pStyle w:val="ListParagraph"/>
+        <w:rPr>
+          <w:rFonts w:cstheme="minorHAnsi"/>
+        </w:rPr>
+      </w:pPr>
+    </w:p>
+    <w:p>
+      <w:pPr>
+        <w:pStyle w:val="NormalWeb"/>
+        <w:ind w:left="720"/>
+        <w:rPr>
+          <w:rFonts w:asciiTheme="minorHAnsi" w:hAnsiTheme="minorHAnsi" w:cstheme="minorHAnsi"/>
+        </w:rPr>
+      </w:pPr>
+    </w:p>
+    <w:p>
+      <w:pPr>
+        <w:pStyle w:val="ListParagraph"/>
+        <w:rPr>
+          <w:rFonts w:cstheme="minorHAnsi"/>
+        </w:rPr>
+      </w:pPr>
+    </w:p>
+    <w:p>
+      <w:pPr>
+        <w:pStyle w:val="NormalWeb"/>
+        <w:numPr>
+          <w:ilvl w:val="0"/>
+          <w:numId w:val="27"/>
+        </w:numPr>
+        <w:rPr>
+          <w:rFonts w:asciiTheme="minorHAnsi" w:hAnsiTheme="minorHAnsi" w:cstheme="minorHAnsi"/>
+        </w:rPr>
+      </w:pPr>
+      <w:r>
+        <w:rPr>
+          <w:rFonts w:asciiTheme="minorHAnsi" w:hAnsiTheme="minorHAnsi" w:cstheme="minorHAnsi"/>
+          <w:color w:val="70AD47" w:themeColor="accent6"/>
+        </w:rPr>
+        <w:lastRenderedPageBreak/>
+        <w:t xml:space="preserve">Logistical and Ethical Restrictions: All user testing will need voluntary involvement and ethical permission. As a result, </w:t>
+      </w:r>
+      <w:r>
+        <w:rPr>
+          <w:rFonts w:asciiTheme="minorHAnsi" w:hAnsiTheme="minorHAnsi" w:cstheme="minorHAnsi"/>
+          <w:color w:val="70AD47" w:themeColor="accent6"/>
+        </w:rPr>
+        <w:t xml:space="preserve">this may again contribute as to why </w:t>
+      </w:r>
+      <w:r>
+        <w:rPr>
+          <w:rFonts w:asciiTheme="minorHAnsi" w:hAnsiTheme="minorHAnsi" w:cstheme="minorHAnsi"/>
+          <w:color w:val="70AD47" w:themeColor="accent6"/>
+        </w:rPr>
+        <w:t>there might not be as many people available or diverse.</w:t>
+      </w:r>
+    </w:p>
+    <w:p>
+      <w:pPr>
+        <w:pStyle w:val="NormalWeb"/>
+        <w:ind w:left="720"/>
+        <w:rPr>
+          <w:rFonts w:asciiTheme="minorHAnsi" w:hAnsiTheme="minorHAnsi" w:cstheme="minorHAnsi"/>
+        </w:rPr>
+      </w:pPr>
+    </w:p>
+    <w:p>
+      <w:pPr>
+        <w:pStyle w:val="NormalWeb"/>
+        <w:numPr>
+          <w:ilvl w:val="0"/>
+          <w:numId w:val="27"/>
+        </w:numPr>
+        <w:rPr>
+          <w:rFonts w:asciiTheme="minorHAnsi" w:hAnsiTheme="minorHAnsi" w:cstheme="minorHAnsi"/>
+        </w:rPr>
+      </w:pPr>
+      <w:r>
+        <w:rPr>
+          <w:rFonts w:asciiTheme="minorHAnsi" w:hAnsiTheme="minorHAnsi" w:cstheme="minorHAnsi"/>
+          <w:color w:val="70AD47" w:themeColor="accent6"/>
+        </w:rPr>
+        <w:t>Financial limitations: This study is being done with a very small budget, paid services or subscriptions will likely be out of the question, this may impact quality of product/data.</w:t>
+      </w:r>
+    </w:p>
+    <w:p>
+      <w:pPr>
+        <w:pStyle w:val="ListParagraph"/>
+        <w:rPr>
+          <w:rFonts w:cstheme="minorHAnsi"/>
+        </w:rPr>
+      </w:pPr>
+    </w:p>
+    <w:p>
+      <w:pPr>
+        <w:pStyle w:val="NormalWeb"/>
+        <w:numPr>
+          <w:ilvl w:val="0"/>
+          <w:numId w:val="27"/>
+        </w:numPr>
+        <w:rPr>
+          <w:rFonts w:asciiTheme="minorHAnsi" w:hAnsiTheme="minorHAnsi" w:cstheme="minorHAnsi"/>
+        </w:rPr>
+      </w:pPr>
+      <w:r>
+        <w:rPr>
+          <w:rFonts w:asciiTheme="minorHAnsi" w:hAnsiTheme="minorHAnsi" w:cstheme="minorHAnsi"/>
+          <w:color w:val="70AD47" w:themeColor="accent6"/>
+        </w:rPr>
+        <w:t xml:space="preserve">Power of conclusion limitations: All these restrictions may mean that ultimately the resources available cannot answer the </w:t>
+      </w:r>
+      <w:r>
+        <w:rPr>
+          <w:rFonts w:asciiTheme="minorHAnsi" w:hAnsiTheme="minorHAnsi" w:cstheme="minorHAnsi"/>
+          <w:color w:val="70AD47" w:themeColor="accent6"/>
+        </w:rPr>
+        <w:t>question raised beyond a shadow of a doubt. This may impact the reliability of data gathered or the credibility of the entire document.</w:t>
+      </w:r>
+    </w:p>
+    <w:p>
+      <w:pPr>
+        <w:pStyle w:val="NormalWeb"/>
+        <w:rPr>
+          <w:rFonts w:asciiTheme="minorHAnsi" w:hAnsiTheme="minorHAnsi" w:cstheme="minorHAnsi"/>
+          <w:color w:val="70AD47" w:themeColor="accent6"/>
+          <w:sz w:val="22"/>
+          <w:szCs w:val="22"/>
+        </w:rPr>
+      </w:pPr>
+      <w:r>
+        <w:rPr>
+          <w:rFonts w:asciiTheme="minorHAnsi" w:hAnsiTheme="minorHAnsi" w:cstheme="minorHAnsi"/>
+          <w:color w:val="70AD47" w:themeColor="accent6"/>
+          <w:sz w:val="22"/>
+          <w:szCs w:val="22"/>
+        </w:rPr>
+        <w:t>To guarantee that the task remains feasible while still fulfilling the objectives of the study and yielding significant, reliable results, these limitations have been acknowledged and taken into account in the project plan.</w:t>
+      </w:r>
+    </w:p>
+    <w:p/>
     <w:p>
       <w:pPr>
         <w:pStyle w:val="Heading2"/>
       </w:pPr>
-      <w:bookmarkStart w:id="5" w:name="_Toc144892526"/>
-      <w:r>
-        <w:t>Constraints</w:t>
-      </w:r>
-      <w:bookmarkEnd w:id="5"/>
-    </w:p>
-    <w:p>
-      <w:pPr>
-        <w:pStyle w:val="Advice"/>
-      </w:pPr>
-      <w:r>
-        <w:t xml:space="preserve">Are there </w:t>
-      </w:r>
-      <w:proofErr w:type="gramStart"/>
-      <w:r>
-        <w:rPr>
-          <w:i/>
-        </w:rPr>
-        <w:t>external</w:t>
-      </w:r>
-      <w:r>
-        <w:rPr>
-          <w:i/>
-        </w:rPr>
-        <w:t>ly-imposed</w:t>
-      </w:r>
-      <w:proofErr w:type="gramEnd"/>
-      <w:r>
-        <w:t xml:space="preserve"> r</w:t>
-      </w:r>
-      <w:r>
-        <w:t>equirements which you must comply with?  What are they, and how will they impact on the project?</w:t>
-      </w:r>
-      <w:r>
-        <w:t xml:space="preserve">  Bear in mind that there might not be any constraints.</w:t>
-      </w:r>
-      <w:r>
-        <w:t xml:space="preserve">  Note that you having already decided to use a specific technology is not an externally imposed constraint – it’s you not making that decision with proper consideration.</w:t>
-      </w:r>
-      <w:r>
-        <w:t xml:space="preserve">  Note that there may not be any constraints on your project.  Delete this section if that is the case.</w:t>
-      </w:r>
-    </w:p>
-    <w:p>
-      <w:r>
-        <w:t>Delete the red paragraphs and replace this one with your content (use the “Normal” paragraph style).</w:t>
-      </w:r>
-    </w:p>
-    <w:p>
-      <w:pPr>
-        <w:pStyle w:val="Heading2"/>
-      </w:pPr>
       <w:bookmarkStart w:id="6" w:name="_Toc144892527"/>
       <w:r>
         <w:t>Assumptions</w:t>
       </w:r>
       <w:bookmarkEnd w:id="6"/>
     </w:p>
-    <w:p>
-      <w:pPr>
-        <w:pStyle w:val="Advice"/>
-      </w:pPr>
-      <w:r>
-        <w:t>If there are unknown elements or missing information relevant to the project, what assumptions will you make to account for these?  How are these assumptions justified?</w:t>
-      </w:r>
-    </w:p>
-    <w:p>
-      <w:r>
-        <w:lastRenderedPageBreak/>
-        <w:t>Delete the red paragraphs and replace this one with your content (use the “Normal” paragraph style).</w:t>
-      </w:r>
-    </w:p>
     <w:p/>
+    <w:p>
+      <w:pPr>
+        <w:spacing w:after="0" w:line="240" w:lineRule="auto"/>
+        <w:rPr>
+          <w:rFonts w:eastAsia="Times New Roman" w:cstheme="minorHAnsi"/>
+          <w:color w:val="70AD47" w:themeColor="accent6"/>
+          <w:lang w:eastAsia="en-GB"/>
+        </w:rPr>
+      </w:pPr>
+      <w:r>
+        <w:rPr>
+          <w:rFonts w:eastAsia="Times New Roman" w:cstheme="minorHAnsi"/>
+          <w:color w:val="70AD47" w:themeColor="accent6"/>
+          <w:lang w:eastAsia="en-GB"/>
+        </w:rPr>
+        <w:t xml:space="preserve">The planning and effective completion of this project are predicated on </w:t>
+      </w:r>
+      <w:r>
+        <w:rPr>
+          <w:rFonts w:eastAsia="Times New Roman" w:cstheme="minorHAnsi"/>
+          <w:color w:val="70AD47" w:themeColor="accent6"/>
+          <w:lang w:eastAsia="en-GB"/>
+        </w:rPr>
+        <w:t>several</w:t>
+      </w:r>
+      <w:r>
+        <w:rPr>
+          <w:rFonts w:eastAsia="Times New Roman" w:cstheme="minorHAnsi"/>
+          <w:color w:val="70AD47" w:themeColor="accent6"/>
+          <w:lang w:eastAsia="en-GB"/>
+        </w:rPr>
+        <w:t xml:space="preserve"> assumptions:</w:t>
+      </w:r>
+    </w:p>
+    <w:p>
+      <w:pPr>
+        <w:spacing w:after="0" w:line="240" w:lineRule="auto"/>
+        <w:rPr>
+          <w:rFonts w:eastAsia="Times New Roman" w:cstheme="minorHAnsi"/>
+          <w:color w:val="70AD47" w:themeColor="accent6"/>
+          <w:lang w:eastAsia="en-GB"/>
+        </w:rPr>
+      </w:pPr>
+    </w:p>
+    <w:p>
+      <w:pPr>
+        <w:pStyle w:val="ListParagraph"/>
+        <w:numPr>
+          <w:ilvl w:val="0"/>
+          <w:numId w:val="28"/>
+        </w:numPr>
+        <w:spacing w:after="0" w:line="240" w:lineRule="auto"/>
+        <w:rPr>
+          <w:rFonts w:eastAsia="Times New Roman" w:cstheme="minorHAnsi"/>
+          <w:color w:val="70AD47" w:themeColor="accent6"/>
+          <w:lang w:eastAsia="en-GB"/>
+        </w:rPr>
+      </w:pPr>
+      <w:r>
+        <w:rPr>
+          <w:rFonts w:eastAsia="Times New Roman" w:cstheme="minorHAnsi"/>
+          <w:color w:val="70AD47" w:themeColor="accent6"/>
+          <w:lang w:eastAsia="en-GB"/>
+        </w:rPr>
+        <w:t>Validity of Current Heuristics: It is believed that well-known usability heuristic frameworks, like those put out by Nielsen and Gerhardt-Powals, still offer a reliable and pertinent starting point for evaluating contemporary mobile applications. In multifunctional app situations, this assumption enables a meaningful comparison between observed usability outcomes and conventional heuristic concepts.</w:t>
+      </w:r>
+    </w:p>
+    <w:p>
+      <w:pPr>
+        <w:spacing w:after="0" w:line="240" w:lineRule="auto"/>
+        <w:ind w:left="360"/>
+        <w:rPr>
+          <w:rFonts w:eastAsia="Times New Roman" w:cstheme="minorHAnsi"/>
+          <w:color w:val="70AD47" w:themeColor="accent6"/>
+          <w:lang w:eastAsia="en-GB"/>
+        </w:rPr>
+      </w:pPr>
+    </w:p>
+    <w:p>
+      <w:pPr>
+        <w:pStyle w:val="ListParagraph"/>
+        <w:numPr>
+          <w:ilvl w:val="0"/>
+          <w:numId w:val="28"/>
+        </w:numPr>
+        <w:spacing w:after="0" w:line="240" w:lineRule="auto"/>
+        <w:rPr>
+          <w:rFonts w:eastAsia="Times New Roman" w:cstheme="minorHAnsi"/>
+          <w:color w:val="70AD47" w:themeColor="accent6"/>
+          <w:lang w:eastAsia="en-GB"/>
+        </w:rPr>
+      </w:pPr>
+      <w:r>
+        <w:rPr>
+          <w:rFonts w:eastAsia="Times New Roman" w:cstheme="minorHAnsi"/>
+          <w:color w:val="70AD47" w:themeColor="accent6"/>
+          <w:lang w:eastAsia="en-GB"/>
+        </w:rPr>
+        <w:t>User Familiarity: Participants chosen for usability testing are presumed to have a rudimentary understanding of touchscreen interaction and mobile applications. This guarantees that usability issues found during testing are related to design elements rather than a deficiency in mobile device user experience.</w:t>
+      </w:r>
+    </w:p>
+    <w:p>
+      <w:pPr>
+        <w:pStyle w:val="ListParagraph"/>
+        <w:rPr>
+          <w:rFonts w:eastAsia="Times New Roman" w:cstheme="minorHAnsi"/>
+          <w:color w:val="70AD47" w:themeColor="accent6"/>
+          <w:lang w:eastAsia="en-GB"/>
+        </w:rPr>
+      </w:pPr>
+    </w:p>
+    <w:p>
+      <w:pPr>
+        <w:pStyle w:val="ListParagraph"/>
+        <w:numPr>
+          <w:ilvl w:val="0"/>
+          <w:numId w:val="28"/>
+        </w:numPr>
+        <w:spacing w:after="0" w:line="240" w:lineRule="auto"/>
+        <w:rPr>
+          <w:rFonts w:eastAsia="Times New Roman" w:cstheme="minorHAnsi"/>
+          <w:color w:val="70AD47" w:themeColor="accent6"/>
+          <w:lang w:eastAsia="en-GB"/>
+        </w:rPr>
+      </w:pPr>
+      <w:r>
+        <w:rPr>
+          <w:rFonts w:eastAsia="Times New Roman" w:cstheme="minorHAnsi"/>
+          <w:color w:val="70AD47" w:themeColor="accent6"/>
+          <w:lang w:eastAsia="en-GB"/>
+        </w:rPr>
+        <w:t>Tool Reliability: Throughout the project, it is anticipated that development and testing and usability testing software will operate dependably and without experiencing major technical difficulties.</w:t>
+      </w:r>
+    </w:p>
+    <w:p>
+      <w:pPr>
+        <w:pStyle w:val="ListParagraph"/>
+        <w:rPr>
+          <w:rFonts w:eastAsia="Times New Roman" w:cstheme="minorHAnsi"/>
+          <w:color w:val="70AD47" w:themeColor="accent6"/>
+          <w:lang w:eastAsia="en-GB"/>
+        </w:rPr>
+      </w:pPr>
+    </w:p>
+    <w:p>
+      <w:pPr>
+        <w:pStyle w:val="ListParagraph"/>
+        <w:numPr>
+          <w:ilvl w:val="0"/>
+          <w:numId w:val="28"/>
+        </w:numPr>
+        <w:spacing w:after="0" w:line="240" w:lineRule="auto"/>
+        <w:rPr>
+          <w:rFonts w:eastAsia="Times New Roman" w:cstheme="minorHAnsi"/>
+          <w:color w:val="70AD47" w:themeColor="accent6"/>
+          <w:lang w:eastAsia="en-GB"/>
+        </w:rPr>
+      </w:pPr>
+      <w:r>
+        <w:rPr>
+          <w:rFonts w:eastAsia="Times New Roman" w:cstheme="minorHAnsi"/>
+          <w:color w:val="70AD47" w:themeColor="accent6"/>
+          <w:lang w:eastAsia="en-GB"/>
+        </w:rPr>
+        <w:t>Availability of volunteers: It is anticipated that there will be enough volunteers available to finish usability testing sessions in the allotted period, and that ethical approval for such testing will be obtained quickly.</w:t>
+      </w:r>
+    </w:p>
+    <w:p>
+      <w:pPr>
+        <w:pStyle w:val="ListParagraph"/>
+        <w:spacing w:after="0" w:line="240" w:lineRule="auto"/>
+        <w:rPr>
+          <w:rFonts w:eastAsia="Times New Roman" w:cstheme="minorHAnsi"/>
+          <w:color w:val="70AD47" w:themeColor="accent6"/>
+          <w:lang w:eastAsia="en-GB"/>
+        </w:rPr>
+      </w:pPr>
+    </w:p>
+    <w:p>
+      <w:pPr>
+        <w:pStyle w:val="ListParagraph"/>
+        <w:spacing w:after="0" w:line="240" w:lineRule="auto"/>
+        <w:rPr>
+          <w:rFonts w:eastAsia="Times New Roman" w:cstheme="minorHAnsi"/>
+          <w:color w:val="70AD47" w:themeColor="accent6"/>
+          <w:lang w:eastAsia="en-GB"/>
+        </w:rPr>
+      </w:pPr>
+    </w:p>
+    <w:p>
+      <w:pPr>
+        <w:pStyle w:val="ListParagraph"/>
+        <w:spacing w:after="0" w:line="240" w:lineRule="auto"/>
+        <w:rPr>
+          <w:rFonts w:cstheme="minorHAnsi"/>
+        </w:rPr>
+      </w:pPr>
+      <w:r>
+        <w:rPr>
+          <w:rFonts w:eastAsia="Times New Roman" w:cstheme="minorHAnsi"/>
+          <w:color w:val="70AD47" w:themeColor="accent6"/>
+          <w:lang w:eastAsia="en-GB"/>
+        </w:rPr>
+        <w:t>These presumptions give the project a solid basis and will be examined on a regular basis to make sure that any modifications to the situation are recognised and handled properly.</w:t>
+      </w:r>
+    </w:p>
     <w:p>
       <w:pPr>
         <w:pStyle w:val="Heading1"/>
@@ -2539,25 +4504,8 @@
       <w:bookmarkEnd w:id="8"/>
     </w:p>
     <w:p>
-      <w:pPr>
-        <w:pStyle w:val="Advice"/>
-      </w:pPr>
-      <w:r>
-        <w:t>What benefits will a successful project bring, and to whom?</w:t>
-      </w:r>
-      <w:r>
-        <w:t xml:space="preserve">  Note that this is about the project’s content</w:t>
-      </w:r>
-      <w:r>
-        <w:t xml:space="preserve"> and purpose</w:t>
-      </w:r>
-      <w:r>
-        <w:t>, not the fact that you are doing a project for your degree.</w:t>
-      </w:r>
-    </w:p>
-    <w:p>
-      <w:r>
-        <w:t>Delete the red paragraphs and replace this one with your content (use the “Normal” paragraph style).</w:t>
+      <w:r>
+        <w:t>The project contributes to understanding how usability heuristics evolve alongside mobile technology trends. The findings could benefit UX designers, software engineers, and researchers by clarifying which established principles still hold value and where modern app design requires new considerations.</w:t>
       </w:r>
     </w:p>
     <w:p>
@@ -2571,25 +4519,18 @@
       <w:bookmarkEnd w:id="9"/>
     </w:p>
     <w:p>
-      <w:pPr>
-        <w:pStyle w:val="Advice"/>
-      </w:pPr>
-      <w:r>
-        <w:t xml:space="preserve">How will you operate the project?  Will you use a particular methodology for it and for any </w:t>
-      </w:r>
-      <w:r>
-        <w:t>software</w:t>
-      </w:r>
-      <w:r>
-        <w:t xml:space="preserve"> or other </w:t>
-      </w:r>
-      <w:r>
-        <w:t>development?  How will you measure the success of your choice?</w:t>
-      </w:r>
-    </w:p>
-    <w:p>
-      <w:r>
-        <w:t>Delete the red paragraphs and replace this one with your content (use the “Normal” paragraph style).</w:t>
+      <w:r>
+        <w:t xml:space="preserve">The project will adopt an </w:t>
+      </w:r>
+      <w:r>
+        <w:rPr>
+          <w:b/>
+          <w:bCs/>
+        </w:rPr>
+        <w:t>iterative design methodology</w:t>
+      </w:r>
+      <w:r>
+        <w:t xml:space="preserve"> following Agile principles. Early research will inform prototype design, which will then undergo heuristic evaluation and refinement based on feedback and analysis.</w:t>
       </w:r>
     </w:p>
     <w:p>
@@ -2603,18 +4544,89 @@
       <w:bookmarkEnd w:id="10"/>
     </w:p>
     <w:p>
-      <w:pPr>
-        <w:pStyle w:val="Advice"/>
-      </w:pPr>
-      <w:r>
-        <w:t>What options are available to you for the tools, techniques and design parameters of your project?  How will you evaluate them and make the best selection?</w:t>
-      </w:r>
-    </w:p>
-    <w:p>
-      <w:r>
-        <w:t>Delete the red paragraphs and replace this one with your content (use the “Normal” paragraph style).</w:t>
-      </w:r>
-    </w:p>
+      <w:r>
+        <w:t>Potential development tools include:</w:t>
+      </w:r>
+    </w:p>
+    <w:p>
+      <w:pPr>
+        <w:numPr>
+          <w:ilvl w:val="0"/>
+          <w:numId w:val="8"/>
+        </w:numPr>
+      </w:pPr>
+      <w:r>
+        <w:t>Android Studio (Kotlin) – for native development.</w:t>
+      </w:r>
+    </w:p>
+    <w:p>
+      <w:pPr>
+        <w:numPr>
+          <w:ilvl w:val="0"/>
+          <w:numId w:val="8"/>
+        </w:numPr>
+      </w:pPr>
+      <w:r>
+        <w:t>Flutter (Dart) – for cross-platform development.</w:t>
+      </w:r>
+      <w:r>
+        <w:br/>
+        <w:t>The final choice will be based on suitability, development speed, and available resources.</w:t>
+      </w:r>
+    </w:p>
+    <w:p>
+      <w:pPr>
+        <w:numPr>
+          <w:ilvl w:val="0"/>
+          <w:numId w:val="8"/>
+        </w:numPr>
+      </w:pPr>
+      <w:r>
+        <w:t>React</w:t>
+      </w:r>
+    </w:p>
+    <w:p>
+      <w:r>
+        <w:t>Potential testing techniques include:</w:t>
+      </w:r>
+    </w:p>
+    <w:p>
+      <w:pPr>
+        <w:pStyle w:val="ListParagraph"/>
+        <w:numPr>
+          <w:ilvl w:val="0"/>
+          <w:numId w:val="12"/>
+        </w:numPr>
+      </w:pPr>
+      <w:r>
+        <w:t>A/B</w:t>
+      </w:r>
+    </w:p>
+    <w:p>
+      <w:pPr>
+        <w:pStyle w:val="ListParagraph"/>
+        <w:numPr>
+          <w:ilvl w:val="0"/>
+          <w:numId w:val="12"/>
+        </w:numPr>
+      </w:pPr>
+      <w:r>
+        <w:t>Think aloud</w:t>
+      </w:r>
+    </w:p>
+    <w:p>
+      <w:pPr>
+        <w:pStyle w:val="ListParagraph"/>
+        <w:numPr>
+          <w:ilvl w:val="0"/>
+          <w:numId w:val="12"/>
+        </w:numPr>
+      </w:pPr>
+      <w:r>
+        <w:t>Usability/ accessibility testing</w:t>
+      </w:r>
+    </w:p>
+    <w:p/>
     <w:p>
       <w:pPr>
         <w:pStyle w:val="Heading2"/>
@@ -2628,22 +4640,453 @@
         <w:t xml:space="preserve"> and mitigation</w:t>
       </w:r>
     </w:p>
-    <w:p>
-      <w:pPr>
-        <w:pStyle w:val="Advice"/>
-      </w:pPr>
-      <w:r>
-        <w:t>What risks might affect the outcome of your project or its stakeholders?  How severe are they, and what steps will you take to mitigate against them?</w:t>
-      </w:r>
-      <w:r>
-        <w:t xml:space="preserve">  Present these as shown in the lectures.</w:t>
-      </w:r>
-    </w:p>
-    <w:p>
-      <w:r>
-        <w:t>Delete the red paragraphs and replace this one with your content (use the “Normal” paragraph style).</w:t>
-      </w:r>
-    </w:p>
+    <w:tbl>
+      <w:tblPr>
+        <w:tblStyle w:val="TableGrid"/>
+        <w:tblpPr w:leftFromText="180" w:rightFromText="180" w:vertAnchor="text" w:horzAnchor="margin" w:tblpY="275"/>
+        <w:tblW w:w="0" w:type="auto"/>
+        <w:tblLook w:val="04A0" w:firstRow="1" w:lastRow="0" w:firstColumn="1" w:lastColumn="0" w:noHBand="0" w:noVBand="1"/>
+      </w:tblPr>
+      <w:tblGrid>
+        <w:gridCol w:w="2672"/>
+        <w:gridCol w:w="1161"/>
+        <w:gridCol w:w="971"/>
+        <w:gridCol w:w="4212"/>
+      </w:tblGrid>
+      <w:tr>
+        <w:tc>
+          <w:tcPr>
+            <w:tcW w:w="0" w:type="auto"/>
+            <w:hideMark/>
+          </w:tcPr>
+          <w:p>
+            <w:pPr>
+              <w:spacing w:after="160" w:line="259" w:lineRule="auto"/>
+              <w:rPr>
+                <w:b/>
+                <w:bCs/>
+              </w:rPr>
+            </w:pPr>
+            <w:r>
+              <w:rPr>
+                <w:b/>
+                <w:bCs/>
+              </w:rPr>
+              <w:t>Risk</w:t>
+            </w:r>
+          </w:p>
+        </w:tc>
+        <w:tc>
+          <w:tcPr>
+            <w:tcW w:w="0" w:type="auto"/>
+            <w:hideMark/>
+          </w:tcPr>
+          <w:p>
+            <w:pPr>
+              <w:spacing w:after="160" w:line="259" w:lineRule="auto"/>
+              <w:rPr>
+                <w:b/>
+                <w:bCs/>
+              </w:rPr>
+            </w:pPr>
+            <w:r>
+              <w:rPr>
+                <w:b/>
+                <w:bCs/>
+              </w:rPr>
+              <w:t>Likelihood</w:t>
+            </w:r>
+          </w:p>
+        </w:tc>
+        <w:tc>
+          <w:tcPr>
+            <w:tcW w:w="0" w:type="auto"/>
+            <w:hideMark/>
+          </w:tcPr>
+          <w:p>
+            <w:pPr>
+              <w:spacing w:after="160" w:line="259" w:lineRule="auto"/>
+              <w:rPr>
+                <w:b/>
+                <w:bCs/>
+              </w:rPr>
+            </w:pPr>
+            <w:r>
+              <w:rPr>
+                <w:b/>
+                <w:bCs/>
+              </w:rPr>
+              <w:t>Impact</w:t>
+            </w:r>
+          </w:p>
+        </w:tc>
+        <w:tc>
+          <w:tcPr>
+            <w:tcW w:w="0" w:type="auto"/>
+            <w:hideMark/>
+          </w:tcPr>
+          <w:p>
+            <w:pPr>
+              <w:spacing w:after="160" w:line="259" w:lineRule="auto"/>
+              <w:rPr>
+                <w:b/>
+                <w:bCs/>
+              </w:rPr>
+            </w:pPr>
+            <w:r>
+              <w:rPr>
+                <w:b/>
+                <w:bCs/>
+              </w:rPr>
+              <w:t>Mitigation</w:t>
+            </w:r>
+          </w:p>
+        </w:tc>
+      </w:tr>
+      <w:tr>
+        <w:tc>
+          <w:tcPr>
+            <w:tcW w:w="0" w:type="auto"/>
+            <w:hideMark/>
+          </w:tcPr>
+          <w:p>
+            <w:pPr>
+              <w:spacing w:after="160" w:line="259" w:lineRule="auto"/>
+            </w:pPr>
+            <w:r>
+              <w:t>Difficulty learning chosen framework</w:t>
+            </w:r>
+          </w:p>
+        </w:tc>
+        <w:tc>
+          <w:tcPr>
+            <w:tcW w:w="0" w:type="auto"/>
+            <w:hideMark/>
+          </w:tcPr>
+          <w:p>
+            <w:pPr>
+              <w:spacing w:after="160" w:line="259" w:lineRule="auto"/>
+            </w:pPr>
+            <w:r>
+              <w:t>Medium</w:t>
+            </w:r>
+          </w:p>
+        </w:tc>
+        <w:tc>
+          <w:tcPr>
+            <w:tcW w:w="0" w:type="auto"/>
+            <w:hideMark/>
+          </w:tcPr>
+          <w:p>
+            <w:pPr>
+              <w:spacing w:after="160" w:line="259" w:lineRule="auto"/>
+            </w:pPr>
+            <w:r>
+              <w:t>Medium</w:t>
+            </w:r>
+          </w:p>
+        </w:tc>
+        <w:tc>
+          <w:tcPr>
+            <w:tcW w:w="0" w:type="auto"/>
+            <w:hideMark/>
+          </w:tcPr>
+          <w:p>
+            <w:pPr>
+              <w:spacing w:after="160" w:line="259" w:lineRule="auto"/>
+            </w:pPr>
+            <w:r>
+              <w:t>Begin tutorials early; use online resources and supervisor support.</w:t>
+            </w:r>
+          </w:p>
+        </w:tc>
+      </w:tr>
+      <w:tr>
+        <w:tc>
+          <w:tcPr>
+            <w:tcW w:w="0" w:type="auto"/>
+            <w:hideMark/>
+          </w:tcPr>
+          <w:p>
+            <w:pPr>
+              <w:spacing w:after="160" w:line="259" w:lineRule="auto"/>
+            </w:pPr>
+            <w:r>
+              <w:t>Scope creep (too many features)</w:t>
+            </w:r>
+          </w:p>
+        </w:tc>
+        <w:tc>
+          <w:tcPr>
+            <w:tcW w:w="0" w:type="auto"/>
+            <w:hideMark/>
+          </w:tcPr>
+          <w:p>
+            <w:pPr>
+              <w:spacing w:after="160" w:line="259" w:lineRule="auto"/>
+            </w:pPr>
+            <w:r>
+              <w:t>High</w:t>
+            </w:r>
+          </w:p>
+        </w:tc>
+        <w:tc>
+          <w:tcPr>
+            <w:tcW w:w="0" w:type="auto"/>
+            <w:hideMark/>
+          </w:tcPr>
+          <w:p>
+            <w:pPr>
+              <w:spacing w:after="160" w:line="259" w:lineRule="auto"/>
+            </w:pPr>
+            <w:r>
+              <w:t>Medium</w:t>
+            </w:r>
+          </w:p>
+        </w:tc>
+        <w:tc>
+          <w:tcPr>
+            <w:tcW w:w="0" w:type="auto"/>
+            <w:hideMark/>
+          </w:tcPr>
+          <w:p>
+            <w:pPr>
+              <w:spacing w:after="160" w:line="259" w:lineRule="auto"/>
+            </w:pPr>
+            <w:r>
+              <w:t>Define core functionality early and focus on heuristic evaluation.</w:t>
+            </w:r>
+          </w:p>
+        </w:tc>
+      </w:tr>
+      <w:tr>
+        <w:tc>
+          <w:tcPr>
+            <w:tcW w:w="0" w:type="auto"/>
+            <w:hideMark/>
+          </w:tcPr>
+          <w:p>
+            <w:pPr>
+              <w:spacing w:after="160" w:line="259" w:lineRule="auto"/>
+            </w:pPr>
+            <w:r>
+              <w:t>Time management</w:t>
+            </w:r>
+          </w:p>
+        </w:tc>
+        <w:tc>
+          <w:tcPr>
+            <w:tcW w:w="0" w:type="auto"/>
+            <w:hideMark/>
+          </w:tcPr>
+          <w:p>
+            <w:pPr>
+              <w:spacing w:after="160" w:line="259" w:lineRule="auto"/>
+            </w:pPr>
+            <w:r>
+              <w:t>Medium</w:t>
+            </w:r>
+          </w:p>
+        </w:tc>
+        <w:tc>
+          <w:tcPr>
+            <w:tcW w:w="0" w:type="auto"/>
+            <w:hideMark/>
+          </w:tcPr>
+          <w:p>
+            <w:pPr>
+              <w:spacing w:after="160" w:line="259" w:lineRule="auto"/>
+            </w:pPr>
+            <w:r>
+              <w:t>High</w:t>
+            </w:r>
+          </w:p>
+        </w:tc>
+        <w:tc>
+          <w:tcPr>
+            <w:tcW w:w="0" w:type="auto"/>
+            <w:hideMark/>
+          </w:tcPr>
+          <w:p>
+            <w:pPr>
+              <w:spacing w:after="160" w:line="259" w:lineRule="auto"/>
+            </w:pPr>
+            <w:r>
+              <w:t>Use Gantt chart and weekly progress meetings.</w:t>
+            </w:r>
+          </w:p>
+        </w:tc>
+      </w:tr>
+      <w:tr>
+        <w:tc>
+          <w:tcPr>
+            <w:tcW w:w="0" w:type="auto"/>
+            <w:hideMark/>
+          </w:tcPr>
+          <w:p>
+            <w:pPr>
+              <w:spacing w:after="160" w:line="259" w:lineRule="auto"/>
+            </w:pPr>
+            <w:r>
+              <w:t>Data loss</w:t>
+            </w:r>
+          </w:p>
+        </w:tc>
+        <w:tc>
+          <w:tcPr>
+            <w:tcW w:w="0" w:type="auto"/>
+            <w:hideMark/>
+          </w:tcPr>
+          <w:p>
+            <w:pPr>
+              <w:spacing w:after="160" w:line="259" w:lineRule="auto"/>
+            </w:pPr>
+            <w:r>
+              <w:t>Low</w:t>
+            </w:r>
+          </w:p>
+        </w:tc>
+        <w:tc>
+          <w:tcPr>
+            <w:tcW w:w="0" w:type="auto"/>
+            <w:hideMark/>
+          </w:tcPr>
+          <w:p>
+            <w:pPr>
+              <w:spacing w:after="160" w:line="259" w:lineRule="auto"/>
+            </w:pPr>
+            <w:r>
+              <w:t>High</w:t>
+            </w:r>
+          </w:p>
+        </w:tc>
+        <w:tc>
+          <w:tcPr>
+            <w:tcW w:w="0" w:type="auto"/>
+            <w:hideMark/>
+          </w:tcPr>
+          <w:p>
+            <w:pPr>
+              <w:spacing w:after="160" w:line="259" w:lineRule="auto"/>
+            </w:pPr>
+            <w:r>
+              <w:t>Use GitHub and cloud backups.</w:t>
+            </w:r>
+          </w:p>
+        </w:tc>
+      </w:tr>
+      <w:tr>
+        <w:tc>
+          <w:tcPr>
+            <w:tcW w:w="0" w:type="auto"/>
+            <w:hideMark/>
+          </w:tcPr>
+          <w:p>
+            <w:pPr>
+              <w:spacing w:after="160" w:line="259" w:lineRule="auto"/>
+            </w:pPr>
+            <w:r>
+              <w:t>Limited user feedback</w:t>
+            </w:r>
+          </w:p>
+        </w:tc>
+        <w:tc>
+          <w:tcPr>
+            <w:tcW w:w="0" w:type="auto"/>
+            <w:hideMark/>
+          </w:tcPr>
+          <w:p>
+            <w:pPr>
+              <w:spacing w:after="160" w:line="259" w:lineRule="auto"/>
+            </w:pPr>
+            <w:r>
+              <w:t>Medium</w:t>
+            </w:r>
+          </w:p>
+        </w:tc>
+        <w:tc>
+          <w:tcPr>
+            <w:tcW w:w="0" w:type="auto"/>
+            <w:hideMark/>
+          </w:tcPr>
+          <w:p>
+            <w:pPr>
+              <w:spacing w:after="160" w:line="259" w:lineRule="auto"/>
+            </w:pPr>
+            <w:r>
+              <w:t>Medium</w:t>
+            </w:r>
+          </w:p>
+        </w:tc>
+        <w:tc>
+          <w:tcPr>
+            <w:tcW w:w="0" w:type="auto"/>
+            <w:hideMark/>
+          </w:tcPr>
+          <w:p>
+            <w:pPr>
+              <w:spacing w:after="160" w:line="259" w:lineRule="auto"/>
+            </w:pPr>
+            <w:r>
+              <w:t>Use expert heuristic evaluation in addition to user testing.</w:t>
+            </w:r>
+          </w:p>
+        </w:tc>
+      </w:tr>
+      <w:tr>
+        <w:trPr>
+          <w:trHeight w:val="605"/>
+        </w:trPr>
+        <w:tc>
+          <w:tcPr>
+            <w:tcW w:w="0" w:type="auto"/>
+          </w:tcPr>
+          <w:p>
+            <w:r>
+              <w:t>Destruction of workstation</w:t>
+            </w:r>
+          </w:p>
+        </w:tc>
+        <w:tc>
+          <w:tcPr>
+            <w:tcW w:w="0" w:type="auto"/>
+          </w:tcPr>
+          <w:p>
+            <w:r>
+              <w:t xml:space="preserve">Low </w:t>
+            </w:r>
+          </w:p>
+        </w:tc>
+        <w:tc>
+          <w:tcPr>
+            <w:tcW w:w="0" w:type="auto"/>
+          </w:tcPr>
+          <w:p>
+            <w:r>
+              <w:t>High</w:t>
+            </w:r>
+          </w:p>
+        </w:tc>
+        <w:tc>
+          <w:tcPr>
+            <w:tcW w:w="0" w:type="auto"/>
+          </w:tcPr>
+          <w:p>
+            <w:r>
+              <w:t>Have backup workstation with enough capabilities.</w:t>
+            </w:r>
+          </w:p>
+        </w:tc>
+      </w:tr>
+    </w:tbl>
+    <w:p/>
+    <w:p/>
+    <w:p/>
+    <w:p/>
+    <w:p/>
+    <w:p/>
+    <w:p/>
+    <w:p/>
     <w:p>
       <w:pPr>
         <w:pStyle w:val="Heading2"/>
@@ -2656,44 +5099,59 @@
     </w:p>
     <w:p>
       <w:pPr>
-        <w:pStyle w:val="Advice"/>
-      </w:pPr>
-      <w:r>
-        <w:t xml:space="preserve">What </w:t>
-      </w:r>
-      <w:r>
-        <w:t xml:space="preserve">special </w:t>
-      </w:r>
-      <w:r>
-        <w:t>resources will you need for the project</w:t>
-      </w:r>
-      <w:r>
-        <w:t xml:space="preserve"> (you need not list standard software and hardware)</w:t>
-      </w:r>
-      <w:r>
-        <w:t xml:space="preserve">?  Are any non-standard?  </w:t>
-      </w:r>
-      <w:r>
-        <w:t xml:space="preserve">Are they already available?  </w:t>
-      </w:r>
-      <w:r>
-        <w:t>What effect will it have if they are not available</w:t>
-      </w:r>
-      <w:r>
-        <w:t xml:space="preserve"> or are delayed</w:t>
-      </w:r>
-      <w:r>
-        <w:t xml:space="preserve">, and how would you </w:t>
-      </w:r>
-      <w:r>
-        <w:t>manage that?</w:t>
-      </w:r>
-    </w:p>
-    <w:p>
-      <w:r>
-        <w:t>Delete the red paragraphs and replace this one with your content (use the “Normal” paragraph style).</w:t>
-      </w:r>
-    </w:p>
+        <w:pStyle w:val="NormalWeb"/>
+        <w:numPr>
+          <w:ilvl w:val="0"/>
+          <w:numId w:val="9"/>
+        </w:numPr>
+        <w:rPr>
+          <w:rFonts w:asciiTheme="minorHAnsi" w:hAnsiTheme="minorHAnsi" w:cstheme="minorHAnsi"/>
+        </w:rPr>
+      </w:pPr>
+      <w:r>
+        <w:rPr>
+          <w:rFonts w:asciiTheme="minorHAnsi" w:hAnsiTheme="minorHAnsi" w:cstheme="minorHAnsi"/>
+        </w:rPr>
+        <w:t>Standard PC/laptop capable of running Android Studio or VS Code.</w:t>
+      </w:r>
+    </w:p>
+    <w:p>
+      <w:pPr>
+        <w:pStyle w:val="NormalWeb"/>
+        <w:numPr>
+          <w:ilvl w:val="0"/>
+          <w:numId w:val="9"/>
+        </w:numPr>
+        <w:rPr>
+          <w:rFonts w:asciiTheme="minorHAnsi" w:hAnsiTheme="minorHAnsi" w:cstheme="minorHAnsi"/>
+        </w:rPr>
+      </w:pPr>
+      <w:r>
+        <w:rPr>
+          <w:rFonts w:asciiTheme="minorHAnsi" w:hAnsiTheme="minorHAnsi" w:cstheme="minorHAnsi"/>
+        </w:rPr>
+        <w:t>Android device or emulator for testing.</w:t>
+      </w:r>
+    </w:p>
+    <w:p>
+      <w:pPr>
+        <w:pStyle w:val="NormalWeb"/>
+        <w:numPr>
+          <w:ilvl w:val="0"/>
+          <w:numId w:val="9"/>
+        </w:numPr>
+        <w:rPr>
+          <w:rFonts w:asciiTheme="minorHAnsi" w:hAnsiTheme="minorHAnsi" w:cstheme="minorHAnsi"/>
+        </w:rPr>
+      </w:pPr>
+      <w:r>
+        <w:rPr>
+          <w:rFonts w:asciiTheme="minorHAnsi" w:hAnsiTheme="minorHAnsi" w:cstheme="minorHAnsi"/>
+        </w:rPr>
+        <w:t>No non-standard hardware or paid software required.</w:t>
+      </w:r>
+    </w:p>
+    <w:p/>
     <w:p>
       <w:pPr>
         <w:pStyle w:val="Heading2"/>
@@ -2702,91 +5160,26 @@
         <w:t>Ethical and legal considerations</w:t>
       </w:r>
     </w:p>
-    <w:p>
-      <w:pPr>
-        <w:pStyle w:val="Advice"/>
-      </w:pPr>
-      <w:r>
-        <w:t xml:space="preserve">Does conducting your project raise any ethical issues?  You do not need to consider the ethical consequences of implementing it </w:t>
-      </w:r>
-      <w:r>
-        <w:t>after your project is complete – that will be done in the Final Report – but you should consider any potential impact during the project.</w:t>
-      </w:r>
-      <w:r>
-        <w:t xml:space="preserve"> </w:t>
-      </w:r>
-      <w:r>
-        <w:t xml:space="preserve"> This is in addition to the ethical checklist assignment.  You should also </w:t>
-      </w:r>
-      <w:r>
-        <w:t>consider if there are likely to be any le</w:t>
-      </w:r>
-      <w:r>
-        <w:t>g</w:t>
-      </w:r>
-      <w:r>
-        <w:t xml:space="preserve">al issues – are there laws you need to take account of (e.g. the GDPR or </w:t>
-      </w:r>
-      <w:r>
-        <w:t>the Computer Misuse Act)</w:t>
-      </w:r>
-      <w:r>
-        <w:t xml:space="preserve"> and which might </w:t>
-      </w:r>
-      <w:proofErr w:type="gramStart"/>
-      <w:r>
-        <w:t>have an effect on</w:t>
-      </w:r>
-      <w:proofErr w:type="gramEnd"/>
-      <w:r>
-        <w:t xml:space="preserve"> your project?</w:t>
-      </w:r>
-    </w:p>
-    <w:p>
-      <w:r>
-        <w:t>Delete the red paragraphs and replace this one with your content (use the “Normal” paragraph style).</w:t>
-      </w:r>
-    </w:p>
+    <w:p/>
+    <w:p>
+      <w:r>
+        <w:t>The project involves limited ethical risks. Any user testing will obtain informed consent and will not collect personal or sensitive data. GDPR principles will be followed for data handling, and participants will remain anonymous.</w:t>
+      </w:r>
+    </w:p>
+    <w:p/>
     <w:p>
       <w:pPr>
         <w:pStyle w:val="Heading2"/>
       </w:pPr>
       <w:r>
-        <w:lastRenderedPageBreak/>
         <w:t>Commercial considerations</w:t>
       </w:r>
     </w:p>
     <w:p>
-      <w:pPr>
-        <w:pStyle w:val="Advice"/>
-      </w:pPr>
-      <w:r>
-        <w:t xml:space="preserve">What will your project cost to undertake?  </w:t>
-      </w:r>
-      <w:r>
-        <w:t xml:space="preserve">Could you market </w:t>
-      </w:r>
-      <w:proofErr w:type="gramStart"/>
-      <w:r>
-        <w:t>the end result</w:t>
-      </w:r>
-      <w:proofErr w:type="gramEnd"/>
-      <w:r>
-        <w:t xml:space="preserve">?  What would your potential market be, and who are the competitors?  It may be that you have no </w:t>
-      </w:r>
-      <w:r>
-        <w:t xml:space="preserve">intention of </w:t>
-      </w:r>
-      <w:r>
-        <w:t>commercialising your work, but you should still consider the possibilities.</w:t>
-      </w:r>
-    </w:p>
-    <w:p>
-      <w:r>
-        <w:t>Delete the red paragraphs and replace this one with your content (use the “Normal” paragraph style).</w:t>
-      </w:r>
-    </w:p>
-    <w:p/>
+      <w:r>
+        <w:t>Costs are minimal as development tools are free. There is potential for commercial interest in all-in-one fitness platforms; however, the project’s primary focus is academic research rather than commercialisation.</w:t>
+      </w:r>
+    </w:p>
     <w:p>
       <w:pPr>
         <w:pStyle w:val="Heading1"/>
@@ -2822,37 +5215,120 @@
       </w:r>
       <w:bookmarkEnd w:id="15"/>
     </w:p>
-    <w:p>
-      <w:pPr>
-        <w:pStyle w:val="Advice"/>
-      </w:pPr>
-      <w:r>
-        <w:t>Present a</w:t>
-      </w:r>
-      <w:r>
-        <w:t xml:space="preserve"> realistic</w:t>
-      </w:r>
-      <w:r>
-        <w:t xml:space="preserve"> task list</w:t>
-      </w:r>
-      <w:r>
-        <w:t xml:space="preserve"> for the entire project</w:t>
-      </w:r>
-      <w:r>
-        <w:t>, broken down to a suitable level of detail.</w:t>
-      </w:r>
-      <w:r>
-        <w:t xml:space="preserve">  Indicate milestones against which progress can be monitored.</w:t>
-      </w:r>
-      <w:r>
-        <w:t xml:space="preserve">  Make sure you include all the deliverables you mentioned earlier.</w:t>
-      </w:r>
-    </w:p>
-    <w:p>
-      <w:r>
-        <w:t>Delete the red paragraphs and replace this one with your content (use the “Normal” paragraph style).</w:t>
-      </w:r>
-    </w:p>
+    <w:p/>
+    <w:p>
+      <w:pPr>
+        <w:numPr>
+          <w:ilvl w:val="0"/>
+          <w:numId w:val="10"/>
+        </w:numPr>
+        <w:tabs>
+          <w:tab w:val="num" w:pos="720"/>
+        </w:tabs>
+      </w:pPr>
+      <w:r>
+        <w:t>Conduct literature review on usability heuristics and multifunctional app design.</w:t>
+      </w:r>
+    </w:p>
+    <w:p>
+      <w:pPr>
+        <w:numPr>
+          <w:ilvl w:val="0"/>
+          <w:numId w:val="10"/>
+        </w:numPr>
+        <w:tabs>
+          <w:tab w:val="num" w:pos="720"/>
+        </w:tabs>
+      </w:pPr>
+      <w:r>
+        <w:t>Identify case studies of multifunctional apps and analyse against heuristics.</w:t>
+      </w:r>
+    </w:p>
+    <w:p>
+      <w:pPr>
+        <w:numPr>
+          <w:ilvl w:val="0"/>
+          <w:numId w:val="10"/>
+        </w:numPr>
+        <w:tabs>
+          <w:tab w:val="num" w:pos="720"/>
+        </w:tabs>
+      </w:pPr>
+      <w:r>
+        <w:t>Define requirements for the fitness app prototype.</w:t>
+      </w:r>
+    </w:p>
+    <w:p>
+      <w:pPr>
+        <w:numPr>
+          <w:ilvl w:val="0"/>
+          <w:numId w:val="10"/>
+        </w:numPr>
+        <w:tabs>
+          <w:tab w:val="num" w:pos="720"/>
+        </w:tabs>
+      </w:pPr>
+      <w:r>
+        <w:t>Create wireframes and user interface mock-ups.</w:t>
+      </w:r>
+    </w:p>
+    <w:p>
+      <w:pPr>
+        <w:numPr>
+          <w:ilvl w:val="0"/>
+          <w:numId w:val="10"/>
+        </w:numPr>
+        <w:tabs>
+          <w:tab w:val="num" w:pos="720"/>
+        </w:tabs>
+      </w:pPr>
+      <w:r>
+        <w:t>Develop prototype app (core features only).</w:t>
+      </w:r>
+    </w:p>
+    <w:p>
+      <w:pPr>
+        <w:numPr>
+          <w:ilvl w:val="0"/>
+          <w:numId w:val="10"/>
+        </w:numPr>
+        <w:tabs>
+          <w:tab w:val="num" w:pos="720"/>
+        </w:tabs>
+      </w:pPr>
+      <w:r>
+        <w:t>Conduct heuristic evaluation and collect feedback.</w:t>
+      </w:r>
+    </w:p>
+    <w:p>
+      <w:pPr>
+        <w:numPr>
+          <w:ilvl w:val="0"/>
+          <w:numId w:val="10"/>
+        </w:numPr>
+        <w:tabs>
+          <w:tab w:val="num" w:pos="720"/>
+        </w:tabs>
+      </w:pPr>
+      <w:r>
+        <w:t>Analyse results and propose heuristic refinements.</w:t>
+      </w:r>
+    </w:p>
+    <w:p>
+      <w:pPr>
+        <w:numPr>
+          <w:ilvl w:val="0"/>
+          <w:numId w:val="10"/>
+        </w:numPr>
+        <w:tabs>
+          <w:tab w:val="num" w:pos="720"/>
+        </w:tabs>
+      </w:pPr>
+      <w:r>
+        <w:t>Write final report and evaluation.</w:t>
+      </w:r>
+    </w:p>
+    <w:p/>
     <w:p>
       <w:pPr>
         <w:pStyle w:val="Heading2"/>
@@ -2870,67 +5346,7 @@
       </w:r>
       <w:bookmarkEnd w:id="16"/>
     </w:p>
-    <w:p>
-      <w:pPr>
-        <w:pStyle w:val="Advice"/>
-      </w:pPr>
-      <w:r>
-        <w:t xml:space="preserve">Present a Gantt chart </w:t>
-      </w:r>
-      <w:r>
-        <w:t xml:space="preserve">showing </w:t>
-      </w:r>
-      <w:r>
-        <w:t xml:space="preserve">a schedule for </w:t>
-      </w:r>
-      <w:r>
-        <w:t>all tasks, milestones and deliverables.</w:t>
-      </w:r>
-      <w:r>
-        <w:t xml:space="preserve">  Show dependencies amongst tasks.</w:t>
-      </w:r>
-      <w:r>
-        <w:t xml:space="preserve">  If you are intending to use SCRUM or other agile methods, be sure to go to the lecture</w:t>
-      </w:r>
-      <w:r>
-        <w:t>s</w:t>
-      </w:r>
-      <w:r>
-        <w:t xml:space="preserve"> involving project planning.</w:t>
-      </w:r>
-      <w:r>
-        <w:t xml:space="preserve">  </w:t>
-      </w:r>
-      <w:r>
-        <w:t>Your time plan should cover the entire period of your project (and will therefore include the PDD preparation as a task and the PDD itself as a deliverable).</w:t>
-      </w:r>
-      <w:r>
-        <w:t xml:space="preserve">  Gantt charts work better in landscape format</w:t>
-      </w:r>
-      <w:r>
-        <w:t xml:space="preserve">, so rotate yours or add a </w:t>
-      </w:r>
-      <w:r>
-        <w:t>landscape format section to the document</w:t>
-      </w:r>
-      <w:r>
-        <w:t>.</w:t>
-      </w:r>
-      <w:r>
-        <w:t xml:space="preserve">  Don’t be tempted </w:t>
-      </w:r>
-      <w:r>
-        <w:t>to simply paste a wide image into a page.  It needs to be readable</w:t>
-      </w:r>
-      <w:r>
-        <w:t xml:space="preserve"> if printed out at normal size.</w:t>
-      </w:r>
-    </w:p>
-    <w:p>
-      <w:r>
-        <w:t>Delete the red paragraphs and replace this one with your content (use the “Normal” paragraph style).</w:t>
-      </w:r>
-    </w:p>
+    <w:p/>
     <w:p>
       <w:pPr>
         <w:pStyle w:val="Heading2"/>
@@ -2941,29 +5357,10 @@
       </w:r>
       <w:bookmarkEnd w:id="17"/>
     </w:p>
-    <w:p>
-      <w:pPr>
-        <w:pStyle w:val="Advice"/>
-      </w:pPr>
-      <w:r>
-        <w:t>How will you manage the project</w:t>
-      </w:r>
-      <w:r>
-        <w:t xml:space="preserve"> day-to-day</w:t>
-      </w:r>
-      <w:r>
-        <w:t xml:space="preserve">?  How will its performance be monitored?  How </w:t>
-      </w:r>
-      <w:r>
-        <w:t>w</w:t>
-      </w:r>
-      <w:r>
-        <w:t>ill you judge if it has been successful?</w:t>
-      </w:r>
-    </w:p>
-    <w:p>
-      <w:r>
-        <w:t>Delete the red paragraphs and replace this one with your content (use the “Normal” paragraph style).</w:t>
+    <w:p/>
+    <w:p>
+      <w:r>
+        <w:t>Progress will be tracked through weekly supervisor meetings and version control updates on GitHub. Key milestones will align with deliverables listed in the Gantt chart.</w:t>
       </w:r>
     </w:p>
     <w:p>
@@ -2976,37 +5373,10 @@
       </w:r>
       <w:bookmarkEnd w:id="18"/>
     </w:p>
-    <w:p>
-      <w:pPr>
-        <w:pStyle w:val="Advice"/>
-      </w:pPr>
-      <w:r>
-        <w:t>How will you evaluate the project’s artefacts and overall outcomes?  What user evaluation will you do?</w:t>
-      </w:r>
-      <w:r>
-        <w:t xml:space="preserve">  Do not underestimate the importance of </w:t>
-      </w:r>
-      <w:proofErr w:type="gramStart"/>
-      <w:r>
-        <w:t>this,</w:t>
-      </w:r>
-      <w:r>
-        <w:t xml:space="preserve"> and</w:t>
-      </w:r>
-      <w:proofErr w:type="gramEnd"/>
-      <w:r>
-        <w:t xml:space="preserve"> include clear details of how you will do the evaluation.</w:t>
-      </w:r>
-      <w:r>
-        <w:t xml:space="preserve">  Remember that if you intend to test your outputs on people, you must </w:t>
-      </w:r>
-      <w:r>
-        <w:t>declare this in your ethics review.</w:t>
-      </w:r>
-    </w:p>
-    <w:p>
-      <w:r>
-        <w:t>Delete the red paragraphs and replace this one with your content (use the “Normal” paragraph style).</w:t>
+    <w:p/>
+    <w:p>
+      <w:r>
+        <w:t>Evaluation will involve applying selected usability heuristics (e.g., Nielsen’s) to the prototype and documenting which principles are upheld or challenged. Additional expert feedback will be used to validate findings. The success of the project will be judged by how well the evaluation answers the research question and contributes to understanding heuristic relevance.</w:t>
       </w:r>
     </w:p>
     <w:p>
@@ -3021,19 +5391,13 @@
       <w:bookmarkEnd w:id="19"/>
     </w:p>
     <w:p>
-      <w:pPr>
-        <w:pStyle w:val="Advice"/>
-      </w:pPr>
-      <w:r>
-        <w:t xml:space="preserve">List any sources you have used for your background and introduction here.  Make sure you use the proper referencing format.  </w:t>
-      </w:r>
-    </w:p>
-    <w:p>
-      <w:r>
-        <w:t>Delete the red paragraphs and replace this one with your content (use the “Normal” paragraph style).</w:t>
-      </w:r>
-    </w:p>
-    <w:p/>
+      <w:r>
+        <w:t>--P</w:t>
+      </w:r>
+      <w:r>
+        <w:t>apers on Nielsen’s heuristics, mobile usability, and multifunctional app design.</w:t>
+      </w:r>
+    </w:p>
     <w:p>
       <w:pPr>
         <w:pStyle w:val="Heading1"/>
@@ -3045,62 +5409,15 @@
       </w:r>
       <w:bookmarkEnd w:id="20"/>
     </w:p>
-    <w:p>
-      <w:pPr>
-        <w:pStyle w:val="Advice"/>
-      </w:pPr>
-      <w:r>
-        <w:t xml:space="preserve">You may </w:t>
-      </w:r>
-      <w:r>
-        <w:t>use</w:t>
-      </w:r>
-      <w:r>
-        <w:t xml:space="preserve"> one or more appendices </w:t>
-      </w:r>
-      <w:r>
-        <w:t>(label them “Appendix a” “</w:t>
-      </w:r>
-      <w:r>
-        <w:t>A</w:t>
-      </w:r>
-      <w:r>
-        <w:t xml:space="preserve">ppendix b” and so on), </w:t>
-      </w:r>
-      <w:r>
-        <w:t xml:space="preserve">to add useful </w:t>
-      </w:r>
-      <w:r>
-        <w:t xml:space="preserve">reference </w:t>
-      </w:r>
-      <w:r>
-        <w:t>information</w:t>
-      </w:r>
-      <w:r>
-        <w:t xml:space="preserve"> which may be relevant to other sections of the report</w:t>
-      </w:r>
-      <w:r>
-        <w:t xml:space="preserve">.  Do not use appendices </w:t>
-      </w:r>
-      <w:r>
-        <w:t xml:space="preserve">simply </w:t>
-      </w:r>
-      <w:r>
-        <w:t>as a way</w:t>
-      </w:r>
-      <w:r>
-        <w:t xml:space="preserve"> of writing more than will fit into the main document word count.</w:t>
-      </w:r>
-      <w:r>
-        <w:t xml:space="preserve">  If you don't need any appendices, then delete this whole section</w:t>
-      </w:r>
-    </w:p>
-    <w:p>
-      <w:r>
-        <w:t>Delete the red paragraphs and replace this one with your content (use the “Normal” paragraph style).</w:t>
-      </w:r>
-    </w:p>
     <w:p/>
+    <w:p>
+      <w:r>
+        <w:t>--</w:t>
+      </w:r>
+      <w:r>
+        <w:t>include your ethics form, design sketches, or early research tables here</w:t>
+      </w:r>
+    </w:p>
     <w:sectPr>
       <w:headerReference w:type="even" r:id="rId7"/>
       <w:headerReference w:type="default" r:id="rId8"/>
@@ -3298,6 +5615,1063 @@
     </w:lvl>
   </w:abstractNum>
   <w:abstractNum w:abstractNumId="1" w15:restartNumberingAfterBreak="0">
+    <w:nsid w:val="07B01509"/>
+    <w:multiLevelType w:val="multilevel"/>
+    <w:tmpl w:val="55146C9C"/>
+    <w:lvl w:ilvl="0">
+      <w:start w:val="1"/>
+      <w:numFmt w:val="decimal"/>
+      <w:lvlText w:val="%1."/>
+      <w:lvlJc w:val="left"/>
+      <w:pPr>
+        <w:tabs>
+          <w:tab w:val="num" w:pos="1440"/>
+        </w:tabs>
+        <w:ind w:left="1440" w:hanging="360"/>
+      </w:pPr>
+    </w:lvl>
+    <w:lvl w:ilvl="1" w:tentative="1">
+      <w:start w:val="1"/>
+      <w:numFmt w:val="decimal"/>
+      <w:lvlText w:val="%2."/>
+      <w:lvlJc w:val="left"/>
+      <w:pPr>
+        <w:tabs>
+          <w:tab w:val="num" w:pos="2160"/>
+        </w:tabs>
+        <w:ind w:left="2160" w:hanging="360"/>
+      </w:pPr>
+    </w:lvl>
+    <w:lvl w:ilvl="2" w:tentative="1">
+      <w:start w:val="1"/>
+      <w:numFmt w:val="decimal"/>
+      <w:lvlText w:val="%3."/>
+      <w:lvlJc w:val="left"/>
+      <w:pPr>
+        <w:tabs>
+          <w:tab w:val="num" w:pos="2880"/>
+        </w:tabs>
+        <w:ind w:left="2880" w:hanging="360"/>
+      </w:pPr>
+    </w:lvl>
+    <w:lvl w:ilvl="3" w:tentative="1">
+      <w:start w:val="1"/>
+      <w:numFmt w:val="decimal"/>
+      <w:lvlText w:val="%4."/>
+      <w:lvlJc w:val="left"/>
+      <w:pPr>
+        <w:tabs>
+          <w:tab w:val="num" w:pos="3600"/>
+        </w:tabs>
+        <w:ind w:left="3600" w:hanging="360"/>
+      </w:pPr>
+    </w:lvl>
+    <w:lvl w:ilvl="4" w:tentative="1">
+      <w:start w:val="1"/>
+      <w:numFmt w:val="decimal"/>
+      <w:lvlText w:val="%5."/>
+      <w:lvlJc w:val="left"/>
+      <w:pPr>
+        <w:tabs>
+          <w:tab w:val="num" w:pos="4320"/>
+        </w:tabs>
+        <w:ind w:left="4320" w:hanging="360"/>
+      </w:pPr>
+    </w:lvl>
+    <w:lvl w:ilvl="5" w:tentative="1">
+      <w:start w:val="1"/>
+      <w:numFmt w:val="decimal"/>
+      <w:lvlText w:val="%6."/>
+      <w:lvlJc w:val="left"/>
+      <w:pPr>
+        <w:tabs>
+          <w:tab w:val="num" w:pos="5040"/>
+        </w:tabs>
+        <w:ind w:left="5040" w:hanging="360"/>
+      </w:pPr>
+    </w:lvl>
+    <w:lvl w:ilvl="6" w:tentative="1">
+      <w:start w:val="1"/>
+      <w:numFmt w:val="decimal"/>
+      <w:lvlText w:val="%7."/>
+      <w:lvlJc w:val="left"/>
+      <w:pPr>
+        <w:tabs>
+          <w:tab w:val="num" w:pos="5760"/>
+        </w:tabs>
+        <w:ind w:left="5760" w:hanging="360"/>
+      </w:pPr>
+    </w:lvl>
+    <w:lvl w:ilvl="7" w:tentative="1">
+      <w:start w:val="1"/>
+      <w:numFmt w:val="decimal"/>
+      <w:lvlText w:val="%8."/>
+      <w:lvlJc w:val="left"/>
+      <w:pPr>
+        <w:tabs>
+          <w:tab w:val="num" w:pos="6480"/>
+        </w:tabs>
+        <w:ind w:left="6480" w:hanging="360"/>
+      </w:pPr>
+    </w:lvl>
+    <w:lvl w:ilvl="8" w:tentative="1">
+      <w:start w:val="1"/>
+      <w:numFmt w:val="decimal"/>
+      <w:lvlText w:val="%9."/>
+      <w:lvlJc w:val="left"/>
+      <w:pPr>
+        <w:tabs>
+          <w:tab w:val="num" w:pos="7200"/>
+        </w:tabs>
+        <w:ind w:left="7200" w:hanging="360"/>
+      </w:pPr>
+    </w:lvl>
+  </w:abstractNum>
+  <w:abstractNum w:abstractNumId="2" w15:restartNumberingAfterBreak="0">
+    <w:nsid w:val="0A4473C3"/>
+    <w:multiLevelType w:val="hybridMultilevel"/>
+    <w:tmpl w:val="B22CB060"/>
+    <w:lvl w:ilvl="0" w:tplc="08090001">
+      <w:start w:val="1"/>
+      <w:numFmt w:val="bullet"/>
+      <w:lvlText w:val=""/>
+      <w:lvlJc w:val="left"/>
+      <w:pPr>
+        <w:ind w:left="720" w:hanging="360"/>
+      </w:pPr>
+      <w:rPr>
+        <w:rFonts w:ascii="Symbol" w:hAnsi="Symbol" w:hint="default"/>
+      </w:rPr>
+    </w:lvl>
+    <w:lvl w:ilvl="1" w:tplc="08090003" w:tentative="1">
+      <w:start w:val="1"/>
+      <w:numFmt w:val="bullet"/>
+      <w:lvlText w:val="o"/>
+      <w:lvlJc w:val="left"/>
+      <w:pPr>
+        <w:ind w:left="1440" w:hanging="360"/>
+      </w:pPr>
+      <w:rPr>
+        <w:rFonts w:ascii="Courier New" w:hAnsi="Courier New" w:cs="Courier New" w:hint="default"/>
+      </w:rPr>
+    </w:lvl>
+    <w:lvl w:ilvl="2" w:tplc="08090005" w:tentative="1">
+      <w:start w:val="1"/>
+      <w:numFmt w:val="bullet"/>
+      <w:lvlText w:val=""/>
+      <w:lvlJc w:val="left"/>
+      <w:pPr>
+        <w:ind w:left="2160" w:hanging="360"/>
+      </w:pPr>
+      <w:rPr>
+        <w:rFonts w:ascii="Wingdings" w:hAnsi="Wingdings" w:hint="default"/>
+      </w:rPr>
+    </w:lvl>
+    <w:lvl w:ilvl="3" w:tplc="08090001" w:tentative="1">
+      <w:start w:val="1"/>
+      <w:numFmt w:val="bullet"/>
+      <w:lvlText w:val=""/>
+      <w:lvlJc w:val="left"/>
+      <w:pPr>
+        <w:ind w:left="2880" w:hanging="360"/>
+      </w:pPr>
+      <w:rPr>
+        <w:rFonts w:ascii="Symbol" w:hAnsi="Symbol" w:hint="default"/>
+      </w:rPr>
+    </w:lvl>
+    <w:lvl w:ilvl="4" w:tplc="08090003" w:tentative="1">
+      <w:start w:val="1"/>
+      <w:numFmt w:val="bullet"/>
+      <w:lvlText w:val="o"/>
+      <w:lvlJc w:val="left"/>
+      <w:pPr>
+        <w:ind w:left="3600" w:hanging="360"/>
+      </w:pPr>
+      <w:rPr>
+        <w:rFonts w:ascii="Courier New" w:hAnsi="Courier New" w:cs="Courier New" w:hint="default"/>
+      </w:rPr>
+    </w:lvl>
+    <w:lvl w:ilvl="5" w:tplc="08090005" w:tentative="1">
+      <w:start w:val="1"/>
+      <w:numFmt w:val="bullet"/>
+      <w:lvlText w:val=""/>
+      <w:lvlJc w:val="left"/>
+      <w:pPr>
+        <w:ind w:left="4320" w:hanging="360"/>
+      </w:pPr>
+      <w:rPr>
+        <w:rFonts w:ascii="Wingdings" w:hAnsi="Wingdings" w:hint="default"/>
+      </w:rPr>
+    </w:lvl>
+    <w:lvl w:ilvl="6" w:tplc="08090001" w:tentative="1">
+      <w:start w:val="1"/>
+      <w:numFmt w:val="bullet"/>
+      <w:lvlText w:val=""/>
+      <w:lvlJc w:val="left"/>
+      <w:pPr>
+        <w:ind w:left="5040" w:hanging="360"/>
+      </w:pPr>
+      <w:rPr>
+        <w:rFonts w:ascii="Symbol" w:hAnsi="Symbol" w:hint="default"/>
+      </w:rPr>
+    </w:lvl>
+    <w:lvl w:ilvl="7" w:tplc="08090003" w:tentative="1">
+      <w:start w:val="1"/>
+      <w:numFmt w:val="bullet"/>
+      <w:lvlText w:val="o"/>
+      <w:lvlJc w:val="left"/>
+      <w:pPr>
+        <w:ind w:left="5760" w:hanging="360"/>
+      </w:pPr>
+      <w:rPr>
+        <w:rFonts w:ascii="Courier New" w:hAnsi="Courier New" w:cs="Courier New" w:hint="default"/>
+      </w:rPr>
+    </w:lvl>
+    <w:lvl w:ilvl="8" w:tplc="08090005" w:tentative="1">
+      <w:start w:val="1"/>
+      <w:numFmt w:val="bullet"/>
+      <w:lvlText w:val=""/>
+      <w:lvlJc w:val="left"/>
+      <w:pPr>
+        <w:ind w:left="6480" w:hanging="360"/>
+      </w:pPr>
+      <w:rPr>
+        <w:rFonts w:ascii="Wingdings" w:hAnsi="Wingdings" w:hint="default"/>
+      </w:rPr>
+    </w:lvl>
+  </w:abstractNum>
+  <w:abstractNum w:abstractNumId="3" w15:restartNumberingAfterBreak="0">
+    <w:nsid w:val="0E283D69"/>
+    <w:multiLevelType w:val="hybridMultilevel"/>
+    <w:tmpl w:val="573C12DA"/>
+    <w:lvl w:ilvl="0" w:tplc="08090001">
+      <w:start w:val="1"/>
+      <w:numFmt w:val="bullet"/>
+      <w:lvlText w:val=""/>
+      <w:lvlJc w:val="left"/>
+      <w:pPr>
+        <w:ind w:left="1080" w:hanging="360"/>
+      </w:pPr>
+      <w:rPr>
+        <w:rFonts w:ascii="Symbol" w:hAnsi="Symbol" w:hint="default"/>
+      </w:rPr>
+    </w:lvl>
+    <w:lvl w:ilvl="1" w:tplc="08090003" w:tentative="1">
+      <w:start w:val="1"/>
+      <w:numFmt w:val="bullet"/>
+      <w:lvlText w:val="o"/>
+      <w:lvlJc w:val="left"/>
+      <w:pPr>
+        <w:ind w:left="1800" w:hanging="360"/>
+      </w:pPr>
+      <w:rPr>
+        <w:rFonts w:ascii="Courier New" w:hAnsi="Courier New" w:cs="Courier New" w:hint="default"/>
+      </w:rPr>
+    </w:lvl>
+    <w:lvl w:ilvl="2" w:tplc="08090005" w:tentative="1">
+      <w:start w:val="1"/>
+      <w:numFmt w:val="bullet"/>
+      <w:lvlText w:val=""/>
+      <w:lvlJc w:val="left"/>
+      <w:pPr>
+        <w:ind w:left="2520" w:hanging="360"/>
+      </w:pPr>
+      <w:rPr>
+        <w:rFonts w:ascii="Wingdings" w:hAnsi="Wingdings" w:hint="default"/>
+      </w:rPr>
+    </w:lvl>
+    <w:lvl w:ilvl="3" w:tplc="08090001" w:tentative="1">
+      <w:start w:val="1"/>
+      <w:numFmt w:val="bullet"/>
+      <w:lvlText w:val=""/>
+      <w:lvlJc w:val="left"/>
+      <w:pPr>
+        <w:ind w:left="3240" w:hanging="360"/>
+      </w:pPr>
+      <w:rPr>
+        <w:rFonts w:ascii="Symbol" w:hAnsi="Symbol" w:hint="default"/>
+      </w:rPr>
+    </w:lvl>
+    <w:lvl w:ilvl="4" w:tplc="08090003" w:tentative="1">
+      <w:start w:val="1"/>
+      <w:numFmt w:val="bullet"/>
+      <w:lvlText w:val="o"/>
+      <w:lvlJc w:val="left"/>
+      <w:pPr>
+        <w:ind w:left="3960" w:hanging="360"/>
+      </w:pPr>
+      <w:rPr>
+        <w:rFonts w:ascii="Courier New" w:hAnsi="Courier New" w:cs="Courier New" w:hint="default"/>
+      </w:rPr>
+    </w:lvl>
+    <w:lvl w:ilvl="5" w:tplc="08090005" w:tentative="1">
+      <w:start w:val="1"/>
+      <w:numFmt w:val="bullet"/>
+      <w:lvlText w:val=""/>
+      <w:lvlJc w:val="left"/>
+      <w:pPr>
+        <w:ind w:left="4680" w:hanging="360"/>
+      </w:pPr>
+      <w:rPr>
+        <w:rFonts w:ascii="Wingdings" w:hAnsi="Wingdings" w:hint="default"/>
+      </w:rPr>
+    </w:lvl>
+    <w:lvl w:ilvl="6" w:tplc="08090001" w:tentative="1">
+      <w:start w:val="1"/>
+      <w:numFmt w:val="bullet"/>
+      <w:lvlText w:val=""/>
+      <w:lvlJc w:val="left"/>
+      <w:pPr>
+        <w:ind w:left="5400" w:hanging="360"/>
+      </w:pPr>
+      <w:rPr>
+        <w:rFonts w:ascii="Symbol" w:hAnsi="Symbol" w:hint="default"/>
+      </w:rPr>
+    </w:lvl>
+    <w:lvl w:ilvl="7" w:tplc="08090003" w:tentative="1">
+      <w:start w:val="1"/>
+      <w:numFmt w:val="bullet"/>
+      <w:lvlText w:val="o"/>
+      <w:lvlJc w:val="left"/>
+      <w:pPr>
+        <w:ind w:left="6120" w:hanging="360"/>
+      </w:pPr>
+      <w:rPr>
+        <w:rFonts w:ascii="Courier New" w:hAnsi="Courier New" w:cs="Courier New" w:hint="default"/>
+      </w:rPr>
+    </w:lvl>
+    <w:lvl w:ilvl="8" w:tplc="08090005" w:tentative="1">
+      <w:start w:val="1"/>
+      <w:numFmt w:val="bullet"/>
+      <w:lvlText w:val=""/>
+      <w:lvlJc w:val="left"/>
+      <w:pPr>
+        <w:ind w:left="6840" w:hanging="360"/>
+      </w:pPr>
+      <w:rPr>
+        <w:rFonts w:ascii="Wingdings" w:hAnsi="Wingdings" w:hint="default"/>
+      </w:rPr>
+    </w:lvl>
+  </w:abstractNum>
+  <w:abstractNum w:abstractNumId="4" w15:restartNumberingAfterBreak="0">
+    <w:nsid w:val="1CA1126B"/>
+    <w:multiLevelType w:val="hybridMultilevel"/>
+    <w:tmpl w:val="69541C7E"/>
+    <w:lvl w:ilvl="0" w:tplc="08090001">
+      <w:start w:val="1"/>
+      <w:numFmt w:val="bullet"/>
+      <w:lvlText w:val=""/>
+      <w:lvlJc w:val="left"/>
+      <w:pPr>
+        <w:ind w:left="720" w:hanging="360"/>
+      </w:pPr>
+      <w:rPr>
+        <w:rFonts w:ascii="Symbol" w:hAnsi="Symbol" w:hint="default"/>
+      </w:rPr>
+    </w:lvl>
+    <w:lvl w:ilvl="1" w:tplc="08090003" w:tentative="1">
+      <w:start w:val="1"/>
+      <w:numFmt w:val="bullet"/>
+      <w:lvlText w:val="o"/>
+      <w:lvlJc w:val="left"/>
+      <w:pPr>
+        <w:ind w:left="1440" w:hanging="360"/>
+      </w:pPr>
+      <w:rPr>
+        <w:rFonts w:ascii="Courier New" w:hAnsi="Courier New" w:cs="Courier New" w:hint="default"/>
+      </w:rPr>
+    </w:lvl>
+    <w:lvl w:ilvl="2" w:tplc="08090005" w:tentative="1">
+      <w:start w:val="1"/>
+      <w:numFmt w:val="bullet"/>
+      <w:lvlText w:val=""/>
+      <w:lvlJc w:val="left"/>
+      <w:pPr>
+        <w:ind w:left="2160" w:hanging="360"/>
+      </w:pPr>
+      <w:rPr>
+        <w:rFonts w:ascii="Wingdings" w:hAnsi="Wingdings" w:hint="default"/>
+      </w:rPr>
+    </w:lvl>
+    <w:lvl w:ilvl="3" w:tplc="08090001" w:tentative="1">
+      <w:start w:val="1"/>
+      <w:numFmt w:val="bullet"/>
+      <w:lvlText w:val=""/>
+      <w:lvlJc w:val="left"/>
+      <w:pPr>
+        <w:ind w:left="2880" w:hanging="360"/>
+      </w:pPr>
+      <w:rPr>
+        <w:rFonts w:ascii="Symbol" w:hAnsi="Symbol" w:hint="default"/>
+      </w:rPr>
+    </w:lvl>
+    <w:lvl w:ilvl="4" w:tplc="08090003" w:tentative="1">
+      <w:start w:val="1"/>
+      <w:numFmt w:val="bullet"/>
+      <w:lvlText w:val="o"/>
+      <w:lvlJc w:val="left"/>
+      <w:pPr>
+        <w:ind w:left="3600" w:hanging="360"/>
+      </w:pPr>
+      <w:rPr>
+        <w:rFonts w:ascii="Courier New" w:hAnsi="Courier New" w:cs="Courier New" w:hint="default"/>
+      </w:rPr>
+    </w:lvl>
+    <w:lvl w:ilvl="5" w:tplc="08090005" w:tentative="1">
+      <w:start w:val="1"/>
+      <w:numFmt w:val="bullet"/>
+      <w:lvlText w:val=""/>
+      <w:lvlJc w:val="left"/>
+      <w:pPr>
+        <w:ind w:left="4320" w:hanging="360"/>
+      </w:pPr>
+      <w:rPr>
+        <w:rFonts w:ascii="Wingdings" w:hAnsi="Wingdings" w:hint="default"/>
+      </w:rPr>
+    </w:lvl>
+    <w:lvl w:ilvl="6" w:tplc="08090001" w:tentative="1">
+      <w:start w:val="1"/>
+      <w:numFmt w:val="bullet"/>
+      <w:lvlText w:val=""/>
+      <w:lvlJc w:val="left"/>
+      <w:pPr>
+        <w:ind w:left="5040" w:hanging="360"/>
+      </w:pPr>
+      <w:rPr>
+        <w:rFonts w:ascii="Symbol" w:hAnsi="Symbol" w:hint="default"/>
+      </w:rPr>
+    </w:lvl>
+    <w:lvl w:ilvl="7" w:tplc="08090003" w:tentative="1">
+      <w:start w:val="1"/>
+      <w:numFmt w:val="bullet"/>
+      <w:lvlText w:val="o"/>
+      <w:lvlJc w:val="left"/>
+      <w:pPr>
+        <w:ind w:left="5760" w:hanging="360"/>
+      </w:pPr>
+      <w:rPr>
+        <w:rFonts w:ascii="Courier New" w:hAnsi="Courier New" w:cs="Courier New" w:hint="default"/>
+      </w:rPr>
+    </w:lvl>
+    <w:lvl w:ilvl="8" w:tplc="08090005" w:tentative="1">
+      <w:start w:val="1"/>
+      <w:numFmt w:val="bullet"/>
+      <w:lvlText w:val=""/>
+      <w:lvlJc w:val="left"/>
+      <w:pPr>
+        <w:ind w:left="6480" w:hanging="360"/>
+      </w:pPr>
+      <w:rPr>
+        <w:rFonts w:ascii="Wingdings" w:hAnsi="Wingdings" w:hint="default"/>
+      </w:rPr>
+    </w:lvl>
+  </w:abstractNum>
+  <w:abstractNum w:abstractNumId="5" w15:restartNumberingAfterBreak="0">
+    <w:nsid w:val="20E77733"/>
+    <w:multiLevelType w:val="hybridMultilevel"/>
+    <w:tmpl w:val="47DAD48E"/>
+    <w:lvl w:ilvl="0" w:tplc="08090001">
+      <w:start w:val="1"/>
+      <w:numFmt w:val="bullet"/>
+      <w:lvlText w:val=""/>
+      <w:lvlJc w:val="left"/>
+      <w:pPr>
+        <w:ind w:left="720" w:hanging="360"/>
+      </w:pPr>
+      <w:rPr>
+        <w:rFonts w:ascii="Symbol" w:hAnsi="Symbol" w:hint="default"/>
+      </w:rPr>
+    </w:lvl>
+    <w:lvl w:ilvl="1" w:tplc="08090003" w:tentative="1">
+      <w:start w:val="1"/>
+      <w:numFmt w:val="bullet"/>
+      <w:lvlText w:val="o"/>
+      <w:lvlJc w:val="left"/>
+      <w:pPr>
+        <w:ind w:left="1440" w:hanging="360"/>
+      </w:pPr>
+      <w:rPr>
+        <w:rFonts w:ascii="Courier New" w:hAnsi="Courier New" w:cs="Courier New" w:hint="default"/>
+      </w:rPr>
+    </w:lvl>
+    <w:lvl w:ilvl="2" w:tplc="08090005" w:tentative="1">
+      <w:start w:val="1"/>
+      <w:numFmt w:val="bullet"/>
+      <w:lvlText w:val=""/>
+      <w:lvlJc w:val="left"/>
+      <w:pPr>
+        <w:ind w:left="2160" w:hanging="360"/>
+      </w:pPr>
+      <w:rPr>
+        <w:rFonts w:ascii="Wingdings" w:hAnsi="Wingdings" w:hint="default"/>
+      </w:rPr>
+    </w:lvl>
+    <w:lvl w:ilvl="3" w:tplc="08090001" w:tentative="1">
+      <w:start w:val="1"/>
+      <w:numFmt w:val="bullet"/>
+      <w:lvlText w:val=""/>
+      <w:lvlJc w:val="left"/>
+      <w:pPr>
+        <w:ind w:left="2880" w:hanging="360"/>
+      </w:pPr>
+      <w:rPr>
+        <w:rFonts w:ascii="Symbol" w:hAnsi="Symbol" w:hint="default"/>
+      </w:rPr>
+    </w:lvl>
+    <w:lvl w:ilvl="4" w:tplc="08090003" w:tentative="1">
+      <w:start w:val="1"/>
+      <w:numFmt w:val="bullet"/>
+      <w:lvlText w:val="o"/>
+      <w:lvlJc w:val="left"/>
+      <w:pPr>
+        <w:ind w:left="3600" w:hanging="360"/>
+      </w:pPr>
+      <w:rPr>
+        <w:rFonts w:ascii="Courier New" w:hAnsi="Courier New" w:cs="Courier New" w:hint="default"/>
+      </w:rPr>
+    </w:lvl>
+    <w:lvl w:ilvl="5" w:tplc="08090005" w:tentative="1">
+      <w:start w:val="1"/>
+      <w:numFmt w:val="bullet"/>
+      <w:lvlText w:val=""/>
+      <w:lvlJc w:val="left"/>
+      <w:pPr>
+        <w:ind w:left="4320" w:hanging="360"/>
+      </w:pPr>
+      <w:rPr>
+        <w:rFonts w:ascii="Wingdings" w:hAnsi="Wingdings" w:hint="default"/>
+      </w:rPr>
+    </w:lvl>
+    <w:lvl w:ilvl="6" w:tplc="08090001" w:tentative="1">
+      <w:start w:val="1"/>
+      <w:numFmt w:val="bullet"/>
+      <w:lvlText w:val=""/>
+      <w:lvlJc w:val="left"/>
+      <w:pPr>
+        <w:ind w:left="5040" w:hanging="360"/>
+      </w:pPr>
+      <w:rPr>
+        <w:rFonts w:ascii="Symbol" w:hAnsi="Symbol" w:hint="default"/>
+      </w:rPr>
+    </w:lvl>
+    <w:lvl w:ilvl="7" w:tplc="08090003" w:tentative="1">
+      <w:start w:val="1"/>
+      <w:numFmt w:val="bullet"/>
+      <w:lvlText w:val="o"/>
+      <w:lvlJc w:val="left"/>
+      <w:pPr>
+        <w:ind w:left="5760" w:hanging="360"/>
+      </w:pPr>
+      <w:rPr>
+        <w:rFonts w:ascii="Courier New" w:hAnsi="Courier New" w:cs="Courier New" w:hint="default"/>
+      </w:rPr>
+    </w:lvl>
+    <w:lvl w:ilvl="8" w:tplc="08090005" w:tentative="1">
+      <w:start w:val="1"/>
+      <w:numFmt w:val="bullet"/>
+      <w:lvlText w:val=""/>
+      <w:lvlJc w:val="left"/>
+      <w:pPr>
+        <w:ind w:left="6480" w:hanging="360"/>
+      </w:pPr>
+      <w:rPr>
+        <w:rFonts w:ascii="Wingdings" w:hAnsi="Wingdings" w:hint="default"/>
+      </w:rPr>
+    </w:lvl>
+  </w:abstractNum>
+  <w:abstractNum w:abstractNumId="6" w15:restartNumberingAfterBreak="0">
+    <w:nsid w:val="22BB13A8"/>
+    <w:multiLevelType w:val="multilevel"/>
+    <w:tmpl w:val="B57C0398"/>
+    <w:lvl w:ilvl="0">
+      <w:start w:val="1"/>
+      <w:numFmt w:val="decimal"/>
+      <w:lvlText w:val="%1."/>
+      <w:lvlJc w:val="left"/>
+      <w:pPr>
+        <w:tabs>
+          <w:tab w:val="num" w:pos="720"/>
+        </w:tabs>
+        <w:ind w:left="720" w:hanging="360"/>
+      </w:pPr>
+    </w:lvl>
+    <w:lvl w:ilvl="1">
+      <w:start w:val="1"/>
+      <w:numFmt w:val="bullet"/>
+      <w:lvlText w:val="o"/>
+      <w:lvlJc w:val="left"/>
+      <w:pPr>
+        <w:tabs>
+          <w:tab w:val="num" w:pos="1440"/>
+        </w:tabs>
+        <w:ind w:left="1440" w:hanging="360"/>
+      </w:pPr>
+      <w:rPr>
+        <w:rFonts w:ascii="Courier New" w:hAnsi="Courier New" w:hint="default"/>
+        <w:sz w:val="20"/>
+      </w:rPr>
+    </w:lvl>
+    <w:lvl w:ilvl="2" w:tentative="1">
+      <w:start w:val="1"/>
+      <w:numFmt w:val="decimal"/>
+      <w:lvlText w:val="%3."/>
+      <w:lvlJc w:val="left"/>
+      <w:pPr>
+        <w:tabs>
+          <w:tab w:val="num" w:pos="2160"/>
+        </w:tabs>
+        <w:ind w:left="2160" w:hanging="360"/>
+      </w:pPr>
+    </w:lvl>
+    <w:lvl w:ilvl="3" w:tentative="1">
+      <w:start w:val="1"/>
+      <w:numFmt w:val="decimal"/>
+      <w:lvlText w:val="%4."/>
+      <w:lvlJc w:val="left"/>
+      <w:pPr>
+        <w:tabs>
+          <w:tab w:val="num" w:pos="2880"/>
+        </w:tabs>
+        <w:ind w:left="2880" w:hanging="360"/>
+      </w:pPr>
+    </w:lvl>
+    <w:lvl w:ilvl="4" w:tentative="1">
+      <w:start w:val="1"/>
+      <w:numFmt w:val="decimal"/>
+      <w:lvlText w:val="%5."/>
+      <w:lvlJc w:val="left"/>
+      <w:pPr>
+        <w:tabs>
+          <w:tab w:val="num" w:pos="3600"/>
+        </w:tabs>
+        <w:ind w:left="3600" w:hanging="360"/>
+      </w:pPr>
+    </w:lvl>
+    <w:lvl w:ilvl="5" w:tentative="1">
+      <w:start w:val="1"/>
+      <w:numFmt w:val="decimal"/>
+      <w:lvlText w:val="%6."/>
+      <w:lvlJc w:val="left"/>
+      <w:pPr>
+        <w:tabs>
+          <w:tab w:val="num" w:pos="4320"/>
+        </w:tabs>
+        <w:ind w:left="4320" w:hanging="360"/>
+      </w:pPr>
+    </w:lvl>
+    <w:lvl w:ilvl="6" w:tentative="1">
+      <w:start w:val="1"/>
+      <w:numFmt w:val="decimal"/>
+      <w:lvlText w:val="%7."/>
+      <w:lvlJc w:val="left"/>
+      <w:pPr>
+        <w:tabs>
+          <w:tab w:val="num" w:pos="5040"/>
+        </w:tabs>
+        <w:ind w:left="5040" w:hanging="360"/>
+      </w:pPr>
+    </w:lvl>
+    <w:lvl w:ilvl="7" w:tentative="1">
+      <w:start w:val="1"/>
+      <w:numFmt w:val="decimal"/>
+      <w:lvlText w:val="%8."/>
+      <w:lvlJc w:val="left"/>
+      <w:pPr>
+        <w:tabs>
+          <w:tab w:val="num" w:pos="5760"/>
+        </w:tabs>
+        <w:ind w:left="5760" w:hanging="360"/>
+      </w:pPr>
+    </w:lvl>
+    <w:lvl w:ilvl="8" w:tentative="1">
+      <w:start w:val="1"/>
+      <w:numFmt w:val="decimal"/>
+      <w:lvlText w:val="%9."/>
+      <w:lvlJc w:val="left"/>
+      <w:pPr>
+        <w:tabs>
+          <w:tab w:val="num" w:pos="6480"/>
+        </w:tabs>
+        <w:ind w:left="6480" w:hanging="360"/>
+      </w:pPr>
+    </w:lvl>
+  </w:abstractNum>
+  <w:abstractNum w:abstractNumId="7" w15:restartNumberingAfterBreak="0">
+    <w:nsid w:val="2599288A"/>
+    <w:multiLevelType w:val="hybridMultilevel"/>
+    <w:tmpl w:val="04CECDB8"/>
+    <w:lvl w:ilvl="0" w:tplc="08090001">
+      <w:start w:val="1"/>
+      <w:numFmt w:val="bullet"/>
+      <w:lvlText w:val=""/>
+      <w:lvlJc w:val="left"/>
+      <w:pPr>
+        <w:ind w:left="720" w:hanging="360"/>
+      </w:pPr>
+      <w:rPr>
+        <w:rFonts w:ascii="Symbol" w:hAnsi="Symbol" w:hint="default"/>
+      </w:rPr>
+    </w:lvl>
+    <w:lvl w:ilvl="1" w:tplc="08090003" w:tentative="1">
+      <w:start w:val="1"/>
+      <w:numFmt w:val="bullet"/>
+      <w:lvlText w:val="o"/>
+      <w:lvlJc w:val="left"/>
+      <w:pPr>
+        <w:ind w:left="1440" w:hanging="360"/>
+      </w:pPr>
+      <w:rPr>
+        <w:rFonts w:ascii="Courier New" w:hAnsi="Courier New" w:cs="Courier New" w:hint="default"/>
+      </w:rPr>
+    </w:lvl>
+    <w:lvl w:ilvl="2" w:tplc="08090005" w:tentative="1">
+      <w:start w:val="1"/>
+      <w:numFmt w:val="bullet"/>
+      <w:lvlText w:val=""/>
+      <w:lvlJc w:val="left"/>
+      <w:pPr>
+        <w:ind w:left="2160" w:hanging="360"/>
+      </w:pPr>
+      <w:rPr>
+        <w:rFonts w:ascii="Wingdings" w:hAnsi="Wingdings" w:hint="default"/>
+      </w:rPr>
+    </w:lvl>
+    <w:lvl w:ilvl="3" w:tplc="08090001" w:tentative="1">
+      <w:start w:val="1"/>
+      <w:numFmt w:val="bullet"/>
+      <w:lvlText w:val=""/>
+      <w:lvlJc w:val="left"/>
+      <w:pPr>
+        <w:ind w:left="2880" w:hanging="360"/>
+      </w:pPr>
+      <w:rPr>
+        <w:rFonts w:ascii="Symbol" w:hAnsi="Symbol" w:hint="default"/>
+      </w:rPr>
+    </w:lvl>
+    <w:lvl w:ilvl="4" w:tplc="08090003" w:tentative="1">
+      <w:start w:val="1"/>
+      <w:numFmt w:val="bullet"/>
+      <w:lvlText w:val="o"/>
+      <w:lvlJc w:val="left"/>
+      <w:pPr>
+        <w:ind w:left="3600" w:hanging="360"/>
+      </w:pPr>
+      <w:rPr>
+        <w:rFonts w:ascii="Courier New" w:hAnsi="Courier New" w:cs="Courier New" w:hint="default"/>
+      </w:rPr>
+    </w:lvl>
+    <w:lvl w:ilvl="5" w:tplc="08090005" w:tentative="1">
+      <w:start w:val="1"/>
+      <w:numFmt w:val="bullet"/>
+      <w:lvlText w:val=""/>
+      <w:lvlJc w:val="left"/>
+      <w:pPr>
+        <w:ind w:left="4320" w:hanging="360"/>
+      </w:pPr>
+      <w:rPr>
+        <w:rFonts w:ascii="Wingdings" w:hAnsi="Wingdings" w:hint="default"/>
+      </w:rPr>
+    </w:lvl>
+    <w:lvl w:ilvl="6" w:tplc="08090001" w:tentative="1">
+      <w:start w:val="1"/>
+      <w:numFmt w:val="bullet"/>
+      <w:lvlText w:val=""/>
+      <w:lvlJc w:val="left"/>
+      <w:pPr>
+        <w:ind w:left="5040" w:hanging="360"/>
+      </w:pPr>
+      <w:rPr>
+        <w:rFonts w:ascii="Symbol" w:hAnsi="Symbol" w:hint="default"/>
+      </w:rPr>
+    </w:lvl>
+    <w:lvl w:ilvl="7" w:tplc="08090003" w:tentative="1">
+      <w:start w:val="1"/>
+      <w:numFmt w:val="bullet"/>
+      <w:lvlText w:val="o"/>
+      <w:lvlJc w:val="left"/>
+      <w:pPr>
+        <w:ind w:left="5760" w:hanging="360"/>
+      </w:pPr>
+      <w:rPr>
+        <w:rFonts w:ascii="Courier New" w:hAnsi="Courier New" w:cs="Courier New" w:hint="default"/>
+      </w:rPr>
+    </w:lvl>
+    <w:lvl w:ilvl="8" w:tplc="08090005" w:tentative="1">
+      <w:start w:val="1"/>
+      <w:numFmt w:val="bullet"/>
+      <w:lvlText w:val=""/>
+      <w:lvlJc w:val="left"/>
+      <w:pPr>
+        <w:ind w:left="6480" w:hanging="360"/>
+      </w:pPr>
+      <w:rPr>
+        <w:rFonts w:ascii="Wingdings" w:hAnsi="Wingdings" w:hint="default"/>
+      </w:rPr>
+    </w:lvl>
+  </w:abstractNum>
+  <w:abstractNum w:abstractNumId="8" w15:restartNumberingAfterBreak="0">
+    <w:nsid w:val="2B5D5578"/>
+    <w:multiLevelType w:val="hybridMultilevel"/>
+    <w:tmpl w:val="6840F716"/>
+    <w:lvl w:ilvl="0" w:tplc="08090001">
+      <w:start w:val="1"/>
+      <w:numFmt w:val="bullet"/>
+      <w:lvlText w:val=""/>
+      <w:lvlJc w:val="left"/>
+      <w:pPr>
+        <w:ind w:left="720" w:hanging="360"/>
+      </w:pPr>
+      <w:rPr>
+        <w:rFonts w:ascii="Symbol" w:hAnsi="Symbol" w:hint="default"/>
+      </w:rPr>
+    </w:lvl>
+    <w:lvl w:ilvl="1" w:tplc="08090003" w:tentative="1">
+      <w:start w:val="1"/>
+      <w:numFmt w:val="bullet"/>
+      <w:lvlText w:val="o"/>
+      <w:lvlJc w:val="left"/>
+      <w:pPr>
+        <w:ind w:left="1440" w:hanging="360"/>
+      </w:pPr>
+      <w:rPr>
+        <w:rFonts w:ascii="Courier New" w:hAnsi="Courier New" w:cs="Courier New" w:hint="default"/>
+      </w:rPr>
+    </w:lvl>
+    <w:lvl w:ilvl="2" w:tplc="08090005" w:tentative="1">
+      <w:start w:val="1"/>
+      <w:numFmt w:val="bullet"/>
+      <w:lvlText w:val=""/>
+      <w:lvlJc w:val="left"/>
+      <w:pPr>
+        <w:ind w:left="2160" w:hanging="360"/>
+      </w:pPr>
+      <w:rPr>
+        <w:rFonts w:ascii="Wingdings" w:hAnsi="Wingdings" w:hint="default"/>
+      </w:rPr>
+    </w:lvl>
+    <w:lvl w:ilvl="3" w:tplc="08090001" w:tentative="1">
+      <w:start w:val="1"/>
+      <w:numFmt w:val="bullet"/>
+      <w:lvlText w:val=""/>
+      <w:lvlJc w:val="left"/>
+      <w:pPr>
+        <w:ind w:left="2880" w:hanging="360"/>
+      </w:pPr>
+      <w:rPr>
+        <w:rFonts w:ascii="Symbol" w:hAnsi="Symbol" w:hint="default"/>
+      </w:rPr>
+    </w:lvl>
+    <w:lvl w:ilvl="4" w:tplc="08090003" w:tentative="1">
+      <w:start w:val="1"/>
+      <w:numFmt w:val="bullet"/>
+      <w:lvlText w:val="o"/>
+      <w:lvlJc w:val="left"/>
+      <w:pPr>
+        <w:ind w:left="3600" w:hanging="360"/>
+      </w:pPr>
+      <w:rPr>
+        <w:rFonts w:ascii="Courier New" w:hAnsi="Courier New" w:cs="Courier New" w:hint="default"/>
+      </w:rPr>
+    </w:lvl>
+    <w:lvl w:ilvl="5" w:tplc="08090005" w:tentative="1">
+      <w:start w:val="1"/>
+      <w:numFmt w:val="bullet"/>
+      <w:lvlText w:val=""/>
+      <w:lvlJc w:val="left"/>
+      <w:pPr>
+        <w:ind w:left="4320" w:hanging="360"/>
+      </w:pPr>
+      <w:rPr>
+        <w:rFonts w:ascii="Wingdings" w:hAnsi="Wingdings" w:hint="default"/>
+      </w:rPr>
+    </w:lvl>
+    <w:lvl w:ilvl="6" w:tplc="08090001" w:tentative="1">
+      <w:start w:val="1"/>
+      <w:numFmt w:val="bullet"/>
+      <w:lvlText w:val=""/>
+      <w:lvlJc w:val="left"/>
+      <w:pPr>
+        <w:ind w:left="5040" w:hanging="360"/>
+      </w:pPr>
+      <w:rPr>
+        <w:rFonts w:ascii="Symbol" w:hAnsi="Symbol" w:hint="default"/>
+      </w:rPr>
+    </w:lvl>
+    <w:lvl w:ilvl="7" w:tplc="08090003" w:tentative="1">
+      <w:start w:val="1"/>
+      <w:numFmt w:val="bullet"/>
+      <w:lvlText w:val="o"/>
+      <w:lvlJc w:val="left"/>
+      <w:pPr>
+        <w:ind w:left="5760" w:hanging="360"/>
+      </w:pPr>
+      <w:rPr>
+        <w:rFonts w:ascii="Courier New" w:hAnsi="Courier New" w:cs="Courier New" w:hint="default"/>
+      </w:rPr>
+    </w:lvl>
+    <w:lvl w:ilvl="8" w:tplc="08090005" w:tentative="1">
+      <w:start w:val="1"/>
+      <w:numFmt w:val="bullet"/>
+      <w:lvlText w:val=""/>
+      <w:lvlJc w:val="left"/>
+      <w:pPr>
+        <w:ind w:left="6480" w:hanging="360"/>
+      </w:pPr>
+      <w:rPr>
+        <w:rFonts w:ascii="Wingdings" w:hAnsi="Wingdings" w:hint="default"/>
+      </w:rPr>
+    </w:lvl>
+  </w:abstractNum>
+  <w:abstractNum w:abstractNumId="9" w15:restartNumberingAfterBreak="0">
+    <w:nsid w:val="2F5A3E90"/>
+    <w:multiLevelType w:val="multilevel"/>
+    <w:tmpl w:val="B39E2D8A"/>
+    <w:lvl w:ilvl="0">
+      <w:start w:val="1"/>
+      <w:numFmt w:val="bullet"/>
+      <w:lvlText w:val=""/>
+      <w:lvlJc w:val="left"/>
+      <w:pPr>
+        <w:tabs>
+          <w:tab w:val="num" w:pos="720"/>
+        </w:tabs>
+        <w:ind w:left="720" w:hanging="360"/>
+      </w:pPr>
+      <w:rPr>
+        <w:rFonts w:ascii="Symbol" w:hAnsi="Symbol" w:hint="default"/>
+        <w:sz w:val="20"/>
+      </w:rPr>
+    </w:lvl>
+    <w:lvl w:ilvl="1" w:tentative="1">
+      <w:start w:val="1"/>
+      <w:numFmt w:val="bullet"/>
+      <w:lvlText w:val="o"/>
+      <w:lvlJc w:val="left"/>
+      <w:pPr>
+        <w:tabs>
+          <w:tab w:val="num" w:pos="1440"/>
+        </w:tabs>
+        <w:ind w:left="1440" w:hanging="360"/>
+      </w:pPr>
+      <w:rPr>
+        <w:rFonts w:ascii="Courier New" w:hAnsi="Courier New" w:hint="default"/>
+        <w:sz w:val="20"/>
+      </w:rPr>
+    </w:lvl>
+    <w:lvl w:ilvl="2" w:tentative="1">
+      <w:start w:val="1"/>
+      <w:numFmt w:val="bullet"/>
+      <w:lvlText w:val=""/>
+      <w:lvlJc w:val="left"/>
+      <w:pPr>
+        <w:tabs>
+          <w:tab w:val="num" w:pos="2160"/>
+        </w:tabs>
+        <w:ind w:left="2160" w:hanging="360"/>
+      </w:pPr>
+      <w:rPr>
+        <w:rFonts w:ascii="Wingdings" w:hAnsi="Wingdings" w:hint="default"/>
+        <w:sz w:val="20"/>
+      </w:rPr>
+    </w:lvl>
+    <w:lvl w:ilvl="3" w:tentative="1">
+      <w:start w:val="1"/>
+      <w:numFmt w:val="bullet"/>
+      <w:lvlText w:val=""/>
+      <w:lvlJc w:val="left"/>
+      <w:pPr>
+        <w:tabs>
+          <w:tab w:val="num" w:pos="2880"/>
+        </w:tabs>
+        <w:ind w:left="2880" w:hanging="360"/>
+      </w:pPr>
+      <w:rPr>
+        <w:rFonts w:ascii="Wingdings" w:hAnsi="Wingdings" w:hint="default"/>
+        <w:sz w:val="20"/>
+      </w:rPr>
+    </w:lvl>
+    <w:lvl w:ilvl="4" w:tentative="1">
+      <w:start w:val="1"/>
+      <w:numFmt w:val="bullet"/>
+      <w:lvlText w:val=""/>
+      <w:lvlJc w:val="left"/>
+      <w:pPr>
+        <w:tabs>
+          <w:tab w:val="num" w:pos="3600"/>
+        </w:tabs>
+        <w:ind w:left="3600" w:hanging="360"/>
+      </w:pPr>
+      <w:rPr>
+        <w:rFonts w:ascii="Wingdings" w:hAnsi="Wingdings" w:hint="default"/>
+        <w:sz w:val="20"/>
+      </w:rPr>
+    </w:lvl>
+    <w:lvl w:ilvl="5" w:tentative="1">
+      <w:start w:val="1"/>
+      <w:numFmt w:val="bullet"/>
+      <w:lvlText w:val=""/>
+      <w:lvlJc w:val="left"/>
+      <w:pPr>
+        <w:tabs>
+          <w:tab w:val="num" w:pos="4320"/>
+        </w:tabs>
+        <w:ind w:left="4320" w:hanging="360"/>
+      </w:pPr>
+      <w:rPr>
+        <w:rFonts w:ascii="Wingdings" w:hAnsi="Wingdings" w:hint="default"/>
+        <w:sz w:val="20"/>
+      </w:rPr>
+    </w:lvl>
+    <w:lvl w:ilvl="6" w:tentative="1">
+      <w:start w:val="1"/>
+      <w:numFmt w:val="bullet"/>
+      <w:lvlText w:val=""/>
+      <w:lvlJc w:val="left"/>
+      <w:pPr>
+        <w:tabs>
+          <w:tab w:val="num" w:pos="5040"/>
+        </w:tabs>
+        <w:ind w:left="5040" w:hanging="360"/>
+      </w:pPr>
+      <w:rPr>
+        <w:rFonts w:ascii="Wingdings" w:hAnsi="Wingdings" w:hint="default"/>
+        <w:sz w:val="20"/>
+      </w:rPr>
+    </w:lvl>
+    <w:lvl w:ilvl="7" w:tentative="1">
+      <w:start w:val="1"/>
+      <w:numFmt w:val="bullet"/>
+      <w:lvlText w:val=""/>
+      <w:lvlJc w:val="left"/>
+      <w:pPr>
+        <w:tabs>
+          <w:tab w:val="num" w:pos="5760"/>
+        </w:tabs>
+        <w:ind w:left="5760" w:hanging="360"/>
+      </w:pPr>
+      <w:rPr>
+        <w:rFonts w:ascii="Wingdings" w:hAnsi="Wingdings" w:hint="default"/>
+        <w:sz w:val="20"/>
+      </w:rPr>
+    </w:lvl>
+    <w:lvl w:ilvl="8" w:tentative="1">
+      <w:start w:val="1"/>
+      <w:numFmt w:val="bullet"/>
+      <w:lvlText w:val=""/>
+      <w:lvlJc w:val="left"/>
+      <w:pPr>
+        <w:tabs>
+          <w:tab w:val="num" w:pos="6480"/>
+        </w:tabs>
+        <w:ind w:left="6480" w:hanging="360"/>
+      </w:pPr>
+      <w:rPr>
+        <w:rFonts w:ascii="Wingdings" w:hAnsi="Wingdings" w:hint="default"/>
+        <w:sz w:val="20"/>
+      </w:rPr>
+    </w:lvl>
+  </w:abstractNum>
+  <w:abstractNum w:abstractNumId="10" w15:restartNumberingAfterBreak="0">
     <w:nsid w:val="316C32C3"/>
     <w:multiLevelType w:val="multilevel"/>
     <w:tmpl w:val="98045BBC"/>
@@ -3385,7 +6759,233 @@
       </w:pPr>
     </w:lvl>
   </w:abstractNum>
-  <w:abstractNum w:abstractNumId="2" w15:restartNumberingAfterBreak="0">
+  <w:abstractNum w:abstractNumId="11" w15:restartNumberingAfterBreak="0">
+    <w:nsid w:val="40B40838"/>
+    <w:multiLevelType w:val="hybridMultilevel"/>
+    <w:tmpl w:val="F2C86456"/>
+    <w:lvl w:ilvl="0" w:tplc="08090001">
+      <w:start w:val="1"/>
+      <w:numFmt w:val="bullet"/>
+      <w:lvlText w:val=""/>
+      <w:lvlJc w:val="left"/>
+      <w:pPr>
+        <w:ind w:left="720" w:hanging="360"/>
+      </w:pPr>
+      <w:rPr>
+        <w:rFonts w:ascii="Symbol" w:hAnsi="Symbol" w:hint="default"/>
+      </w:rPr>
+    </w:lvl>
+    <w:lvl w:ilvl="1" w:tplc="08090003" w:tentative="1">
+      <w:start w:val="1"/>
+      <w:numFmt w:val="bullet"/>
+      <w:lvlText w:val="o"/>
+      <w:lvlJc w:val="left"/>
+      <w:pPr>
+        <w:ind w:left="1440" w:hanging="360"/>
+      </w:pPr>
+      <w:rPr>
+        <w:rFonts w:ascii="Courier New" w:hAnsi="Courier New" w:cs="Courier New" w:hint="default"/>
+      </w:rPr>
+    </w:lvl>
+    <w:lvl w:ilvl="2" w:tplc="08090005" w:tentative="1">
+      <w:start w:val="1"/>
+      <w:numFmt w:val="bullet"/>
+      <w:lvlText w:val=""/>
+      <w:lvlJc w:val="left"/>
+      <w:pPr>
+        <w:ind w:left="2160" w:hanging="360"/>
+      </w:pPr>
+      <w:rPr>
+        <w:rFonts w:ascii="Wingdings" w:hAnsi="Wingdings" w:hint="default"/>
+      </w:rPr>
+    </w:lvl>
+    <w:lvl w:ilvl="3" w:tplc="08090001" w:tentative="1">
+      <w:start w:val="1"/>
+      <w:numFmt w:val="bullet"/>
+      <w:lvlText w:val=""/>
+      <w:lvlJc w:val="left"/>
+      <w:pPr>
+        <w:ind w:left="2880" w:hanging="360"/>
+      </w:pPr>
+      <w:rPr>
+        <w:rFonts w:ascii="Symbol" w:hAnsi="Symbol" w:hint="default"/>
+      </w:rPr>
+    </w:lvl>
+    <w:lvl w:ilvl="4" w:tplc="08090003" w:tentative="1">
+      <w:start w:val="1"/>
+      <w:numFmt w:val="bullet"/>
+      <w:lvlText w:val="o"/>
+      <w:lvlJc w:val="left"/>
+      <w:pPr>
+        <w:ind w:left="3600" w:hanging="360"/>
+      </w:pPr>
+      <w:rPr>
+        <w:rFonts w:ascii="Courier New" w:hAnsi="Courier New" w:cs="Courier New" w:hint="default"/>
+      </w:rPr>
+    </w:lvl>
+    <w:lvl w:ilvl="5" w:tplc="08090005" w:tentative="1">
+      <w:start w:val="1"/>
+      <w:numFmt w:val="bullet"/>
+      <w:lvlText w:val=""/>
+      <w:lvlJc w:val="left"/>
+      <w:pPr>
+        <w:ind w:left="4320" w:hanging="360"/>
+      </w:pPr>
+      <w:rPr>
+        <w:rFonts w:ascii="Wingdings" w:hAnsi="Wingdings" w:hint="default"/>
+      </w:rPr>
+    </w:lvl>
+    <w:lvl w:ilvl="6" w:tplc="08090001" w:tentative="1">
+      <w:start w:val="1"/>
+      <w:numFmt w:val="bullet"/>
+      <w:lvlText w:val=""/>
+      <w:lvlJc w:val="left"/>
+      <w:pPr>
+        <w:ind w:left="5040" w:hanging="360"/>
+      </w:pPr>
+      <w:rPr>
+        <w:rFonts w:ascii="Symbol" w:hAnsi="Symbol" w:hint="default"/>
+      </w:rPr>
+    </w:lvl>
+    <w:lvl w:ilvl="7" w:tplc="08090003" w:tentative="1">
+      <w:start w:val="1"/>
+      <w:numFmt w:val="bullet"/>
+      <w:lvlText w:val="o"/>
+      <w:lvlJc w:val="left"/>
+      <w:pPr>
+        <w:ind w:left="5760" w:hanging="360"/>
+      </w:pPr>
+      <w:rPr>
+        <w:rFonts w:ascii="Courier New" w:hAnsi="Courier New" w:cs="Courier New" w:hint="default"/>
+      </w:rPr>
+    </w:lvl>
+    <w:lvl w:ilvl="8" w:tplc="08090005" w:tentative="1">
+      <w:start w:val="1"/>
+      <w:numFmt w:val="bullet"/>
+      <w:lvlText w:val=""/>
+      <w:lvlJc w:val="left"/>
+      <w:pPr>
+        <w:ind w:left="6480" w:hanging="360"/>
+      </w:pPr>
+      <w:rPr>
+        <w:rFonts w:ascii="Wingdings" w:hAnsi="Wingdings" w:hint="default"/>
+      </w:rPr>
+    </w:lvl>
+  </w:abstractNum>
+  <w:abstractNum w:abstractNumId="12" w15:restartNumberingAfterBreak="0">
+    <w:nsid w:val="41C729BE"/>
+    <w:multiLevelType w:val="hybridMultilevel"/>
+    <w:tmpl w:val="D44E662A"/>
+    <w:lvl w:ilvl="0" w:tplc="35A45FA6">
+      <w:start w:val="5"/>
+      <w:numFmt w:val="bullet"/>
+      <w:lvlText w:val=""/>
+      <w:lvlJc w:val="left"/>
+      <w:pPr>
+        <w:ind w:left="720" w:hanging="360"/>
+      </w:pPr>
+      <w:rPr>
+        <w:rFonts w:ascii="Wingdings" w:eastAsiaTheme="minorHAnsi" w:hAnsi="Wingdings" w:cstheme="minorBidi" w:hint="default"/>
+      </w:rPr>
+    </w:lvl>
+    <w:lvl w:ilvl="1" w:tplc="08090003" w:tentative="1">
+      <w:start w:val="1"/>
+      <w:numFmt w:val="bullet"/>
+      <w:lvlText w:val="o"/>
+      <w:lvlJc w:val="left"/>
+      <w:pPr>
+        <w:ind w:left="1440" w:hanging="360"/>
+      </w:pPr>
+      <w:rPr>
+        <w:rFonts w:ascii="Courier New" w:hAnsi="Courier New" w:cs="Courier New" w:hint="default"/>
+      </w:rPr>
+    </w:lvl>
+    <w:lvl w:ilvl="2" w:tplc="08090005" w:tentative="1">
+      <w:start w:val="1"/>
+      <w:numFmt w:val="bullet"/>
+      <w:lvlText w:val=""/>
+      <w:lvlJc w:val="left"/>
+      <w:pPr>
+        <w:ind w:left="2160" w:hanging="360"/>
+      </w:pPr>
+      <w:rPr>
+        <w:rFonts w:ascii="Wingdings" w:hAnsi="Wingdings" w:hint="default"/>
+      </w:rPr>
+    </w:lvl>
+    <w:lvl w:ilvl="3" w:tplc="08090001" w:tentative="1">
+      <w:start w:val="1"/>
+      <w:numFmt w:val="bullet"/>
+      <w:lvlText w:val=""/>
+      <w:lvlJc w:val="left"/>
+      <w:pPr>
+        <w:ind w:left="2880" w:hanging="360"/>
+      </w:pPr>
+      <w:rPr>
+        <w:rFonts w:ascii="Symbol" w:hAnsi="Symbol" w:hint="default"/>
+      </w:rPr>
+    </w:lvl>
+    <w:lvl w:ilvl="4" w:tplc="08090003" w:tentative="1">
+      <w:start w:val="1"/>
+      <w:numFmt w:val="bullet"/>
+      <w:lvlText w:val="o"/>
+      <w:lvlJc w:val="left"/>
+      <w:pPr>
+        <w:ind w:left="3600" w:hanging="360"/>
+      </w:pPr>
+      <w:rPr>
+        <w:rFonts w:ascii="Courier New" w:hAnsi="Courier New" w:cs="Courier New" w:hint="default"/>
+      </w:rPr>
+    </w:lvl>
+    <w:lvl w:ilvl="5" w:tplc="08090005" w:tentative="1">
+      <w:start w:val="1"/>
+      <w:numFmt w:val="bullet"/>
+      <w:lvlText w:val=""/>
+      <w:lvlJc w:val="left"/>
+      <w:pPr>
+        <w:ind w:left="4320" w:hanging="360"/>
+      </w:pPr>
+      <w:rPr>
+        <w:rFonts w:ascii="Wingdings" w:hAnsi="Wingdings" w:hint="default"/>
+      </w:rPr>
+    </w:lvl>
+    <w:lvl w:ilvl="6" w:tplc="08090001" w:tentative="1">
+      <w:start w:val="1"/>
+      <w:numFmt w:val="bullet"/>
+      <w:lvlText w:val=""/>
+      <w:lvlJc w:val="left"/>
+      <w:pPr>
+        <w:ind w:left="5040" w:hanging="360"/>
+      </w:pPr>
+      <w:rPr>
+        <w:rFonts w:ascii="Symbol" w:hAnsi="Symbol" w:hint="default"/>
+      </w:rPr>
+    </w:lvl>
+    <w:lvl w:ilvl="7" w:tplc="08090003" w:tentative="1">
+      <w:start w:val="1"/>
+      <w:numFmt w:val="bullet"/>
+      <w:lvlText w:val="o"/>
+      <w:lvlJc w:val="left"/>
+      <w:pPr>
+        <w:ind w:left="5760" w:hanging="360"/>
+      </w:pPr>
+      <w:rPr>
+        <w:rFonts w:ascii="Courier New" w:hAnsi="Courier New" w:cs="Courier New" w:hint="default"/>
+      </w:rPr>
+    </w:lvl>
+    <w:lvl w:ilvl="8" w:tplc="08090005" w:tentative="1">
+      <w:start w:val="1"/>
+      <w:numFmt w:val="bullet"/>
+      <w:lvlText w:val=""/>
+      <w:lvlJc w:val="left"/>
+      <w:pPr>
+        <w:ind w:left="6480" w:hanging="360"/>
+      </w:pPr>
+      <w:rPr>
+        <w:rFonts w:ascii="Wingdings" w:hAnsi="Wingdings" w:hint="default"/>
+      </w:rPr>
+    </w:lvl>
+  </w:abstractNum>
+  <w:abstractNum w:abstractNumId="13" w15:restartNumberingAfterBreak="0">
     <w:nsid w:val="45020E1C"/>
     <w:multiLevelType w:val="multilevel"/>
     <w:tmpl w:val="A724868C"/>
@@ -3471,14 +7071,1707 @@
       </w:pPr>
     </w:lvl>
   </w:abstractNum>
+  <w:abstractNum w:abstractNumId="14" w15:restartNumberingAfterBreak="0">
+    <w:nsid w:val="4EB2537C"/>
+    <w:multiLevelType w:val="hybridMultilevel"/>
+    <w:tmpl w:val="E8FA488A"/>
+    <w:lvl w:ilvl="0" w:tplc="08090001">
+      <w:start w:val="1"/>
+      <w:numFmt w:val="bullet"/>
+      <w:lvlText w:val=""/>
+      <w:lvlJc w:val="left"/>
+      <w:pPr>
+        <w:ind w:left="1080" w:hanging="360"/>
+      </w:pPr>
+      <w:rPr>
+        <w:rFonts w:ascii="Symbol" w:hAnsi="Symbol" w:hint="default"/>
+      </w:rPr>
+    </w:lvl>
+    <w:lvl w:ilvl="1" w:tplc="08090003" w:tentative="1">
+      <w:start w:val="1"/>
+      <w:numFmt w:val="bullet"/>
+      <w:lvlText w:val="o"/>
+      <w:lvlJc w:val="left"/>
+      <w:pPr>
+        <w:ind w:left="1800" w:hanging="360"/>
+      </w:pPr>
+      <w:rPr>
+        <w:rFonts w:ascii="Courier New" w:hAnsi="Courier New" w:cs="Courier New" w:hint="default"/>
+      </w:rPr>
+    </w:lvl>
+    <w:lvl w:ilvl="2" w:tplc="08090005" w:tentative="1">
+      <w:start w:val="1"/>
+      <w:numFmt w:val="bullet"/>
+      <w:lvlText w:val=""/>
+      <w:lvlJc w:val="left"/>
+      <w:pPr>
+        <w:ind w:left="2520" w:hanging="360"/>
+      </w:pPr>
+      <w:rPr>
+        <w:rFonts w:ascii="Wingdings" w:hAnsi="Wingdings" w:hint="default"/>
+      </w:rPr>
+    </w:lvl>
+    <w:lvl w:ilvl="3" w:tplc="08090001" w:tentative="1">
+      <w:start w:val="1"/>
+      <w:numFmt w:val="bullet"/>
+      <w:lvlText w:val=""/>
+      <w:lvlJc w:val="left"/>
+      <w:pPr>
+        <w:ind w:left="3240" w:hanging="360"/>
+      </w:pPr>
+      <w:rPr>
+        <w:rFonts w:ascii="Symbol" w:hAnsi="Symbol" w:hint="default"/>
+      </w:rPr>
+    </w:lvl>
+    <w:lvl w:ilvl="4" w:tplc="08090003" w:tentative="1">
+      <w:start w:val="1"/>
+      <w:numFmt w:val="bullet"/>
+      <w:lvlText w:val="o"/>
+      <w:lvlJc w:val="left"/>
+      <w:pPr>
+        <w:ind w:left="3960" w:hanging="360"/>
+      </w:pPr>
+      <w:rPr>
+        <w:rFonts w:ascii="Courier New" w:hAnsi="Courier New" w:cs="Courier New" w:hint="default"/>
+      </w:rPr>
+    </w:lvl>
+    <w:lvl w:ilvl="5" w:tplc="08090005" w:tentative="1">
+      <w:start w:val="1"/>
+      <w:numFmt w:val="bullet"/>
+      <w:lvlText w:val=""/>
+      <w:lvlJc w:val="left"/>
+      <w:pPr>
+        <w:ind w:left="4680" w:hanging="360"/>
+      </w:pPr>
+      <w:rPr>
+        <w:rFonts w:ascii="Wingdings" w:hAnsi="Wingdings" w:hint="default"/>
+      </w:rPr>
+    </w:lvl>
+    <w:lvl w:ilvl="6" w:tplc="08090001" w:tentative="1">
+      <w:start w:val="1"/>
+      <w:numFmt w:val="bullet"/>
+      <w:lvlText w:val=""/>
+      <w:lvlJc w:val="left"/>
+      <w:pPr>
+        <w:ind w:left="5400" w:hanging="360"/>
+      </w:pPr>
+      <w:rPr>
+        <w:rFonts w:ascii="Symbol" w:hAnsi="Symbol" w:hint="default"/>
+      </w:rPr>
+    </w:lvl>
+    <w:lvl w:ilvl="7" w:tplc="08090003" w:tentative="1">
+      <w:start w:val="1"/>
+      <w:numFmt w:val="bullet"/>
+      <w:lvlText w:val="o"/>
+      <w:lvlJc w:val="left"/>
+      <w:pPr>
+        <w:ind w:left="6120" w:hanging="360"/>
+      </w:pPr>
+      <w:rPr>
+        <w:rFonts w:ascii="Courier New" w:hAnsi="Courier New" w:cs="Courier New" w:hint="default"/>
+      </w:rPr>
+    </w:lvl>
+    <w:lvl w:ilvl="8" w:tplc="08090005" w:tentative="1">
+      <w:start w:val="1"/>
+      <w:numFmt w:val="bullet"/>
+      <w:lvlText w:val=""/>
+      <w:lvlJc w:val="left"/>
+      <w:pPr>
+        <w:ind w:left="6840" w:hanging="360"/>
+      </w:pPr>
+      <w:rPr>
+        <w:rFonts w:ascii="Wingdings" w:hAnsi="Wingdings" w:hint="default"/>
+      </w:rPr>
+    </w:lvl>
+  </w:abstractNum>
+  <w:abstractNum w:abstractNumId="15" w15:restartNumberingAfterBreak="0">
+    <w:nsid w:val="4F064DE5"/>
+    <w:multiLevelType w:val="hybridMultilevel"/>
+    <w:tmpl w:val="3D2293CC"/>
+    <w:lvl w:ilvl="0" w:tplc="08090001">
+      <w:start w:val="1"/>
+      <w:numFmt w:val="bullet"/>
+      <w:lvlText w:val=""/>
+      <w:lvlJc w:val="left"/>
+      <w:pPr>
+        <w:ind w:left="720" w:hanging="360"/>
+      </w:pPr>
+      <w:rPr>
+        <w:rFonts w:ascii="Symbol" w:hAnsi="Symbol" w:hint="default"/>
+      </w:rPr>
+    </w:lvl>
+    <w:lvl w:ilvl="1" w:tplc="08090003" w:tentative="1">
+      <w:start w:val="1"/>
+      <w:numFmt w:val="bullet"/>
+      <w:lvlText w:val="o"/>
+      <w:lvlJc w:val="left"/>
+      <w:pPr>
+        <w:ind w:left="1440" w:hanging="360"/>
+      </w:pPr>
+      <w:rPr>
+        <w:rFonts w:ascii="Courier New" w:hAnsi="Courier New" w:cs="Courier New" w:hint="default"/>
+      </w:rPr>
+    </w:lvl>
+    <w:lvl w:ilvl="2" w:tplc="08090005" w:tentative="1">
+      <w:start w:val="1"/>
+      <w:numFmt w:val="bullet"/>
+      <w:lvlText w:val=""/>
+      <w:lvlJc w:val="left"/>
+      <w:pPr>
+        <w:ind w:left="2160" w:hanging="360"/>
+      </w:pPr>
+      <w:rPr>
+        <w:rFonts w:ascii="Wingdings" w:hAnsi="Wingdings" w:hint="default"/>
+      </w:rPr>
+    </w:lvl>
+    <w:lvl w:ilvl="3" w:tplc="08090001" w:tentative="1">
+      <w:start w:val="1"/>
+      <w:numFmt w:val="bullet"/>
+      <w:lvlText w:val=""/>
+      <w:lvlJc w:val="left"/>
+      <w:pPr>
+        <w:ind w:left="2880" w:hanging="360"/>
+      </w:pPr>
+      <w:rPr>
+        <w:rFonts w:ascii="Symbol" w:hAnsi="Symbol" w:hint="default"/>
+      </w:rPr>
+    </w:lvl>
+    <w:lvl w:ilvl="4" w:tplc="08090003" w:tentative="1">
+      <w:start w:val="1"/>
+      <w:numFmt w:val="bullet"/>
+      <w:lvlText w:val="o"/>
+      <w:lvlJc w:val="left"/>
+      <w:pPr>
+        <w:ind w:left="3600" w:hanging="360"/>
+      </w:pPr>
+      <w:rPr>
+        <w:rFonts w:ascii="Courier New" w:hAnsi="Courier New" w:cs="Courier New" w:hint="default"/>
+      </w:rPr>
+    </w:lvl>
+    <w:lvl w:ilvl="5" w:tplc="08090005" w:tentative="1">
+      <w:start w:val="1"/>
+      <w:numFmt w:val="bullet"/>
+      <w:lvlText w:val=""/>
+      <w:lvlJc w:val="left"/>
+      <w:pPr>
+        <w:ind w:left="4320" w:hanging="360"/>
+      </w:pPr>
+      <w:rPr>
+        <w:rFonts w:ascii="Wingdings" w:hAnsi="Wingdings" w:hint="default"/>
+      </w:rPr>
+    </w:lvl>
+    <w:lvl w:ilvl="6" w:tplc="08090001" w:tentative="1">
+      <w:start w:val="1"/>
+      <w:numFmt w:val="bullet"/>
+      <w:lvlText w:val=""/>
+      <w:lvlJc w:val="left"/>
+      <w:pPr>
+        <w:ind w:left="5040" w:hanging="360"/>
+      </w:pPr>
+      <w:rPr>
+        <w:rFonts w:ascii="Symbol" w:hAnsi="Symbol" w:hint="default"/>
+      </w:rPr>
+    </w:lvl>
+    <w:lvl w:ilvl="7" w:tplc="08090003" w:tentative="1">
+      <w:start w:val="1"/>
+      <w:numFmt w:val="bullet"/>
+      <w:lvlText w:val="o"/>
+      <w:lvlJc w:val="left"/>
+      <w:pPr>
+        <w:ind w:left="5760" w:hanging="360"/>
+      </w:pPr>
+      <w:rPr>
+        <w:rFonts w:ascii="Courier New" w:hAnsi="Courier New" w:cs="Courier New" w:hint="default"/>
+      </w:rPr>
+    </w:lvl>
+    <w:lvl w:ilvl="8" w:tplc="08090005" w:tentative="1">
+      <w:start w:val="1"/>
+      <w:numFmt w:val="bullet"/>
+      <w:lvlText w:val=""/>
+      <w:lvlJc w:val="left"/>
+      <w:pPr>
+        <w:ind w:left="6480" w:hanging="360"/>
+      </w:pPr>
+      <w:rPr>
+        <w:rFonts w:ascii="Wingdings" w:hAnsi="Wingdings" w:hint="default"/>
+      </w:rPr>
+    </w:lvl>
+  </w:abstractNum>
+  <w:abstractNum w:abstractNumId="16" w15:restartNumberingAfterBreak="0">
+    <w:nsid w:val="526B261F"/>
+    <w:multiLevelType w:val="hybridMultilevel"/>
+    <w:tmpl w:val="6A20E1AE"/>
+    <w:lvl w:ilvl="0" w:tplc="08090001">
+      <w:start w:val="1"/>
+      <w:numFmt w:val="bullet"/>
+      <w:lvlText w:val=""/>
+      <w:lvlJc w:val="left"/>
+      <w:pPr>
+        <w:ind w:left="720" w:hanging="360"/>
+      </w:pPr>
+      <w:rPr>
+        <w:rFonts w:ascii="Symbol" w:hAnsi="Symbol" w:hint="default"/>
+      </w:rPr>
+    </w:lvl>
+    <w:lvl w:ilvl="1" w:tplc="08090003" w:tentative="1">
+      <w:start w:val="1"/>
+      <w:numFmt w:val="bullet"/>
+      <w:lvlText w:val="o"/>
+      <w:lvlJc w:val="left"/>
+      <w:pPr>
+        <w:ind w:left="1440" w:hanging="360"/>
+      </w:pPr>
+      <w:rPr>
+        <w:rFonts w:ascii="Courier New" w:hAnsi="Courier New" w:cs="Courier New" w:hint="default"/>
+      </w:rPr>
+    </w:lvl>
+    <w:lvl w:ilvl="2" w:tplc="08090005" w:tentative="1">
+      <w:start w:val="1"/>
+      <w:numFmt w:val="bullet"/>
+      <w:lvlText w:val=""/>
+      <w:lvlJc w:val="left"/>
+      <w:pPr>
+        <w:ind w:left="2160" w:hanging="360"/>
+      </w:pPr>
+      <w:rPr>
+        <w:rFonts w:ascii="Wingdings" w:hAnsi="Wingdings" w:hint="default"/>
+      </w:rPr>
+    </w:lvl>
+    <w:lvl w:ilvl="3" w:tplc="08090001" w:tentative="1">
+      <w:start w:val="1"/>
+      <w:numFmt w:val="bullet"/>
+      <w:lvlText w:val=""/>
+      <w:lvlJc w:val="left"/>
+      <w:pPr>
+        <w:ind w:left="2880" w:hanging="360"/>
+      </w:pPr>
+      <w:rPr>
+        <w:rFonts w:ascii="Symbol" w:hAnsi="Symbol" w:hint="default"/>
+      </w:rPr>
+    </w:lvl>
+    <w:lvl w:ilvl="4" w:tplc="08090003" w:tentative="1">
+      <w:start w:val="1"/>
+      <w:numFmt w:val="bullet"/>
+      <w:lvlText w:val="o"/>
+      <w:lvlJc w:val="left"/>
+      <w:pPr>
+        <w:ind w:left="3600" w:hanging="360"/>
+      </w:pPr>
+      <w:rPr>
+        <w:rFonts w:ascii="Courier New" w:hAnsi="Courier New" w:cs="Courier New" w:hint="default"/>
+      </w:rPr>
+    </w:lvl>
+    <w:lvl w:ilvl="5" w:tplc="08090005" w:tentative="1">
+      <w:start w:val="1"/>
+      <w:numFmt w:val="bullet"/>
+      <w:lvlText w:val=""/>
+      <w:lvlJc w:val="left"/>
+      <w:pPr>
+        <w:ind w:left="4320" w:hanging="360"/>
+      </w:pPr>
+      <w:rPr>
+        <w:rFonts w:ascii="Wingdings" w:hAnsi="Wingdings" w:hint="default"/>
+      </w:rPr>
+    </w:lvl>
+    <w:lvl w:ilvl="6" w:tplc="08090001" w:tentative="1">
+      <w:start w:val="1"/>
+      <w:numFmt w:val="bullet"/>
+      <w:lvlText w:val=""/>
+      <w:lvlJc w:val="left"/>
+      <w:pPr>
+        <w:ind w:left="5040" w:hanging="360"/>
+      </w:pPr>
+      <w:rPr>
+        <w:rFonts w:ascii="Symbol" w:hAnsi="Symbol" w:hint="default"/>
+      </w:rPr>
+    </w:lvl>
+    <w:lvl w:ilvl="7" w:tplc="08090003" w:tentative="1">
+      <w:start w:val="1"/>
+      <w:numFmt w:val="bullet"/>
+      <w:lvlText w:val="o"/>
+      <w:lvlJc w:val="left"/>
+      <w:pPr>
+        <w:ind w:left="5760" w:hanging="360"/>
+      </w:pPr>
+      <w:rPr>
+        <w:rFonts w:ascii="Courier New" w:hAnsi="Courier New" w:cs="Courier New" w:hint="default"/>
+      </w:rPr>
+    </w:lvl>
+    <w:lvl w:ilvl="8" w:tplc="08090005" w:tentative="1">
+      <w:start w:val="1"/>
+      <w:numFmt w:val="bullet"/>
+      <w:lvlText w:val=""/>
+      <w:lvlJc w:val="left"/>
+      <w:pPr>
+        <w:ind w:left="6480" w:hanging="360"/>
+      </w:pPr>
+      <w:rPr>
+        <w:rFonts w:ascii="Wingdings" w:hAnsi="Wingdings" w:hint="default"/>
+      </w:rPr>
+    </w:lvl>
+  </w:abstractNum>
+  <w:abstractNum w:abstractNumId="17" w15:restartNumberingAfterBreak="0">
+    <w:nsid w:val="574962E7"/>
+    <w:multiLevelType w:val="hybridMultilevel"/>
+    <w:tmpl w:val="F050BE9C"/>
+    <w:lvl w:ilvl="0" w:tplc="08090001">
+      <w:start w:val="1"/>
+      <w:numFmt w:val="bullet"/>
+      <w:lvlText w:val=""/>
+      <w:lvlJc w:val="left"/>
+      <w:pPr>
+        <w:ind w:left="720" w:hanging="360"/>
+      </w:pPr>
+      <w:rPr>
+        <w:rFonts w:ascii="Symbol" w:hAnsi="Symbol" w:hint="default"/>
+      </w:rPr>
+    </w:lvl>
+    <w:lvl w:ilvl="1" w:tplc="08090003">
+      <w:start w:val="1"/>
+      <w:numFmt w:val="bullet"/>
+      <w:lvlText w:val="o"/>
+      <w:lvlJc w:val="left"/>
+      <w:pPr>
+        <w:ind w:left="1440" w:hanging="360"/>
+      </w:pPr>
+      <w:rPr>
+        <w:rFonts w:ascii="Courier New" w:hAnsi="Courier New" w:cs="Courier New" w:hint="default"/>
+      </w:rPr>
+    </w:lvl>
+    <w:lvl w:ilvl="2" w:tplc="08090005" w:tentative="1">
+      <w:start w:val="1"/>
+      <w:numFmt w:val="bullet"/>
+      <w:lvlText w:val=""/>
+      <w:lvlJc w:val="left"/>
+      <w:pPr>
+        <w:ind w:left="2160" w:hanging="360"/>
+      </w:pPr>
+      <w:rPr>
+        <w:rFonts w:ascii="Wingdings" w:hAnsi="Wingdings" w:hint="default"/>
+      </w:rPr>
+    </w:lvl>
+    <w:lvl w:ilvl="3" w:tplc="08090001" w:tentative="1">
+      <w:start w:val="1"/>
+      <w:numFmt w:val="bullet"/>
+      <w:lvlText w:val=""/>
+      <w:lvlJc w:val="left"/>
+      <w:pPr>
+        <w:ind w:left="2880" w:hanging="360"/>
+      </w:pPr>
+      <w:rPr>
+        <w:rFonts w:ascii="Symbol" w:hAnsi="Symbol" w:hint="default"/>
+      </w:rPr>
+    </w:lvl>
+    <w:lvl w:ilvl="4" w:tplc="08090003" w:tentative="1">
+      <w:start w:val="1"/>
+      <w:numFmt w:val="bullet"/>
+      <w:lvlText w:val="o"/>
+      <w:lvlJc w:val="left"/>
+      <w:pPr>
+        <w:ind w:left="3600" w:hanging="360"/>
+      </w:pPr>
+      <w:rPr>
+        <w:rFonts w:ascii="Courier New" w:hAnsi="Courier New" w:cs="Courier New" w:hint="default"/>
+      </w:rPr>
+    </w:lvl>
+    <w:lvl w:ilvl="5" w:tplc="08090005" w:tentative="1">
+      <w:start w:val="1"/>
+      <w:numFmt w:val="bullet"/>
+      <w:lvlText w:val=""/>
+      <w:lvlJc w:val="left"/>
+      <w:pPr>
+        <w:ind w:left="4320" w:hanging="360"/>
+      </w:pPr>
+      <w:rPr>
+        <w:rFonts w:ascii="Wingdings" w:hAnsi="Wingdings" w:hint="default"/>
+      </w:rPr>
+    </w:lvl>
+    <w:lvl w:ilvl="6" w:tplc="08090001" w:tentative="1">
+      <w:start w:val="1"/>
+      <w:numFmt w:val="bullet"/>
+      <w:lvlText w:val=""/>
+      <w:lvlJc w:val="left"/>
+      <w:pPr>
+        <w:ind w:left="5040" w:hanging="360"/>
+      </w:pPr>
+      <w:rPr>
+        <w:rFonts w:ascii="Symbol" w:hAnsi="Symbol" w:hint="default"/>
+      </w:rPr>
+    </w:lvl>
+    <w:lvl w:ilvl="7" w:tplc="08090003" w:tentative="1">
+      <w:start w:val="1"/>
+      <w:numFmt w:val="bullet"/>
+      <w:lvlText w:val="o"/>
+      <w:lvlJc w:val="left"/>
+      <w:pPr>
+        <w:ind w:left="5760" w:hanging="360"/>
+      </w:pPr>
+      <w:rPr>
+        <w:rFonts w:ascii="Courier New" w:hAnsi="Courier New" w:cs="Courier New" w:hint="default"/>
+      </w:rPr>
+    </w:lvl>
+    <w:lvl w:ilvl="8" w:tplc="08090005" w:tentative="1">
+      <w:start w:val="1"/>
+      <w:numFmt w:val="bullet"/>
+      <w:lvlText w:val=""/>
+      <w:lvlJc w:val="left"/>
+      <w:pPr>
+        <w:ind w:left="6480" w:hanging="360"/>
+      </w:pPr>
+      <w:rPr>
+        <w:rFonts w:ascii="Wingdings" w:hAnsi="Wingdings" w:hint="default"/>
+      </w:rPr>
+    </w:lvl>
+  </w:abstractNum>
+  <w:abstractNum w:abstractNumId="18" w15:restartNumberingAfterBreak="0">
+    <w:nsid w:val="57A77A8B"/>
+    <w:multiLevelType w:val="hybridMultilevel"/>
+    <w:tmpl w:val="E2C0765E"/>
+    <w:lvl w:ilvl="0" w:tplc="08090001">
+      <w:start w:val="1"/>
+      <w:numFmt w:val="bullet"/>
+      <w:lvlText w:val=""/>
+      <w:lvlJc w:val="left"/>
+      <w:pPr>
+        <w:ind w:left="720" w:hanging="360"/>
+      </w:pPr>
+      <w:rPr>
+        <w:rFonts w:ascii="Symbol" w:hAnsi="Symbol" w:hint="default"/>
+      </w:rPr>
+    </w:lvl>
+    <w:lvl w:ilvl="1" w:tplc="08090003" w:tentative="1">
+      <w:start w:val="1"/>
+      <w:numFmt w:val="bullet"/>
+      <w:lvlText w:val="o"/>
+      <w:lvlJc w:val="left"/>
+      <w:pPr>
+        <w:ind w:left="1440" w:hanging="360"/>
+      </w:pPr>
+      <w:rPr>
+        <w:rFonts w:ascii="Courier New" w:hAnsi="Courier New" w:cs="Courier New" w:hint="default"/>
+      </w:rPr>
+    </w:lvl>
+    <w:lvl w:ilvl="2" w:tplc="08090005" w:tentative="1">
+      <w:start w:val="1"/>
+      <w:numFmt w:val="bullet"/>
+      <w:lvlText w:val=""/>
+      <w:lvlJc w:val="left"/>
+      <w:pPr>
+        <w:ind w:left="2160" w:hanging="360"/>
+      </w:pPr>
+      <w:rPr>
+        <w:rFonts w:ascii="Wingdings" w:hAnsi="Wingdings" w:hint="default"/>
+      </w:rPr>
+    </w:lvl>
+    <w:lvl w:ilvl="3" w:tplc="08090001" w:tentative="1">
+      <w:start w:val="1"/>
+      <w:numFmt w:val="bullet"/>
+      <w:lvlText w:val=""/>
+      <w:lvlJc w:val="left"/>
+      <w:pPr>
+        <w:ind w:left="2880" w:hanging="360"/>
+      </w:pPr>
+      <w:rPr>
+        <w:rFonts w:ascii="Symbol" w:hAnsi="Symbol" w:hint="default"/>
+      </w:rPr>
+    </w:lvl>
+    <w:lvl w:ilvl="4" w:tplc="08090003" w:tentative="1">
+      <w:start w:val="1"/>
+      <w:numFmt w:val="bullet"/>
+      <w:lvlText w:val="o"/>
+      <w:lvlJc w:val="left"/>
+      <w:pPr>
+        <w:ind w:left="3600" w:hanging="360"/>
+      </w:pPr>
+      <w:rPr>
+        <w:rFonts w:ascii="Courier New" w:hAnsi="Courier New" w:cs="Courier New" w:hint="default"/>
+      </w:rPr>
+    </w:lvl>
+    <w:lvl w:ilvl="5" w:tplc="08090005" w:tentative="1">
+      <w:start w:val="1"/>
+      <w:numFmt w:val="bullet"/>
+      <w:lvlText w:val=""/>
+      <w:lvlJc w:val="left"/>
+      <w:pPr>
+        <w:ind w:left="4320" w:hanging="360"/>
+      </w:pPr>
+      <w:rPr>
+        <w:rFonts w:ascii="Wingdings" w:hAnsi="Wingdings" w:hint="default"/>
+      </w:rPr>
+    </w:lvl>
+    <w:lvl w:ilvl="6" w:tplc="08090001" w:tentative="1">
+      <w:start w:val="1"/>
+      <w:numFmt w:val="bullet"/>
+      <w:lvlText w:val=""/>
+      <w:lvlJc w:val="left"/>
+      <w:pPr>
+        <w:ind w:left="5040" w:hanging="360"/>
+      </w:pPr>
+      <w:rPr>
+        <w:rFonts w:ascii="Symbol" w:hAnsi="Symbol" w:hint="default"/>
+      </w:rPr>
+    </w:lvl>
+    <w:lvl w:ilvl="7" w:tplc="08090003" w:tentative="1">
+      <w:start w:val="1"/>
+      <w:numFmt w:val="bullet"/>
+      <w:lvlText w:val="o"/>
+      <w:lvlJc w:val="left"/>
+      <w:pPr>
+        <w:ind w:left="5760" w:hanging="360"/>
+      </w:pPr>
+      <w:rPr>
+        <w:rFonts w:ascii="Courier New" w:hAnsi="Courier New" w:cs="Courier New" w:hint="default"/>
+      </w:rPr>
+    </w:lvl>
+    <w:lvl w:ilvl="8" w:tplc="08090005" w:tentative="1">
+      <w:start w:val="1"/>
+      <w:numFmt w:val="bullet"/>
+      <w:lvlText w:val=""/>
+      <w:lvlJc w:val="left"/>
+      <w:pPr>
+        <w:ind w:left="6480" w:hanging="360"/>
+      </w:pPr>
+      <w:rPr>
+        <w:rFonts w:ascii="Wingdings" w:hAnsi="Wingdings" w:hint="default"/>
+      </w:rPr>
+    </w:lvl>
+  </w:abstractNum>
+  <w:abstractNum w:abstractNumId="19" w15:restartNumberingAfterBreak="0">
+    <w:nsid w:val="62AB12E6"/>
+    <w:multiLevelType w:val="hybridMultilevel"/>
+    <w:tmpl w:val="52C8444A"/>
+    <w:lvl w:ilvl="0" w:tplc="08090001">
+      <w:start w:val="1"/>
+      <w:numFmt w:val="bullet"/>
+      <w:lvlText w:val=""/>
+      <w:lvlJc w:val="left"/>
+      <w:pPr>
+        <w:ind w:left="1440" w:hanging="360"/>
+      </w:pPr>
+      <w:rPr>
+        <w:rFonts w:ascii="Symbol" w:hAnsi="Symbol" w:hint="default"/>
+      </w:rPr>
+    </w:lvl>
+    <w:lvl w:ilvl="1" w:tplc="08090003" w:tentative="1">
+      <w:start w:val="1"/>
+      <w:numFmt w:val="bullet"/>
+      <w:lvlText w:val="o"/>
+      <w:lvlJc w:val="left"/>
+      <w:pPr>
+        <w:ind w:left="2160" w:hanging="360"/>
+      </w:pPr>
+      <w:rPr>
+        <w:rFonts w:ascii="Courier New" w:hAnsi="Courier New" w:cs="Courier New" w:hint="default"/>
+      </w:rPr>
+    </w:lvl>
+    <w:lvl w:ilvl="2" w:tplc="08090005" w:tentative="1">
+      <w:start w:val="1"/>
+      <w:numFmt w:val="bullet"/>
+      <w:lvlText w:val=""/>
+      <w:lvlJc w:val="left"/>
+      <w:pPr>
+        <w:ind w:left="2880" w:hanging="360"/>
+      </w:pPr>
+      <w:rPr>
+        <w:rFonts w:ascii="Wingdings" w:hAnsi="Wingdings" w:hint="default"/>
+      </w:rPr>
+    </w:lvl>
+    <w:lvl w:ilvl="3" w:tplc="08090001" w:tentative="1">
+      <w:start w:val="1"/>
+      <w:numFmt w:val="bullet"/>
+      <w:lvlText w:val=""/>
+      <w:lvlJc w:val="left"/>
+      <w:pPr>
+        <w:ind w:left="3600" w:hanging="360"/>
+      </w:pPr>
+      <w:rPr>
+        <w:rFonts w:ascii="Symbol" w:hAnsi="Symbol" w:hint="default"/>
+      </w:rPr>
+    </w:lvl>
+    <w:lvl w:ilvl="4" w:tplc="08090003" w:tentative="1">
+      <w:start w:val="1"/>
+      <w:numFmt w:val="bullet"/>
+      <w:lvlText w:val="o"/>
+      <w:lvlJc w:val="left"/>
+      <w:pPr>
+        <w:ind w:left="4320" w:hanging="360"/>
+      </w:pPr>
+      <w:rPr>
+        <w:rFonts w:ascii="Courier New" w:hAnsi="Courier New" w:cs="Courier New" w:hint="default"/>
+      </w:rPr>
+    </w:lvl>
+    <w:lvl w:ilvl="5" w:tplc="08090005" w:tentative="1">
+      <w:start w:val="1"/>
+      <w:numFmt w:val="bullet"/>
+      <w:lvlText w:val=""/>
+      <w:lvlJc w:val="left"/>
+      <w:pPr>
+        <w:ind w:left="5040" w:hanging="360"/>
+      </w:pPr>
+      <w:rPr>
+        <w:rFonts w:ascii="Wingdings" w:hAnsi="Wingdings" w:hint="default"/>
+      </w:rPr>
+    </w:lvl>
+    <w:lvl w:ilvl="6" w:tplc="08090001" w:tentative="1">
+      <w:start w:val="1"/>
+      <w:numFmt w:val="bullet"/>
+      <w:lvlText w:val=""/>
+      <w:lvlJc w:val="left"/>
+      <w:pPr>
+        <w:ind w:left="5760" w:hanging="360"/>
+      </w:pPr>
+      <w:rPr>
+        <w:rFonts w:ascii="Symbol" w:hAnsi="Symbol" w:hint="default"/>
+      </w:rPr>
+    </w:lvl>
+    <w:lvl w:ilvl="7" w:tplc="08090003" w:tentative="1">
+      <w:start w:val="1"/>
+      <w:numFmt w:val="bullet"/>
+      <w:lvlText w:val="o"/>
+      <w:lvlJc w:val="left"/>
+      <w:pPr>
+        <w:ind w:left="6480" w:hanging="360"/>
+      </w:pPr>
+      <w:rPr>
+        <w:rFonts w:ascii="Courier New" w:hAnsi="Courier New" w:cs="Courier New" w:hint="default"/>
+      </w:rPr>
+    </w:lvl>
+    <w:lvl w:ilvl="8" w:tplc="08090005" w:tentative="1">
+      <w:start w:val="1"/>
+      <w:numFmt w:val="bullet"/>
+      <w:lvlText w:val=""/>
+      <w:lvlJc w:val="left"/>
+      <w:pPr>
+        <w:ind w:left="7200" w:hanging="360"/>
+      </w:pPr>
+      <w:rPr>
+        <w:rFonts w:ascii="Wingdings" w:hAnsi="Wingdings" w:hint="default"/>
+      </w:rPr>
+    </w:lvl>
+  </w:abstractNum>
+  <w:abstractNum w:abstractNumId="20" w15:restartNumberingAfterBreak="0">
+    <w:nsid w:val="644458FD"/>
+    <w:multiLevelType w:val="hybridMultilevel"/>
+    <w:tmpl w:val="3FECBA52"/>
+    <w:lvl w:ilvl="0" w:tplc="08090001">
+      <w:start w:val="1"/>
+      <w:numFmt w:val="bullet"/>
+      <w:lvlText w:val=""/>
+      <w:lvlJc w:val="left"/>
+      <w:pPr>
+        <w:ind w:left="1080" w:hanging="360"/>
+      </w:pPr>
+      <w:rPr>
+        <w:rFonts w:ascii="Symbol" w:hAnsi="Symbol" w:hint="default"/>
+      </w:rPr>
+    </w:lvl>
+    <w:lvl w:ilvl="1" w:tplc="08090003" w:tentative="1">
+      <w:start w:val="1"/>
+      <w:numFmt w:val="bullet"/>
+      <w:lvlText w:val="o"/>
+      <w:lvlJc w:val="left"/>
+      <w:pPr>
+        <w:ind w:left="1800" w:hanging="360"/>
+      </w:pPr>
+      <w:rPr>
+        <w:rFonts w:ascii="Courier New" w:hAnsi="Courier New" w:cs="Courier New" w:hint="default"/>
+      </w:rPr>
+    </w:lvl>
+    <w:lvl w:ilvl="2" w:tplc="08090005" w:tentative="1">
+      <w:start w:val="1"/>
+      <w:numFmt w:val="bullet"/>
+      <w:lvlText w:val=""/>
+      <w:lvlJc w:val="left"/>
+      <w:pPr>
+        <w:ind w:left="2520" w:hanging="360"/>
+      </w:pPr>
+      <w:rPr>
+        <w:rFonts w:ascii="Wingdings" w:hAnsi="Wingdings" w:hint="default"/>
+      </w:rPr>
+    </w:lvl>
+    <w:lvl w:ilvl="3" w:tplc="08090001" w:tentative="1">
+      <w:start w:val="1"/>
+      <w:numFmt w:val="bullet"/>
+      <w:lvlText w:val=""/>
+      <w:lvlJc w:val="left"/>
+      <w:pPr>
+        <w:ind w:left="3240" w:hanging="360"/>
+      </w:pPr>
+      <w:rPr>
+        <w:rFonts w:ascii="Symbol" w:hAnsi="Symbol" w:hint="default"/>
+      </w:rPr>
+    </w:lvl>
+    <w:lvl w:ilvl="4" w:tplc="08090003" w:tentative="1">
+      <w:start w:val="1"/>
+      <w:numFmt w:val="bullet"/>
+      <w:lvlText w:val="o"/>
+      <w:lvlJc w:val="left"/>
+      <w:pPr>
+        <w:ind w:left="3960" w:hanging="360"/>
+      </w:pPr>
+      <w:rPr>
+        <w:rFonts w:ascii="Courier New" w:hAnsi="Courier New" w:cs="Courier New" w:hint="default"/>
+      </w:rPr>
+    </w:lvl>
+    <w:lvl w:ilvl="5" w:tplc="08090005" w:tentative="1">
+      <w:start w:val="1"/>
+      <w:numFmt w:val="bullet"/>
+      <w:lvlText w:val=""/>
+      <w:lvlJc w:val="left"/>
+      <w:pPr>
+        <w:ind w:left="4680" w:hanging="360"/>
+      </w:pPr>
+      <w:rPr>
+        <w:rFonts w:ascii="Wingdings" w:hAnsi="Wingdings" w:hint="default"/>
+      </w:rPr>
+    </w:lvl>
+    <w:lvl w:ilvl="6" w:tplc="08090001" w:tentative="1">
+      <w:start w:val="1"/>
+      <w:numFmt w:val="bullet"/>
+      <w:lvlText w:val=""/>
+      <w:lvlJc w:val="left"/>
+      <w:pPr>
+        <w:ind w:left="5400" w:hanging="360"/>
+      </w:pPr>
+      <w:rPr>
+        <w:rFonts w:ascii="Symbol" w:hAnsi="Symbol" w:hint="default"/>
+      </w:rPr>
+    </w:lvl>
+    <w:lvl w:ilvl="7" w:tplc="08090003" w:tentative="1">
+      <w:start w:val="1"/>
+      <w:numFmt w:val="bullet"/>
+      <w:lvlText w:val="o"/>
+      <w:lvlJc w:val="left"/>
+      <w:pPr>
+        <w:ind w:left="6120" w:hanging="360"/>
+      </w:pPr>
+      <w:rPr>
+        <w:rFonts w:ascii="Courier New" w:hAnsi="Courier New" w:cs="Courier New" w:hint="default"/>
+      </w:rPr>
+    </w:lvl>
+    <w:lvl w:ilvl="8" w:tplc="08090005" w:tentative="1">
+      <w:start w:val="1"/>
+      <w:numFmt w:val="bullet"/>
+      <w:lvlText w:val=""/>
+      <w:lvlJc w:val="left"/>
+      <w:pPr>
+        <w:ind w:left="6840" w:hanging="360"/>
+      </w:pPr>
+      <w:rPr>
+        <w:rFonts w:ascii="Wingdings" w:hAnsi="Wingdings" w:hint="default"/>
+      </w:rPr>
+    </w:lvl>
+  </w:abstractNum>
+  <w:abstractNum w:abstractNumId="21" w15:restartNumberingAfterBreak="0">
+    <w:nsid w:val="64A56027"/>
+    <w:multiLevelType w:val="multilevel"/>
+    <w:tmpl w:val="0D3E7E4E"/>
+    <w:lvl w:ilvl="0">
+      <w:start w:val="1"/>
+      <w:numFmt w:val="bullet"/>
+      <w:lvlText w:val=""/>
+      <w:lvlJc w:val="left"/>
+      <w:pPr>
+        <w:tabs>
+          <w:tab w:val="num" w:pos="720"/>
+        </w:tabs>
+        <w:ind w:left="720" w:hanging="360"/>
+      </w:pPr>
+      <w:rPr>
+        <w:rFonts w:ascii="Symbol" w:hAnsi="Symbol" w:hint="default"/>
+        <w:sz w:val="20"/>
+      </w:rPr>
+    </w:lvl>
+    <w:lvl w:ilvl="1" w:tentative="1">
+      <w:start w:val="1"/>
+      <w:numFmt w:val="bullet"/>
+      <w:lvlText w:val="o"/>
+      <w:lvlJc w:val="left"/>
+      <w:pPr>
+        <w:tabs>
+          <w:tab w:val="num" w:pos="1440"/>
+        </w:tabs>
+        <w:ind w:left="1440" w:hanging="360"/>
+      </w:pPr>
+      <w:rPr>
+        <w:rFonts w:ascii="Courier New" w:hAnsi="Courier New" w:hint="default"/>
+        <w:sz w:val="20"/>
+      </w:rPr>
+    </w:lvl>
+    <w:lvl w:ilvl="2" w:tentative="1">
+      <w:start w:val="1"/>
+      <w:numFmt w:val="bullet"/>
+      <w:lvlText w:val=""/>
+      <w:lvlJc w:val="left"/>
+      <w:pPr>
+        <w:tabs>
+          <w:tab w:val="num" w:pos="2160"/>
+        </w:tabs>
+        <w:ind w:left="2160" w:hanging="360"/>
+      </w:pPr>
+      <w:rPr>
+        <w:rFonts w:ascii="Wingdings" w:hAnsi="Wingdings" w:hint="default"/>
+        <w:sz w:val="20"/>
+      </w:rPr>
+    </w:lvl>
+    <w:lvl w:ilvl="3" w:tentative="1">
+      <w:start w:val="1"/>
+      <w:numFmt w:val="bullet"/>
+      <w:lvlText w:val=""/>
+      <w:lvlJc w:val="left"/>
+      <w:pPr>
+        <w:tabs>
+          <w:tab w:val="num" w:pos="2880"/>
+        </w:tabs>
+        <w:ind w:left="2880" w:hanging="360"/>
+      </w:pPr>
+      <w:rPr>
+        <w:rFonts w:ascii="Wingdings" w:hAnsi="Wingdings" w:hint="default"/>
+        <w:sz w:val="20"/>
+      </w:rPr>
+    </w:lvl>
+    <w:lvl w:ilvl="4" w:tentative="1">
+      <w:start w:val="1"/>
+      <w:numFmt w:val="bullet"/>
+      <w:lvlText w:val=""/>
+      <w:lvlJc w:val="left"/>
+      <w:pPr>
+        <w:tabs>
+          <w:tab w:val="num" w:pos="3600"/>
+        </w:tabs>
+        <w:ind w:left="3600" w:hanging="360"/>
+      </w:pPr>
+      <w:rPr>
+        <w:rFonts w:ascii="Wingdings" w:hAnsi="Wingdings" w:hint="default"/>
+        <w:sz w:val="20"/>
+      </w:rPr>
+    </w:lvl>
+    <w:lvl w:ilvl="5" w:tentative="1">
+      <w:start w:val="1"/>
+      <w:numFmt w:val="bullet"/>
+      <w:lvlText w:val=""/>
+      <w:lvlJc w:val="left"/>
+      <w:pPr>
+        <w:tabs>
+          <w:tab w:val="num" w:pos="4320"/>
+        </w:tabs>
+        <w:ind w:left="4320" w:hanging="360"/>
+      </w:pPr>
+      <w:rPr>
+        <w:rFonts w:ascii="Wingdings" w:hAnsi="Wingdings" w:hint="default"/>
+        <w:sz w:val="20"/>
+      </w:rPr>
+    </w:lvl>
+    <w:lvl w:ilvl="6" w:tentative="1">
+      <w:start w:val="1"/>
+      <w:numFmt w:val="bullet"/>
+      <w:lvlText w:val=""/>
+      <w:lvlJc w:val="left"/>
+      <w:pPr>
+        <w:tabs>
+          <w:tab w:val="num" w:pos="5040"/>
+        </w:tabs>
+        <w:ind w:left="5040" w:hanging="360"/>
+      </w:pPr>
+      <w:rPr>
+        <w:rFonts w:ascii="Wingdings" w:hAnsi="Wingdings" w:hint="default"/>
+        <w:sz w:val="20"/>
+      </w:rPr>
+    </w:lvl>
+    <w:lvl w:ilvl="7" w:tentative="1">
+      <w:start w:val="1"/>
+      <w:numFmt w:val="bullet"/>
+      <w:lvlText w:val=""/>
+      <w:lvlJc w:val="left"/>
+      <w:pPr>
+        <w:tabs>
+          <w:tab w:val="num" w:pos="5760"/>
+        </w:tabs>
+        <w:ind w:left="5760" w:hanging="360"/>
+      </w:pPr>
+      <w:rPr>
+        <w:rFonts w:ascii="Wingdings" w:hAnsi="Wingdings" w:hint="default"/>
+        <w:sz w:val="20"/>
+      </w:rPr>
+    </w:lvl>
+    <w:lvl w:ilvl="8" w:tentative="1">
+      <w:start w:val="1"/>
+      <w:numFmt w:val="bullet"/>
+      <w:lvlText w:val=""/>
+      <w:lvlJc w:val="left"/>
+      <w:pPr>
+        <w:tabs>
+          <w:tab w:val="num" w:pos="6480"/>
+        </w:tabs>
+        <w:ind w:left="6480" w:hanging="360"/>
+      </w:pPr>
+      <w:rPr>
+        <w:rFonts w:ascii="Wingdings" w:hAnsi="Wingdings" w:hint="default"/>
+        <w:sz w:val="20"/>
+      </w:rPr>
+    </w:lvl>
+  </w:abstractNum>
+  <w:abstractNum w:abstractNumId="22" w15:restartNumberingAfterBreak="0">
+    <w:nsid w:val="662B3F8C"/>
+    <w:multiLevelType w:val="hybridMultilevel"/>
+    <w:tmpl w:val="3C0CE542"/>
+    <w:lvl w:ilvl="0" w:tplc="08090001">
+      <w:start w:val="1"/>
+      <w:numFmt w:val="bullet"/>
+      <w:lvlText w:val=""/>
+      <w:lvlJc w:val="left"/>
+      <w:pPr>
+        <w:ind w:left="1080" w:hanging="360"/>
+      </w:pPr>
+      <w:rPr>
+        <w:rFonts w:ascii="Symbol" w:hAnsi="Symbol" w:hint="default"/>
+      </w:rPr>
+    </w:lvl>
+    <w:lvl w:ilvl="1" w:tplc="08090003" w:tentative="1">
+      <w:start w:val="1"/>
+      <w:numFmt w:val="bullet"/>
+      <w:lvlText w:val="o"/>
+      <w:lvlJc w:val="left"/>
+      <w:pPr>
+        <w:ind w:left="1800" w:hanging="360"/>
+      </w:pPr>
+      <w:rPr>
+        <w:rFonts w:ascii="Courier New" w:hAnsi="Courier New" w:cs="Courier New" w:hint="default"/>
+      </w:rPr>
+    </w:lvl>
+    <w:lvl w:ilvl="2" w:tplc="08090005" w:tentative="1">
+      <w:start w:val="1"/>
+      <w:numFmt w:val="bullet"/>
+      <w:lvlText w:val=""/>
+      <w:lvlJc w:val="left"/>
+      <w:pPr>
+        <w:ind w:left="2520" w:hanging="360"/>
+      </w:pPr>
+      <w:rPr>
+        <w:rFonts w:ascii="Wingdings" w:hAnsi="Wingdings" w:hint="default"/>
+      </w:rPr>
+    </w:lvl>
+    <w:lvl w:ilvl="3" w:tplc="08090001" w:tentative="1">
+      <w:start w:val="1"/>
+      <w:numFmt w:val="bullet"/>
+      <w:lvlText w:val=""/>
+      <w:lvlJc w:val="left"/>
+      <w:pPr>
+        <w:ind w:left="3240" w:hanging="360"/>
+      </w:pPr>
+      <w:rPr>
+        <w:rFonts w:ascii="Symbol" w:hAnsi="Symbol" w:hint="default"/>
+      </w:rPr>
+    </w:lvl>
+    <w:lvl w:ilvl="4" w:tplc="08090003" w:tentative="1">
+      <w:start w:val="1"/>
+      <w:numFmt w:val="bullet"/>
+      <w:lvlText w:val="o"/>
+      <w:lvlJc w:val="left"/>
+      <w:pPr>
+        <w:ind w:left="3960" w:hanging="360"/>
+      </w:pPr>
+      <w:rPr>
+        <w:rFonts w:ascii="Courier New" w:hAnsi="Courier New" w:cs="Courier New" w:hint="default"/>
+      </w:rPr>
+    </w:lvl>
+    <w:lvl w:ilvl="5" w:tplc="08090005" w:tentative="1">
+      <w:start w:val="1"/>
+      <w:numFmt w:val="bullet"/>
+      <w:lvlText w:val=""/>
+      <w:lvlJc w:val="left"/>
+      <w:pPr>
+        <w:ind w:left="4680" w:hanging="360"/>
+      </w:pPr>
+      <w:rPr>
+        <w:rFonts w:ascii="Wingdings" w:hAnsi="Wingdings" w:hint="default"/>
+      </w:rPr>
+    </w:lvl>
+    <w:lvl w:ilvl="6" w:tplc="08090001" w:tentative="1">
+      <w:start w:val="1"/>
+      <w:numFmt w:val="bullet"/>
+      <w:lvlText w:val=""/>
+      <w:lvlJc w:val="left"/>
+      <w:pPr>
+        <w:ind w:left="5400" w:hanging="360"/>
+      </w:pPr>
+      <w:rPr>
+        <w:rFonts w:ascii="Symbol" w:hAnsi="Symbol" w:hint="default"/>
+      </w:rPr>
+    </w:lvl>
+    <w:lvl w:ilvl="7" w:tplc="08090003" w:tentative="1">
+      <w:start w:val="1"/>
+      <w:numFmt w:val="bullet"/>
+      <w:lvlText w:val="o"/>
+      <w:lvlJc w:val="left"/>
+      <w:pPr>
+        <w:ind w:left="6120" w:hanging="360"/>
+      </w:pPr>
+      <w:rPr>
+        <w:rFonts w:ascii="Courier New" w:hAnsi="Courier New" w:cs="Courier New" w:hint="default"/>
+      </w:rPr>
+    </w:lvl>
+    <w:lvl w:ilvl="8" w:tplc="08090005" w:tentative="1">
+      <w:start w:val="1"/>
+      <w:numFmt w:val="bullet"/>
+      <w:lvlText w:val=""/>
+      <w:lvlJc w:val="left"/>
+      <w:pPr>
+        <w:ind w:left="6840" w:hanging="360"/>
+      </w:pPr>
+      <w:rPr>
+        <w:rFonts w:ascii="Wingdings" w:hAnsi="Wingdings" w:hint="default"/>
+      </w:rPr>
+    </w:lvl>
+  </w:abstractNum>
+  <w:abstractNum w:abstractNumId="23" w15:restartNumberingAfterBreak="0">
+    <w:nsid w:val="6F0A350D"/>
+    <w:multiLevelType w:val="hybridMultilevel"/>
+    <w:tmpl w:val="0456B310"/>
+    <w:lvl w:ilvl="0" w:tplc="08090001">
+      <w:start w:val="1"/>
+      <w:numFmt w:val="bullet"/>
+      <w:lvlText w:val=""/>
+      <w:lvlJc w:val="left"/>
+      <w:pPr>
+        <w:ind w:left="720" w:hanging="360"/>
+      </w:pPr>
+      <w:rPr>
+        <w:rFonts w:ascii="Symbol" w:hAnsi="Symbol" w:hint="default"/>
+      </w:rPr>
+    </w:lvl>
+    <w:lvl w:ilvl="1" w:tplc="08090003" w:tentative="1">
+      <w:start w:val="1"/>
+      <w:numFmt w:val="bullet"/>
+      <w:lvlText w:val="o"/>
+      <w:lvlJc w:val="left"/>
+      <w:pPr>
+        <w:ind w:left="1440" w:hanging="360"/>
+      </w:pPr>
+      <w:rPr>
+        <w:rFonts w:ascii="Courier New" w:hAnsi="Courier New" w:cs="Courier New" w:hint="default"/>
+      </w:rPr>
+    </w:lvl>
+    <w:lvl w:ilvl="2" w:tplc="08090005" w:tentative="1">
+      <w:start w:val="1"/>
+      <w:numFmt w:val="bullet"/>
+      <w:lvlText w:val=""/>
+      <w:lvlJc w:val="left"/>
+      <w:pPr>
+        <w:ind w:left="2160" w:hanging="360"/>
+      </w:pPr>
+      <w:rPr>
+        <w:rFonts w:ascii="Wingdings" w:hAnsi="Wingdings" w:hint="default"/>
+      </w:rPr>
+    </w:lvl>
+    <w:lvl w:ilvl="3" w:tplc="08090001" w:tentative="1">
+      <w:start w:val="1"/>
+      <w:numFmt w:val="bullet"/>
+      <w:lvlText w:val=""/>
+      <w:lvlJc w:val="left"/>
+      <w:pPr>
+        <w:ind w:left="2880" w:hanging="360"/>
+      </w:pPr>
+      <w:rPr>
+        <w:rFonts w:ascii="Symbol" w:hAnsi="Symbol" w:hint="default"/>
+      </w:rPr>
+    </w:lvl>
+    <w:lvl w:ilvl="4" w:tplc="08090003" w:tentative="1">
+      <w:start w:val="1"/>
+      <w:numFmt w:val="bullet"/>
+      <w:lvlText w:val="o"/>
+      <w:lvlJc w:val="left"/>
+      <w:pPr>
+        <w:ind w:left="3600" w:hanging="360"/>
+      </w:pPr>
+      <w:rPr>
+        <w:rFonts w:ascii="Courier New" w:hAnsi="Courier New" w:cs="Courier New" w:hint="default"/>
+      </w:rPr>
+    </w:lvl>
+    <w:lvl w:ilvl="5" w:tplc="08090005" w:tentative="1">
+      <w:start w:val="1"/>
+      <w:numFmt w:val="bullet"/>
+      <w:lvlText w:val=""/>
+      <w:lvlJc w:val="left"/>
+      <w:pPr>
+        <w:ind w:left="4320" w:hanging="360"/>
+      </w:pPr>
+      <w:rPr>
+        <w:rFonts w:ascii="Wingdings" w:hAnsi="Wingdings" w:hint="default"/>
+      </w:rPr>
+    </w:lvl>
+    <w:lvl w:ilvl="6" w:tplc="08090001" w:tentative="1">
+      <w:start w:val="1"/>
+      <w:numFmt w:val="bullet"/>
+      <w:lvlText w:val=""/>
+      <w:lvlJc w:val="left"/>
+      <w:pPr>
+        <w:ind w:left="5040" w:hanging="360"/>
+      </w:pPr>
+      <w:rPr>
+        <w:rFonts w:ascii="Symbol" w:hAnsi="Symbol" w:hint="default"/>
+      </w:rPr>
+    </w:lvl>
+    <w:lvl w:ilvl="7" w:tplc="08090003" w:tentative="1">
+      <w:start w:val="1"/>
+      <w:numFmt w:val="bullet"/>
+      <w:lvlText w:val="o"/>
+      <w:lvlJc w:val="left"/>
+      <w:pPr>
+        <w:ind w:left="5760" w:hanging="360"/>
+      </w:pPr>
+      <w:rPr>
+        <w:rFonts w:ascii="Courier New" w:hAnsi="Courier New" w:cs="Courier New" w:hint="default"/>
+      </w:rPr>
+    </w:lvl>
+    <w:lvl w:ilvl="8" w:tplc="08090005" w:tentative="1">
+      <w:start w:val="1"/>
+      <w:numFmt w:val="bullet"/>
+      <w:lvlText w:val=""/>
+      <w:lvlJc w:val="left"/>
+      <w:pPr>
+        <w:ind w:left="6480" w:hanging="360"/>
+      </w:pPr>
+      <w:rPr>
+        <w:rFonts w:ascii="Wingdings" w:hAnsi="Wingdings" w:hint="default"/>
+      </w:rPr>
+    </w:lvl>
+  </w:abstractNum>
+  <w:abstractNum w:abstractNumId="24" w15:restartNumberingAfterBreak="0">
+    <w:nsid w:val="7594035D"/>
+    <w:multiLevelType w:val="hybridMultilevel"/>
+    <w:tmpl w:val="47C26C6C"/>
+    <w:lvl w:ilvl="0" w:tplc="08090001">
+      <w:start w:val="1"/>
+      <w:numFmt w:val="bullet"/>
+      <w:lvlText w:val=""/>
+      <w:lvlJc w:val="left"/>
+      <w:pPr>
+        <w:ind w:left="720" w:hanging="360"/>
+      </w:pPr>
+      <w:rPr>
+        <w:rFonts w:ascii="Symbol" w:hAnsi="Symbol" w:hint="default"/>
+      </w:rPr>
+    </w:lvl>
+    <w:lvl w:ilvl="1" w:tplc="08090003" w:tentative="1">
+      <w:start w:val="1"/>
+      <w:numFmt w:val="bullet"/>
+      <w:lvlText w:val="o"/>
+      <w:lvlJc w:val="left"/>
+      <w:pPr>
+        <w:ind w:left="1440" w:hanging="360"/>
+      </w:pPr>
+      <w:rPr>
+        <w:rFonts w:ascii="Courier New" w:hAnsi="Courier New" w:cs="Courier New" w:hint="default"/>
+      </w:rPr>
+    </w:lvl>
+    <w:lvl w:ilvl="2" w:tplc="08090005" w:tentative="1">
+      <w:start w:val="1"/>
+      <w:numFmt w:val="bullet"/>
+      <w:lvlText w:val=""/>
+      <w:lvlJc w:val="left"/>
+      <w:pPr>
+        <w:ind w:left="2160" w:hanging="360"/>
+      </w:pPr>
+      <w:rPr>
+        <w:rFonts w:ascii="Wingdings" w:hAnsi="Wingdings" w:hint="default"/>
+      </w:rPr>
+    </w:lvl>
+    <w:lvl w:ilvl="3" w:tplc="08090001" w:tentative="1">
+      <w:start w:val="1"/>
+      <w:numFmt w:val="bullet"/>
+      <w:lvlText w:val=""/>
+      <w:lvlJc w:val="left"/>
+      <w:pPr>
+        <w:ind w:left="2880" w:hanging="360"/>
+      </w:pPr>
+      <w:rPr>
+        <w:rFonts w:ascii="Symbol" w:hAnsi="Symbol" w:hint="default"/>
+      </w:rPr>
+    </w:lvl>
+    <w:lvl w:ilvl="4" w:tplc="08090003" w:tentative="1">
+      <w:start w:val="1"/>
+      <w:numFmt w:val="bullet"/>
+      <w:lvlText w:val="o"/>
+      <w:lvlJc w:val="left"/>
+      <w:pPr>
+        <w:ind w:left="3600" w:hanging="360"/>
+      </w:pPr>
+      <w:rPr>
+        <w:rFonts w:ascii="Courier New" w:hAnsi="Courier New" w:cs="Courier New" w:hint="default"/>
+      </w:rPr>
+    </w:lvl>
+    <w:lvl w:ilvl="5" w:tplc="08090005" w:tentative="1">
+      <w:start w:val="1"/>
+      <w:numFmt w:val="bullet"/>
+      <w:lvlText w:val=""/>
+      <w:lvlJc w:val="left"/>
+      <w:pPr>
+        <w:ind w:left="4320" w:hanging="360"/>
+      </w:pPr>
+      <w:rPr>
+        <w:rFonts w:ascii="Wingdings" w:hAnsi="Wingdings" w:hint="default"/>
+      </w:rPr>
+    </w:lvl>
+    <w:lvl w:ilvl="6" w:tplc="08090001" w:tentative="1">
+      <w:start w:val="1"/>
+      <w:numFmt w:val="bullet"/>
+      <w:lvlText w:val=""/>
+      <w:lvlJc w:val="left"/>
+      <w:pPr>
+        <w:ind w:left="5040" w:hanging="360"/>
+      </w:pPr>
+      <w:rPr>
+        <w:rFonts w:ascii="Symbol" w:hAnsi="Symbol" w:hint="default"/>
+      </w:rPr>
+    </w:lvl>
+    <w:lvl w:ilvl="7" w:tplc="08090003" w:tentative="1">
+      <w:start w:val="1"/>
+      <w:numFmt w:val="bullet"/>
+      <w:lvlText w:val="o"/>
+      <w:lvlJc w:val="left"/>
+      <w:pPr>
+        <w:ind w:left="5760" w:hanging="360"/>
+      </w:pPr>
+      <w:rPr>
+        <w:rFonts w:ascii="Courier New" w:hAnsi="Courier New" w:cs="Courier New" w:hint="default"/>
+      </w:rPr>
+    </w:lvl>
+    <w:lvl w:ilvl="8" w:tplc="08090005" w:tentative="1">
+      <w:start w:val="1"/>
+      <w:numFmt w:val="bullet"/>
+      <w:lvlText w:val=""/>
+      <w:lvlJc w:val="left"/>
+      <w:pPr>
+        <w:ind w:left="6480" w:hanging="360"/>
+      </w:pPr>
+      <w:rPr>
+        <w:rFonts w:ascii="Wingdings" w:hAnsi="Wingdings" w:hint="default"/>
+      </w:rPr>
+    </w:lvl>
+  </w:abstractNum>
+  <w:abstractNum w:abstractNumId="25" w15:restartNumberingAfterBreak="0">
+    <w:nsid w:val="77FF3C7B"/>
+    <w:multiLevelType w:val="hybridMultilevel"/>
+    <w:tmpl w:val="FEBC3374"/>
+    <w:lvl w:ilvl="0" w:tplc="08090001">
+      <w:start w:val="1"/>
+      <w:numFmt w:val="bullet"/>
+      <w:lvlText w:val=""/>
+      <w:lvlJc w:val="left"/>
+      <w:pPr>
+        <w:ind w:left="720" w:hanging="360"/>
+      </w:pPr>
+      <w:rPr>
+        <w:rFonts w:ascii="Symbol" w:hAnsi="Symbol" w:hint="default"/>
+      </w:rPr>
+    </w:lvl>
+    <w:lvl w:ilvl="1" w:tplc="08090003" w:tentative="1">
+      <w:start w:val="1"/>
+      <w:numFmt w:val="bullet"/>
+      <w:lvlText w:val="o"/>
+      <w:lvlJc w:val="left"/>
+      <w:pPr>
+        <w:ind w:left="1440" w:hanging="360"/>
+      </w:pPr>
+      <w:rPr>
+        <w:rFonts w:ascii="Courier New" w:hAnsi="Courier New" w:cs="Courier New" w:hint="default"/>
+      </w:rPr>
+    </w:lvl>
+    <w:lvl w:ilvl="2" w:tplc="08090005" w:tentative="1">
+      <w:start w:val="1"/>
+      <w:numFmt w:val="bullet"/>
+      <w:lvlText w:val=""/>
+      <w:lvlJc w:val="left"/>
+      <w:pPr>
+        <w:ind w:left="2160" w:hanging="360"/>
+      </w:pPr>
+      <w:rPr>
+        <w:rFonts w:ascii="Wingdings" w:hAnsi="Wingdings" w:hint="default"/>
+      </w:rPr>
+    </w:lvl>
+    <w:lvl w:ilvl="3" w:tplc="08090001" w:tentative="1">
+      <w:start w:val="1"/>
+      <w:numFmt w:val="bullet"/>
+      <w:lvlText w:val=""/>
+      <w:lvlJc w:val="left"/>
+      <w:pPr>
+        <w:ind w:left="2880" w:hanging="360"/>
+      </w:pPr>
+      <w:rPr>
+        <w:rFonts w:ascii="Symbol" w:hAnsi="Symbol" w:hint="default"/>
+      </w:rPr>
+    </w:lvl>
+    <w:lvl w:ilvl="4" w:tplc="08090003" w:tentative="1">
+      <w:start w:val="1"/>
+      <w:numFmt w:val="bullet"/>
+      <w:lvlText w:val="o"/>
+      <w:lvlJc w:val="left"/>
+      <w:pPr>
+        <w:ind w:left="3600" w:hanging="360"/>
+      </w:pPr>
+      <w:rPr>
+        <w:rFonts w:ascii="Courier New" w:hAnsi="Courier New" w:cs="Courier New" w:hint="default"/>
+      </w:rPr>
+    </w:lvl>
+    <w:lvl w:ilvl="5" w:tplc="08090005" w:tentative="1">
+      <w:start w:val="1"/>
+      <w:numFmt w:val="bullet"/>
+      <w:lvlText w:val=""/>
+      <w:lvlJc w:val="left"/>
+      <w:pPr>
+        <w:ind w:left="4320" w:hanging="360"/>
+      </w:pPr>
+      <w:rPr>
+        <w:rFonts w:ascii="Wingdings" w:hAnsi="Wingdings" w:hint="default"/>
+      </w:rPr>
+    </w:lvl>
+    <w:lvl w:ilvl="6" w:tplc="08090001" w:tentative="1">
+      <w:start w:val="1"/>
+      <w:numFmt w:val="bullet"/>
+      <w:lvlText w:val=""/>
+      <w:lvlJc w:val="left"/>
+      <w:pPr>
+        <w:ind w:left="5040" w:hanging="360"/>
+      </w:pPr>
+      <w:rPr>
+        <w:rFonts w:ascii="Symbol" w:hAnsi="Symbol" w:hint="default"/>
+      </w:rPr>
+    </w:lvl>
+    <w:lvl w:ilvl="7" w:tplc="08090003" w:tentative="1">
+      <w:start w:val="1"/>
+      <w:numFmt w:val="bullet"/>
+      <w:lvlText w:val="o"/>
+      <w:lvlJc w:val="left"/>
+      <w:pPr>
+        <w:ind w:left="5760" w:hanging="360"/>
+      </w:pPr>
+      <w:rPr>
+        <w:rFonts w:ascii="Courier New" w:hAnsi="Courier New" w:cs="Courier New" w:hint="default"/>
+      </w:rPr>
+    </w:lvl>
+    <w:lvl w:ilvl="8" w:tplc="08090005" w:tentative="1">
+      <w:start w:val="1"/>
+      <w:numFmt w:val="bullet"/>
+      <w:lvlText w:val=""/>
+      <w:lvlJc w:val="left"/>
+      <w:pPr>
+        <w:ind w:left="6480" w:hanging="360"/>
+      </w:pPr>
+      <w:rPr>
+        <w:rFonts w:ascii="Wingdings" w:hAnsi="Wingdings" w:hint="default"/>
+      </w:rPr>
+    </w:lvl>
+  </w:abstractNum>
+  <w:abstractNum w:abstractNumId="26" w15:restartNumberingAfterBreak="0">
+    <w:nsid w:val="7A560FC1"/>
+    <w:multiLevelType w:val="hybridMultilevel"/>
+    <w:tmpl w:val="2A7413CE"/>
+    <w:lvl w:ilvl="0" w:tplc="08090001">
+      <w:start w:val="1"/>
+      <w:numFmt w:val="bullet"/>
+      <w:lvlText w:val=""/>
+      <w:lvlJc w:val="left"/>
+      <w:pPr>
+        <w:ind w:left="720" w:hanging="360"/>
+      </w:pPr>
+      <w:rPr>
+        <w:rFonts w:ascii="Symbol" w:hAnsi="Symbol" w:hint="default"/>
+      </w:rPr>
+    </w:lvl>
+    <w:lvl w:ilvl="1" w:tplc="08090003" w:tentative="1">
+      <w:start w:val="1"/>
+      <w:numFmt w:val="bullet"/>
+      <w:lvlText w:val="o"/>
+      <w:lvlJc w:val="left"/>
+      <w:pPr>
+        <w:ind w:left="1440" w:hanging="360"/>
+      </w:pPr>
+      <w:rPr>
+        <w:rFonts w:ascii="Courier New" w:hAnsi="Courier New" w:cs="Courier New" w:hint="default"/>
+      </w:rPr>
+    </w:lvl>
+    <w:lvl w:ilvl="2" w:tplc="08090005" w:tentative="1">
+      <w:start w:val="1"/>
+      <w:numFmt w:val="bullet"/>
+      <w:lvlText w:val=""/>
+      <w:lvlJc w:val="left"/>
+      <w:pPr>
+        <w:ind w:left="2160" w:hanging="360"/>
+      </w:pPr>
+      <w:rPr>
+        <w:rFonts w:ascii="Wingdings" w:hAnsi="Wingdings" w:hint="default"/>
+      </w:rPr>
+    </w:lvl>
+    <w:lvl w:ilvl="3" w:tplc="08090001" w:tentative="1">
+      <w:start w:val="1"/>
+      <w:numFmt w:val="bullet"/>
+      <w:lvlText w:val=""/>
+      <w:lvlJc w:val="left"/>
+      <w:pPr>
+        <w:ind w:left="2880" w:hanging="360"/>
+      </w:pPr>
+      <w:rPr>
+        <w:rFonts w:ascii="Symbol" w:hAnsi="Symbol" w:hint="default"/>
+      </w:rPr>
+    </w:lvl>
+    <w:lvl w:ilvl="4" w:tplc="08090003" w:tentative="1">
+      <w:start w:val="1"/>
+      <w:numFmt w:val="bullet"/>
+      <w:lvlText w:val="o"/>
+      <w:lvlJc w:val="left"/>
+      <w:pPr>
+        <w:ind w:left="3600" w:hanging="360"/>
+      </w:pPr>
+      <w:rPr>
+        <w:rFonts w:ascii="Courier New" w:hAnsi="Courier New" w:cs="Courier New" w:hint="default"/>
+      </w:rPr>
+    </w:lvl>
+    <w:lvl w:ilvl="5" w:tplc="08090005" w:tentative="1">
+      <w:start w:val="1"/>
+      <w:numFmt w:val="bullet"/>
+      <w:lvlText w:val=""/>
+      <w:lvlJc w:val="left"/>
+      <w:pPr>
+        <w:ind w:left="4320" w:hanging="360"/>
+      </w:pPr>
+      <w:rPr>
+        <w:rFonts w:ascii="Wingdings" w:hAnsi="Wingdings" w:hint="default"/>
+      </w:rPr>
+    </w:lvl>
+    <w:lvl w:ilvl="6" w:tplc="08090001" w:tentative="1">
+      <w:start w:val="1"/>
+      <w:numFmt w:val="bullet"/>
+      <w:lvlText w:val=""/>
+      <w:lvlJc w:val="left"/>
+      <w:pPr>
+        <w:ind w:left="5040" w:hanging="360"/>
+      </w:pPr>
+      <w:rPr>
+        <w:rFonts w:ascii="Symbol" w:hAnsi="Symbol" w:hint="default"/>
+      </w:rPr>
+    </w:lvl>
+    <w:lvl w:ilvl="7" w:tplc="08090003" w:tentative="1">
+      <w:start w:val="1"/>
+      <w:numFmt w:val="bullet"/>
+      <w:lvlText w:val="o"/>
+      <w:lvlJc w:val="left"/>
+      <w:pPr>
+        <w:ind w:left="5760" w:hanging="360"/>
+      </w:pPr>
+      <w:rPr>
+        <w:rFonts w:ascii="Courier New" w:hAnsi="Courier New" w:cs="Courier New" w:hint="default"/>
+      </w:rPr>
+    </w:lvl>
+    <w:lvl w:ilvl="8" w:tplc="08090005" w:tentative="1">
+      <w:start w:val="1"/>
+      <w:numFmt w:val="bullet"/>
+      <w:lvlText w:val=""/>
+      <w:lvlJc w:val="left"/>
+      <w:pPr>
+        <w:ind w:left="6480" w:hanging="360"/>
+      </w:pPr>
+      <w:rPr>
+        <w:rFonts w:ascii="Wingdings" w:hAnsi="Wingdings" w:hint="default"/>
+      </w:rPr>
+    </w:lvl>
+  </w:abstractNum>
+  <w:abstractNum w:abstractNumId="27" w15:restartNumberingAfterBreak="0">
+    <w:nsid w:val="7D870202"/>
+    <w:multiLevelType w:val="hybridMultilevel"/>
+    <w:tmpl w:val="5600C2A2"/>
+    <w:lvl w:ilvl="0" w:tplc="08090001">
+      <w:start w:val="1"/>
+      <w:numFmt w:val="bullet"/>
+      <w:lvlText w:val=""/>
+      <w:lvlJc w:val="left"/>
+      <w:pPr>
+        <w:ind w:left="720" w:hanging="360"/>
+      </w:pPr>
+      <w:rPr>
+        <w:rFonts w:ascii="Symbol" w:hAnsi="Symbol" w:hint="default"/>
+      </w:rPr>
+    </w:lvl>
+    <w:lvl w:ilvl="1" w:tplc="08090003" w:tentative="1">
+      <w:start w:val="1"/>
+      <w:numFmt w:val="bullet"/>
+      <w:lvlText w:val="o"/>
+      <w:lvlJc w:val="left"/>
+      <w:pPr>
+        <w:ind w:left="1440" w:hanging="360"/>
+      </w:pPr>
+      <w:rPr>
+        <w:rFonts w:ascii="Courier New" w:hAnsi="Courier New" w:cs="Courier New" w:hint="default"/>
+      </w:rPr>
+    </w:lvl>
+    <w:lvl w:ilvl="2" w:tplc="08090005" w:tentative="1">
+      <w:start w:val="1"/>
+      <w:numFmt w:val="bullet"/>
+      <w:lvlText w:val=""/>
+      <w:lvlJc w:val="left"/>
+      <w:pPr>
+        <w:ind w:left="2160" w:hanging="360"/>
+      </w:pPr>
+      <w:rPr>
+        <w:rFonts w:ascii="Wingdings" w:hAnsi="Wingdings" w:hint="default"/>
+      </w:rPr>
+    </w:lvl>
+    <w:lvl w:ilvl="3" w:tplc="08090001" w:tentative="1">
+      <w:start w:val="1"/>
+      <w:numFmt w:val="bullet"/>
+      <w:lvlText w:val=""/>
+      <w:lvlJc w:val="left"/>
+      <w:pPr>
+        <w:ind w:left="2880" w:hanging="360"/>
+      </w:pPr>
+      <w:rPr>
+        <w:rFonts w:ascii="Symbol" w:hAnsi="Symbol" w:hint="default"/>
+      </w:rPr>
+    </w:lvl>
+    <w:lvl w:ilvl="4" w:tplc="08090003" w:tentative="1">
+      <w:start w:val="1"/>
+      <w:numFmt w:val="bullet"/>
+      <w:lvlText w:val="o"/>
+      <w:lvlJc w:val="left"/>
+      <w:pPr>
+        <w:ind w:left="3600" w:hanging="360"/>
+      </w:pPr>
+      <w:rPr>
+        <w:rFonts w:ascii="Courier New" w:hAnsi="Courier New" w:cs="Courier New" w:hint="default"/>
+      </w:rPr>
+    </w:lvl>
+    <w:lvl w:ilvl="5" w:tplc="08090005" w:tentative="1">
+      <w:start w:val="1"/>
+      <w:numFmt w:val="bullet"/>
+      <w:lvlText w:val=""/>
+      <w:lvlJc w:val="left"/>
+      <w:pPr>
+        <w:ind w:left="4320" w:hanging="360"/>
+      </w:pPr>
+      <w:rPr>
+        <w:rFonts w:ascii="Wingdings" w:hAnsi="Wingdings" w:hint="default"/>
+      </w:rPr>
+    </w:lvl>
+    <w:lvl w:ilvl="6" w:tplc="08090001" w:tentative="1">
+      <w:start w:val="1"/>
+      <w:numFmt w:val="bullet"/>
+      <w:lvlText w:val=""/>
+      <w:lvlJc w:val="left"/>
+      <w:pPr>
+        <w:ind w:left="5040" w:hanging="360"/>
+      </w:pPr>
+      <w:rPr>
+        <w:rFonts w:ascii="Symbol" w:hAnsi="Symbol" w:hint="default"/>
+      </w:rPr>
+    </w:lvl>
+    <w:lvl w:ilvl="7" w:tplc="08090003" w:tentative="1">
+      <w:start w:val="1"/>
+      <w:numFmt w:val="bullet"/>
+      <w:lvlText w:val="o"/>
+      <w:lvlJc w:val="left"/>
+      <w:pPr>
+        <w:ind w:left="5760" w:hanging="360"/>
+      </w:pPr>
+      <w:rPr>
+        <w:rFonts w:ascii="Courier New" w:hAnsi="Courier New" w:cs="Courier New" w:hint="default"/>
+      </w:rPr>
+    </w:lvl>
+    <w:lvl w:ilvl="8" w:tplc="08090005" w:tentative="1">
+      <w:start w:val="1"/>
+      <w:numFmt w:val="bullet"/>
+      <w:lvlText w:val=""/>
+      <w:lvlJc w:val="left"/>
+      <w:pPr>
+        <w:ind w:left="6480" w:hanging="360"/>
+      </w:pPr>
+      <w:rPr>
+        <w:rFonts w:ascii="Wingdings" w:hAnsi="Wingdings" w:hint="default"/>
+      </w:rPr>
+    </w:lvl>
+  </w:abstractNum>
   <w:num w:numId="1" w16cid:durableId="256983069">
-    <w:abstractNumId w:val="1"/>
+    <w:abstractNumId w:val="10"/>
   </w:num>
   <w:num w:numId="2" w16cid:durableId="1173373245">
-    <w:abstractNumId w:val="2"/>
+    <w:abstractNumId w:val="13"/>
   </w:num>
   <w:num w:numId="3" w16cid:durableId="413429764">
     <w:abstractNumId w:val="0"/>
+  </w:num>
+  <w:num w:numId="4" w16cid:durableId="68385077">
+    <w:abstractNumId w:val="21"/>
+  </w:num>
+  <w:num w:numId="5" w16cid:durableId="2106803806">
+    <w:abstractNumId w:val="18"/>
+  </w:num>
+  <w:num w:numId="6" w16cid:durableId="1152873874">
+    <w:abstractNumId w:val="5"/>
+  </w:num>
+  <w:num w:numId="7" w16cid:durableId="363143503">
+    <w:abstractNumId w:val="26"/>
+  </w:num>
+  <w:num w:numId="8" w16cid:durableId="879509790">
+    <w:abstractNumId w:val="9"/>
+  </w:num>
+  <w:num w:numId="9" w16cid:durableId="619341602">
+    <w:abstractNumId w:val="15"/>
+  </w:num>
+  <w:num w:numId="10" w16cid:durableId="65424492">
+    <w:abstractNumId w:val="1"/>
+  </w:num>
+  <w:num w:numId="11" w16cid:durableId="125979009">
+    <w:abstractNumId w:val="12"/>
+  </w:num>
+  <w:num w:numId="12" w16cid:durableId="608316682">
+    <w:abstractNumId w:val="4"/>
+  </w:num>
+  <w:num w:numId="13" w16cid:durableId="597564842">
+    <w:abstractNumId w:val="6"/>
+  </w:num>
+  <w:num w:numId="14" w16cid:durableId="1152061299">
+    <w:abstractNumId w:val="17"/>
+  </w:num>
+  <w:num w:numId="15" w16cid:durableId="360283279">
+    <w:abstractNumId w:val="16"/>
+  </w:num>
+  <w:num w:numId="16" w16cid:durableId="1207833629">
+    <w:abstractNumId w:val="19"/>
+  </w:num>
+  <w:num w:numId="17" w16cid:durableId="1913930151">
+    <w:abstractNumId w:val="23"/>
+  </w:num>
+  <w:num w:numId="18" w16cid:durableId="2064668003">
+    <w:abstractNumId w:val="27"/>
+  </w:num>
+  <w:num w:numId="19" w16cid:durableId="730225904">
+    <w:abstractNumId w:val="8"/>
+  </w:num>
+  <w:num w:numId="20" w16cid:durableId="1562907471">
+    <w:abstractNumId w:val="24"/>
+  </w:num>
+  <w:num w:numId="21" w16cid:durableId="313336567">
+    <w:abstractNumId w:val="7"/>
+  </w:num>
+  <w:num w:numId="22" w16cid:durableId="1596742738">
+    <w:abstractNumId w:val="25"/>
+  </w:num>
+  <w:num w:numId="23" w16cid:durableId="88429739">
+    <w:abstractNumId w:val="22"/>
+  </w:num>
+  <w:num w:numId="24" w16cid:durableId="1896771478">
+    <w:abstractNumId w:val="3"/>
+  </w:num>
+  <w:num w:numId="25" w16cid:durableId="2146195526">
+    <w:abstractNumId w:val="14"/>
+  </w:num>
+  <w:num w:numId="26" w16cid:durableId="1487281039">
+    <w:abstractNumId w:val="20"/>
+  </w:num>
+  <w:num w:numId="27" w16cid:durableId="956914728">
+    <w:abstractNumId w:val="11"/>
+  </w:num>
+  <w:num w:numId="28" w16cid:durableId="1647205605">
+    <w:abstractNumId w:val="2"/>
   </w:num>
 </w:numbering>
 </file>
@@ -3931,10 +9224,32 @@
       <w:szCs w:val="26"/>
     </w:rPr>
   </w:style>
+  <w:style w:type="paragraph" w:styleId="Heading4">
+    <w:name w:val="heading 4"/>
+    <w:basedOn w:val="Normal"/>
+    <w:next w:val="Normal"/>
+    <w:link w:val="Heading4Char"/>
+    <w:uiPriority w:val="9"/>
+    <w:semiHidden/>
+    <w:unhideWhenUsed/>
+    <w:qFormat/>
+    <w:rsid w:val="008441A7"/>
+    <w:pPr>
+      <w:keepNext/>
+      <w:keepLines/>
+      <w:spacing w:before="40" w:after="0"/>
+      <w:outlineLvl w:val="3"/>
+    </w:pPr>
+    <w:rPr>
+      <w:rFonts w:asciiTheme="majorHAnsi" w:eastAsiaTheme="majorEastAsia" w:hAnsiTheme="majorHAnsi" w:cstheme="majorBidi"/>
+      <w:i/>
+      <w:iCs/>
+      <w:color w:val="2F5496" w:themeColor="accent1" w:themeShade="BF"/>
+    </w:rPr>
+  </w:style>
   <w:style w:type="character" w:default="1" w:styleId="DefaultParagraphFont">
     <w:name w:val="Default Paragraph Font"/>
     <w:uiPriority w:val="1"/>
-    <w:semiHidden/>
     <w:unhideWhenUsed/>
   </w:style>
   <w:style w:type="table" w:default="1" w:styleId="TableNormal">
@@ -4173,6 +9488,66 @@
     <w:rPr>
       <w:color w:val="C00000"/>
     </w:rPr>
+  </w:style>
+  <w:style w:type="paragraph" w:styleId="NormalWeb">
+    <w:name w:val="Normal (Web)"/>
+    <w:basedOn w:val="Normal"/>
+    <w:uiPriority w:val="99"/>
+    <w:unhideWhenUsed/>
+    <w:rsid w:val="002058F7"/>
+    <w:pPr>
+      <w:spacing w:before="100" w:beforeAutospacing="1" w:after="100" w:afterAutospacing="1" w:line="240" w:lineRule="auto"/>
+    </w:pPr>
+    <w:rPr>
+      <w:rFonts w:ascii="Times New Roman" w:eastAsia="Times New Roman" w:hAnsi="Times New Roman" w:cs="Times New Roman"/>
+      <w:sz w:val="24"/>
+      <w:szCs w:val="24"/>
+      <w:lang w:eastAsia="en-GB"/>
+    </w:rPr>
+  </w:style>
+  <w:style w:type="table" w:styleId="TableGrid">
+    <w:name w:val="Table Grid"/>
+    <w:basedOn w:val="TableNormal"/>
+    <w:uiPriority w:val="39"/>
+    <w:rsid w:val="00A92FFA"/>
+    <w:pPr>
+      <w:spacing w:after="0" w:line="240" w:lineRule="auto"/>
+    </w:pPr>
+    <w:tblPr>
+      <w:tblBorders>
+        <w:top w:val="single" w:sz="4" w:space="0" w:color="auto"/>
+        <w:left w:val="single" w:sz="4" w:space="0" w:color="auto"/>
+        <w:bottom w:val="single" w:sz="4" w:space="0" w:color="auto"/>
+        <w:right w:val="single" w:sz="4" w:space="0" w:color="auto"/>
+        <w:insideH w:val="single" w:sz="4" w:space="0" w:color="auto"/>
+        <w:insideV w:val="single" w:sz="4" w:space="0" w:color="auto"/>
+      </w:tblBorders>
+    </w:tblPr>
+  </w:style>
+  <w:style w:type="character" w:customStyle="1" w:styleId="Heading4Char">
+    <w:name w:val="Heading 4 Char"/>
+    <w:basedOn w:val="DefaultParagraphFont"/>
+    <w:link w:val="Heading4"/>
+    <w:uiPriority w:val="9"/>
+    <w:semiHidden/>
+    <w:rsid w:val="008441A7"/>
+    <w:rPr>
+      <w:rFonts w:asciiTheme="majorHAnsi" w:eastAsiaTheme="majorEastAsia" w:hAnsiTheme="majorHAnsi" w:cstheme="majorBidi"/>
+      <w:i/>
+      <w:iCs/>
+      <w:color w:val="2F5496" w:themeColor="accent1" w:themeShade="BF"/>
+    </w:rPr>
+  </w:style>
+  <w:style w:type="paragraph" w:styleId="ListParagraph">
+    <w:name w:val="List Paragraph"/>
+    <w:basedOn w:val="Normal"/>
+    <w:uiPriority w:val="34"/>
+    <w:qFormat/>
+    <w:rsid w:val="008441A7"/>
+    <w:pPr>
+      <w:ind w:left="720"/>
+      <w:contextualSpacing/>
+    </w:pPr>
   </w:style>
 </w:styles>
 </file>

--- a/PDD/ProjectDefinitionDocument.docx
+++ b/PDD/ProjectDefinitionDocument.docx
@@ -2039,16 +2039,26 @@
     <w:p/>
     <w:p/>
     <w:p>
-      <w:r>
-        <w:t>GREEN  = DONE</w:t>
+      <w:proofErr w:type="gramStart"/>
+      <w:r>
+        <w:t>GREEN  =</w:t>
+      </w:r>
+      <w:proofErr w:type="gramEnd"/>
+      <w:r>
+        <w:t xml:space="preserve"> DONE</w:t>
       </w:r>
     </w:p>
     <w:p>
       <w:r>
         <w:t xml:space="preserve">PURPLE = </w:t>
       </w:r>
-      <w:r>
-        <w:t>NEEDS  REDO/</w:t>
+      <w:proofErr w:type="gramStart"/>
+      <w:r>
+        <w:t>NEEDS  REDO</w:t>
+      </w:r>
+      <w:proofErr w:type="gramEnd"/>
+      <w:r>
+        <w:t>/</w:t>
       </w:r>
       <w:r>
         <w:t>PARAPHRASE</w:t>
@@ -2131,7 +2141,21 @@
         <w:rPr>
           <w:color w:val="70AD47" w:themeColor="accent6"/>
         </w:rPr>
-        <w:t xml:space="preserve">, such as those put forth by Nielsen and Gerhardt-Powals, were created in a time when apps usually had a single, obvious purpose. Because of this, their direct application to contemporary multifunctional designs has not been fully reassessed in light of user expectations, visual complexity, and modern interaction patterns. </w:t>
+        <w:t xml:space="preserve">, such as those put forth by Nielsen and Gerhardt-Powals, were created in a time when apps usually had a single, obvious purpose. Because of this, their direct application to contemporary multifunctional designs has not been fully reassessed </w:t>
+      </w:r>
+      <w:proofErr w:type="gramStart"/>
+      <w:r>
+        <w:rPr>
+          <w:color w:val="70AD47" w:themeColor="accent6"/>
+        </w:rPr>
+        <w:t>in light of</w:t>
+      </w:r>
+      <w:proofErr w:type="gramEnd"/>
+      <w:r>
+        <w:rPr>
+          <w:color w:val="70AD47" w:themeColor="accent6"/>
+        </w:rPr>
+        <w:t xml:space="preserve"> user expectations, visual complexity, and modern interaction patterns. </w:t>
       </w:r>
     </w:p>
     <w:p>
@@ -2171,7 +2195,35 @@
         <w:rPr>
           <w:color w:val="70AD47" w:themeColor="accent6"/>
         </w:rPr>
-        <w:t xml:space="preserve">The ultimate aim of this experiment is to find out if these established heuristics still work well for multipurpose mobile applications. In order to help the design of integrated, feature-rich applications, it will concentrate on </w:t>
+        <w:t xml:space="preserve">The </w:t>
+      </w:r>
+      <w:proofErr w:type="gramStart"/>
+      <w:r>
+        <w:rPr>
+          <w:color w:val="70AD47" w:themeColor="accent6"/>
+        </w:rPr>
+        <w:t>ultimate aim</w:t>
+      </w:r>
+      <w:proofErr w:type="gramEnd"/>
+      <w:r>
+        <w:rPr>
+          <w:color w:val="70AD47" w:themeColor="accent6"/>
+        </w:rPr>
+        <w:t xml:space="preserve"> of this experiment is to find out if these established heuristics still work well for multipurpose mobile applications. </w:t>
+      </w:r>
+      <w:proofErr w:type="gramStart"/>
+      <w:r>
+        <w:rPr>
+          <w:color w:val="70AD47" w:themeColor="accent6"/>
+        </w:rPr>
+        <w:t>In order to</w:t>
+      </w:r>
+      <w:proofErr w:type="gramEnd"/>
+      <w:r>
+        <w:rPr>
+          <w:color w:val="70AD47" w:themeColor="accent6"/>
+        </w:rPr>
+        <w:t xml:space="preserve"> help the design of integrated, feature-rich applications, it will concentrate on </w:t>
       </w:r>
       <w:r>
         <w:rPr>
@@ -2261,7 +2313,21 @@
         <w:rPr>
           <w:color w:val="70AD47" w:themeColor="accent6"/>
         </w:rPr>
-        <w:t xml:space="preserve">this does not diminish the relevance of investigating mobile usability today. The fundamentals of usability are not limited to any one technology, but rather to the more broad concepts of human-computer interaction. </w:t>
+        <w:t xml:space="preserve">this does not diminish the relevance of investigating mobile usability today. The fundamentals of usability are not limited to any one technology, but rather to the </w:t>
+      </w:r>
+      <w:proofErr w:type="gramStart"/>
+      <w:r>
+        <w:rPr>
+          <w:color w:val="70AD47" w:themeColor="accent6"/>
+        </w:rPr>
+        <w:t>more broad</w:t>
+      </w:r>
+      <w:proofErr w:type="gramEnd"/>
+      <w:r>
+        <w:rPr>
+          <w:color w:val="70AD47" w:themeColor="accent6"/>
+        </w:rPr>
+        <w:t xml:space="preserve"> concepts of human-computer interaction. </w:t>
       </w:r>
       <w:r>
         <w:rPr>
@@ -2333,13 +2399,41 @@
         <w:rPr>
           <w:color w:val="70AD47" w:themeColor="accent6"/>
         </w:rPr>
-        <w:t>Despite all of the careful consideration that went into this study, exploratory research always involves some degree of uncertainty. Like any investigative study, there's a chance that outcomes will differ significantly from the initial expectations. For instance, the prototype might not be completed to the desired level, or the evaluation might show conclusions that are unclear or unfavourable. Such results would not, however, indicate failure; rather, they would offer insightful information on the drawbacks of incorporating conventional heuristics into contemporary app design and guide suggestions for further research. The project's focus on critical analysis and reflection guarantees that significant conclusions regarding the continued applicability of usability heuristics in changing mobile contexts may be made regardless of the outcome.</w:t>
-      </w:r>
-      <w:r>
-        <w:rPr>
-          <w:color w:val="70AD47" w:themeColor="accent6"/>
-        </w:rPr>
-        <w:t xml:space="preserve"> Later in this report, strategies for ensuring this project is completed to the level promised are discussed.</w:t>
+        <w:t xml:space="preserve">Despite </w:t>
+      </w:r>
+      <w:proofErr w:type="gramStart"/>
+      <w:r>
+        <w:rPr>
+          <w:color w:val="70AD47" w:themeColor="accent6"/>
+        </w:rPr>
+        <w:t>all of</w:t>
+      </w:r>
+      <w:proofErr w:type="gramEnd"/>
+      <w:r>
+        <w:rPr>
+          <w:color w:val="70AD47" w:themeColor="accent6"/>
+        </w:rPr>
+        <w:t xml:space="preserve"> the careful consideration that went into this study, exploratory research always involves some degree of uncertainty. Like any investigative study, there's a chance that outcomes will differ significantly from the initial expectations. For instance, the prototype might not be completed to the desired level, or the evaluation might show conclusions that are unclear or unfavourable. Such results would not, however, indicate failure; rather, they would offer insightful information on the drawbacks of incorporating conventional heuristics into contemporary app design and guide suggestions for further research. The project's focus on critical analysis and reflection guarantees that significant conclusions regarding the continued applicability of usability heuristics in changing mobile contexts may be made regardless of the outcome.</w:t>
+      </w:r>
+      <w:r>
+        <w:rPr>
+          <w:color w:val="70AD47" w:themeColor="accent6"/>
+        </w:rPr>
+        <w:t xml:space="preserve"> Later in this report, strategies for ensuring this project </w:t>
+      </w:r>
+      <w:proofErr w:type="gramStart"/>
+      <w:r>
+        <w:rPr>
+          <w:color w:val="70AD47" w:themeColor="accent6"/>
+        </w:rPr>
+        <w:t>is</w:t>
+      </w:r>
+      <w:proofErr w:type="gramEnd"/>
+      <w:r>
+        <w:rPr>
+          <w:color w:val="70AD47" w:themeColor="accent6"/>
+        </w:rPr>
+        <w:t xml:space="preserve"> completed to the level promised are discussed.</w:t>
       </w:r>
     </w:p>
     <w:p>
@@ -2446,18 +2540,7 @@
           <w:color w:val="70AD47" w:themeColor="accent6"/>
         </w:rPr>
         <w:br/>
-      </w:r>
-      <w:r>
-        <w:rPr>
-          <w:color w:val="70AD47" w:themeColor="accent6"/>
-        </w:rPr>
-        <w:t>To</w:t>
-      </w:r>
-      <w:r>
-        <w:rPr>
-          <w:color w:val="70AD47" w:themeColor="accent6"/>
-        </w:rPr>
-        <w:t xml:space="preserve"> achieve this, the project will pursue the following </w:t>
+        <w:t xml:space="preserve">To achieve this, the project will pursue the following </w:t>
       </w:r>
       <w:r>
         <w:rPr>
@@ -2473,13 +2556,6 @@
         </w:rPr>
         <w:t xml:space="preserve"> objectives:</w:t>
       </w:r>
-    </w:p>
-    <w:p>
-      <w:pPr>
-        <w:rPr>
-          <w:color w:val="70AD47" w:themeColor="accent6"/>
-        </w:rPr>
-      </w:pPr>
     </w:p>
     <w:p>
       <w:pPr>
@@ -2496,13 +2572,7 @@
         <w:rPr>
           <w:color w:val="70AD47" w:themeColor="accent6"/>
         </w:rPr>
-        <w:t>Establish the theoretical foundation for the research</w:t>
-      </w:r>
-      <w:r>
-        <w:rPr>
-          <w:color w:val="70AD47" w:themeColor="accent6"/>
-        </w:rPr>
-        <w:t xml:space="preserve"> by </w:t>
+        <w:t xml:space="preserve">Establish the theoretical foundation for the research by </w:t>
       </w:r>
       <w:r>
         <w:rPr>
@@ -2518,19 +2588,19 @@
         <w:rPr>
           <w:color w:val="70AD47" w:themeColor="accent6"/>
         </w:rPr>
-        <w:t xml:space="preserve"> on mobile usability heuristics and their historical </w:t>
-      </w:r>
-      <w:r>
-        <w:rPr>
-          <w:color w:val="70AD47" w:themeColor="accent6"/>
-        </w:rPr>
-        <w:t xml:space="preserve">application by </w:t>
+        <w:t xml:space="preserve"> on mobile usability heuristics and their historical application </w:t>
+      </w:r>
+      <w:r>
+        <w:rPr>
+          <w:color w:val="EE0000"/>
+        </w:rPr>
+        <w:t xml:space="preserve">by </w:t>
       </w:r>
       <w:r>
         <w:rPr>
           <w:i/>
           <w:iCs/>
-          <w:color w:val="70AD47" w:themeColor="accent6"/>
+          <w:color w:val="EE0000"/>
         </w:rPr>
         <w:t>week 6</w:t>
       </w:r>
@@ -2615,19 +2685,25 @@
         <w:rPr>
           <w:color w:val="70AD47" w:themeColor="accent6"/>
         </w:rPr>
-        <w:t xml:space="preserve"> by </w:t>
+        <w:t xml:space="preserve"> </w:t>
+      </w:r>
+      <w:r>
+        <w:rPr>
+          <w:color w:val="EE0000"/>
+        </w:rPr>
+        <w:t xml:space="preserve">by </w:t>
       </w:r>
       <w:r>
         <w:rPr>
           <w:i/>
           <w:iCs/>
-          <w:color w:val="70AD47" w:themeColor="accent6"/>
+          <w:color w:val="EE0000"/>
         </w:rPr>
         <w:t>week 7</w:t>
       </w:r>
       <w:r>
         <w:rPr>
-          <w:color w:val="70AD47" w:themeColor="accent6"/>
+          <w:color w:val="EE0000"/>
         </w:rPr>
         <w:t xml:space="preserve">. </w:t>
       </w:r>
@@ -2730,27 +2806,39 @@
           <w:color w:val="70AD47" w:themeColor="accent6"/>
           <w:lang w:eastAsia="en-GB"/>
         </w:rPr>
-        <w:t>D</w:t>
+        <w:t>Design a multipurpose fitness application prototype</w:t>
       </w:r>
       <w:r>
         <w:rPr>
           <w:rFonts w:eastAsia="Times New Roman" w:cstheme="minorHAnsi"/>
-          <w:b/>
-          <w:bCs/>
+          <w:color w:val="70AD47" w:themeColor="accent6"/>
+          <w:lang w:eastAsia="en-GB"/>
+        </w:rPr>
+        <w:t xml:space="preserve"> by integrating gym-related capabilities into wireframes and user interface mock-ups</w:t>
+      </w:r>
+      <w:r>
+        <w:rPr>
+          <w:rFonts w:eastAsia="Times New Roman" w:cstheme="minorHAnsi"/>
+          <w:color w:val="70AD47" w:themeColor="accent6"/>
+          <w:lang w:eastAsia="en-GB"/>
+        </w:rPr>
+        <w:t xml:space="preserve"> </w:t>
+      </w:r>
+      <w:r>
+        <w:rPr>
           <w:i/>
           <w:iCs/>
+          <w:color w:val="EE0000"/>
+        </w:rPr>
+        <w:t>by week XXXXXXXXXX</w:t>
+      </w:r>
+      <w:r>
+        <w:rPr>
+          <w:rFonts w:eastAsia="Times New Roman" w:cstheme="minorHAnsi"/>
           <w:color w:val="70AD47" w:themeColor="accent6"/>
           <w:lang w:eastAsia="en-GB"/>
         </w:rPr>
-        <w:t>esign a multipurpose fitness application prototype</w:t>
-      </w:r>
-      <w:r>
-        <w:rPr>
-          <w:rFonts w:eastAsia="Times New Roman" w:cstheme="minorHAnsi"/>
-          <w:color w:val="70AD47" w:themeColor="accent6"/>
-          <w:lang w:eastAsia="en-GB"/>
-        </w:rPr>
-        <w:t xml:space="preserve"> by integrating gym-related capabilities into wireframes and user interface mock-ups.</w:t>
+        <w:t>.</w:t>
       </w:r>
     </w:p>
     <w:p>
@@ -2820,15 +2908,7 @@
           <w:color w:val="70AD47" w:themeColor="accent6"/>
           <w:lang w:eastAsia="en-GB"/>
         </w:rPr>
-        <w:t xml:space="preserve"> </w:t>
-      </w:r>
-      <w:r>
-        <w:rPr>
-          <w:rFonts w:eastAsia="Times New Roman" w:cstheme="minorHAnsi"/>
-          <w:color w:val="70AD47" w:themeColor="accent6"/>
-          <w:lang w:eastAsia="en-GB"/>
-        </w:rPr>
-        <w:t>(e.g., timers, workout logging, and note-taking)</w:t>
+        <w:t xml:space="preserve"> (e.g., timers, workout logging, and note-taking)</w:t>
       </w:r>
     </w:p>
     <w:p>
@@ -2869,6 +2949,7 @@
           <w:iCs/>
           <w:color w:val="70AD47" w:themeColor="accent6"/>
         </w:rPr>
+        <w:lastRenderedPageBreak/>
         <w:t>Build the designed prototype</w:t>
       </w:r>
       <w:r>
@@ -2990,7 +3071,21 @@
         <w:rPr>
           <w:color w:val="70AD47" w:themeColor="accent6"/>
         </w:rPr>
-        <w:t xml:space="preserve"> in order to gather quantitative data to assess accuracy of heuristics gathered in literature research</w:t>
+        <w:t xml:space="preserve"> </w:t>
+      </w:r>
+      <w:proofErr w:type="gramStart"/>
+      <w:r>
+        <w:rPr>
+          <w:color w:val="70AD47" w:themeColor="accent6"/>
+        </w:rPr>
+        <w:t>in order to</w:t>
+      </w:r>
+      <w:proofErr w:type="gramEnd"/>
+      <w:r>
+        <w:rPr>
+          <w:color w:val="70AD47" w:themeColor="accent6"/>
+        </w:rPr>
+        <w:t xml:space="preserve"> gather quantitative data to assess accuracy of heuristics gathered in literature research</w:t>
       </w:r>
       <w:r>
         <w:rPr>
@@ -3137,13 +3232,7 @@
         <w:rPr>
           <w:color w:val="70AD47" w:themeColor="accent6"/>
         </w:rPr>
-        <w:t xml:space="preserve">Produce a written evaluation </w:t>
-      </w:r>
-      <w:r>
-        <w:rPr>
-          <w:color w:val="70AD47" w:themeColor="accent6"/>
-        </w:rPr>
-        <w:t>identifying consistencies and discrepancies</w:t>
+        <w:t>Produce a written evaluation identifying consistencies and discrepancies</w:t>
       </w:r>
       <w:r>
         <w:rPr>
@@ -3167,7 +3256,21 @@
         <w:rPr>
           <w:color w:val="70AD47" w:themeColor="accent6"/>
         </w:rPr>
-        <w:t>Synthesise findings to answer whether or not “Contemporary heuristics are relevant and accurate for multifunctional mobile application development?”.</w:t>
+        <w:t xml:space="preserve">Synthesise findings to answer </w:t>
+      </w:r>
+      <w:proofErr w:type="gramStart"/>
+      <w:r>
+        <w:rPr>
+          <w:color w:val="70AD47" w:themeColor="accent6"/>
+        </w:rPr>
+        <w:t>whether or not</w:t>
+      </w:r>
+      <w:proofErr w:type="gramEnd"/>
+      <w:r>
+        <w:rPr>
+          <w:color w:val="70AD47" w:themeColor="accent6"/>
+        </w:rPr>
+        <w:t xml:space="preserve"> “Contemporary heuristics are relevant and accurate for multifunctional mobile application development?”.</w:t>
       </w:r>
     </w:p>
     <w:p>
@@ -3432,7 +3535,6 @@
         <w:rPr>
           <w:color w:val="70AD47" w:themeColor="accent6"/>
         </w:rPr>
-        <w:lastRenderedPageBreak/>
         <w:t xml:space="preserve">The scope </w:t>
       </w:r>
       <w:r>
@@ -3459,6 +3561,7 @@
         <w:rPr>
           <w:color w:val="70AD47" w:themeColor="accent6"/>
         </w:rPr>
+        <w:lastRenderedPageBreak/>
         <w:t>Research and critical review of existing mobile usability heuristics</w:t>
       </w:r>
       <w:r>
@@ -3651,6 +3754,7 @@
           <w:szCs w:val="22"/>
         </w:rPr>
       </w:pPr>
+      <w:proofErr w:type="gramStart"/>
       <w:r>
         <w:rPr>
           <w:rFonts w:asciiTheme="minorHAnsi" w:hAnsiTheme="minorHAnsi" w:cstheme="minorHAnsi"/>
@@ -3658,7 +3762,17 @@
           <w:sz w:val="22"/>
           <w:szCs w:val="22"/>
         </w:rPr>
-        <w:t>In order to answer the main research question about the continued relevance of mobile usability heuristics in contemporary multifunctional app design, this project will generate a variety of research, practical and evaluative deliverables.</w:t>
+        <w:t>In order to</w:t>
+      </w:r>
+      <w:proofErr w:type="gramEnd"/>
+      <w:r>
+        <w:rPr>
+          <w:rFonts w:asciiTheme="minorHAnsi" w:hAnsiTheme="minorHAnsi" w:cstheme="minorHAnsi"/>
+          <w:color w:val="70AD47" w:themeColor="accent6"/>
+          <w:sz w:val="22"/>
+          <w:szCs w:val="22"/>
+        </w:rPr>
+        <w:t xml:space="preserve"> answer the main research question about the continued relevance of mobile usability heuristics in contemporary multifunctional app design, this project will generate a variety of research, practical and evaluative deliverables.</w:t>
       </w:r>
     </w:p>
     <w:p>
@@ -3898,7 +4012,7 @@
           <w:sz w:val="22"/>
           <w:szCs w:val="22"/>
         </w:rPr>
-        <w:t xml:space="preserve">Project documentation: Supporting artefacts that show the development process, evaluation techniques, and logic behind design choices, such as test protocols, design mock-ups, and analytical materials. Though this will likely be </w:t>
+        <w:t>Project documentation: Supporting artefacts that show the development process, evaluation techniques, and logic behind design choices, such as test protocols, design mock-ups, and analytical materials. Though this will likely be a part of the study report.</w:t>
       </w:r>
       <w:r>
         <w:rPr>
@@ -3907,17 +4021,19 @@
           <w:sz w:val="22"/>
           <w:szCs w:val="22"/>
         </w:rPr>
-        <w:t>a part</w:t>
-      </w:r>
-      <w:r>
+        <w:br/>
+      </w:r>
+    </w:p>
+    <w:p>
+      <w:pPr>
+        <w:pStyle w:val="NormalWeb"/>
         <w:rPr>
           <w:rFonts w:asciiTheme="minorHAnsi" w:hAnsiTheme="minorHAnsi" w:cstheme="minorHAnsi"/>
           <w:color w:val="70AD47" w:themeColor="accent6"/>
           <w:sz w:val="22"/>
           <w:szCs w:val="22"/>
         </w:rPr>
-        <w:t xml:space="preserve"> of the study report.</w:t>
-      </w:r>
+      </w:pPr>
       <w:r>
         <w:rPr>
           <w:rFonts w:asciiTheme="minorHAnsi" w:hAnsiTheme="minorHAnsi" w:cstheme="minorHAnsi"/>
@@ -3925,7 +4041,7 @@
           <w:sz w:val="22"/>
           <w:szCs w:val="22"/>
         </w:rPr>
-        <w:br/>
+        <w:t>These deliverables will show whether current usability criteria are still applicable or need to be modified for modern multifunctional mobile contexts. They will also offer theoretical insight and practical validation</w:t>
       </w:r>
     </w:p>
     <w:p>
@@ -3938,51 +4054,47 @@
           <w:szCs w:val="22"/>
         </w:rPr>
       </w:pPr>
-      <w:r>
+    </w:p>
+    <w:p>
+      <w:pPr>
+        <w:pStyle w:val="Heading2"/>
+      </w:pPr>
+      <w:bookmarkStart w:id="5" w:name="_Toc144892526"/>
+      <w:r>
+        <w:t>Constraints</w:t>
+      </w:r>
+      <w:bookmarkEnd w:id="5"/>
+    </w:p>
+    <w:p>
+      <w:pPr>
+        <w:pStyle w:val="NormalWeb"/>
         <w:rPr>
           <w:rFonts w:asciiTheme="minorHAnsi" w:hAnsiTheme="minorHAnsi" w:cstheme="minorHAnsi"/>
           <w:color w:val="70AD47" w:themeColor="accent6"/>
-          <w:sz w:val="22"/>
-          <w:szCs w:val="22"/>
-        </w:rPr>
-        <w:t>These deliverables will show whether current usability criteria are still applicable or need to be modified for modern multifunctional mobile contexts. They will also offer theoretical insight and practical validation</w:t>
-      </w:r>
-    </w:p>
-    <w:p>
-      <w:pPr>
-        <w:pStyle w:val="NormalWeb"/>
+        </w:rPr>
+      </w:pPr>
+      <w:r>
         <w:rPr>
           <w:rFonts w:asciiTheme="minorHAnsi" w:hAnsiTheme="minorHAnsi" w:cstheme="minorHAnsi"/>
           <w:color w:val="70AD47" w:themeColor="accent6"/>
-          <w:sz w:val="22"/>
-          <w:szCs w:val="22"/>
-        </w:rPr>
-      </w:pPr>
-    </w:p>
-    <w:p>
-      <w:pPr>
-        <w:pStyle w:val="Heading2"/>
-      </w:pPr>
-      <w:bookmarkStart w:id="5" w:name="_Toc144892526"/>
-      <w:r>
-        <w:t>Constraints</w:t>
-      </w:r>
-      <w:bookmarkEnd w:id="5"/>
-    </w:p>
-    <w:p>
-      <w:pPr>
-        <w:pStyle w:val="NormalWeb"/>
+        </w:rPr>
+        <w:t>The project will work under </w:t>
+      </w:r>
+      <w:proofErr w:type="gramStart"/>
+      <w:r>
         <w:rPr>
           <w:rFonts w:asciiTheme="minorHAnsi" w:hAnsiTheme="minorHAnsi" w:cstheme="minorHAnsi"/>
           <w:color w:val="70AD47" w:themeColor="accent6"/>
         </w:rPr>
-      </w:pPr>
+        <w:t>a number of</w:t>
+      </w:r>
+      <w:proofErr w:type="gramEnd"/>
       <w:r>
         <w:rPr>
           <w:rFonts w:asciiTheme="minorHAnsi" w:hAnsiTheme="minorHAnsi" w:cstheme="minorHAnsi"/>
           <w:color w:val="70AD47" w:themeColor="accent6"/>
         </w:rPr>
-        <w:t xml:space="preserve">The project will work under a number of technical and practical limitations that could affect how it develops and is evaluated. </w:t>
+        <w:t xml:space="preserve"> technical and practical limitations that could affect how it develops and is evaluated. </w:t>
       </w:r>
     </w:p>
     <w:p>
@@ -4097,14 +4209,30 @@
           <w:rFonts w:asciiTheme="minorHAnsi" w:hAnsiTheme="minorHAnsi" w:cstheme="minorHAnsi"/>
           <w:color w:val="70AD47" w:themeColor="accent6"/>
         </w:rPr>
-        <w:t>Evaluation Restrictions: A limited user group will participate in usability testing, </w:t>
-      </w:r>
+        <w:t>Evaluation Restrictions: A limited user group will participate in usability </w:t>
+      </w:r>
+      <w:proofErr w:type="gramStart"/>
       <w:r>
         <w:rPr>
           <w:rFonts w:asciiTheme="minorHAnsi" w:hAnsiTheme="minorHAnsi" w:cstheme="minorHAnsi"/>
           <w:color w:val="70AD47" w:themeColor="accent6"/>
         </w:rPr>
-        <w:t xml:space="preserve">       </w:t>
+        <w:t>testing, </w:t>
+      </w:r>
+      <w:r>
+        <w:rPr>
+          <w:rFonts w:asciiTheme="minorHAnsi" w:hAnsiTheme="minorHAnsi" w:cstheme="minorHAnsi"/>
+          <w:color w:val="70AD47" w:themeColor="accent6"/>
+        </w:rPr>
+        <w:t xml:space="preserve">  </w:t>
+      </w:r>
+      <w:proofErr w:type="gramEnd"/>
+      <w:r>
+        <w:rPr>
+          <w:rFonts w:asciiTheme="minorHAnsi" w:hAnsiTheme="minorHAnsi" w:cstheme="minorHAnsi"/>
+          <w:color w:val="70AD47" w:themeColor="accent6"/>
+        </w:rPr>
+        <w:t xml:space="preserve">     </w:t>
       </w:r>
       <w:r>
         <w:rPr>
@@ -4252,7 +4380,27 @@
           <w:sz w:val="22"/>
           <w:szCs w:val="22"/>
         </w:rPr>
-        <w:t>To guarantee that the task remains feasible while still fulfilling the objectives of the study and yielding significant, reliable results, these limitations have been acknowledged and taken into account in the project plan.</w:t>
+        <w:t xml:space="preserve">To guarantee that the task remains feasible while still fulfilling the objectives of the study and yielding significant, reliable results, these limitations have been acknowledged and </w:t>
+      </w:r>
+      <w:proofErr w:type="gramStart"/>
+      <w:r>
+        <w:rPr>
+          <w:rFonts w:asciiTheme="minorHAnsi" w:hAnsiTheme="minorHAnsi" w:cstheme="minorHAnsi"/>
+          <w:color w:val="70AD47" w:themeColor="accent6"/>
+          <w:sz w:val="22"/>
+          <w:szCs w:val="22"/>
+        </w:rPr>
+        <w:t>taken into account</w:t>
+      </w:r>
+      <w:proofErr w:type="gramEnd"/>
+      <w:r>
+        <w:rPr>
+          <w:rFonts w:asciiTheme="minorHAnsi" w:hAnsiTheme="minorHAnsi" w:cstheme="minorHAnsi"/>
+          <w:color w:val="70AD47" w:themeColor="accent6"/>
+          <w:sz w:val="22"/>
+          <w:szCs w:val="22"/>
+        </w:rPr>
+        <w:t xml:space="preserve"> in the project plan.</w:t>
       </w:r>
     </w:p>
     <w:p/>
@@ -4282,23 +4430,7 @@
           <w:color w:val="70AD47" w:themeColor="accent6"/>
           <w:lang w:eastAsia="en-GB"/>
         </w:rPr>
-        <w:t xml:space="preserve">The planning and effective completion of this project are predicated on </w:t>
-      </w:r>
-      <w:r>
-        <w:rPr>
-          <w:rFonts w:eastAsia="Times New Roman" w:cstheme="minorHAnsi"/>
-          <w:color w:val="70AD47" w:themeColor="accent6"/>
-          <w:lang w:eastAsia="en-GB"/>
-        </w:rPr>
-        <w:t>several</w:t>
-      </w:r>
-      <w:r>
-        <w:rPr>
-          <w:rFonts w:eastAsia="Times New Roman" w:cstheme="minorHAnsi"/>
-          <w:color w:val="70AD47" w:themeColor="accent6"/>
-          <w:lang w:eastAsia="en-GB"/>
-        </w:rPr>
-        <w:t xml:space="preserve"> assumptions:</w:t>
+        <w:t>The planning and effective completion of this project are predicated on several assumptions:</w:t>
       </w:r>
     </w:p>
     <w:p>
@@ -4504,12 +4636,78 @@
       <w:bookmarkEnd w:id="8"/>
     </w:p>
     <w:p>
-      <w:r>
+      <w:pPr>
+        <w:rPr>
+          <w:color w:val="70AD47" w:themeColor="accent6"/>
+        </w:rPr>
+      </w:pPr>
+    </w:p>
+    <w:p>
+      <w:pPr>
+        <w:rPr>
+          <w:color w:val="70AD47" w:themeColor="accent6"/>
+        </w:rPr>
+      </w:pPr>
+      <w:r>
+        <w:rPr>
+          <w:color w:val="70AD47" w:themeColor="accent6"/>
+        </w:rPr>
         <w:t>The project contributes to understanding how usability heuristics evolve alongside mobile technology trends. The findings could benefit UX designers, software engineers, and researchers by clarifying which established principles still hold value and where modern app design requires new considerations.</w:t>
       </w:r>
     </w:p>
     <w:p>
       <w:pPr>
+        <w:rPr>
+          <w:color w:val="70AD47" w:themeColor="accent6"/>
+        </w:rPr>
+      </w:pPr>
+    </w:p>
+    <w:p>
+      <w:pPr>
+        <w:rPr>
+          <w:color w:val="70AD47" w:themeColor="accent6"/>
+        </w:rPr>
+      </w:pPr>
+      <w:r>
+        <w:rPr>
+          <w:color w:val="70AD47" w:themeColor="accent6"/>
+        </w:rPr>
+        <w:t>Currently the efficiency and reliability of mobile heuristics is uncertain, developed at different time, they may prove not applicable or appropriate in the modern context. This project, if successful, should aid in this discussion</w:t>
+      </w:r>
+      <w:r>
+        <w:rPr>
+          <w:color w:val="70AD47" w:themeColor="accent6"/>
+        </w:rPr>
+        <w:t xml:space="preserve">, deducing whether selected heuristic guidelines still apply. </w:t>
+      </w:r>
+      <w:r>
+        <w:rPr>
+          <w:color w:val="70AD47" w:themeColor="accent6"/>
+        </w:rPr>
+        <w:t xml:space="preserve">If this question is answered, fresh or altered guidelines may be written, fixing/ modernising </w:t>
+      </w:r>
+      <w:r>
+        <w:rPr>
+          <w:color w:val="70AD47" w:themeColor="accent6"/>
+        </w:rPr>
+        <w:t>those selected.</w:t>
+      </w:r>
+      <w:r>
+        <w:rPr>
+          <w:color w:val="70AD47" w:themeColor="accent6"/>
+        </w:rPr>
+        <w:t xml:space="preserve"> </w:t>
+      </w:r>
+    </w:p>
+    <w:p>
+      <w:pPr>
+        <w:rPr>
+          <w:color w:val="70AD47" w:themeColor="accent6"/>
+        </w:rPr>
+      </w:pPr>
+    </w:p>
+    <w:p>
+      <w:pPr>
         <w:pStyle w:val="Heading2"/>
       </w:pPr>
       <w:bookmarkStart w:id="9" w:name="_Toc144892530"/>
@@ -4519,19 +4717,208 @@
       <w:bookmarkEnd w:id="9"/>
     </w:p>
     <w:p>
-      <w:r>
-        <w:t xml:space="preserve">The project will adopt an </w:t>
+      <w:pPr>
+        <w:rPr>
+          <w:bCs/>
+        </w:rPr>
+      </w:pPr>
+    </w:p>
+    <w:p>
+      <w:pPr>
+        <w:rPr>
+          <w:color w:val="70AD47" w:themeColor="accent6"/>
+        </w:rPr>
+      </w:pPr>
+      <w:r>
+        <w:rPr>
+          <w:bCs/>
+          <w:color w:val="70AD47" w:themeColor="accent6"/>
+        </w:rPr>
+        <w:t xml:space="preserve">The project will adopt a </w:t>
+      </w:r>
+      <w:r>
+        <w:rPr>
+          <w:b/>
+          <w:i/>
+          <w:iCs/>
+          <w:color w:val="70AD47" w:themeColor="accent6"/>
+        </w:rPr>
+        <w:t>hybrid methodological approach</w:t>
+      </w:r>
+      <w:r>
+        <w:rPr>
+          <w:bCs/>
+          <w:color w:val="70AD47" w:themeColor="accent6"/>
+        </w:rPr>
+        <w:t xml:space="preserve"> that combines structured planning and iterative engineering. At the macro level, the report/project will follow </w:t>
+      </w:r>
+      <w:r>
+        <w:rPr>
+          <w:b/>
+          <w:i/>
+          <w:color w:val="70AD47" w:themeColor="accent6"/>
+        </w:rPr>
+        <w:t>waterfall principles</w:t>
+      </w:r>
+      <w:r>
+        <w:rPr>
+          <w:bCs/>
+          <w:iCs/>
+          <w:color w:val="70AD47" w:themeColor="accent6"/>
+        </w:rPr>
+        <w:t xml:space="preserve"> due to the necessary chronological ordering of objectives.</w:t>
+      </w:r>
+      <w:r>
+        <w:t xml:space="preserve"> </w:t>
+      </w:r>
+      <w:r>
+        <w:rPr>
+          <w:color w:val="70AD47" w:themeColor="accent6"/>
+        </w:rPr>
+        <w:t xml:space="preserve">For example, analysis of test data cannot be completed in tandem or before </w:t>
+      </w:r>
+      <w:r>
+        <w:rPr>
+          <w:color w:val="70AD47" w:themeColor="accent6"/>
+        </w:rPr>
+        <w:t>prototype development</w:t>
+      </w:r>
+      <w:r>
+        <w:rPr>
+          <w:color w:val="70AD47" w:themeColor="accent6"/>
+        </w:rPr>
+        <w:t>.</w:t>
+      </w:r>
+      <w:r>
+        <w:rPr>
+          <w:color w:val="70AD47" w:themeColor="accent6"/>
+        </w:rPr>
+        <w:t xml:space="preserve"> This structured sequencing ensures logical progression.</w:t>
+      </w:r>
+    </w:p>
+    <w:p>
+      <w:pPr>
+        <w:rPr>
+          <w:color w:val="70AD47" w:themeColor="accent6"/>
+        </w:rPr>
+      </w:pPr>
+    </w:p>
+    <w:p>
+      <w:pPr>
+        <w:rPr>
+          <w:color w:val="70AD47" w:themeColor="accent6"/>
+        </w:rPr>
+      </w:pPr>
+      <w:r>
+        <w:rPr>
+          <w:color w:val="70AD47" w:themeColor="accent6"/>
+        </w:rPr>
+        <w:t xml:space="preserve">Within this overarching framework, the </w:t>
       </w:r>
       <w:r>
         <w:rPr>
           <w:b/>
           <w:bCs/>
-        </w:rPr>
-        <w:t>iterative design methodology</w:t>
-      </w:r>
-      <w:r>
-        <w:t xml:space="preserve"> following Agile principles. Early research will inform prototype design, which will then undergo heuristic evaluation and refinement based on feedback and analysis.</w:t>
-      </w:r>
+          <w:i/>
+          <w:iCs/>
+          <w:color w:val="70AD47" w:themeColor="accent6"/>
+        </w:rPr>
+        <w:t>agile methodology guided by scum principles</w:t>
+      </w:r>
+      <w:r>
+        <w:rPr>
+          <w:color w:val="70AD47" w:themeColor="accent6"/>
+        </w:rPr>
+        <w:t xml:space="preserve"> will be employed into the prototype’s design and development phases. The development process will be partitioned into smaller, more manageable sprints; These sprints will each individually focus on a singular feature/aspect </w:t>
+      </w:r>
+      <w:r>
+        <w:rPr>
+          <w:color w:val="70AD47" w:themeColor="accent6"/>
+        </w:rPr>
+        <w:t xml:space="preserve">such as workout tracking. Each sprint will adhere to an </w:t>
+      </w:r>
+      <w:r>
+        <w:rPr>
+          <w:b/>
+          <w:bCs/>
+          <w:i/>
+          <w:iCs/>
+          <w:color w:val="70AD47" w:themeColor="accent6"/>
+        </w:rPr>
+        <w:t>iterative</w:t>
+      </w:r>
+      <w:r>
+        <w:rPr>
+          <w:color w:val="70AD47" w:themeColor="accent6"/>
+        </w:rPr>
+        <w:t xml:space="preserve"> cycle of planning, execution, assessment and improvement based on feedback from both the project supervisor and internal testing.</w:t>
+      </w:r>
+      <w:r>
+        <w:rPr>
+          <w:color w:val="70AD47" w:themeColor="accent6"/>
+        </w:rPr>
+        <w:t xml:space="preserve"> </w:t>
+      </w:r>
+      <w:r>
+        <w:rPr>
+          <w:color w:val="70AD47" w:themeColor="accent6"/>
+        </w:rPr>
+        <w:t>These methodologies should encourage adaptability, flexibility and continuous improvement.</w:t>
+      </w:r>
+    </w:p>
+    <w:p>
+      <w:pPr>
+        <w:rPr>
+          <w:color w:val="70AD47" w:themeColor="accent6"/>
+        </w:rPr>
+      </w:pPr>
+    </w:p>
+    <w:p>
+      <w:pPr>
+        <w:rPr>
+          <w:color w:val="70AD47" w:themeColor="accent6"/>
+        </w:rPr>
+      </w:pPr>
+      <w:r>
+        <w:rPr>
+          <w:color w:val="70AD47" w:themeColor="accent6"/>
+        </w:rPr>
+        <w:t>Day to day project management will involve accountability and maintaining momentum as guided by the Gannt chart and schedule. Realistic scope and practical time frames will result in a project that does not derail due to lack of foresight or overconfidence in personal resources. Weekly supervisor meetings will also aid in the monitoring of project progress and accountability while also providing vital on-going feedback. Version control software like git will be used to record project progress and preserve code history.</w:t>
+      </w:r>
+      <w:r>
+        <w:rPr>
+          <w:color w:val="70AD47" w:themeColor="accent6"/>
+        </w:rPr>
+        <w:t xml:space="preserve"> As well as this, tools such as Trello will house sprint backlogs.</w:t>
+      </w:r>
+    </w:p>
+    <w:p>
+      <w:pPr>
+        <w:rPr>
+          <w:bCs/>
+        </w:rPr>
+      </w:pPr>
+    </w:p>
+    <w:p>
+      <w:pPr>
+        <w:rPr>
+          <w:bCs/>
+        </w:rPr>
+      </w:pPr>
+    </w:p>
+    <w:p>
+      <w:pPr>
+        <w:rPr>
+          <w:bCs/>
+        </w:rPr>
+      </w:pPr>
+    </w:p>
+    <w:p>
+      <w:pPr>
+        <w:rPr>
+          <w:bCs/>
+        </w:rPr>
+      </w:pPr>
     </w:p>
     <w:p>
       <w:pPr>
@@ -4539,138 +4926,343 @@
       </w:pPr>
       <w:bookmarkStart w:id="10" w:name="_Toc144892531"/>
       <w:r>
+        <w:lastRenderedPageBreak/>
         <w:t>Options</w:t>
       </w:r>
       <w:bookmarkEnd w:id="10"/>
     </w:p>
-    <w:p>
-      <w:r>
-        <w:t>Potential development tools include:</w:t>
-      </w:r>
-    </w:p>
-    <w:p>
-      <w:pPr>
-        <w:numPr>
-          <w:ilvl w:val="0"/>
-          <w:numId w:val="8"/>
-        </w:numPr>
-      </w:pPr>
-      <w:r>
-        <w:t>Android Studio (Kotlin) – for native development.</w:t>
-      </w:r>
-    </w:p>
-    <w:p>
-      <w:pPr>
-        <w:numPr>
-          <w:ilvl w:val="0"/>
-          <w:numId w:val="8"/>
-        </w:numPr>
-      </w:pPr>
-      <w:r>
-        <w:t>Flutter (Dart) – for cross-platform development.</w:t>
-      </w:r>
-      <w:r>
+    <w:p/>
+    <w:p>
+      <w:pPr>
+        <w:spacing w:after="240" w:line="240" w:lineRule="auto"/>
+        <w:rPr>
+          <w:rFonts w:eastAsia="Times New Roman" w:cstheme="minorHAnsi"/>
+          <w:color w:val="70AD47" w:themeColor="accent6"/>
+          <w:lang w:eastAsia="en-GB"/>
+        </w:rPr>
+      </w:pPr>
+      <w:r>
+        <w:rPr>
+          <w:rFonts w:eastAsia="Times New Roman" w:cstheme="minorHAnsi"/>
+          <w:color w:val="70AD47" w:themeColor="accent6"/>
+          <w:lang w:eastAsia="en-GB"/>
+        </w:rPr>
+        <w:t xml:space="preserve">Currently, </w:t>
+      </w:r>
+      <w:proofErr w:type="gramStart"/>
+      <w:r>
+        <w:rPr>
+          <w:rFonts w:eastAsia="Times New Roman" w:cstheme="minorHAnsi"/>
+          <w:color w:val="70AD47" w:themeColor="accent6"/>
+          <w:lang w:eastAsia="en-GB"/>
+        </w:rPr>
+        <w:t>a number of</w:t>
+      </w:r>
+      <w:proofErr w:type="gramEnd"/>
+      <w:r>
+        <w:rPr>
+          <w:rFonts w:eastAsia="Times New Roman" w:cstheme="minorHAnsi"/>
+          <w:color w:val="70AD47" w:themeColor="accent6"/>
+          <w:lang w:eastAsia="en-GB"/>
+        </w:rPr>
+        <w:t xml:space="preserve"> potential categories have been identified that will need to be further examined as the project develops. After preliminary research and prototype preparation, the ultimate choice of tools, frameworks, and processes will be made to make sure they complement the project's goals, limitations, and resources.</w:t>
+      </w:r>
+    </w:p>
+    <w:p>
+      <w:pPr>
+        <w:spacing w:after="240" w:line="240" w:lineRule="auto"/>
+        <w:rPr>
+          <w:rFonts w:eastAsia="Times New Roman" w:cstheme="minorHAnsi"/>
+          <w:color w:val="70AD47" w:themeColor="accent6"/>
+          <w:lang w:eastAsia="en-GB"/>
+        </w:rPr>
+      </w:pPr>
+      <w:r>
+        <w:rPr>
+          <w:rFonts w:eastAsia="Times New Roman" w:cstheme="minorHAnsi"/>
+          <w:color w:val="70AD47" w:themeColor="accent6"/>
+          <w:lang w:eastAsia="en-GB"/>
+        </w:rPr>
         <w:br/>
-        <w:t>The final choice will be based on suitability, development speed, and available resources.</w:t>
-      </w:r>
-    </w:p>
-    <w:p>
-      <w:pPr>
-        <w:numPr>
-          <w:ilvl w:val="0"/>
-          <w:numId w:val="8"/>
-        </w:numPr>
-      </w:pPr>
-      <w:r>
-        <w:t>React</w:t>
-      </w:r>
-    </w:p>
-    <w:p>
-      <w:r>
-        <w:t>Potential testing techniques include:</w:t>
-      </w:r>
-    </w:p>
-    <w:p>
-      <w:pPr>
-        <w:pStyle w:val="ListParagraph"/>
-        <w:numPr>
-          <w:ilvl w:val="0"/>
-          <w:numId w:val="12"/>
-        </w:numPr>
-      </w:pPr>
-      <w:r>
-        <w:t>A/B</w:t>
-      </w:r>
-    </w:p>
-    <w:p>
-      <w:pPr>
-        <w:pStyle w:val="ListParagraph"/>
-        <w:numPr>
-          <w:ilvl w:val="0"/>
-          <w:numId w:val="12"/>
-        </w:numPr>
-      </w:pPr>
-      <w:r>
-        <w:t>Think aloud</w:t>
-      </w:r>
-    </w:p>
-    <w:p>
-      <w:pPr>
-        <w:pStyle w:val="ListParagraph"/>
-        <w:numPr>
-          <w:ilvl w:val="0"/>
-          <w:numId w:val="12"/>
-        </w:numPr>
-      </w:pPr>
-      <w:r>
-        <w:t>Usability/ accessibility testing</w:t>
+      </w:r>
+      <w:r>
+        <w:rPr>
+          <w:rFonts w:eastAsia="Times New Roman" w:cstheme="minorHAnsi"/>
+          <w:color w:val="70AD47" w:themeColor="accent6"/>
+          <w:lang w:eastAsia="en-GB"/>
+        </w:rPr>
+        <w:br/>
+        <w:t xml:space="preserve">Development Environment Options: A variety of platforms and frameworks, such as Android Studio, Flutter, or React Native, will be taken into consideration when creating the prototype. The ultimate decision will be based on </w:t>
+      </w:r>
+      <w:proofErr w:type="gramStart"/>
+      <w:r>
+        <w:rPr>
+          <w:rFonts w:eastAsia="Times New Roman" w:cstheme="minorHAnsi"/>
+          <w:color w:val="70AD47" w:themeColor="accent6"/>
+          <w:lang w:eastAsia="en-GB"/>
+        </w:rPr>
+        <w:t>a number of</w:t>
+      </w:r>
+      <w:proofErr w:type="gramEnd"/>
+      <w:r>
+        <w:rPr>
+          <w:rFonts w:eastAsia="Times New Roman" w:cstheme="minorHAnsi"/>
+          <w:color w:val="70AD47" w:themeColor="accent6"/>
+          <w:lang w:eastAsia="en-GB"/>
+        </w:rPr>
+        <w:t xml:space="preserve"> criteria, including usability testing acceptability, compatibility with planned features, support resources, and ease of use.</w:t>
+      </w:r>
+    </w:p>
+    <w:p>
+      <w:pPr>
+        <w:spacing w:after="240" w:line="240" w:lineRule="auto"/>
+        <w:rPr>
+          <w:rFonts w:eastAsia="Times New Roman" w:cstheme="minorHAnsi"/>
+          <w:color w:val="70AD47" w:themeColor="accent6"/>
+          <w:lang w:eastAsia="en-GB"/>
+        </w:rPr>
+      </w:pPr>
+    </w:p>
+    <w:p>
+      <w:pPr>
+        <w:spacing w:after="240" w:line="240" w:lineRule="auto"/>
+        <w:rPr>
+          <w:rFonts w:eastAsia="Times New Roman" w:cstheme="minorHAnsi"/>
+          <w:color w:val="70AD47" w:themeColor="accent6"/>
+          <w:lang w:eastAsia="en-GB"/>
+        </w:rPr>
+      </w:pPr>
+      <w:r>
+        <w:rPr>
+          <w:rFonts w:eastAsia="Times New Roman" w:cstheme="minorHAnsi"/>
+          <w:color w:val="70AD47" w:themeColor="accent6"/>
+          <w:lang w:eastAsia="en-GB"/>
+        </w:rPr>
+        <w:t xml:space="preserve">Testing and assessment Techniques: There are several testing techniques that can be used, including think-aloud research, task-based usability testing, A/B testing, and heuristic assessment. The </w:t>
+      </w:r>
+      <w:proofErr w:type="gramStart"/>
+      <w:r>
+        <w:rPr>
+          <w:rFonts w:eastAsia="Times New Roman" w:cstheme="minorHAnsi"/>
+          <w:color w:val="70AD47" w:themeColor="accent6"/>
+          <w:lang w:eastAsia="en-GB"/>
+        </w:rPr>
+        <w:t>particular approach</w:t>
+      </w:r>
+      <w:proofErr w:type="gramEnd"/>
+      <w:r>
+        <w:rPr>
+          <w:rFonts w:eastAsia="Times New Roman" w:cstheme="minorHAnsi"/>
+          <w:color w:val="70AD47" w:themeColor="accent6"/>
+          <w:lang w:eastAsia="en-GB"/>
+        </w:rPr>
+        <w:t>—or combination of approaches—that best gathers quantitative and qualitative information pertinent to the research topic of the study will be selected.</w:t>
+      </w:r>
+    </w:p>
+    <w:p>
+      <w:pPr>
+        <w:spacing w:after="240" w:line="240" w:lineRule="auto"/>
+        <w:rPr>
+          <w:rFonts w:eastAsia="Times New Roman" w:cstheme="minorHAnsi"/>
+          <w:color w:val="70AD47" w:themeColor="accent6"/>
+          <w:lang w:eastAsia="en-GB"/>
+        </w:rPr>
+      </w:pPr>
+      <w:r>
+        <w:rPr>
+          <w:rFonts w:eastAsia="Times New Roman" w:cstheme="minorHAnsi"/>
+          <w:color w:val="70AD47" w:themeColor="accent6"/>
+          <w:lang w:eastAsia="en-GB"/>
+        </w:rPr>
+        <w:br/>
+        <w:t>Project Management Approach: A variety of project management techniques, such as Agile, Scrum, and Waterfall, will be examined. The best approach or hybrid model will be chosen in accordance with supervisor input, workflow requirements, and time limitations.</w:t>
+      </w:r>
+    </w:p>
+    <w:p>
+      <w:pPr>
+        <w:spacing w:after="240" w:line="240" w:lineRule="auto"/>
+        <w:rPr>
+          <w:rFonts w:eastAsia="Times New Roman" w:cstheme="minorHAnsi"/>
+          <w:color w:val="70AD47" w:themeColor="accent6"/>
+          <w:lang w:eastAsia="en-GB"/>
+        </w:rPr>
+      </w:pPr>
+      <w:r>
+        <w:rPr>
+          <w:rFonts w:eastAsia="Times New Roman" w:cstheme="minorHAnsi"/>
+          <w:color w:val="70AD47" w:themeColor="accent6"/>
+          <w:lang w:eastAsia="en-GB"/>
+        </w:rPr>
+        <w:br/>
+      </w:r>
+      <w:proofErr w:type="gramStart"/>
+      <w:r>
+        <w:rPr>
+          <w:rFonts w:eastAsia="Times New Roman" w:cstheme="minorHAnsi"/>
+          <w:color w:val="70AD47" w:themeColor="accent6"/>
+          <w:lang w:eastAsia="en-GB"/>
+        </w:rPr>
+        <w:t>In order to</w:t>
+      </w:r>
+      <w:proofErr w:type="gramEnd"/>
+      <w:r>
+        <w:rPr>
+          <w:rFonts w:eastAsia="Times New Roman" w:cstheme="minorHAnsi"/>
+          <w:color w:val="70AD47" w:themeColor="accent6"/>
+          <w:lang w:eastAsia="en-GB"/>
+        </w:rPr>
+        <w:t xml:space="preserve"> ensure that the tools and methods selected support the study's research and practical development components, final decisions within each of these categories will be made early in the project, led by preliminary research findings and iterative conversations with the project supervisor.</w:t>
+      </w:r>
+    </w:p>
+    <w:p>
+      <w:pPr>
+        <w:spacing w:after="240" w:line="240" w:lineRule="auto"/>
+        <w:rPr>
+          <w:rFonts w:eastAsia="Times New Roman" w:cstheme="minorHAnsi"/>
+          <w:color w:val="70AD47" w:themeColor="accent6"/>
+          <w:lang w:eastAsia="en-GB"/>
+        </w:rPr>
+      </w:pPr>
+    </w:p>
+    <w:p>
+      <w:pPr>
+        <w:spacing w:after="240" w:line="240" w:lineRule="auto"/>
+        <w:rPr>
+          <w:rFonts w:eastAsia="Times New Roman" w:cstheme="minorHAnsi"/>
+          <w:color w:val="70AD47" w:themeColor="accent6"/>
+          <w:lang w:eastAsia="en-GB"/>
+        </w:rPr>
+      </w:pPr>
+    </w:p>
+    <w:p>
+      <w:pPr>
+        <w:spacing w:after="240" w:line="240" w:lineRule="auto"/>
+        <w:rPr>
+          <w:rFonts w:eastAsia="Times New Roman" w:cstheme="minorHAnsi"/>
+          <w:color w:val="70AD47" w:themeColor="accent6"/>
+          <w:lang w:eastAsia="en-GB"/>
+        </w:rPr>
+      </w:pPr>
+    </w:p>
+    <w:p>
+      <w:pPr>
+        <w:spacing w:after="240" w:line="240" w:lineRule="auto"/>
+        <w:rPr>
+          <w:rFonts w:eastAsia="Times New Roman" w:cstheme="minorHAnsi"/>
+          <w:color w:val="70AD47" w:themeColor="accent6"/>
+          <w:lang w:eastAsia="en-GB"/>
+        </w:rPr>
+      </w:pPr>
+    </w:p>
+    <w:p>
+      <w:pPr>
+        <w:spacing w:after="240" w:line="240" w:lineRule="auto"/>
+        <w:rPr>
+          <w:rFonts w:eastAsia="Times New Roman" w:cstheme="minorHAnsi"/>
+          <w:color w:val="70AD47" w:themeColor="accent6"/>
+          <w:lang w:eastAsia="en-GB"/>
+        </w:rPr>
+      </w:pPr>
+    </w:p>
+    <w:p>
+      <w:pPr>
+        <w:spacing w:after="240" w:line="240" w:lineRule="auto"/>
+        <w:rPr>
+          <w:rFonts w:eastAsia="Times New Roman" w:cstheme="minorHAnsi"/>
+          <w:color w:val="70AD47" w:themeColor="accent6"/>
+          <w:lang w:eastAsia="en-GB"/>
+        </w:rPr>
+      </w:pPr>
+    </w:p>
+    <w:p>
+      <w:pPr>
+        <w:spacing w:after="240" w:line="240" w:lineRule="auto"/>
+        <w:rPr>
+          <w:rFonts w:eastAsia="Times New Roman" w:cstheme="minorHAnsi"/>
+          <w:color w:val="70AD47" w:themeColor="accent6"/>
+          <w:lang w:eastAsia="en-GB"/>
+        </w:rPr>
+      </w:pPr>
+    </w:p>
+    <w:p>
+      <w:pPr>
+        <w:spacing w:after="240" w:line="240" w:lineRule="auto"/>
+        <w:rPr>
+          <w:rFonts w:eastAsia="Times New Roman" w:cstheme="minorHAnsi"/>
+          <w:color w:val="70AD47" w:themeColor="accent6"/>
+          <w:lang w:eastAsia="en-GB"/>
+        </w:rPr>
+      </w:pPr>
+    </w:p>
+    <w:p>
+      <w:pPr>
+        <w:spacing w:after="240" w:line="240" w:lineRule="auto"/>
+        <w:rPr>
+          <w:rFonts w:eastAsia="Times New Roman" w:cstheme="minorHAnsi"/>
+          <w:color w:val="70AD47" w:themeColor="accent6"/>
+          <w:lang w:eastAsia="en-GB"/>
+        </w:rPr>
+      </w:pPr>
+    </w:p>
+    <w:p>
+      <w:pPr>
+        <w:spacing w:after="240" w:line="240" w:lineRule="auto"/>
+        <w:rPr>
+          <w:rFonts w:eastAsia="Times New Roman" w:cstheme="minorHAnsi"/>
+          <w:color w:val="70AD47" w:themeColor="accent6"/>
+          <w:lang w:eastAsia="en-GB"/>
+        </w:rPr>
+      </w:pPr>
+    </w:p>
+    <w:p>
+      <w:pPr>
+        <w:pStyle w:val="Heading2"/>
+      </w:pPr>
+      <w:bookmarkStart w:id="11" w:name="_Toc144892532"/>
+      <w:r>
+        <w:lastRenderedPageBreak/>
+        <w:t>Risk analysis</w:t>
+      </w:r>
+      <w:bookmarkEnd w:id="11"/>
+      <w:r>
+        <w:t xml:space="preserve"> and mitigation</w:t>
       </w:r>
     </w:p>
     <w:p/>
-    <w:p>
-      <w:pPr>
-        <w:pStyle w:val="Heading2"/>
-      </w:pPr>
-      <w:bookmarkStart w:id="11" w:name="_Toc144892532"/>
-      <w:r>
-        <w:t>Risk analysis</w:t>
-      </w:r>
-      <w:bookmarkEnd w:id="11"/>
-      <w:r>
-        <w:t xml:space="preserve"> and mitigation</w:t>
-      </w:r>
-    </w:p>
+    <w:p/>
     <w:tbl>
       <w:tblPr>
-        <w:tblStyle w:val="TableGrid"/>
-        <w:tblpPr w:leftFromText="180" w:rightFromText="180" w:vertAnchor="text" w:horzAnchor="margin" w:tblpY="275"/>
+        <w:tblStyle w:val="GridTable3-Accent5"/>
         <w:tblW w:w="0" w:type="auto"/>
         <w:tblLook w:val="04A0" w:firstRow="1" w:lastRow="0" w:firstColumn="1" w:lastColumn="0" w:noHBand="0" w:noVBand="1"/>
       </w:tblPr>
       <w:tblGrid>
-        <w:gridCol w:w="2672"/>
+        <w:gridCol w:w="3384"/>
         <w:gridCol w:w="1161"/>
         <w:gridCol w:w="971"/>
-        <w:gridCol w:w="4212"/>
+        <w:gridCol w:w="3510"/>
       </w:tblGrid>
       <w:tr>
+        <w:trPr>
+          <w:cnfStyle w:val="100000000000" w:firstRow="1" w:lastRow="0" w:firstColumn="0" w:lastColumn="0" w:oddVBand="0" w:evenVBand="0" w:oddHBand="0" w:evenHBand="0" w:firstRowFirstColumn="0" w:firstRowLastColumn="0" w:lastRowFirstColumn="0" w:lastRowLastColumn="0"/>
+        </w:trPr>
         <w:tc>
           <w:tcPr>
+            <w:cnfStyle w:val="001000000100" w:firstRow="0" w:lastRow="0" w:firstColumn="1" w:lastColumn="0" w:oddVBand="0" w:evenVBand="0" w:oddHBand="0" w:evenHBand="0" w:firstRowFirstColumn="1" w:firstRowLastColumn="0" w:lastRowFirstColumn="0" w:lastRowLastColumn="0"/>
             <w:tcW w:w="0" w:type="auto"/>
             <w:hideMark/>
           </w:tcPr>
           <w:p>
             <w:pPr>
               <w:spacing w:after="160" w:line="259" w:lineRule="auto"/>
-              <w:rPr>
-                <w:b/>
-                <w:bCs/>
+              <w:jc w:val="left"/>
+              <w:rPr>
+                <w:rFonts w:cstheme="minorHAnsi"/>
               </w:rPr>
             </w:pPr>
             <w:r>
               <w:rPr>
-                <w:b/>
-                <w:bCs/>
+                <w:rFonts w:cstheme="minorHAnsi"/>
               </w:rPr>
               <w:t>Risk</w:t>
             </w:r>
@@ -4684,15 +5276,14 @@
           <w:p>
             <w:pPr>
               <w:spacing w:after="160" w:line="259" w:lineRule="auto"/>
-              <w:rPr>
-                <w:b/>
-                <w:bCs/>
+              <w:cnfStyle w:val="100000000000" w:firstRow="1" w:lastRow="0" w:firstColumn="0" w:lastColumn="0" w:oddVBand="0" w:evenVBand="0" w:oddHBand="0" w:evenHBand="0" w:firstRowFirstColumn="0" w:firstRowLastColumn="0" w:lastRowFirstColumn="0" w:lastRowLastColumn="0"/>
+              <w:rPr>
+                <w:rFonts w:cstheme="minorHAnsi"/>
               </w:rPr>
             </w:pPr>
             <w:r>
               <w:rPr>
-                <w:b/>
-                <w:bCs/>
+                <w:rFonts w:cstheme="minorHAnsi"/>
               </w:rPr>
               <w:t>Likelihood</w:t>
             </w:r>
@@ -4706,15 +5297,14 @@
           <w:p>
             <w:pPr>
               <w:spacing w:after="160" w:line="259" w:lineRule="auto"/>
-              <w:rPr>
-                <w:b/>
-                <w:bCs/>
+              <w:cnfStyle w:val="100000000000" w:firstRow="1" w:lastRow="0" w:firstColumn="0" w:lastColumn="0" w:oddVBand="0" w:evenVBand="0" w:oddHBand="0" w:evenHBand="0" w:firstRowFirstColumn="0" w:firstRowLastColumn="0" w:lastRowFirstColumn="0" w:lastRowLastColumn="0"/>
+              <w:rPr>
+                <w:rFonts w:cstheme="minorHAnsi"/>
               </w:rPr>
             </w:pPr>
             <w:r>
               <w:rPr>
-                <w:b/>
-                <w:bCs/>
+                <w:rFonts w:cstheme="minorHAnsi"/>
               </w:rPr>
               <w:t>Impact</w:t>
             </w:r>
@@ -4728,33 +5318,50 @@
           <w:p>
             <w:pPr>
               <w:spacing w:after="160" w:line="259" w:lineRule="auto"/>
-              <w:rPr>
-                <w:b/>
-                <w:bCs/>
+              <w:cnfStyle w:val="100000000000" w:firstRow="1" w:lastRow="0" w:firstColumn="0" w:lastColumn="0" w:oddVBand="0" w:evenVBand="0" w:oddHBand="0" w:evenHBand="0" w:firstRowFirstColumn="0" w:firstRowLastColumn="0" w:lastRowFirstColumn="0" w:lastRowLastColumn="0"/>
+              <w:rPr>
+                <w:rFonts w:cstheme="minorHAnsi"/>
               </w:rPr>
             </w:pPr>
             <w:r>
               <w:rPr>
-                <w:b/>
-                <w:bCs/>
-              </w:rPr>
-              <w:t>Mitigation</w:t>
+                <w:rFonts w:cstheme="minorHAnsi"/>
+              </w:rPr>
+              <w:t>Mitigation Strategy</w:t>
             </w:r>
           </w:p>
         </w:tc>
       </w:tr>
       <w:tr>
+        <w:trPr>
+          <w:cnfStyle w:val="000000100000" w:firstRow="0" w:lastRow="0" w:firstColumn="0" w:lastColumn="0" w:oddVBand="0" w:evenVBand="0" w:oddHBand="1" w:evenHBand="0" w:firstRowFirstColumn="0" w:firstRowLastColumn="0" w:lastRowFirstColumn="0" w:lastRowLastColumn="0"/>
+        </w:trPr>
         <w:tc>
           <w:tcPr>
+            <w:cnfStyle w:val="001000000000" w:firstRow="0" w:lastRow="0" w:firstColumn="1" w:lastColumn="0" w:oddVBand="0" w:evenVBand="0" w:oddHBand="0" w:evenHBand="0" w:firstRowFirstColumn="0" w:firstRowLastColumn="0" w:lastRowFirstColumn="0" w:lastRowLastColumn="0"/>
             <w:tcW w:w="0" w:type="auto"/>
             <w:hideMark/>
           </w:tcPr>
           <w:p>
             <w:pPr>
               <w:spacing w:after="160" w:line="259" w:lineRule="auto"/>
+              <w:rPr>
+                <w:rFonts w:cstheme="minorHAnsi"/>
+              </w:rPr>
             </w:pPr>
             <w:r>
-              <w:t>Difficulty learning chosen framework</w:t>
+              <w:rPr>
+                <w:rFonts w:cstheme="minorHAnsi"/>
+                <w:b/>
+                <w:bCs/>
+              </w:rPr>
+              <w:t>Time Management and Scheduling</w:t>
+            </w:r>
+            <w:r>
+              <w:rPr>
+                <w:rFonts w:cstheme="minorHAnsi"/>
+              </w:rPr>
+              <w:t xml:space="preserve"> – Delays in completing research, development, or testing tasks due to underestimating workload or unforeseen complications.</w:t>
             </w:r>
           </w:p>
         </w:tc>
@@ -4766,8 +5373,15 @@
           <w:p>
             <w:pPr>
               <w:spacing w:after="160" w:line="259" w:lineRule="auto"/>
+              <w:cnfStyle w:val="000000100000" w:firstRow="0" w:lastRow="0" w:firstColumn="0" w:lastColumn="0" w:oddVBand="0" w:evenVBand="0" w:oddHBand="1" w:evenHBand="0" w:firstRowFirstColumn="0" w:firstRowLastColumn="0" w:lastRowFirstColumn="0" w:lastRowLastColumn="0"/>
+              <w:rPr>
+                <w:rFonts w:cstheme="minorHAnsi"/>
+              </w:rPr>
             </w:pPr>
             <w:r>
+              <w:rPr>
+                <w:rFonts w:cstheme="minorHAnsi"/>
+              </w:rPr>
               <w:t>Medium</w:t>
             </w:r>
           </w:p>
@@ -4780,9 +5394,16 @@
           <w:p>
             <w:pPr>
               <w:spacing w:after="160" w:line="259" w:lineRule="auto"/>
+              <w:cnfStyle w:val="000000100000" w:firstRow="0" w:lastRow="0" w:firstColumn="0" w:lastColumn="0" w:oddVBand="0" w:evenVBand="0" w:oddHBand="1" w:evenHBand="0" w:firstRowFirstColumn="0" w:firstRowLastColumn="0" w:lastRowFirstColumn="0" w:lastRowLastColumn="0"/>
+              <w:rPr>
+                <w:rFonts w:cstheme="minorHAnsi"/>
+              </w:rPr>
             </w:pPr>
             <w:r>
-              <w:t>Medium</w:t>
+              <w:rPr>
+                <w:rFonts w:cstheme="minorHAnsi"/>
+              </w:rPr>
+              <w:t>High</w:t>
             </w:r>
           </w:p>
         </w:tc>
@@ -4794,9 +5415,16 @@
           <w:p>
             <w:pPr>
               <w:spacing w:after="160" w:line="259" w:lineRule="auto"/>
+              <w:cnfStyle w:val="000000100000" w:firstRow="0" w:lastRow="0" w:firstColumn="0" w:lastColumn="0" w:oddVBand="0" w:evenVBand="0" w:oddHBand="1" w:evenHBand="0" w:firstRowFirstColumn="0" w:firstRowLastColumn="0" w:lastRowFirstColumn="0" w:lastRowLastColumn="0"/>
+              <w:rPr>
+                <w:rFonts w:cstheme="minorHAnsi"/>
+              </w:rPr>
             </w:pPr>
             <w:r>
-              <w:t>Begin tutorials early; use online resources and supervisor support.</w:t>
+              <w:rPr>
+                <w:rFonts w:cstheme="minorHAnsi"/>
+              </w:rPr>
+              <w:t>Maintain a detailed Gantt chart and weekly task reviews. Prioritise critical milestones first (e.g., literature review, prototype development) and adjust non-critical tasks if delays occur.</w:t>
             </w:r>
           </w:p>
         </w:tc>
@@ -4804,15 +5432,30 @@
       <w:tr>
         <w:tc>
           <w:tcPr>
+            <w:cnfStyle w:val="001000000000" w:firstRow="0" w:lastRow="0" w:firstColumn="1" w:lastColumn="0" w:oddVBand="0" w:evenVBand="0" w:oddHBand="0" w:evenHBand="0" w:firstRowFirstColumn="0" w:firstRowLastColumn="0" w:lastRowFirstColumn="0" w:lastRowLastColumn="0"/>
             <w:tcW w:w="0" w:type="auto"/>
             <w:hideMark/>
           </w:tcPr>
           <w:p>
             <w:pPr>
               <w:spacing w:after="160" w:line="259" w:lineRule="auto"/>
+              <w:rPr>
+                <w:rFonts w:cstheme="minorHAnsi"/>
+              </w:rPr>
             </w:pPr>
             <w:r>
-              <w:t>Scope creep (too many features)</w:t>
+              <w:rPr>
+                <w:rFonts w:cstheme="minorHAnsi"/>
+                <w:b/>
+                <w:bCs/>
+              </w:rPr>
+              <w:t>Technical Difficulties</w:t>
+            </w:r>
+            <w:r>
+              <w:rPr>
+                <w:rFonts w:cstheme="minorHAnsi"/>
+              </w:rPr>
+              <w:t xml:space="preserve"> – Unexpected issues with chosen development tools or frameworks causing delays.</w:t>
             </w:r>
           </w:p>
         </w:tc>
@@ -4824,9 +5467,16 @@
           <w:p>
             <w:pPr>
               <w:spacing w:after="160" w:line="259" w:lineRule="auto"/>
+              <w:cnfStyle w:val="000000000000" w:firstRow="0" w:lastRow="0" w:firstColumn="0" w:lastColumn="0" w:oddVBand="0" w:evenVBand="0" w:oddHBand="0" w:evenHBand="0" w:firstRowFirstColumn="0" w:firstRowLastColumn="0" w:lastRowFirstColumn="0" w:lastRowLastColumn="0"/>
+              <w:rPr>
+                <w:rFonts w:cstheme="minorHAnsi"/>
+              </w:rPr>
             </w:pPr>
             <w:r>
-              <w:t>High</w:t>
+              <w:rPr>
+                <w:rFonts w:cstheme="minorHAnsi"/>
+              </w:rPr>
+              <w:t>Medium</w:t>
             </w:r>
           </w:p>
         </w:tc>
@@ -4838,8 +5488,15 @@
           <w:p>
             <w:pPr>
               <w:spacing w:after="160" w:line="259" w:lineRule="auto"/>
+              <w:cnfStyle w:val="000000000000" w:firstRow="0" w:lastRow="0" w:firstColumn="0" w:lastColumn="0" w:oddVBand="0" w:evenVBand="0" w:oddHBand="0" w:evenHBand="0" w:firstRowFirstColumn="0" w:firstRowLastColumn="0" w:lastRowFirstColumn="0" w:lastRowLastColumn="0"/>
+              <w:rPr>
+                <w:rFonts w:cstheme="minorHAnsi"/>
+              </w:rPr>
             </w:pPr>
             <w:r>
+              <w:rPr>
+                <w:rFonts w:cstheme="minorHAnsi"/>
+              </w:rPr>
               <w:t>Medium</w:t>
             </w:r>
           </w:p>
@@ -4852,25 +5509,50 @@
           <w:p>
             <w:pPr>
               <w:spacing w:after="160" w:line="259" w:lineRule="auto"/>
+              <w:cnfStyle w:val="000000000000" w:firstRow="0" w:lastRow="0" w:firstColumn="0" w:lastColumn="0" w:oddVBand="0" w:evenVBand="0" w:oddHBand="0" w:evenHBand="0" w:firstRowFirstColumn="0" w:firstRowLastColumn="0" w:lastRowFirstColumn="0" w:lastRowLastColumn="0"/>
+              <w:rPr>
+                <w:rFonts w:cstheme="minorHAnsi"/>
+              </w:rPr>
             </w:pPr>
             <w:r>
-              <w:t>Define core functionality early and focus on heuristic evaluation.</w:t>
+              <w:rPr>
+                <w:rFonts w:cstheme="minorHAnsi"/>
+              </w:rPr>
+              <w:t>Begin early experimentation with shortlisted tools. Maintain backup options (e.g., switching from Flutter to Android Studio) and document setup procedures.</w:t>
             </w:r>
           </w:p>
         </w:tc>
       </w:tr>
       <w:tr>
+        <w:trPr>
+          <w:cnfStyle w:val="000000100000" w:firstRow="0" w:lastRow="0" w:firstColumn="0" w:lastColumn="0" w:oddVBand="0" w:evenVBand="0" w:oddHBand="1" w:evenHBand="0" w:firstRowFirstColumn="0" w:firstRowLastColumn="0" w:lastRowFirstColumn="0" w:lastRowLastColumn="0"/>
+        </w:trPr>
         <w:tc>
           <w:tcPr>
+            <w:cnfStyle w:val="001000000000" w:firstRow="0" w:lastRow="0" w:firstColumn="1" w:lastColumn="0" w:oddVBand="0" w:evenVBand="0" w:oddHBand="0" w:evenHBand="0" w:firstRowFirstColumn="0" w:firstRowLastColumn="0" w:lastRowFirstColumn="0" w:lastRowLastColumn="0"/>
             <w:tcW w:w="0" w:type="auto"/>
             <w:hideMark/>
           </w:tcPr>
           <w:p>
             <w:pPr>
               <w:spacing w:after="160" w:line="259" w:lineRule="auto"/>
+              <w:rPr>
+                <w:rFonts w:cstheme="minorHAnsi"/>
+              </w:rPr>
             </w:pPr>
             <w:r>
-              <w:t>Time management</w:t>
+              <w:rPr>
+                <w:rFonts w:cstheme="minorHAnsi"/>
+                <w:b/>
+                <w:bCs/>
+              </w:rPr>
+              <w:t>Limited Participant Availability</w:t>
+            </w:r>
+            <w:r>
+              <w:rPr>
+                <w:rFonts w:cstheme="minorHAnsi"/>
+              </w:rPr>
+              <w:t xml:space="preserve"> – Difficulty recruiting enough users for usability testing due to time or ethical constraints.</w:t>
             </w:r>
           </w:p>
         </w:tc>
@@ -4882,8 +5564,15 @@
           <w:p>
             <w:pPr>
               <w:spacing w:after="160" w:line="259" w:lineRule="auto"/>
+              <w:cnfStyle w:val="000000100000" w:firstRow="0" w:lastRow="0" w:firstColumn="0" w:lastColumn="0" w:oddVBand="0" w:evenVBand="0" w:oddHBand="1" w:evenHBand="0" w:firstRowFirstColumn="0" w:firstRowLastColumn="0" w:lastRowFirstColumn="0" w:lastRowLastColumn="0"/>
+              <w:rPr>
+                <w:rFonts w:cstheme="minorHAnsi"/>
+              </w:rPr>
             </w:pPr>
             <w:r>
+              <w:rPr>
+                <w:rFonts w:cstheme="minorHAnsi"/>
+              </w:rPr>
               <w:t>Medium</w:t>
             </w:r>
           </w:p>
@@ -4896,9 +5585,16 @@
           <w:p>
             <w:pPr>
               <w:spacing w:after="160" w:line="259" w:lineRule="auto"/>
+              <w:cnfStyle w:val="000000100000" w:firstRow="0" w:lastRow="0" w:firstColumn="0" w:lastColumn="0" w:oddVBand="0" w:evenVBand="0" w:oddHBand="1" w:evenHBand="0" w:firstRowFirstColumn="0" w:firstRowLastColumn="0" w:lastRowFirstColumn="0" w:lastRowLastColumn="0"/>
+              <w:rPr>
+                <w:rFonts w:cstheme="minorHAnsi"/>
+              </w:rPr>
             </w:pPr>
             <w:r>
-              <w:t>High</w:t>
+              <w:rPr>
+                <w:rFonts w:cstheme="minorHAnsi"/>
+              </w:rPr>
+              <w:t>Medium</w:t>
             </w:r>
           </w:p>
         </w:tc>
@@ -4910,9 +5606,16 @@
           <w:p>
             <w:pPr>
               <w:spacing w:after="160" w:line="259" w:lineRule="auto"/>
+              <w:cnfStyle w:val="000000100000" w:firstRow="0" w:lastRow="0" w:firstColumn="0" w:lastColumn="0" w:oddVBand="0" w:evenVBand="0" w:oddHBand="1" w:evenHBand="0" w:firstRowFirstColumn="0" w:firstRowLastColumn="0" w:lastRowFirstColumn="0" w:lastRowLastColumn="0"/>
+              <w:rPr>
+                <w:rFonts w:cstheme="minorHAnsi"/>
+              </w:rPr>
             </w:pPr>
             <w:r>
-              <w:t>Use Gantt chart and weekly progress meetings.</w:t>
+              <w:rPr>
+                <w:rFonts w:cstheme="minorHAnsi"/>
+              </w:rPr>
+              <w:t>Start ethical approval and recruitment planning early. Use a small but representative user sample and consider remote or simulated testing if necessary.</w:t>
             </w:r>
           </w:p>
         </w:tc>
@@ -4920,15 +5623,30 @@
       <w:tr>
         <w:tc>
           <w:tcPr>
+            <w:cnfStyle w:val="001000000000" w:firstRow="0" w:lastRow="0" w:firstColumn="1" w:lastColumn="0" w:oddVBand="0" w:evenVBand="0" w:oddHBand="0" w:evenHBand="0" w:firstRowFirstColumn="0" w:firstRowLastColumn="0" w:lastRowFirstColumn="0" w:lastRowLastColumn="0"/>
             <w:tcW w:w="0" w:type="auto"/>
             <w:hideMark/>
           </w:tcPr>
           <w:p>
             <w:pPr>
               <w:spacing w:after="160" w:line="259" w:lineRule="auto"/>
+              <w:rPr>
+                <w:rFonts w:cstheme="minorHAnsi"/>
+              </w:rPr>
             </w:pPr>
             <w:r>
-              <w:t>Data loss</w:t>
+              <w:rPr>
+                <w:rFonts w:cstheme="minorHAnsi"/>
+                <w:b/>
+                <w:bCs/>
+              </w:rPr>
+              <w:t>Data Reliability</w:t>
+            </w:r>
+            <w:r>
+              <w:rPr>
+                <w:rFonts w:cstheme="minorHAnsi"/>
+              </w:rPr>
+              <w:t xml:space="preserve"> – Inconsistent or incomplete usability test data (e.g., user fatigue or misunderstanding tasks).</w:t>
             </w:r>
           </w:p>
         </w:tc>
@@ -4940,9 +5658,16 @@
           <w:p>
             <w:pPr>
               <w:spacing w:after="160" w:line="259" w:lineRule="auto"/>
+              <w:cnfStyle w:val="000000000000" w:firstRow="0" w:lastRow="0" w:firstColumn="0" w:lastColumn="0" w:oddVBand="0" w:evenVBand="0" w:oddHBand="0" w:evenHBand="0" w:firstRowFirstColumn="0" w:firstRowLastColumn="0" w:lastRowFirstColumn="0" w:lastRowLastColumn="0"/>
+              <w:rPr>
+                <w:rFonts w:cstheme="minorHAnsi"/>
+              </w:rPr>
             </w:pPr>
             <w:r>
-              <w:t>Low</w:t>
+              <w:rPr>
+                <w:rFonts w:cstheme="minorHAnsi"/>
+              </w:rPr>
+              <w:t>Medium</w:t>
             </w:r>
           </w:p>
         </w:tc>
@@ -4954,9 +5679,16 @@
           <w:p>
             <w:pPr>
               <w:spacing w:after="160" w:line="259" w:lineRule="auto"/>
+              <w:cnfStyle w:val="000000000000" w:firstRow="0" w:lastRow="0" w:firstColumn="0" w:lastColumn="0" w:oddVBand="0" w:evenVBand="0" w:oddHBand="0" w:evenHBand="0" w:firstRowFirstColumn="0" w:firstRowLastColumn="0" w:lastRowFirstColumn="0" w:lastRowLastColumn="0"/>
+              <w:rPr>
+                <w:rFonts w:cstheme="minorHAnsi"/>
+              </w:rPr>
             </w:pPr>
             <w:r>
-              <w:t>High</w:t>
+              <w:rPr>
+                <w:rFonts w:cstheme="minorHAnsi"/>
+              </w:rPr>
+              <w:t>Medium</w:t>
             </w:r>
           </w:p>
         </w:tc>
@@ -4968,25 +5700,50 @@
           <w:p>
             <w:pPr>
               <w:spacing w:after="160" w:line="259" w:lineRule="auto"/>
+              <w:cnfStyle w:val="000000000000" w:firstRow="0" w:lastRow="0" w:firstColumn="0" w:lastColumn="0" w:oddVBand="0" w:evenVBand="0" w:oddHBand="0" w:evenHBand="0" w:firstRowFirstColumn="0" w:firstRowLastColumn="0" w:lastRowFirstColumn="0" w:lastRowLastColumn="0"/>
+              <w:rPr>
+                <w:rFonts w:cstheme="minorHAnsi"/>
+              </w:rPr>
             </w:pPr>
             <w:r>
-              <w:t>Use GitHub and cloud backups.</w:t>
+              <w:rPr>
+                <w:rFonts w:cstheme="minorHAnsi"/>
+              </w:rPr>
+              <w:t>Pilot test evaluation procedures to refine task clarity and ensure test consistency. Use both quantitative and qualitative measures to validate findings.</w:t>
             </w:r>
           </w:p>
         </w:tc>
       </w:tr>
       <w:tr>
+        <w:trPr>
+          <w:cnfStyle w:val="000000100000" w:firstRow="0" w:lastRow="0" w:firstColumn="0" w:lastColumn="0" w:oddVBand="0" w:evenVBand="0" w:oddHBand="1" w:evenHBand="0" w:firstRowFirstColumn="0" w:firstRowLastColumn="0" w:lastRowFirstColumn="0" w:lastRowLastColumn="0"/>
+        </w:trPr>
         <w:tc>
           <w:tcPr>
+            <w:cnfStyle w:val="001000000000" w:firstRow="0" w:lastRow="0" w:firstColumn="1" w:lastColumn="0" w:oddVBand="0" w:evenVBand="0" w:oddHBand="0" w:evenHBand="0" w:firstRowFirstColumn="0" w:firstRowLastColumn="0" w:lastRowFirstColumn="0" w:lastRowLastColumn="0"/>
             <w:tcW w:w="0" w:type="auto"/>
             <w:hideMark/>
           </w:tcPr>
           <w:p>
             <w:pPr>
               <w:spacing w:after="160" w:line="259" w:lineRule="auto"/>
+              <w:rPr>
+                <w:rFonts w:cstheme="minorHAnsi"/>
+              </w:rPr>
             </w:pPr>
             <w:r>
-              <w:t>Limited user feedback</w:t>
+              <w:rPr>
+                <w:rFonts w:cstheme="minorHAnsi"/>
+                <w:b/>
+                <w:bCs/>
+              </w:rPr>
+              <w:t>Scope Creep</w:t>
+            </w:r>
+            <w:r>
+              <w:rPr>
+                <w:rFonts w:cstheme="minorHAnsi"/>
+              </w:rPr>
+              <w:t xml:space="preserve"> – Attempting to add unnecessary features to the prototype, leading to delays or diluted focus.</w:t>
             </w:r>
           </w:p>
         </w:tc>
@@ -4998,8 +5755,15 @@
           <w:p>
             <w:pPr>
               <w:spacing w:after="160" w:line="259" w:lineRule="auto"/>
+              <w:cnfStyle w:val="000000100000" w:firstRow="0" w:lastRow="0" w:firstColumn="0" w:lastColumn="0" w:oddVBand="0" w:evenVBand="0" w:oddHBand="1" w:evenHBand="0" w:firstRowFirstColumn="0" w:firstRowLastColumn="0" w:lastRowFirstColumn="0" w:lastRowLastColumn="0"/>
+              <w:rPr>
+                <w:rFonts w:cstheme="minorHAnsi"/>
+              </w:rPr>
             </w:pPr>
             <w:r>
+              <w:rPr>
+                <w:rFonts w:cstheme="minorHAnsi"/>
+              </w:rPr>
               <w:t>Medium</w:t>
             </w:r>
           </w:p>
@@ -5012,9 +5776,16 @@
           <w:p>
             <w:pPr>
               <w:spacing w:after="160" w:line="259" w:lineRule="auto"/>
+              <w:cnfStyle w:val="000000100000" w:firstRow="0" w:lastRow="0" w:firstColumn="0" w:lastColumn="0" w:oddVBand="0" w:evenVBand="0" w:oddHBand="1" w:evenHBand="0" w:firstRowFirstColumn="0" w:firstRowLastColumn="0" w:lastRowFirstColumn="0" w:lastRowLastColumn="0"/>
+              <w:rPr>
+                <w:rFonts w:cstheme="minorHAnsi"/>
+              </w:rPr>
             </w:pPr>
             <w:r>
-              <w:t>Medium</w:t>
+              <w:rPr>
+                <w:rFonts w:cstheme="minorHAnsi"/>
+              </w:rPr>
+              <w:t>High</w:t>
             </w:r>
           </w:p>
         </w:tc>
@@ -5026,43 +5797,185 @@
           <w:p>
             <w:pPr>
               <w:spacing w:after="160" w:line="259" w:lineRule="auto"/>
+              <w:cnfStyle w:val="000000100000" w:firstRow="0" w:lastRow="0" w:firstColumn="0" w:lastColumn="0" w:oddVBand="0" w:evenVBand="0" w:oddHBand="1" w:evenHBand="0" w:firstRowFirstColumn="0" w:firstRowLastColumn="0" w:lastRowFirstColumn="0" w:lastRowLastColumn="0"/>
+              <w:rPr>
+                <w:rFonts w:cstheme="minorHAnsi"/>
+              </w:rPr>
             </w:pPr>
             <w:r>
-              <w:t>Use expert heuristic evaluation in addition to user testing.</w:t>
+              <w:rPr>
+                <w:rFonts w:cstheme="minorHAnsi"/>
+              </w:rPr>
+              <w:t>Adhere to the defined project scope. Implement only essential functions for usability evaluation (e.g., timers, notes, workout logging).</w:t>
+            </w:r>
+          </w:p>
+        </w:tc>
+      </w:tr>
+      <w:tr>
+        <w:tc>
+          <w:tcPr>
+            <w:cnfStyle w:val="001000000000" w:firstRow="0" w:lastRow="0" w:firstColumn="1" w:lastColumn="0" w:oddVBand="0" w:evenVBand="0" w:oddHBand="0" w:evenHBand="0" w:firstRowFirstColumn="0" w:firstRowLastColumn="0" w:lastRowFirstColumn="0" w:lastRowLastColumn="0"/>
+            <w:tcW w:w="0" w:type="auto"/>
+            <w:hideMark/>
+          </w:tcPr>
+          <w:p>
+            <w:pPr>
+              <w:spacing w:after="160" w:line="259" w:lineRule="auto"/>
+              <w:rPr>
+                <w:rFonts w:cstheme="minorHAnsi"/>
+              </w:rPr>
+            </w:pPr>
+            <w:r>
+              <w:rPr>
+                <w:rFonts w:cstheme="minorHAnsi"/>
+                <w:b/>
+                <w:bCs/>
+              </w:rPr>
+              <w:t>Ethical or Legal Issues</w:t>
+            </w:r>
+            <w:r>
+              <w:rPr>
+                <w:rFonts w:cstheme="minorHAnsi"/>
+              </w:rPr>
+              <w:t xml:space="preserve"> – Delays due to ethical approval requirements or mishandling of user data.</w:t>
+            </w:r>
+          </w:p>
+        </w:tc>
+        <w:tc>
+          <w:tcPr>
+            <w:tcW w:w="0" w:type="auto"/>
+            <w:hideMark/>
+          </w:tcPr>
+          <w:p>
+            <w:pPr>
+              <w:spacing w:after="160" w:line="259" w:lineRule="auto"/>
+              <w:cnfStyle w:val="000000000000" w:firstRow="0" w:lastRow="0" w:firstColumn="0" w:lastColumn="0" w:oddVBand="0" w:evenVBand="0" w:oddHBand="0" w:evenHBand="0" w:firstRowFirstColumn="0" w:firstRowLastColumn="0" w:lastRowFirstColumn="0" w:lastRowLastColumn="0"/>
+              <w:rPr>
+                <w:rFonts w:cstheme="minorHAnsi"/>
+              </w:rPr>
+            </w:pPr>
+            <w:r>
+              <w:rPr>
+                <w:rFonts w:cstheme="minorHAnsi"/>
+              </w:rPr>
+              <w:t>Low</w:t>
+            </w:r>
+          </w:p>
+        </w:tc>
+        <w:tc>
+          <w:tcPr>
+            <w:tcW w:w="0" w:type="auto"/>
+            <w:hideMark/>
+          </w:tcPr>
+          <w:p>
+            <w:pPr>
+              <w:spacing w:after="160" w:line="259" w:lineRule="auto"/>
+              <w:cnfStyle w:val="000000000000" w:firstRow="0" w:lastRow="0" w:firstColumn="0" w:lastColumn="0" w:oddVBand="0" w:evenVBand="0" w:oddHBand="0" w:evenHBand="0" w:firstRowFirstColumn="0" w:firstRowLastColumn="0" w:lastRowFirstColumn="0" w:lastRowLastColumn="0"/>
+              <w:rPr>
+                <w:rFonts w:cstheme="minorHAnsi"/>
+              </w:rPr>
+            </w:pPr>
+            <w:r>
+              <w:rPr>
+                <w:rFonts w:cstheme="minorHAnsi"/>
+              </w:rPr>
+              <w:t>High</w:t>
+            </w:r>
+          </w:p>
+        </w:tc>
+        <w:tc>
+          <w:tcPr>
+            <w:tcW w:w="0" w:type="auto"/>
+            <w:hideMark/>
+          </w:tcPr>
+          <w:p>
+            <w:pPr>
+              <w:spacing w:after="160" w:line="259" w:lineRule="auto"/>
+              <w:cnfStyle w:val="000000000000" w:firstRow="0" w:lastRow="0" w:firstColumn="0" w:lastColumn="0" w:oddVBand="0" w:evenVBand="0" w:oddHBand="0" w:evenHBand="0" w:firstRowFirstColumn="0" w:firstRowLastColumn="0" w:lastRowFirstColumn="0" w:lastRowLastColumn="0"/>
+              <w:rPr>
+                <w:rFonts w:cstheme="minorHAnsi"/>
+              </w:rPr>
+            </w:pPr>
+            <w:r>
+              <w:rPr>
+                <w:rFonts w:cstheme="minorHAnsi"/>
+              </w:rPr>
+              <w:t>Submit ethics form early. Follow GDPR guidelines for anonymised data storage and disposal.</w:t>
             </w:r>
           </w:p>
         </w:tc>
       </w:tr>
       <w:tr>
         <w:trPr>
-          <w:trHeight w:val="605"/>
+          <w:cnfStyle w:val="000000100000" w:firstRow="0" w:lastRow="0" w:firstColumn="0" w:lastColumn="0" w:oddVBand="0" w:evenVBand="0" w:oddHBand="1" w:evenHBand="0" w:firstRowFirstColumn="0" w:firstRowLastColumn="0" w:lastRowFirstColumn="0" w:lastRowLastColumn="0"/>
         </w:trPr>
         <w:tc>
           <w:tcPr>
+            <w:cnfStyle w:val="001000000000" w:firstRow="0" w:lastRow="0" w:firstColumn="1" w:lastColumn="0" w:oddVBand="0" w:evenVBand="0" w:oddHBand="0" w:evenHBand="0" w:firstRowFirstColumn="0" w:firstRowLastColumn="0" w:lastRowFirstColumn="0" w:lastRowLastColumn="0"/>
             <w:tcW w:w="0" w:type="auto"/>
+            <w:hideMark/>
           </w:tcPr>
           <w:p>
-            <w:r>
-              <w:t>Destruction of workstation</w:t>
+            <w:pPr>
+              <w:spacing w:after="160" w:line="259" w:lineRule="auto"/>
+              <w:rPr>
+                <w:rFonts w:cstheme="minorHAnsi"/>
+              </w:rPr>
+            </w:pPr>
+            <w:r>
+              <w:rPr>
+                <w:rFonts w:cstheme="minorHAnsi"/>
+                <w:b/>
+                <w:bCs/>
+              </w:rPr>
+              <w:t>Hardware or Software Failure</w:t>
+            </w:r>
+            <w:r>
+              <w:rPr>
+                <w:rFonts w:cstheme="minorHAnsi"/>
+              </w:rPr>
+              <w:t xml:space="preserve"> – Loss of data due to device failure or corrupted project files.</w:t>
             </w:r>
           </w:p>
         </w:tc>
         <w:tc>
           <w:tcPr>
             <w:tcW w:w="0" w:type="auto"/>
+            <w:hideMark/>
           </w:tcPr>
           <w:p>
-            <w:r>
-              <w:t xml:space="preserve">Low </w:t>
+            <w:pPr>
+              <w:spacing w:after="160" w:line="259" w:lineRule="auto"/>
+              <w:cnfStyle w:val="000000100000" w:firstRow="0" w:lastRow="0" w:firstColumn="0" w:lastColumn="0" w:oddVBand="0" w:evenVBand="0" w:oddHBand="1" w:evenHBand="0" w:firstRowFirstColumn="0" w:firstRowLastColumn="0" w:lastRowFirstColumn="0" w:lastRowLastColumn="0"/>
+              <w:rPr>
+                <w:rFonts w:cstheme="minorHAnsi"/>
+              </w:rPr>
+            </w:pPr>
+            <w:r>
+              <w:rPr>
+                <w:rFonts w:cstheme="minorHAnsi"/>
+              </w:rPr>
+              <w:t>Low</w:t>
             </w:r>
           </w:p>
         </w:tc>
         <w:tc>
           <w:tcPr>
             <w:tcW w:w="0" w:type="auto"/>
+            <w:hideMark/>
           </w:tcPr>
           <w:p>
-            <w:r>
+            <w:pPr>
+              <w:spacing w:after="160" w:line="259" w:lineRule="auto"/>
+              <w:cnfStyle w:val="000000100000" w:firstRow="0" w:lastRow="0" w:firstColumn="0" w:lastColumn="0" w:oddVBand="0" w:evenVBand="0" w:oddHBand="1" w:evenHBand="0" w:firstRowFirstColumn="0" w:firstRowLastColumn="0" w:lastRowFirstColumn="0" w:lastRowLastColumn="0"/>
+              <w:rPr>
+                <w:rFonts w:cstheme="minorHAnsi"/>
+              </w:rPr>
+            </w:pPr>
+            <w:r>
+              <w:rPr>
+                <w:rFonts w:cstheme="minorHAnsi"/>
+              </w:rPr>
               <w:t>High</w:t>
             </w:r>
           </w:p>
@@ -5070,10 +5983,115 @@
         <w:tc>
           <w:tcPr>
             <w:tcW w:w="0" w:type="auto"/>
+            <w:hideMark/>
           </w:tcPr>
           <w:p>
-            <w:r>
-              <w:t>Have backup workstation with enough capabilities.</w:t>
+            <w:pPr>
+              <w:spacing w:after="160" w:line="259" w:lineRule="auto"/>
+              <w:cnfStyle w:val="000000100000" w:firstRow="0" w:lastRow="0" w:firstColumn="0" w:lastColumn="0" w:oddVBand="0" w:evenVBand="0" w:oddHBand="1" w:evenHBand="0" w:firstRowFirstColumn="0" w:firstRowLastColumn="0" w:lastRowFirstColumn="0" w:lastRowLastColumn="0"/>
+              <w:rPr>
+                <w:rFonts w:cstheme="minorHAnsi"/>
+              </w:rPr>
+            </w:pPr>
+            <w:r>
+              <w:rPr>
+                <w:rFonts w:cstheme="minorHAnsi"/>
+              </w:rPr>
+              <w:t>Use version control (GitHub) and cloud backups for all project files. Maintain regular checkpoints and redundant storage.</w:t>
+            </w:r>
+          </w:p>
+        </w:tc>
+      </w:tr>
+      <w:tr>
+        <w:tc>
+          <w:tcPr>
+            <w:cnfStyle w:val="001000000000" w:firstRow="0" w:lastRow="0" w:firstColumn="1" w:lastColumn="0" w:oddVBand="0" w:evenVBand="0" w:oddHBand="0" w:evenHBand="0" w:firstRowFirstColumn="0" w:firstRowLastColumn="0" w:lastRowFirstColumn="0" w:lastRowLastColumn="0"/>
+            <w:tcW w:w="0" w:type="auto"/>
+            <w:hideMark/>
+          </w:tcPr>
+          <w:p>
+            <w:pPr>
+              <w:spacing w:after="160" w:line="259" w:lineRule="auto"/>
+              <w:rPr>
+                <w:rFonts w:cstheme="minorHAnsi"/>
+              </w:rPr>
+            </w:pPr>
+            <w:r>
+              <w:rPr>
+                <w:rFonts w:cstheme="minorHAnsi"/>
+                <w:b/>
+                <w:bCs/>
+              </w:rPr>
+              <w:t>Negative or Inconclusive Results</w:t>
+            </w:r>
+            <w:r>
+              <w:rPr>
+                <w:rFonts w:cstheme="minorHAnsi"/>
+              </w:rPr>
+              <w:t xml:space="preserve"> – User testing may reveal that heuristics are not strongly applicable to multifunctional contexts.</w:t>
+            </w:r>
+          </w:p>
+        </w:tc>
+        <w:tc>
+          <w:tcPr>
+            <w:tcW w:w="0" w:type="auto"/>
+            <w:hideMark/>
+          </w:tcPr>
+          <w:p>
+            <w:pPr>
+              <w:spacing w:after="160" w:line="259" w:lineRule="auto"/>
+              <w:cnfStyle w:val="000000000000" w:firstRow="0" w:lastRow="0" w:firstColumn="0" w:lastColumn="0" w:oddVBand="0" w:evenVBand="0" w:oddHBand="0" w:evenHBand="0" w:firstRowFirstColumn="0" w:firstRowLastColumn="0" w:lastRowFirstColumn="0" w:lastRowLastColumn="0"/>
+              <w:rPr>
+                <w:rFonts w:cstheme="minorHAnsi"/>
+              </w:rPr>
+            </w:pPr>
+            <w:r>
+              <w:rPr>
+                <w:rFonts w:cstheme="minorHAnsi"/>
+              </w:rPr>
+              <w:t>Medium</w:t>
+            </w:r>
+          </w:p>
+        </w:tc>
+        <w:tc>
+          <w:tcPr>
+            <w:tcW w:w="0" w:type="auto"/>
+            <w:hideMark/>
+          </w:tcPr>
+          <w:p>
+            <w:pPr>
+              <w:spacing w:after="160" w:line="259" w:lineRule="auto"/>
+              <w:cnfStyle w:val="000000000000" w:firstRow="0" w:lastRow="0" w:firstColumn="0" w:lastColumn="0" w:oddVBand="0" w:evenVBand="0" w:oddHBand="0" w:evenHBand="0" w:firstRowFirstColumn="0" w:firstRowLastColumn="0" w:lastRowFirstColumn="0" w:lastRowLastColumn="0"/>
+              <w:rPr>
+                <w:rFonts w:cstheme="minorHAnsi"/>
+              </w:rPr>
+            </w:pPr>
+            <w:r>
+              <w:rPr>
+                <w:rFonts w:cstheme="minorHAnsi"/>
+              </w:rPr>
+              <w:t>Low</w:t>
+            </w:r>
+          </w:p>
+        </w:tc>
+        <w:tc>
+          <w:tcPr>
+            <w:tcW w:w="0" w:type="auto"/>
+            <w:hideMark/>
+          </w:tcPr>
+          <w:p>
+            <w:pPr>
+              <w:spacing w:after="160" w:line="259" w:lineRule="auto"/>
+              <w:cnfStyle w:val="000000000000" w:firstRow="0" w:lastRow="0" w:firstColumn="0" w:lastColumn="0" w:oddVBand="0" w:evenVBand="0" w:oddHBand="0" w:evenHBand="0" w:firstRowFirstColumn="0" w:firstRowLastColumn="0" w:lastRowFirstColumn="0" w:lastRowLastColumn="0"/>
+              <w:rPr>
+                <w:rFonts w:cstheme="minorHAnsi"/>
+              </w:rPr>
+            </w:pPr>
+            <w:r>
+              <w:rPr>
+                <w:rFonts w:cstheme="minorHAnsi"/>
+              </w:rPr>
+              <w:t>Acknowledge that inconclusive results still provide valuable insights. Ensure findings are critically analysed and reflected upon rather than dismissed.</w:t>
             </w:r>
           </w:p>
         </w:tc>
@@ -5081,6 +6099,689 @@
     </w:tbl>
     <w:p/>
     <w:p/>
+    <w:p>
+      <w:pPr>
+        <w:pStyle w:val="Heading2"/>
+      </w:pPr>
+      <w:bookmarkStart w:id="12" w:name="_Toc144892533"/>
+      <w:r>
+        <w:t>Resources required</w:t>
+      </w:r>
+      <w:bookmarkEnd w:id="12"/>
+    </w:p>
+    <w:p/>
+    <w:p>
+      <w:pPr>
+        <w:spacing w:after="240" w:line="240" w:lineRule="auto"/>
+        <w:rPr>
+          <w:rFonts w:eastAsia="Times New Roman" w:cstheme="minorHAnsi"/>
+          <w:color w:val="70AD47" w:themeColor="accent6"/>
+          <w:lang w:eastAsia="en-GB"/>
+        </w:rPr>
+      </w:pPr>
+      <w:r>
+        <w:rPr>
+          <w:rFonts w:eastAsia="Times New Roman" w:cstheme="minorHAnsi"/>
+          <w:color w:val="70AD47" w:themeColor="accent6"/>
+          <w:lang w:eastAsia="en-GB"/>
+        </w:rPr>
+        <w:t>The project will need standard productivity and data analysis software, as well as access to an appropriate development environment for creating mobile applications. It will require a mobile device or emulator for testing, as well as a personal computer that can run development and design tools. The project supervisor and a small group of usability testers will be part of human resources. No non-standard hardware or paid services will be required.</w:t>
+      </w:r>
+    </w:p>
+    <w:p/>
+    <w:p/>
+    <w:p>
+      <w:pPr>
+        <w:pStyle w:val="Heading2"/>
+      </w:pPr>
+      <w:r>
+        <w:t>Ethical and legal considerations</w:t>
+      </w:r>
+    </w:p>
+    <w:p/>
+    <w:p>
+      <w:pPr>
+        <w:rPr>
+          <w:color w:val="70AD47" w:themeColor="accent6"/>
+        </w:rPr>
+      </w:pPr>
+      <w:r>
+        <w:rPr>
+          <w:color w:val="70AD47" w:themeColor="accent6"/>
+        </w:rPr>
+        <w:t>While this project involves very limited ethical risks, thought will be put into consideration for research involving human participants as to adhere to the university’s ethics guideline provided.</w:t>
+      </w:r>
+      <w:r>
+        <w:rPr>
+          <w:color w:val="70AD47" w:themeColor="accent6"/>
+        </w:rPr>
+        <w:t xml:space="preserve"> Usability testing will require fully informed consent from each subject with the right to remove themselves from the study at any time. This withdrawal from the project will also necessitate the destruction of all data relating to that participant with no consequences to the person/persons. No sensitive personal data will be collected, and all responses will remain anonymous. The participants will be fully briefed on the study’s purpose, testing procedures and data taken.</w:t>
+      </w:r>
+    </w:p>
+    <w:p>
+      <w:pPr>
+        <w:rPr>
+          <w:color w:val="70AD47" w:themeColor="accent6"/>
+        </w:rPr>
+      </w:pPr>
+      <w:r>
+        <w:rPr>
+          <w:color w:val="70AD47" w:themeColor="accent6"/>
+        </w:rPr>
+        <w:t>All participant data will be securely stored in a database accessed only be the head of project. This data will be only used strictly for research purposes in compliance with GDPR requirements.</w:t>
+      </w:r>
+    </w:p>
+    <w:p/>
+    <w:p>
+      <w:pPr>
+        <w:pStyle w:val="Heading2"/>
+      </w:pPr>
+      <w:r>
+        <w:t>Commercial considerations</w:t>
+      </w:r>
+    </w:p>
+    <w:p/>
+    <w:p>
+      <w:pPr>
+        <w:spacing w:after="0" w:line="240" w:lineRule="auto"/>
+        <w:rPr>
+          <w:rFonts w:eastAsia="Times New Roman" w:cstheme="minorHAnsi"/>
+          <w:color w:val="70AD47" w:themeColor="accent6"/>
+          <w:lang w:eastAsia="en-GB"/>
+        </w:rPr>
+      </w:pPr>
+      <w:r>
+        <w:rPr>
+          <w:rFonts w:eastAsia="Times New Roman" w:cstheme="minorHAnsi"/>
+          <w:color w:val="70AD47" w:themeColor="accent6"/>
+          <w:lang w:eastAsia="en-GB"/>
+        </w:rPr>
+        <w:t xml:space="preserve">Though the </w:t>
+      </w:r>
+      <w:r>
+        <w:rPr>
+          <w:rFonts w:eastAsia="Times New Roman" w:cstheme="minorHAnsi"/>
+          <w:color w:val="70AD47" w:themeColor="accent6"/>
+          <w:lang w:eastAsia="en-GB"/>
+        </w:rPr>
+        <w:t>focus</w:t>
+      </w:r>
+      <w:r>
+        <w:rPr>
+          <w:rFonts w:eastAsia="Times New Roman" w:cstheme="minorHAnsi"/>
+          <w:color w:val="70AD47" w:themeColor="accent6"/>
+          <w:lang w:eastAsia="en-GB"/>
+        </w:rPr>
+        <w:t xml:space="preserve"> of this initiative is purely academic, the results may have commercial value. The idea of combining several single-purpose fitness tools with different functions into a single multipurpose mobile application is in line with the market's growing trend towards integrated digital ecosystems. By finding principles that increase user satisfaction and engagement, the evaluation of usability heuristics could provide valuable insights for future commercial app design techniques.</w:t>
+      </w:r>
+      <w:r>
+        <w:rPr>
+          <w:rFonts w:eastAsia="Times New Roman" w:cstheme="minorHAnsi"/>
+          <w:color w:val="70AD47" w:themeColor="accent6"/>
+          <w:lang w:eastAsia="en-GB"/>
+        </w:rPr>
+        <w:br/>
+      </w:r>
+      <w:r>
+        <w:rPr>
+          <w:rFonts w:eastAsia="Times New Roman" w:cstheme="minorHAnsi"/>
+          <w:color w:val="70AD47" w:themeColor="accent6"/>
+          <w:lang w:eastAsia="en-GB"/>
+        </w:rPr>
+        <w:br/>
+        <w:t>The project itself will incur minimal costs in terms of development resources, software, and hardware. There are no plans for direct monetisation or income generation. The prototype may be the foundation for additional commercial development or cooperation outside the purview of this study if great usability and user appeal is shown.</w:t>
+      </w:r>
+      <w:r>
+        <w:rPr>
+          <w:rFonts w:eastAsia="Times New Roman" w:cstheme="minorHAnsi"/>
+          <w:color w:val="70AD47" w:themeColor="accent6"/>
+          <w:lang w:eastAsia="en-GB"/>
+        </w:rPr>
+        <w:t xml:space="preserve"> In addition to this, this project may act as proof of the publisher’s competency in the subject area of mobile application heuristics, this may open doors of consultancy.</w:t>
+      </w:r>
+    </w:p>
+    <w:p>
+      <w:pPr>
+        <w:rPr>
+          <w:color w:val="70AD47" w:themeColor="accent6"/>
+        </w:rPr>
+      </w:pPr>
+    </w:p>
+    <w:p>
+      <w:pPr>
+        <w:pStyle w:val="Heading1"/>
+      </w:pPr>
+      <w:bookmarkStart w:id="13" w:name="_Toc144892534"/>
+      <w:r>
+        <w:lastRenderedPageBreak/>
+        <w:t>Project methodology and outcomes</w:t>
+      </w:r>
+      <w:bookmarkEnd w:id="13"/>
+    </w:p>
+    <w:p>
+      <w:pPr>
+        <w:pStyle w:val="Heading2"/>
+      </w:pPr>
+      <w:bookmarkStart w:id="14" w:name="_Toc144892535"/>
+      <w:r>
+        <w:t>Initial project plan</w:t>
+      </w:r>
+      <w:bookmarkEnd w:id="14"/>
+    </w:p>
+    <w:p>
+      <w:pPr>
+        <w:pStyle w:val="Heading2"/>
+        <w:numPr>
+          <w:ilvl w:val="2"/>
+          <w:numId w:val="1"/>
+        </w:numPr>
+      </w:pPr>
+      <w:bookmarkStart w:id="15" w:name="_Toc144892536"/>
+      <w:r>
+        <w:t>Tasks and milestones</w:t>
+      </w:r>
+      <w:bookmarkEnd w:id="15"/>
+    </w:p>
+    <w:p/>
+    <w:p>
+      <w:pPr>
+        <w:pStyle w:val="ListParagraph"/>
+        <w:numPr>
+          <w:ilvl w:val="0"/>
+          <w:numId w:val="29"/>
+        </w:numPr>
+        <w:rPr>
+          <w:rFonts w:cstheme="minorHAnsi"/>
+          <w:color w:val="70AD47" w:themeColor="accent6"/>
+        </w:rPr>
+      </w:pPr>
+      <w:r>
+        <w:rPr>
+          <w:rFonts w:cstheme="minorHAnsi"/>
+          <w:color w:val="70AD47" w:themeColor="accent6"/>
+        </w:rPr>
+        <w:t>Complete final draft of the project definition document.</w:t>
+      </w:r>
+    </w:p>
+    <w:p>
+      <w:pPr>
+        <w:pStyle w:val="ListParagraph"/>
+        <w:numPr>
+          <w:ilvl w:val="0"/>
+          <w:numId w:val="29"/>
+        </w:numPr>
+        <w:rPr>
+          <w:rFonts w:cstheme="minorHAnsi"/>
+          <w:color w:val="70AD47" w:themeColor="accent6"/>
+        </w:rPr>
+      </w:pPr>
+      <w:r>
+        <w:rPr>
+          <w:rFonts w:cstheme="minorHAnsi"/>
+          <w:color w:val="70AD47" w:themeColor="accent6"/>
+        </w:rPr>
+        <w:t>Produce a clear refined specification of what needs to be done.</w:t>
+      </w:r>
+    </w:p>
+    <w:p>
+      <w:pPr>
+        <w:pStyle w:val="ListParagraph"/>
+        <w:numPr>
+          <w:ilvl w:val="0"/>
+          <w:numId w:val="29"/>
+        </w:numPr>
+        <w:rPr>
+          <w:rFonts w:cstheme="minorHAnsi"/>
+          <w:color w:val="70AD47" w:themeColor="accent6"/>
+        </w:rPr>
+      </w:pPr>
+      <w:r>
+        <w:rPr>
+          <w:rFonts w:cstheme="minorHAnsi"/>
+          <w:color w:val="70AD47" w:themeColor="accent6"/>
+        </w:rPr>
+        <w:t>Consider different technologies for achieving the aims of the project and select the most appropriate.</w:t>
+      </w:r>
+    </w:p>
+    <w:p>
+      <w:pPr>
+        <w:rPr>
+          <w:rFonts w:cstheme="minorHAnsi"/>
+          <w:color w:val="70AD47" w:themeColor="accent6"/>
+        </w:rPr>
+      </w:pPr>
+      <w:r>
+        <w:rPr>
+          <w:rFonts w:cstheme="minorHAnsi"/>
+          <w:color w:val="70AD47" w:themeColor="accent6"/>
+        </w:rPr>
+        <w:t>--Planning phase over--</w:t>
+      </w:r>
+    </w:p>
+    <w:p>
+      <w:pPr>
+        <w:pStyle w:val="ListParagraph"/>
+        <w:numPr>
+          <w:ilvl w:val="0"/>
+          <w:numId w:val="29"/>
+        </w:numPr>
+        <w:rPr>
+          <w:rFonts w:cstheme="minorHAnsi"/>
+          <w:color w:val="70AD47" w:themeColor="accent6"/>
+        </w:rPr>
+      </w:pPr>
+      <w:r>
+        <w:rPr>
+          <w:rFonts w:cstheme="minorHAnsi"/>
+          <w:color w:val="70AD47" w:themeColor="accent6"/>
+        </w:rPr>
+        <w:t>Explore the history of the types of user interface.</w:t>
+      </w:r>
+    </w:p>
+    <w:p>
+      <w:pPr>
+        <w:pStyle w:val="ListParagraph"/>
+        <w:numPr>
+          <w:ilvl w:val="0"/>
+          <w:numId w:val="29"/>
+        </w:numPr>
+        <w:rPr>
+          <w:rFonts w:cstheme="minorHAnsi"/>
+          <w:color w:val="70AD47" w:themeColor="accent6"/>
+        </w:rPr>
+      </w:pPr>
+      <w:r>
+        <w:rPr>
+          <w:rFonts w:cstheme="minorHAnsi"/>
+          <w:color w:val="70AD47" w:themeColor="accent6"/>
+        </w:rPr>
+        <w:t>Investigate</w:t>
+      </w:r>
+      <w:r>
+        <w:rPr>
+          <w:rFonts w:cstheme="minorHAnsi"/>
+          <w:color w:val="70AD47" w:themeColor="accent6"/>
+        </w:rPr>
+        <w:t xml:space="preserve"> the history of </w:t>
+      </w:r>
+      <w:r>
+        <w:rPr>
+          <w:rFonts w:cstheme="minorHAnsi"/>
+          <w:color w:val="70AD47" w:themeColor="accent6"/>
+        </w:rPr>
+        <w:t xml:space="preserve">user </w:t>
+      </w:r>
+      <w:r>
+        <w:rPr>
+          <w:rFonts w:cstheme="minorHAnsi"/>
+          <w:color w:val="70AD47" w:themeColor="accent6"/>
+        </w:rPr>
+        <w:t>interface</w:t>
+      </w:r>
+      <w:r>
+        <w:rPr>
+          <w:rFonts w:cstheme="minorHAnsi"/>
+          <w:color w:val="70AD47" w:themeColor="accent6"/>
+        </w:rPr>
+        <w:t xml:space="preserve"> workflows</w:t>
+      </w:r>
+      <w:r>
+        <w:rPr>
+          <w:rFonts w:cstheme="minorHAnsi"/>
+          <w:color w:val="70AD47" w:themeColor="accent6"/>
+        </w:rPr>
+        <w:t>.</w:t>
+      </w:r>
+    </w:p>
+    <w:p>
+      <w:pPr>
+        <w:pStyle w:val="ListParagraph"/>
+        <w:numPr>
+          <w:ilvl w:val="0"/>
+          <w:numId w:val="29"/>
+        </w:numPr>
+        <w:rPr>
+          <w:rFonts w:cstheme="minorHAnsi"/>
+          <w:color w:val="70AD47" w:themeColor="accent6"/>
+        </w:rPr>
+      </w:pPr>
+      <w:r>
+        <w:rPr>
+          <w:rFonts w:cstheme="minorHAnsi"/>
+          <w:color w:val="70AD47" w:themeColor="accent6"/>
+        </w:rPr>
+        <w:t>Conduct a literature study and review on mobile application usability heuristics</w:t>
+      </w:r>
+      <w:r>
+        <w:rPr>
+          <w:rFonts w:cstheme="minorHAnsi"/>
+          <w:color w:val="70AD47" w:themeColor="accent6"/>
+        </w:rPr>
+        <w:t xml:space="preserve"> (select heuristics to analyse) and multifunctional application design.</w:t>
+      </w:r>
+      <w:r>
+        <w:rPr>
+          <w:rFonts w:cstheme="minorHAnsi"/>
+          <w:color w:val="70AD47" w:themeColor="accent6"/>
+        </w:rPr>
+        <w:t xml:space="preserve">  </w:t>
+      </w:r>
+    </w:p>
+    <w:p>
+      <w:pPr>
+        <w:pStyle w:val="ListParagraph"/>
+        <w:numPr>
+          <w:ilvl w:val="0"/>
+          <w:numId w:val="29"/>
+        </w:numPr>
+        <w:rPr>
+          <w:rFonts w:cstheme="minorHAnsi"/>
+          <w:color w:val="70AD47" w:themeColor="accent6"/>
+        </w:rPr>
+      </w:pPr>
+      <w:r>
+        <w:rPr>
+          <w:rFonts w:cstheme="minorHAnsi"/>
+          <w:color w:val="70AD47" w:themeColor="accent6"/>
+        </w:rPr>
+        <w:t>Identify case studies of both single and multi-function mobile applications and analyse against chosen focus heuristics</w:t>
+      </w:r>
+      <w:r>
+        <w:rPr>
+          <w:rFonts w:cstheme="minorHAnsi"/>
+          <w:color w:val="70AD47" w:themeColor="accent6"/>
+        </w:rPr>
+        <w:t>.</w:t>
+      </w:r>
+    </w:p>
+    <w:p>
+      <w:pPr>
+        <w:rPr>
+          <w:rFonts w:cstheme="minorHAnsi"/>
+          <w:color w:val="70AD47" w:themeColor="accent6"/>
+        </w:rPr>
+      </w:pPr>
+      <w:r>
+        <w:rPr>
+          <w:rFonts w:cstheme="minorHAnsi"/>
+          <w:color w:val="70AD47" w:themeColor="accent6"/>
+        </w:rPr>
+        <w:t>--Literature review phase over--</w:t>
+      </w:r>
+    </w:p>
+    <w:p>
+      <w:pPr>
+        <w:pStyle w:val="ListParagraph"/>
+        <w:numPr>
+          <w:ilvl w:val="0"/>
+          <w:numId w:val="29"/>
+        </w:numPr>
+        <w:rPr>
+          <w:rFonts w:cstheme="minorHAnsi"/>
+          <w:color w:val="70AD47" w:themeColor="accent6"/>
+        </w:rPr>
+      </w:pPr>
+      <w:r>
+        <w:rPr>
+          <w:rFonts w:cstheme="minorHAnsi"/>
+          <w:color w:val="70AD47" w:themeColor="accent6"/>
+        </w:rPr>
+        <w:t>Define requirements for the fitness app prototype.</w:t>
+      </w:r>
+    </w:p>
+    <w:p>
+      <w:pPr>
+        <w:pStyle w:val="ListParagraph"/>
+        <w:numPr>
+          <w:ilvl w:val="0"/>
+          <w:numId w:val="29"/>
+        </w:numPr>
+        <w:rPr>
+          <w:rFonts w:cstheme="minorHAnsi"/>
+          <w:color w:val="70AD47" w:themeColor="accent6"/>
+        </w:rPr>
+      </w:pPr>
+      <w:r>
+        <w:rPr>
+          <w:rFonts w:cstheme="minorHAnsi"/>
+          <w:color w:val="70AD47" w:themeColor="accent6"/>
+        </w:rPr>
+        <w:t>Create wireframes and user interface mock-ups</w:t>
+      </w:r>
+      <w:r>
+        <w:rPr>
+          <w:rFonts w:cstheme="minorHAnsi"/>
+          <w:color w:val="70AD47" w:themeColor="accent6"/>
+        </w:rPr>
+        <w:t xml:space="preserve"> ranging from low to high fidelity</w:t>
+      </w:r>
+      <w:r>
+        <w:rPr>
+          <w:rFonts w:cstheme="minorHAnsi"/>
+          <w:color w:val="70AD47" w:themeColor="accent6"/>
+        </w:rPr>
+        <w:t>.</w:t>
+      </w:r>
+    </w:p>
+    <w:p>
+      <w:pPr>
+        <w:pStyle w:val="ListParagraph"/>
+        <w:numPr>
+          <w:ilvl w:val="0"/>
+          <w:numId w:val="29"/>
+        </w:numPr>
+        <w:rPr>
+          <w:rFonts w:cstheme="minorHAnsi"/>
+          <w:color w:val="70AD47" w:themeColor="accent6"/>
+        </w:rPr>
+      </w:pPr>
+      <w:r>
+        <w:rPr>
+          <w:rFonts w:cstheme="minorHAnsi"/>
+          <w:color w:val="70AD47" w:themeColor="accent6"/>
+        </w:rPr>
+        <w:t>Select frameworks and languages for development with justified reasoning and gain competency in technologies.</w:t>
+      </w:r>
+    </w:p>
+    <w:p>
+      <w:pPr>
+        <w:pStyle w:val="ListParagraph"/>
+        <w:numPr>
+          <w:ilvl w:val="0"/>
+          <w:numId w:val="29"/>
+        </w:numPr>
+        <w:rPr>
+          <w:rFonts w:cstheme="minorHAnsi"/>
+          <w:color w:val="70AD47" w:themeColor="accent6"/>
+        </w:rPr>
+      </w:pPr>
+      <w:r>
+        <w:rPr>
+          <w:rFonts w:cstheme="minorHAnsi"/>
+          <w:color w:val="70AD47" w:themeColor="accent6"/>
+        </w:rPr>
+        <w:t>Develop prototype app</w:t>
+      </w:r>
+      <w:r>
+        <w:rPr>
+          <w:rFonts w:cstheme="minorHAnsi"/>
+          <w:color w:val="70AD47" w:themeColor="accent6"/>
+        </w:rPr>
+        <w:t xml:space="preserve"> including only the </w:t>
+      </w:r>
+      <w:r>
+        <w:rPr>
+          <w:rFonts w:cstheme="minorHAnsi"/>
+          <w:color w:val="70AD47" w:themeColor="accent6"/>
+        </w:rPr>
+        <w:t>core features.</w:t>
+      </w:r>
+    </w:p>
+    <w:p>
+      <w:pPr>
+        <w:rPr>
+          <w:rFonts w:cstheme="minorHAnsi"/>
+          <w:color w:val="70AD47" w:themeColor="accent6"/>
+        </w:rPr>
+      </w:pPr>
+      <w:r>
+        <w:rPr>
+          <w:rFonts w:cstheme="minorHAnsi"/>
+          <w:color w:val="70AD47" w:themeColor="accent6"/>
+        </w:rPr>
+        <w:t>--Prototype development phase over--</w:t>
+      </w:r>
+    </w:p>
+    <w:p>
+      <w:pPr>
+        <w:pStyle w:val="ListParagraph"/>
+        <w:numPr>
+          <w:ilvl w:val="0"/>
+          <w:numId w:val="29"/>
+        </w:numPr>
+        <w:rPr>
+          <w:rFonts w:cstheme="minorHAnsi"/>
+          <w:color w:val="70AD47" w:themeColor="accent6"/>
+        </w:rPr>
+      </w:pPr>
+      <w:r>
+        <w:rPr>
+          <w:rFonts w:cstheme="minorHAnsi"/>
+          <w:color w:val="70AD47" w:themeColor="accent6"/>
+        </w:rPr>
+        <w:t>Conduct a secondary literature review focusing on heuristic evaluation protocols (use this time to research any principles not covered accurately enough during first literature study).</w:t>
+      </w:r>
+    </w:p>
+    <w:p>
+      <w:pPr>
+        <w:pStyle w:val="ListParagraph"/>
+        <w:numPr>
+          <w:ilvl w:val="0"/>
+          <w:numId w:val="29"/>
+        </w:numPr>
+        <w:rPr>
+          <w:rFonts w:cstheme="minorHAnsi"/>
+          <w:color w:val="70AD47" w:themeColor="accent6"/>
+        </w:rPr>
+      </w:pPr>
+      <w:r>
+        <w:rPr>
+          <w:rFonts w:cstheme="minorHAnsi"/>
+          <w:color w:val="70AD47" w:themeColor="accent6"/>
+        </w:rPr>
+        <w:t>Select testing techniques, create test plan, recruit participants and set up secure storage for test data.</w:t>
+      </w:r>
+    </w:p>
+    <w:p>
+      <w:pPr>
+        <w:pStyle w:val="ListParagraph"/>
+        <w:numPr>
+          <w:ilvl w:val="0"/>
+          <w:numId w:val="29"/>
+        </w:numPr>
+        <w:rPr>
+          <w:rFonts w:cstheme="minorHAnsi"/>
+          <w:color w:val="70AD47" w:themeColor="accent6"/>
+        </w:rPr>
+      </w:pPr>
+      <w:r>
+        <w:rPr>
+          <w:rFonts w:cstheme="minorHAnsi"/>
+          <w:color w:val="70AD47" w:themeColor="accent6"/>
+        </w:rPr>
+        <w:t>Conduct heuristic evaluation and collect feedback.</w:t>
+      </w:r>
+    </w:p>
+    <w:p>
+      <w:pPr>
+        <w:pStyle w:val="ListParagraph"/>
+        <w:numPr>
+          <w:ilvl w:val="0"/>
+          <w:numId w:val="29"/>
+        </w:numPr>
+        <w:rPr>
+          <w:rFonts w:cstheme="minorHAnsi"/>
+          <w:color w:val="70AD47" w:themeColor="accent6"/>
+        </w:rPr>
+      </w:pPr>
+      <w:r>
+        <w:rPr>
+          <w:rFonts w:cstheme="minorHAnsi"/>
+          <w:color w:val="70AD47" w:themeColor="accent6"/>
+        </w:rPr>
+        <w:t xml:space="preserve">Analyse results and propose heuristic </w:t>
+      </w:r>
+      <w:r>
+        <w:rPr>
+          <w:rFonts w:cstheme="minorHAnsi"/>
+          <w:color w:val="70AD47" w:themeColor="accent6"/>
+        </w:rPr>
+        <w:t>relevance/</w:t>
+      </w:r>
+      <w:r>
+        <w:rPr>
+          <w:rFonts w:cstheme="minorHAnsi"/>
+          <w:color w:val="70AD47" w:themeColor="accent6"/>
+        </w:rPr>
+        <w:t>refinements.</w:t>
+      </w:r>
+    </w:p>
+    <w:p>
+      <w:pPr>
+        <w:rPr>
+          <w:rFonts w:cstheme="minorHAnsi"/>
+          <w:color w:val="70AD47" w:themeColor="accent6"/>
+        </w:rPr>
+      </w:pPr>
+      <w:r>
+        <w:rPr>
+          <w:rFonts w:cstheme="minorHAnsi"/>
+          <w:color w:val="70AD47" w:themeColor="accent6"/>
+        </w:rPr>
+        <w:t>--Heuristic evaluation phase over--</w:t>
+      </w:r>
+    </w:p>
+    <w:p>
+      <w:pPr>
+        <w:pStyle w:val="ListParagraph"/>
+        <w:numPr>
+          <w:ilvl w:val="0"/>
+          <w:numId w:val="29"/>
+        </w:numPr>
+        <w:rPr>
+          <w:rFonts w:cstheme="minorHAnsi"/>
+          <w:color w:val="70AD47" w:themeColor="accent6"/>
+        </w:rPr>
+      </w:pPr>
+      <w:r>
+        <w:rPr>
+          <w:rFonts w:cstheme="minorHAnsi"/>
+          <w:color w:val="70AD47" w:themeColor="accent6"/>
+        </w:rPr>
+        <w:t>Finalise</w:t>
+      </w:r>
+      <w:r>
+        <w:rPr>
+          <w:rFonts w:cstheme="minorHAnsi"/>
+          <w:color w:val="70AD47" w:themeColor="accent6"/>
+        </w:rPr>
+        <w:t xml:space="preserve"> final report and </w:t>
+      </w:r>
+      <w:r>
+        <w:rPr>
+          <w:rFonts w:cstheme="minorHAnsi"/>
+          <w:color w:val="70AD47" w:themeColor="accent6"/>
+        </w:rPr>
+        <w:t xml:space="preserve">project </w:t>
+      </w:r>
+      <w:r>
+        <w:rPr>
+          <w:rFonts w:cstheme="minorHAnsi"/>
+          <w:color w:val="70AD47" w:themeColor="accent6"/>
+        </w:rPr>
+        <w:t>evaluation.</w:t>
+      </w:r>
+    </w:p>
     <w:p/>
     <w:p/>
     <w:p/>
@@ -5090,295 +6791,216 @@
     <w:p>
       <w:pPr>
         <w:pStyle w:val="Heading2"/>
-      </w:pPr>
-      <w:bookmarkStart w:id="12" w:name="_Toc144892533"/>
-      <w:r>
-        <w:t>Resources required</w:t>
-      </w:r>
-      <w:bookmarkEnd w:id="12"/>
-    </w:p>
-    <w:p>
-      <w:pPr>
-        <w:pStyle w:val="NormalWeb"/>
-        <w:numPr>
-          <w:ilvl w:val="0"/>
-          <w:numId w:val="9"/>
-        </w:numPr>
-        <w:rPr>
-          <w:rFonts w:asciiTheme="minorHAnsi" w:hAnsiTheme="minorHAnsi" w:cstheme="minorHAnsi"/>
-        </w:rPr>
-      </w:pPr>
-      <w:r>
-        <w:rPr>
-          <w:rFonts w:asciiTheme="minorHAnsi" w:hAnsiTheme="minorHAnsi" w:cstheme="minorHAnsi"/>
-        </w:rPr>
-        <w:t>Standard PC/laptop capable of running Android Studio or VS Code.</w:t>
-      </w:r>
-    </w:p>
-    <w:p>
-      <w:pPr>
-        <w:pStyle w:val="NormalWeb"/>
-        <w:numPr>
-          <w:ilvl w:val="0"/>
-          <w:numId w:val="9"/>
-        </w:numPr>
-        <w:rPr>
-          <w:rFonts w:asciiTheme="minorHAnsi" w:hAnsiTheme="minorHAnsi" w:cstheme="minorHAnsi"/>
-        </w:rPr>
-      </w:pPr>
-      <w:r>
-        <w:rPr>
-          <w:rFonts w:asciiTheme="minorHAnsi" w:hAnsiTheme="minorHAnsi" w:cstheme="minorHAnsi"/>
-        </w:rPr>
-        <w:t>Android device or emulator for testing.</w:t>
-      </w:r>
-    </w:p>
-    <w:p>
-      <w:pPr>
-        <w:pStyle w:val="NormalWeb"/>
-        <w:numPr>
-          <w:ilvl w:val="0"/>
-          <w:numId w:val="9"/>
-        </w:numPr>
-        <w:rPr>
-          <w:rFonts w:asciiTheme="minorHAnsi" w:hAnsiTheme="minorHAnsi" w:cstheme="minorHAnsi"/>
-        </w:rPr>
-      </w:pPr>
-      <w:r>
-        <w:rPr>
-          <w:rFonts w:asciiTheme="minorHAnsi" w:hAnsiTheme="minorHAnsi" w:cstheme="minorHAnsi"/>
-        </w:rPr>
-        <w:t>No non-standard hardware or paid software required.</w:t>
-      </w:r>
-    </w:p>
-    <w:p/>
-    <w:p>
-      <w:pPr>
-        <w:pStyle w:val="Heading2"/>
-      </w:pPr>
-      <w:r>
-        <w:t>Ethical and legal considerations</w:t>
-      </w:r>
-    </w:p>
-    <w:p/>
-    <w:p>
-      <w:r>
-        <w:t>The project involves limited ethical risks. Any user testing will obtain informed consent and will not collect personal or sensitive data. GDPR principles will be followed for data handling, and participants will remain anonymous.</w:t>
-      </w:r>
-    </w:p>
-    <w:p/>
-    <w:p>
-      <w:pPr>
-        <w:pStyle w:val="Heading2"/>
-      </w:pPr>
-      <w:r>
-        <w:t>Commercial considerations</w:t>
-      </w:r>
-    </w:p>
-    <w:p>
-      <w:r>
-        <w:t>Costs are minimal as development tools are free. There is potential for commercial interest in all-in-one fitness platforms; however, the project’s primary focus is academic research rather than commercialisation.</w:t>
-      </w:r>
-    </w:p>
-    <w:p>
-      <w:pPr>
-        <w:pStyle w:val="Heading1"/>
-      </w:pPr>
-      <w:bookmarkStart w:id="13" w:name="_Toc144892534"/>
-      <w:r>
-        <w:lastRenderedPageBreak/>
-        <w:t>Project methodology and outcomes</w:t>
-      </w:r>
-      <w:bookmarkEnd w:id="13"/>
-    </w:p>
-    <w:p>
-      <w:pPr>
-        <w:pStyle w:val="Heading2"/>
-      </w:pPr>
-      <w:bookmarkStart w:id="14" w:name="_Toc144892535"/>
-      <w:r>
-        <w:t>Initial project plan</w:t>
-      </w:r>
-      <w:bookmarkEnd w:id="14"/>
-    </w:p>
-    <w:p>
-      <w:pPr>
-        <w:pStyle w:val="Heading2"/>
         <w:numPr>
           <w:ilvl w:val="2"/>
           <w:numId w:val="1"/>
         </w:numPr>
       </w:pPr>
-      <w:bookmarkStart w:id="15" w:name="_Toc144892536"/>
-      <w:r>
-        <w:t>Tasks and milestones</w:t>
-      </w:r>
-      <w:bookmarkEnd w:id="15"/>
+      <w:bookmarkStart w:id="16" w:name="_Toc144892537"/>
+      <w:r>
+        <w:lastRenderedPageBreak/>
+        <w:t xml:space="preserve">Schedule </w:t>
+      </w:r>
+      <w:r>
+        <w:t>Gantt chart</w:t>
+      </w:r>
+      <w:bookmarkEnd w:id="16"/>
+    </w:p>
+    <w:p>
+      <w:r>
+        <w:drawing>
+          <wp:anchor distT="0" distB="0" distL="114300" distR="114300" simplePos="0" relativeHeight="251658240" behindDoc="1" locked="0" layoutInCell="1" allowOverlap="1" wp14:anchorId="3B1FF1E2" wp14:editId="072EA6DE">
+            <wp:simplePos x="0" y="0"/>
+            <wp:positionH relativeFrom="margin">
+              <wp:align>right</wp:align>
+            </wp:positionH>
+            <wp:positionV relativeFrom="paragraph">
+              <wp:posOffset>348867</wp:posOffset>
+            </wp:positionV>
+            <wp:extent cx="5731510" cy="7724140"/>
+            <wp:effectExtent l="0" t="0" r="2540" b="0"/>
+            <wp:wrapTight wrapText="bothSides">
+              <wp:wrapPolygon edited="0">
+                <wp:start x="0" y="0"/>
+                <wp:lineTo x="0" y="21522"/>
+                <wp:lineTo x="21538" y="21522"/>
+                <wp:lineTo x="21538" y="0"/>
+                <wp:lineTo x="0" y="0"/>
+              </wp:wrapPolygon>
+            </wp:wrapTight>
+            <wp:docPr id="1143225075" name="Picture 1" descr="A screenshot of a computer&#10;&#10;AI-generated content may be incorrect."/>
+            <wp:cNvGraphicFramePr>
+              <a:graphicFrameLocks xmlns:a="http://schemas.openxmlformats.org/drawingml/2006/main" noChangeAspect="1"/>
+            </wp:cNvGraphicFramePr>
+            <a:graphic xmlns:a="http://schemas.openxmlformats.org/drawingml/2006/main">
+              <a:graphicData uri="http://schemas.openxmlformats.org/drawingml/2006/picture">
+                <pic:pic xmlns:pic="http://schemas.openxmlformats.org/drawingml/2006/picture">
+                  <pic:nvPicPr>
+                    <pic:cNvPr id="1143225075" name="Picture 1" descr="A screenshot of a computer&#10;&#10;AI-generated content may be incorrect."/>
+                    <pic:cNvPicPr/>
+                  </pic:nvPicPr>
+                  <pic:blipFill>
+                    <a:blip r:embed="rId7">
+                      <a:extLst>
+                        <a:ext uri="{28A0092B-C50C-407E-A947-70E740481C1C}">
+                          <a14:useLocalDpi xmlns:a14="http://schemas.microsoft.com/office/drawing/2010/main" val="0"/>
+                        </a:ext>
+                      </a:extLst>
+                    </a:blip>
+                    <a:stretch>
+                      <a:fillRect/>
+                    </a:stretch>
+                  </pic:blipFill>
+                  <pic:spPr>
+                    <a:xfrm>
+                      <a:off x="0" y="0"/>
+                      <a:ext cx="5731510" cy="7724140"/>
+                    </a:xfrm>
+                    <a:prstGeom prst="rect">
+                      <a:avLst/>
+                    </a:prstGeom>
+                  </pic:spPr>
+                </pic:pic>
+              </a:graphicData>
+            </a:graphic>
+          </wp:anchor>
+        </w:drawing>
+      </w:r>
     </w:p>
     <w:p/>
-    <w:p>
-      <w:pPr>
-        <w:numPr>
-          <w:ilvl w:val="0"/>
-          <w:numId w:val="10"/>
-        </w:numPr>
-        <w:tabs>
-          <w:tab w:val="num" w:pos="720"/>
-        </w:tabs>
-      </w:pPr>
-      <w:r>
-        <w:t>Conduct literature review on usability heuristics and multifunctional app design.</w:t>
-      </w:r>
-    </w:p>
-    <w:p>
-      <w:pPr>
-        <w:numPr>
-          <w:ilvl w:val="0"/>
-          <w:numId w:val="10"/>
-        </w:numPr>
-        <w:tabs>
-          <w:tab w:val="num" w:pos="720"/>
-        </w:tabs>
-      </w:pPr>
-      <w:r>
-        <w:t>Identify case studies of multifunctional apps and analyse against heuristics.</w:t>
-      </w:r>
-    </w:p>
-    <w:p>
-      <w:pPr>
-        <w:numPr>
-          <w:ilvl w:val="0"/>
-          <w:numId w:val="10"/>
-        </w:numPr>
-        <w:tabs>
-          <w:tab w:val="num" w:pos="720"/>
-        </w:tabs>
-      </w:pPr>
-      <w:r>
-        <w:t>Define requirements for the fitness app prototype.</w:t>
-      </w:r>
-    </w:p>
-    <w:p>
-      <w:pPr>
-        <w:numPr>
-          <w:ilvl w:val="0"/>
-          <w:numId w:val="10"/>
-        </w:numPr>
-        <w:tabs>
-          <w:tab w:val="num" w:pos="720"/>
-        </w:tabs>
-      </w:pPr>
-      <w:r>
-        <w:t>Create wireframes and user interface mock-ups.</w:t>
-      </w:r>
-    </w:p>
-    <w:p>
-      <w:pPr>
-        <w:numPr>
-          <w:ilvl w:val="0"/>
-          <w:numId w:val="10"/>
-        </w:numPr>
-        <w:tabs>
-          <w:tab w:val="num" w:pos="720"/>
-        </w:tabs>
-      </w:pPr>
-      <w:r>
-        <w:t>Develop prototype app (core features only).</w:t>
-      </w:r>
-    </w:p>
-    <w:p>
-      <w:pPr>
-        <w:numPr>
-          <w:ilvl w:val="0"/>
-          <w:numId w:val="10"/>
-        </w:numPr>
-        <w:tabs>
-          <w:tab w:val="num" w:pos="720"/>
-        </w:tabs>
-      </w:pPr>
-      <w:r>
-        <w:t>Conduct heuristic evaluation and collect feedback.</w:t>
-      </w:r>
-    </w:p>
-    <w:p>
-      <w:pPr>
-        <w:numPr>
-          <w:ilvl w:val="0"/>
-          <w:numId w:val="10"/>
-        </w:numPr>
-        <w:tabs>
-          <w:tab w:val="num" w:pos="720"/>
-        </w:tabs>
-      </w:pPr>
-      <w:r>
-        <w:t>Analyse results and propose heuristic refinements.</w:t>
-      </w:r>
-    </w:p>
-    <w:p>
-      <w:pPr>
-        <w:numPr>
-          <w:ilvl w:val="0"/>
-          <w:numId w:val="10"/>
-        </w:numPr>
-        <w:tabs>
-          <w:tab w:val="num" w:pos="720"/>
-        </w:tabs>
-      </w:pPr>
-      <w:r>
-        <w:t>Write final report and evaluation.</w:t>
-      </w:r>
-    </w:p>
     <w:p/>
     <w:p>
+      <w:r>
+        <w:lastRenderedPageBreak/>
+        <w:drawing>
+          <wp:anchor distT="0" distB="0" distL="114300" distR="114300" simplePos="0" relativeHeight="251659264" behindDoc="1" locked="0" layoutInCell="1" allowOverlap="1" wp14:anchorId="33DB30F2" wp14:editId="34FE2230">
+            <wp:simplePos x="0" y="0"/>
+            <wp:positionH relativeFrom="margin">
+              <wp:align>center</wp:align>
+            </wp:positionH>
+            <wp:positionV relativeFrom="paragraph">
+              <wp:posOffset>1847850</wp:posOffset>
+            </wp:positionV>
+            <wp:extent cx="8978900" cy="5290185"/>
+            <wp:effectExtent l="0" t="3493" r="9208" b="9207"/>
+            <wp:wrapTight wrapText="bothSides">
+              <wp:wrapPolygon edited="0">
+                <wp:start x="-8" y="21586"/>
+                <wp:lineTo x="21576" y="21586"/>
+                <wp:lineTo x="21576" y="40"/>
+                <wp:lineTo x="-8" y="40"/>
+                <wp:lineTo x="-8" y="21586"/>
+              </wp:wrapPolygon>
+            </wp:wrapTight>
+            <wp:docPr id="423322530" name="Picture 1" descr="A screenshot of a computer&#10;&#10;AI-generated content may be incorrect."/>
+            <wp:cNvGraphicFramePr>
+              <a:graphicFrameLocks xmlns:a="http://schemas.openxmlformats.org/drawingml/2006/main" noChangeAspect="1"/>
+            </wp:cNvGraphicFramePr>
+            <a:graphic xmlns:a="http://schemas.openxmlformats.org/drawingml/2006/main">
+              <a:graphicData uri="http://schemas.openxmlformats.org/drawingml/2006/picture">
+                <pic:pic xmlns:pic="http://schemas.openxmlformats.org/drawingml/2006/picture">
+                  <pic:nvPicPr>
+                    <pic:cNvPr id="423322530" name="Picture 1" descr="A screenshot of a computer&#10;&#10;AI-generated content may be incorrect."/>
+                    <pic:cNvPicPr/>
+                  </pic:nvPicPr>
+                  <pic:blipFill>
+                    <a:blip r:embed="rId8">
+                      <a:extLst>
+                        <a:ext uri="{28A0092B-C50C-407E-A947-70E740481C1C}">
+                          <a14:useLocalDpi xmlns:a14="http://schemas.microsoft.com/office/drawing/2010/main" val="0"/>
+                        </a:ext>
+                      </a:extLst>
+                    </a:blip>
+                    <a:stretch>
+                      <a:fillRect/>
+                    </a:stretch>
+                  </pic:blipFill>
+                  <pic:spPr>
+                    <a:xfrm rot="5400000">
+                      <a:off x="0" y="0"/>
+                      <a:ext cx="8978900" cy="5290185"/>
+                    </a:xfrm>
+                    <a:prstGeom prst="rect">
+                      <a:avLst/>
+                    </a:prstGeom>
+                  </pic:spPr>
+                </pic:pic>
+              </a:graphicData>
+            </a:graphic>
+            <wp14:sizeRelH relativeFrom="margin">
+              <wp14:pctWidth>0</wp14:pctWidth>
+            </wp14:sizeRelH>
+            <wp14:sizeRelV relativeFrom="margin">
+              <wp14:pctHeight>0</wp14:pctHeight>
+            </wp14:sizeRelV>
+          </wp:anchor>
+        </w:drawing>
+      </w:r>
+    </w:p>
+    <w:p>
+      <w:pPr>
+        <w:jc w:val="center"/>
+        <w:rPr>
+          <w:color w:val="EE0000"/>
+        </w:rPr>
+      </w:pPr>
+      <w:r>
+        <w:rPr>
+          <w:color w:val="EE0000"/>
+        </w:rPr>
+        <w:lastRenderedPageBreak/>
+        <w:t>** Note Gantt chart file is available in the GitHub repository, which may be easier to read</w:t>
+      </w:r>
+      <w:r>
+        <w:rPr>
+          <w:color w:val="EE0000"/>
+        </w:rPr>
+        <w:t xml:space="preserve"> </w:t>
+      </w:r>
+      <w:r>
+        <w:rPr>
+          <w:color w:val="EE0000"/>
+        </w:rPr>
+        <w:t>**</w:t>
+      </w:r>
+    </w:p>
+    <w:p/>
+    <w:p>
       <w:pPr>
         <w:pStyle w:val="Heading2"/>
-        <w:numPr>
-          <w:ilvl w:val="2"/>
-          <w:numId w:val="1"/>
-        </w:numPr>
-      </w:pPr>
-      <w:bookmarkStart w:id="16" w:name="_Toc144892537"/>
-      <w:r>
-        <w:t xml:space="preserve">Schedule </w:t>
-      </w:r>
-      <w:r>
-        <w:t>Gantt chart</w:t>
-      </w:r>
-      <w:bookmarkEnd w:id="16"/>
+      </w:pPr>
+      <w:bookmarkStart w:id="17" w:name="_Toc144892538"/>
+      <w:r>
+        <w:t>Project control</w:t>
+      </w:r>
+      <w:bookmarkEnd w:id="17"/>
     </w:p>
     <w:p/>
     <w:p>
+      <w:r>
+        <w:t>Progress will be tracked through weekly supervisor meetings and version control updates on GitHub. Key milestones will align with deliverables listed in the Gantt chart.</w:t>
+      </w:r>
+    </w:p>
+    <w:p/>
+    <w:p/>
+    <w:p>
       <w:pPr>
         <w:pStyle w:val="Heading2"/>
       </w:pPr>
-      <w:bookmarkStart w:id="17" w:name="_Toc144892538"/>
-      <w:r>
-        <w:t>Project control</w:t>
-      </w:r>
-      <w:bookmarkEnd w:id="17"/>
+      <w:bookmarkStart w:id="18" w:name="_Toc144892539"/>
+      <w:r>
+        <w:t>Project evaluation</w:t>
+      </w:r>
+      <w:bookmarkEnd w:id="18"/>
     </w:p>
     <w:p/>
     <w:p>
       <w:r>
-        <w:t>Progress will be tracked through weekly supervisor meetings and version control updates on GitHub. Key milestones will align with deliverables listed in the Gantt chart.</w:t>
-      </w:r>
-    </w:p>
-    <w:p>
-      <w:pPr>
-        <w:pStyle w:val="Heading2"/>
-      </w:pPr>
-      <w:bookmarkStart w:id="18" w:name="_Toc144892539"/>
-      <w:r>
-        <w:t>Project evaluation</w:t>
-      </w:r>
-      <w:bookmarkEnd w:id="18"/>
+        <w:t>Evaluation will involve applying selected usability heuristics (e.g., Nielsen’s) to the prototype and documenting which principles are upheld or challenged. Additional expert feedback will be used to validate findings. The success of the project will be judged by how well the evaluation answers the research question and contributes to understanding heuristic relevance.</w:t>
+      </w:r>
     </w:p>
     <w:p/>
-    <w:p>
-      <w:r>
-        <w:t>Evaluation will involve applying selected usability heuristics (e.g., Nielsen’s) to the prototype and documenting which principles are upheld or challenged. Additional expert feedback will be used to validate findings. The success of the project will be judged by how well the evaluation answers the research question and contributes to understanding heuristic relevance.</w:t>
-      </w:r>
-    </w:p>
+    <w:p/>
     <w:p>
       <w:pPr>
         <w:pStyle w:val="Heading1"/>
@@ -5389,42 +7011,153 @@
         <w:t>References</w:t>
       </w:r>
       <w:bookmarkEnd w:id="19"/>
-    </w:p>
-    <w:p>
-      <w:r>
-        <w:t>--P</w:t>
-      </w:r>
-      <w:r>
-        <w:t>apers on Nielsen’s heuristics, mobile usability, and multifunctional app design.</w:t>
-      </w:r>
-    </w:p>
-    <w:p>
-      <w:pPr>
-        <w:pStyle w:val="Heading1"/>
-      </w:pPr>
-      <w:bookmarkStart w:id="20" w:name="_Toc144892541"/>
-      <w:r>
-        <w:lastRenderedPageBreak/>
-        <w:t>Appendix a</w:t>
-      </w:r>
-      <w:bookmarkEnd w:id="20"/>
+      <w:r>
+        <w:t xml:space="preserve"> &amp; Appendix</w:t>
+      </w:r>
     </w:p>
     <w:p/>
     <w:p>
       <w:r>
-        <w:t>--</w:t>
-      </w:r>
-      <w:r>
-        <w:t>include your ethics form, design sketches, or early research tables here</w:t>
+        <w:t>Heuristic evaluation tutorial</w:t>
+      </w:r>
+      <w:r>
+        <w:t>:</w:t>
+      </w:r>
+    </w:p>
+    <w:p>
+      <w:hyperlink r:id="rId9" w:history="1">
+        <w:r>
+          <w:rPr>
+            <w:rStyle w:val="Hyperlink"/>
+          </w:rPr>
+          <w:t>https://www.ingenieriasimple.com/usabilidad/HeuristicEvaluation.pdf</w:t>
+        </w:r>
+      </w:hyperlink>
+    </w:p>
+    <w:p/>
+    <w:p>
+      <w:pPr>
+        <w:rPr>
+          <w:rFonts w:cstheme="minorHAnsi"/>
+        </w:rPr>
+      </w:pPr>
+      <w:r>
+        <w:rPr>
+          <w:rFonts w:cstheme="minorHAnsi"/>
+        </w:rPr>
+        <w:t>Molich, R., and Nielsen, J. (1990). Improving a human-computer dialogue, Communications of the ACM 33, 3 (March), 338-348.</w:t>
+      </w:r>
+    </w:p>
+    <w:p>
+      <w:pPr>
+        <w:rPr>
+          <w:rFonts w:cstheme="minorHAnsi"/>
+        </w:rPr>
+      </w:pPr>
+    </w:p>
+    <w:p>
+      <w:pPr>
+        <w:rPr>
+          <w:rFonts w:cstheme="minorHAnsi"/>
+        </w:rPr>
+      </w:pPr>
+      <w:r>
+        <w:rPr>
+          <w:rFonts w:cstheme="minorHAnsi"/>
+        </w:rPr>
+        <w:t>Nielsen, J., and Molich, R. (1990). Heuristic evaluation of user interfaces, Proc. ACM CHI'90 Conf. (Seattle, WA, 1-5 April), 249-256.</w:t>
+      </w:r>
+    </w:p>
+    <w:p>
+      <w:pPr>
+        <w:rPr>
+          <w:rFonts w:cstheme="minorHAnsi"/>
+        </w:rPr>
+      </w:pPr>
+    </w:p>
+    <w:p>
+      <w:pPr>
+        <w:rPr>
+          <w:rFonts w:cstheme="minorHAnsi"/>
+        </w:rPr>
+      </w:pPr>
+      <w:r>
+        <w:rPr>
+          <w:rFonts w:cstheme="minorHAnsi"/>
+        </w:rPr>
+        <w:t>Nielsen, J. (1994a). Enhancing the explanatory power of usability heuristics. Proc. ACM CHI'94 Conf. (Boston, MA, April 24-28), 152-158.</w:t>
+      </w:r>
+    </w:p>
+    <w:p>
+      <w:pPr>
+        <w:rPr>
+          <w:rFonts w:cstheme="minorHAnsi"/>
+        </w:rPr>
+      </w:pPr>
+    </w:p>
+    <w:p>
+      <w:pPr>
+        <w:rPr>
+          <w:rFonts w:cstheme="minorHAnsi"/>
+        </w:rPr>
+      </w:pPr>
+      <w:r>
+        <w:rPr>
+          <w:rFonts w:cstheme="minorHAnsi"/>
+        </w:rPr>
+        <w:t>Nielsen, J. (1994b). Heuristic evaluation. In Nielsen, J., and Mack, R.L. (Eds.), Usability Inspection Methods, John Wiley &amp; Sons, New York, NY.</w:t>
+      </w:r>
+    </w:p>
+    <w:p>
+      <w:pPr>
+        <w:rPr>
+          <w:rFonts w:cstheme="minorHAnsi"/>
+        </w:rPr>
+      </w:pPr>
+    </w:p>
+    <w:p>
+      <w:pPr>
+        <w:jc w:val="center"/>
+        <w:rPr>
+          <w:rFonts w:cstheme="minorHAnsi"/>
+        </w:rPr>
+      </w:pPr>
+      <w:r>
+        <w:rPr>
+          <w:rFonts w:cstheme="minorHAnsi"/>
+        </w:rPr>
+        <w:t>**</w:t>
+      </w:r>
+      <w:r>
+        <w:rPr>
+          <w:rFonts w:cstheme="minorHAnsi"/>
+        </w:rPr>
+        <w:t xml:space="preserve">Ethics checklist available under ‘Ethics checklist’ in honour stage </w:t>
+      </w:r>
+      <w:r>
+        <w:rPr>
+          <w:rFonts w:cstheme="minorHAnsi"/>
+        </w:rPr>
+        <w:t>repository**</w:t>
+      </w:r>
+    </w:p>
+    <w:p>
+      <w:pPr>
+        <w:jc w:val="center"/>
+        <w:rPr>
+          <w:rFonts w:cstheme="minorHAnsi"/>
+        </w:rPr>
+      </w:pPr>
+      <w:r>
+        <w:rPr>
+          <w:rFonts w:cstheme="minorHAnsi"/>
+        </w:rPr>
+        <w:t>**Full Gantt chart is found under ‘Gantt chart’ in honour stage repository**</w:t>
       </w:r>
     </w:p>
     <w:sectPr>
-      <w:headerReference w:type="even" r:id="rId7"/>
-      <w:headerReference w:type="default" r:id="rId8"/>
-      <w:footerReference w:type="even" r:id="rId9"/>
-      <w:footerReference w:type="default" r:id="rId10"/>
-      <w:headerReference w:type="first" r:id="rId11"/>
-      <w:footerReference w:type="first" r:id="rId12"/>
+      <w:headerReference w:type="default" r:id="rId10"/>
+      <w:footerReference w:type="default" r:id="rId11"/>
       <w:pgSz w:w="11906" w:h="16838"/>
       <w:pgMar w:top="1440" w:right="1440" w:bottom="1440" w:left="1440" w:header="708" w:footer="708" w:gutter="0"/>
       <w:cols w:space="708"/>
@@ -5460,16 +7193,6 @@
 </file>
 
 <file path=word/footer1.xml><?xml version="1.0" encoding="utf-8"?>
-<w:ftr xmlns:wpc="http://schemas.microsoft.com/office/word/2010/wordprocessingCanvas" xmlns:cx="http://schemas.microsoft.com/office/drawing/2014/chartex" xmlns:cx1="http://schemas.microsoft.com/office/drawing/2015/9/8/chartex" xmlns:cx2="http://schemas.microsoft.com/office/drawing/2015/10/21/chartex" xmlns:cx3="http://schemas.microsoft.com/office/drawing/2016/5/9/chartex" xmlns:cx4="http://schemas.microsoft.com/office/drawing/2016/5/10/chartex" xmlns:cx5="http://schemas.microsoft.com/office/drawing/2016/5/11/chartex" xmlns:cx6="http://schemas.microsoft.com/office/drawing/2016/5/12/chartex" xmlns:cx7="http://schemas.microsoft.com/office/drawing/2016/5/13/chartex" xmlns:cx8="http://schemas.microsoft.com/office/drawing/2016/5/14/chartex" xmlns:mc="http://schemas.openxmlformats.org/markup-compatibility/2006" xmlns:aink="http://schemas.microsoft.com/office/drawing/2016/ink" xmlns:am3d="http://schemas.microsoft.com/office/drawing/2017/model3d" xmlns:o="urn:schemas-microsoft-com:office:office" xmlns:oel="http://schemas.microsoft.com/office/2019/extlst" xmlns:r="http://schemas.openxmlformats.org/officeDocument/2006/relationships" xmlns:m="http://schemas.openxmlformats.org/officeDocument/2006/math" xmlns:v="urn:schemas-microsoft-com:vml" xmlns:wp14="http://schemas.microsoft.com/office/word/2010/wordprocessingDrawing" xmlns:wp="http://schemas.openxmlformats.org/drawingml/2006/wordprocessingDrawing" xmlns:w10="urn:schemas-microsoft-com:office:word" xmlns:w="http://schemas.openxmlformats.org/wordprocessingml/2006/main" xmlns:w14="http://schemas.microsoft.com/office/word/2010/wordml" xmlns:w15="http://schemas.microsoft.com/office/word/2012/wordml" xmlns:w16cex="http://schemas.microsoft.com/office/word/2018/wordml/cex" xmlns:w16cid="http://schemas.microsoft.com/office/word/2016/wordml/cid" xmlns:w16="http://schemas.microsoft.com/office/word/2018/wordml" xmlns:w16du="http://schemas.microsoft.com/office/word/2023/wordml/word16du" xmlns:w16sdtdh="http://schemas.microsoft.com/office/word/2020/wordml/sdtdatahash" xmlns:w16sdtfl="http://schemas.microsoft.com/office/word/2024/wordml/sdtformatlock" xmlns:w16se="http://schemas.microsoft.com/office/word/2015/wordml/symex" xmlns:wpg="http://schemas.microsoft.com/office/word/2010/wordprocessingGroup" xmlns:wpi="http://schemas.microsoft.com/office/word/2010/wordprocessingInk" xmlns:wne="http://schemas.microsoft.com/office/word/2006/wordml" xmlns:wps="http://schemas.microsoft.com/office/word/2010/wordprocessingShape" mc:Ignorable="w14 w15 w16se w16cid w16 w16cex w16sdtdh w16sdtfl w16du wp14">
-  <w:p>
-    <w:pPr>
-      <w:pStyle w:val="Footer"/>
-    </w:pPr>
-  </w:p>
-</w:ftr>
-</file>
-
-<file path=word/footer2.xml><?xml version="1.0" encoding="utf-8"?>
 <w:ftr xmlns:wpc="http://schemas.microsoft.com/office/word/2010/wordprocessingCanvas" xmlns:cx="http://schemas.microsoft.com/office/drawing/2014/chartex" xmlns:cx1="http://schemas.microsoft.com/office/drawing/2015/9/8/chartex" xmlns:cx2="http://schemas.microsoft.com/office/drawing/2015/10/21/chartex" xmlns:cx3="http://schemas.microsoft.com/office/drawing/2016/5/9/chartex" xmlns:cx4="http://schemas.microsoft.com/office/drawing/2016/5/10/chartex" xmlns:cx5="http://schemas.microsoft.com/office/drawing/2016/5/11/chartex" xmlns:cx6="http://schemas.microsoft.com/office/drawing/2016/5/12/chartex" xmlns:cx7="http://schemas.microsoft.com/office/drawing/2016/5/13/chartex" xmlns:cx8="http://schemas.microsoft.com/office/drawing/2016/5/14/chartex" xmlns:mc="http://schemas.openxmlformats.org/markup-compatibility/2006" xmlns:aink="http://schemas.microsoft.com/office/drawing/2016/ink" xmlns:am3d="http://schemas.microsoft.com/office/drawing/2017/model3d" xmlns:o="urn:schemas-microsoft-com:office:office" xmlns:oel="http://schemas.microsoft.com/office/2019/extlst" xmlns:r="http://schemas.openxmlformats.org/officeDocument/2006/relationships" xmlns:m="http://schemas.openxmlformats.org/officeDocument/2006/math" xmlns:v="urn:schemas-microsoft-com:vml" xmlns:wp14="http://schemas.microsoft.com/office/word/2010/wordprocessingDrawing" xmlns:wp="http://schemas.openxmlformats.org/drawingml/2006/wordprocessingDrawing" xmlns:w10="urn:schemas-microsoft-com:office:word" xmlns:w="http://schemas.openxmlformats.org/wordprocessingml/2006/main" xmlns:w14="http://schemas.microsoft.com/office/word/2010/wordml" xmlns:w15="http://schemas.microsoft.com/office/word/2012/wordml" xmlns:w16cex="http://schemas.microsoft.com/office/word/2018/wordml/cex" xmlns:w16cid="http://schemas.microsoft.com/office/word/2016/wordml/cid" xmlns:w16="http://schemas.microsoft.com/office/word/2018/wordml" xmlns:w16du="http://schemas.microsoft.com/office/word/2023/wordml/word16du" xmlns:w16sdtdh="http://schemas.microsoft.com/office/word/2020/wordml/sdtdatahash" xmlns:w16sdtfl="http://schemas.microsoft.com/office/word/2024/wordml/sdtformatlock" xmlns:w16se="http://schemas.microsoft.com/office/word/2015/wordml/symex" xmlns:wpg="http://schemas.microsoft.com/office/word/2010/wordprocessingGroup" xmlns:wpi="http://schemas.microsoft.com/office/word/2010/wordprocessingInk" xmlns:wne="http://schemas.microsoft.com/office/word/2006/wordml" xmlns:wps="http://schemas.microsoft.com/office/word/2010/wordprocessingShape" mc:Ignorable="w14 w15 w16se w16cid w16 w16cex w16sdtdh w16sdtfl w16du wp14">
   <w:p>
     <w:pPr>
@@ -5519,16 +7242,6 @@
 </w:ftr>
 </file>
 
-<file path=word/footer3.xml><?xml version="1.0" encoding="utf-8"?>
-<w:ftr xmlns:wpc="http://schemas.microsoft.com/office/word/2010/wordprocessingCanvas" xmlns:cx="http://schemas.microsoft.com/office/drawing/2014/chartex" xmlns:cx1="http://schemas.microsoft.com/office/drawing/2015/9/8/chartex" xmlns:cx2="http://schemas.microsoft.com/office/drawing/2015/10/21/chartex" xmlns:cx3="http://schemas.microsoft.com/office/drawing/2016/5/9/chartex" xmlns:cx4="http://schemas.microsoft.com/office/drawing/2016/5/10/chartex" xmlns:cx5="http://schemas.microsoft.com/office/drawing/2016/5/11/chartex" xmlns:cx6="http://schemas.microsoft.com/office/drawing/2016/5/12/chartex" xmlns:cx7="http://schemas.microsoft.com/office/drawing/2016/5/13/chartex" xmlns:cx8="http://schemas.microsoft.com/office/drawing/2016/5/14/chartex" xmlns:mc="http://schemas.openxmlformats.org/markup-compatibility/2006" xmlns:aink="http://schemas.microsoft.com/office/drawing/2016/ink" xmlns:am3d="http://schemas.microsoft.com/office/drawing/2017/model3d" xmlns:o="urn:schemas-microsoft-com:office:office" xmlns:oel="http://schemas.microsoft.com/office/2019/extlst" xmlns:r="http://schemas.openxmlformats.org/officeDocument/2006/relationships" xmlns:m="http://schemas.openxmlformats.org/officeDocument/2006/math" xmlns:v="urn:schemas-microsoft-com:vml" xmlns:wp14="http://schemas.microsoft.com/office/word/2010/wordprocessingDrawing" xmlns:wp="http://schemas.openxmlformats.org/drawingml/2006/wordprocessingDrawing" xmlns:w10="urn:schemas-microsoft-com:office:word" xmlns:w="http://schemas.openxmlformats.org/wordprocessingml/2006/main" xmlns:w14="http://schemas.microsoft.com/office/word/2010/wordml" xmlns:w15="http://schemas.microsoft.com/office/word/2012/wordml" xmlns:w16cex="http://schemas.microsoft.com/office/word/2018/wordml/cex" xmlns:w16cid="http://schemas.microsoft.com/office/word/2016/wordml/cid" xmlns:w16="http://schemas.microsoft.com/office/word/2018/wordml" xmlns:w16du="http://schemas.microsoft.com/office/word/2023/wordml/word16du" xmlns:w16sdtdh="http://schemas.microsoft.com/office/word/2020/wordml/sdtdatahash" xmlns:w16sdtfl="http://schemas.microsoft.com/office/word/2024/wordml/sdtformatlock" xmlns:w16se="http://schemas.microsoft.com/office/word/2015/wordml/symex" xmlns:wpg="http://schemas.microsoft.com/office/word/2010/wordprocessingGroup" xmlns:wpi="http://schemas.microsoft.com/office/word/2010/wordprocessingInk" xmlns:wne="http://schemas.microsoft.com/office/word/2006/wordml" xmlns:wps="http://schemas.microsoft.com/office/word/2010/wordprocessingShape" mc:Ignorable="w14 w15 w16se w16cid w16 w16cex w16sdtdh w16sdtfl w16du wp14">
-  <w:p>
-    <w:pPr>
-      <w:pStyle w:val="Footer"/>
-    </w:pPr>
-  </w:p>
-</w:ftr>
-</file>
-
 <file path=word/footnotes.xml><?xml version="1.0" encoding="utf-8"?>
 <w:footnotes xmlns:wpc="http://schemas.microsoft.com/office/word/2010/wordprocessingCanvas" xmlns:cx="http://schemas.microsoft.com/office/drawing/2014/chartex" xmlns:cx1="http://schemas.microsoft.com/office/drawing/2015/9/8/chartex" xmlns:cx2="http://schemas.microsoft.com/office/drawing/2015/10/21/chartex" xmlns:cx3="http://schemas.microsoft.com/office/drawing/2016/5/9/chartex" xmlns:cx4="http://schemas.microsoft.com/office/drawing/2016/5/10/chartex" xmlns:cx5="http://schemas.microsoft.com/office/drawing/2016/5/11/chartex" xmlns:cx6="http://schemas.microsoft.com/office/drawing/2016/5/12/chartex" xmlns:cx7="http://schemas.microsoft.com/office/drawing/2016/5/13/chartex" xmlns:cx8="http://schemas.microsoft.com/office/drawing/2016/5/14/chartex" xmlns:mc="http://schemas.openxmlformats.org/markup-compatibility/2006" xmlns:aink="http://schemas.microsoft.com/office/drawing/2016/ink" xmlns:am3d="http://schemas.microsoft.com/office/drawing/2017/model3d" xmlns:o="urn:schemas-microsoft-com:office:office" xmlns:oel="http://schemas.microsoft.com/office/2019/extlst" xmlns:r="http://schemas.openxmlformats.org/officeDocument/2006/relationships" xmlns:m="http://schemas.openxmlformats.org/officeDocument/2006/math" xmlns:v="urn:schemas-microsoft-com:vml" xmlns:wp14="http://schemas.microsoft.com/office/word/2010/wordprocessingDrawing" xmlns:wp="http://schemas.openxmlformats.org/drawingml/2006/wordprocessingDrawing" xmlns:w10="urn:schemas-microsoft-com:office:word" xmlns:w="http://schemas.openxmlformats.org/wordprocessingml/2006/main" xmlns:w14="http://schemas.microsoft.com/office/word/2010/wordml" xmlns:w15="http://schemas.microsoft.com/office/word/2012/wordml" xmlns:w16cex="http://schemas.microsoft.com/office/word/2018/wordml/cex" xmlns:w16cid="http://schemas.microsoft.com/office/word/2016/wordml/cid" xmlns:w16="http://schemas.microsoft.com/office/word/2018/wordml" xmlns:w16du="http://schemas.microsoft.com/office/word/2023/wordml/word16du" xmlns:w16sdtdh="http://schemas.microsoft.com/office/word/2020/wordml/sdtdatahash" xmlns:w16sdtfl="http://schemas.microsoft.com/office/word/2024/wordml/sdtformatlock" xmlns:w16se="http://schemas.microsoft.com/office/word/2015/wordml/symex" xmlns:wpg="http://schemas.microsoft.com/office/word/2010/wordprocessingGroup" xmlns:wpi="http://schemas.microsoft.com/office/word/2010/wordprocessingInk" xmlns:wne="http://schemas.microsoft.com/office/word/2006/wordml" xmlns:wps="http://schemas.microsoft.com/office/word/2010/wordprocessingShape" mc:Ignorable="w14 w15 w16se w16cid w16 w16cex w16sdtdh w16sdtfl w16du wp14">
   <w:footnote w:type="separator" w:id="-1">
@@ -5555,16 +7268,6 @@
 </file>
 
 <file path=word/header1.xml><?xml version="1.0" encoding="utf-8"?>
-<w:hdr xmlns:wpc="http://schemas.microsoft.com/office/word/2010/wordprocessingCanvas" xmlns:cx="http://schemas.microsoft.com/office/drawing/2014/chartex" xmlns:cx1="http://schemas.microsoft.com/office/drawing/2015/9/8/chartex" xmlns:cx2="http://schemas.microsoft.com/office/drawing/2015/10/21/chartex" xmlns:cx3="http://schemas.microsoft.com/office/drawing/2016/5/9/chartex" xmlns:cx4="http://schemas.microsoft.com/office/drawing/2016/5/10/chartex" xmlns:cx5="http://schemas.microsoft.com/office/drawing/2016/5/11/chartex" xmlns:cx6="http://schemas.microsoft.com/office/drawing/2016/5/12/chartex" xmlns:cx7="http://schemas.microsoft.com/office/drawing/2016/5/13/chartex" xmlns:cx8="http://schemas.microsoft.com/office/drawing/2016/5/14/chartex" xmlns:mc="http://schemas.openxmlformats.org/markup-compatibility/2006" xmlns:aink="http://schemas.microsoft.com/office/drawing/2016/ink" xmlns:am3d="http://schemas.microsoft.com/office/drawing/2017/model3d" xmlns:o="urn:schemas-microsoft-com:office:office" xmlns:oel="http://schemas.microsoft.com/office/2019/extlst" xmlns:r="http://schemas.openxmlformats.org/officeDocument/2006/relationships" xmlns:m="http://schemas.openxmlformats.org/officeDocument/2006/math" xmlns:v="urn:schemas-microsoft-com:vml" xmlns:wp14="http://schemas.microsoft.com/office/word/2010/wordprocessingDrawing" xmlns:wp="http://schemas.openxmlformats.org/drawingml/2006/wordprocessingDrawing" xmlns:w10="urn:schemas-microsoft-com:office:word" xmlns:w="http://schemas.openxmlformats.org/wordprocessingml/2006/main" xmlns:w14="http://schemas.microsoft.com/office/word/2010/wordml" xmlns:w15="http://schemas.microsoft.com/office/word/2012/wordml" xmlns:w16cex="http://schemas.microsoft.com/office/word/2018/wordml/cex" xmlns:w16cid="http://schemas.microsoft.com/office/word/2016/wordml/cid" xmlns:w16="http://schemas.microsoft.com/office/word/2018/wordml" xmlns:w16du="http://schemas.microsoft.com/office/word/2023/wordml/word16du" xmlns:w16sdtdh="http://schemas.microsoft.com/office/word/2020/wordml/sdtdatahash" xmlns:w16sdtfl="http://schemas.microsoft.com/office/word/2024/wordml/sdtformatlock" xmlns:w16se="http://schemas.microsoft.com/office/word/2015/wordml/symex" xmlns:wpg="http://schemas.microsoft.com/office/word/2010/wordprocessingGroup" xmlns:wpi="http://schemas.microsoft.com/office/word/2010/wordprocessingInk" xmlns:wne="http://schemas.microsoft.com/office/word/2006/wordml" xmlns:wps="http://schemas.microsoft.com/office/word/2010/wordprocessingShape" mc:Ignorable="w14 w15 w16se w16cid w16 w16cex w16sdtdh w16sdtfl w16du wp14">
-  <w:p>
-    <w:pPr>
-      <w:pStyle w:val="Header"/>
-    </w:pPr>
-  </w:p>
-</w:hdr>
-</file>
-
-<file path=word/header2.xml><?xml version="1.0" encoding="utf-8"?>
 <w:hdr xmlns:wpc="http://schemas.microsoft.com/office/word/2010/wordprocessingCanvas" xmlns:cx="http://schemas.microsoft.com/office/drawing/2014/chartex" xmlns:cx1="http://schemas.microsoft.com/office/drawing/2015/9/8/chartex" xmlns:cx2="http://schemas.microsoft.com/office/drawing/2015/10/21/chartex" xmlns:cx3="http://schemas.microsoft.com/office/drawing/2016/5/9/chartex" xmlns:cx4="http://schemas.microsoft.com/office/drawing/2016/5/10/chartex" xmlns:cx5="http://schemas.microsoft.com/office/drawing/2016/5/11/chartex" xmlns:cx6="http://schemas.microsoft.com/office/drawing/2016/5/12/chartex" xmlns:cx7="http://schemas.microsoft.com/office/drawing/2016/5/13/chartex" xmlns:cx8="http://schemas.microsoft.com/office/drawing/2016/5/14/chartex" xmlns:mc="http://schemas.openxmlformats.org/markup-compatibility/2006" xmlns:aink="http://schemas.microsoft.com/office/drawing/2016/ink" xmlns:am3d="http://schemas.microsoft.com/office/drawing/2017/model3d" xmlns:o="urn:schemas-microsoft-com:office:office" xmlns:oel="http://schemas.microsoft.com/office/2019/extlst" xmlns:r="http://schemas.openxmlformats.org/officeDocument/2006/relationships" xmlns:m="http://schemas.openxmlformats.org/officeDocument/2006/math" xmlns:v="urn:schemas-microsoft-com:vml" xmlns:wp14="http://schemas.microsoft.com/office/word/2010/wordprocessingDrawing" xmlns:wp="http://schemas.openxmlformats.org/drawingml/2006/wordprocessingDrawing" xmlns:w10="urn:schemas-microsoft-com:office:word" xmlns:w="http://schemas.openxmlformats.org/wordprocessingml/2006/main" xmlns:w14="http://schemas.microsoft.com/office/word/2010/wordml" xmlns:w15="http://schemas.microsoft.com/office/word/2012/wordml" xmlns:w16cex="http://schemas.microsoft.com/office/word/2018/wordml/cex" xmlns:w16cid="http://schemas.microsoft.com/office/word/2016/wordml/cid" xmlns:w16="http://schemas.microsoft.com/office/word/2018/wordml" xmlns:w16du="http://schemas.microsoft.com/office/word/2023/wordml/word16du" xmlns:w16sdtdh="http://schemas.microsoft.com/office/word/2020/wordml/sdtdatahash" xmlns:w16sdtfl="http://schemas.microsoft.com/office/word/2024/wordml/sdtformatlock" xmlns:w16se="http://schemas.microsoft.com/office/word/2015/wordml/symex" xmlns:wpg="http://schemas.microsoft.com/office/word/2010/wordprocessingGroup" xmlns:wpi="http://schemas.microsoft.com/office/word/2010/wordprocessingInk" xmlns:wne="http://schemas.microsoft.com/office/word/2006/wordml" xmlns:wps="http://schemas.microsoft.com/office/word/2010/wordprocessingShape" mc:Ignorable="w14 w15 w16se w16cid w16 w16cex w16sdtdh w16sdtfl w16du wp14">
   <w:p>
     <w:pPr>
@@ -5584,16 +7287,6 @@
 </w:hdr>
 </file>
 
-<file path=word/header3.xml><?xml version="1.0" encoding="utf-8"?>
-<w:hdr xmlns:wpc="http://schemas.microsoft.com/office/word/2010/wordprocessingCanvas" xmlns:cx="http://schemas.microsoft.com/office/drawing/2014/chartex" xmlns:cx1="http://schemas.microsoft.com/office/drawing/2015/9/8/chartex" xmlns:cx2="http://schemas.microsoft.com/office/drawing/2015/10/21/chartex" xmlns:cx3="http://schemas.microsoft.com/office/drawing/2016/5/9/chartex" xmlns:cx4="http://schemas.microsoft.com/office/drawing/2016/5/10/chartex" xmlns:cx5="http://schemas.microsoft.com/office/drawing/2016/5/11/chartex" xmlns:cx6="http://schemas.microsoft.com/office/drawing/2016/5/12/chartex" xmlns:cx7="http://schemas.microsoft.com/office/drawing/2016/5/13/chartex" xmlns:cx8="http://schemas.microsoft.com/office/drawing/2016/5/14/chartex" xmlns:mc="http://schemas.openxmlformats.org/markup-compatibility/2006" xmlns:aink="http://schemas.microsoft.com/office/drawing/2016/ink" xmlns:am3d="http://schemas.microsoft.com/office/drawing/2017/model3d" xmlns:o="urn:schemas-microsoft-com:office:office" xmlns:oel="http://schemas.microsoft.com/office/2019/extlst" xmlns:r="http://schemas.openxmlformats.org/officeDocument/2006/relationships" xmlns:m="http://schemas.openxmlformats.org/officeDocument/2006/math" xmlns:v="urn:schemas-microsoft-com:vml" xmlns:wp14="http://schemas.microsoft.com/office/word/2010/wordprocessingDrawing" xmlns:wp="http://schemas.openxmlformats.org/drawingml/2006/wordprocessingDrawing" xmlns:w10="urn:schemas-microsoft-com:office:word" xmlns:w="http://schemas.openxmlformats.org/wordprocessingml/2006/main" xmlns:w14="http://schemas.microsoft.com/office/word/2010/wordml" xmlns:w15="http://schemas.microsoft.com/office/word/2012/wordml" xmlns:w16cex="http://schemas.microsoft.com/office/word/2018/wordml/cex" xmlns:w16cid="http://schemas.microsoft.com/office/word/2016/wordml/cid" xmlns:w16="http://schemas.microsoft.com/office/word/2018/wordml" xmlns:w16du="http://schemas.microsoft.com/office/word/2023/wordml/word16du" xmlns:w16sdtdh="http://schemas.microsoft.com/office/word/2020/wordml/sdtdatahash" xmlns:w16sdtfl="http://schemas.microsoft.com/office/word/2024/wordml/sdtformatlock" xmlns:w16se="http://schemas.microsoft.com/office/word/2015/wordml/symex" xmlns:wpg="http://schemas.microsoft.com/office/word/2010/wordprocessingGroup" xmlns:wpi="http://schemas.microsoft.com/office/word/2010/wordprocessingInk" xmlns:wne="http://schemas.microsoft.com/office/word/2006/wordml" xmlns:wps="http://schemas.microsoft.com/office/word/2010/wordprocessingShape" mc:Ignorable="w14 w15 w16se w16cid w16 w16cex w16sdtdh w16sdtfl w16du wp14">
-  <w:p>
-    <w:pPr>
-      <w:pStyle w:val="Header"/>
-    </w:pPr>
-  </w:p>
-</w:hdr>
-</file>
-
 <file path=word/numbering.xml><?xml version="1.0" encoding="utf-8"?>
 <w:numbering xmlns:wpc="http://schemas.microsoft.com/office/word/2010/wordprocessingCanvas" xmlns:cx="http://schemas.microsoft.com/office/drawing/2014/chartex" xmlns:cx1="http://schemas.microsoft.com/office/drawing/2015/9/8/chartex" xmlns:cx2="http://schemas.microsoft.com/office/drawing/2015/10/21/chartex" xmlns:cx3="http://schemas.microsoft.com/office/drawing/2016/5/9/chartex" xmlns:cx4="http://schemas.microsoft.com/office/drawing/2016/5/10/chartex" xmlns:cx5="http://schemas.microsoft.com/office/drawing/2016/5/11/chartex" xmlns:cx6="http://schemas.microsoft.com/office/drawing/2016/5/12/chartex" xmlns:cx7="http://schemas.microsoft.com/office/drawing/2016/5/13/chartex" xmlns:cx8="http://schemas.microsoft.com/office/drawing/2016/5/14/chartex" xmlns:mc="http://schemas.openxmlformats.org/markup-compatibility/2006" xmlns:aink="http://schemas.microsoft.com/office/drawing/2016/ink" xmlns:am3d="http://schemas.microsoft.com/office/drawing/2017/model3d" xmlns:o="urn:schemas-microsoft-com:office:office" xmlns:oel="http://schemas.microsoft.com/office/2019/extlst" xmlns:r="http://schemas.openxmlformats.org/officeDocument/2006/relationships" xmlns:m="http://schemas.openxmlformats.org/officeDocument/2006/math" xmlns:v="urn:schemas-microsoft-com:vml" xmlns:wp14="http://schemas.microsoft.com/office/word/2010/wordprocessingDrawing" xmlns:wp="http://schemas.openxmlformats.org/drawingml/2006/wordprocessingDrawing" xmlns:w10="urn:schemas-microsoft-com:office:word" xmlns:w="http://schemas.openxmlformats.org/wordprocessingml/2006/main" xmlns:w14="http://schemas.microsoft.com/office/word/2010/wordml" xmlns:w15="http://schemas.microsoft.com/office/word/2012/wordml" xmlns:w16cex="http://schemas.microsoft.com/office/word/2018/wordml/cex" xmlns:w16cid="http://schemas.microsoft.com/office/word/2016/wordml/cid" xmlns:w16="http://schemas.microsoft.com/office/word/2018/wordml" xmlns:w16du="http://schemas.microsoft.com/office/word/2023/wordml/word16du" xmlns:w16sdtdh="http://schemas.microsoft.com/office/word/2020/wordml/sdtdatahash" xmlns:w16sdtfl="http://schemas.microsoft.com/office/word/2024/wordml/sdtformatlock" xmlns:w16se="http://schemas.microsoft.com/office/word/2015/wordml/symex" xmlns:wpg="http://schemas.microsoft.com/office/word/2010/wordprocessingGroup" xmlns:wpi="http://schemas.microsoft.com/office/word/2010/wordprocessingInk" xmlns:wne="http://schemas.microsoft.com/office/word/2006/wordml" xmlns:wps="http://schemas.microsoft.com/office/word/2010/wordprocessingShape" mc:Ignorable="w14 w15 w16se w16cid w16 w16cex w16sdtdh w16sdtfl w16du wp14">
   <w:abstractNum w:abstractNumId="0" w15:restartNumberingAfterBreak="0">
@@ -5617,7 +7310,7 @@
   <w:abstractNum w:abstractNumId="1" w15:restartNumberingAfterBreak="0">
     <w:nsid w:val="07B01509"/>
     <w:multiLevelType w:val="multilevel"/>
-    <w:tmpl w:val="55146C9C"/>
+    <w:tmpl w:val="DAC6767E"/>
     <w:lvl w:ilvl="0">
       <w:start w:val="1"/>
       <w:numFmt w:val="decimal"/>
@@ -5630,17 +7323,16 @@
         <w:ind w:left="1440" w:hanging="360"/>
       </w:pPr>
     </w:lvl>
-    <w:lvl w:ilvl="1" w:tentative="1">
-      <w:start w:val="1"/>
-      <w:numFmt w:val="decimal"/>
-      <w:lvlText w:val="%2."/>
-      <w:lvlJc w:val="left"/>
-      <w:pPr>
-        <w:tabs>
-          <w:tab w:val="num" w:pos="2160"/>
-        </w:tabs>
+    <w:lvl w:ilvl="1">
+      <w:numFmt w:val="bullet"/>
+      <w:lvlText w:val="-"/>
+      <w:lvlJc w:val="left"/>
+      <w:pPr>
         <w:ind w:left="2160" w:hanging="360"/>
       </w:pPr>
+      <w:rPr>
+        <w:rFonts w:ascii="Calibri" w:eastAsiaTheme="minorHAnsi" w:hAnsi="Calibri" w:cs="Calibri" w:hint="default"/>
+      </w:rPr>
     </w:lvl>
     <w:lvl w:ilvl="2" w:tentative="1">
       <w:start w:val="1"/>
@@ -7637,6 +9329,117 @@
     </w:lvl>
   </w:abstractNum>
   <w:abstractNum w:abstractNumId="19" w15:restartNumberingAfterBreak="0">
+    <w:nsid w:val="582431CD"/>
+    <w:multiLevelType w:val="multilevel"/>
+    <w:tmpl w:val="3CE6BA8E"/>
+    <w:lvl w:ilvl="0">
+      <w:start w:val="1"/>
+      <w:numFmt w:val="decimal"/>
+      <w:lvlText w:val="%1."/>
+      <w:lvlJc w:val="left"/>
+      <w:pPr>
+        <w:tabs>
+          <w:tab w:val="num" w:pos="1440"/>
+        </w:tabs>
+        <w:ind w:left="1440" w:hanging="360"/>
+      </w:pPr>
+    </w:lvl>
+    <w:lvl w:ilvl="1">
+      <w:numFmt w:val="bullet"/>
+      <w:lvlText w:val="-"/>
+      <w:lvlJc w:val="left"/>
+      <w:pPr>
+        <w:ind w:left="2160" w:hanging="360"/>
+      </w:pPr>
+      <w:rPr>
+        <w:rFonts w:ascii="Calibri" w:eastAsiaTheme="minorHAnsi" w:hAnsi="Calibri" w:cs="Calibri" w:hint="default"/>
+      </w:rPr>
+    </w:lvl>
+    <w:lvl w:ilvl="2">
+      <w:numFmt w:val="bullet"/>
+      <w:lvlText w:val=""/>
+      <w:lvlJc w:val="left"/>
+      <w:pPr>
+        <w:ind w:left="2880" w:hanging="360"/>
+      </w:pPr>
+      <w:rPr>
+        <w:rFonts w:ascii="Wingdings" w:eastAsiaTheme="minorHAnsi" w:hAnsi="Wingdings" w:cstheme="minorHAnsi" w:hint="default"/>
+      </w:rPr>
+    </w:lvl>
+    <w:lvl w:ilvl="3" w:tentative="1">
+      <w:start w:val="1"/>
+      <w:numFmt w:val="decimal"/>
+      <w:lvlText w:val="%4."/>
+      <w:lvlJc w:val="left"/>
+      <w:pPr>
+        <w:tabs>
+          <w:tab w:val="num" w:pos="3600"/>
+        </w:tabs>
+        <w:ind w:left="3600" w:hanging="360"/>
+      </w:pPr>
+    </w:lvl>
+    <w:lvl w:ilvl="4" w:tentative="1">
+      <w:start w:val="1"/>
+      <w:numFmt w:val="decimal"/>
+      <w:lvlText w:val="%5."/>
+      <w:lvlJc w:val="left"/>
+      <w:pPr>
+        <w:tabs>
+          <w:tab w:val="num" w:pos="4320"/>
+        </w:tabs>
+        <w:ind w:left="4320" w:hanging="360"/>
+      </w:pPr>
+    </w:lvl>
+    <w:lvl w:ilvl="5" w:tentative="1">
+      <w:start w:val="1"/>
+      <w:numFmt w:val="decimal"/>
+      <w:lvlText w:val="%6."/>
+      <w:lvlJc w:val="left"/>
+      <w:pPr>
+        <w:tabs>
+          <w:tab w:val="num" w:pos="5040"/>
+        </w:tabs>
+        <w:ind w:left="5040" w:hanging="360"/>
+      </w:pPr>
+    </w:lvl>
+    <w:lvl w:ilvl="6" w:tentative="1">
+      <w:start w:val="1"/>
+      <w:numFmt w:val="decimal"/>
+      <w:lvlText w:val="%7."/>
+      <w:lvlJc w:val="left"/>
+      <w:pPr>
+        <w:tabs>
+          <w:tab w:val="num" w:pos="5760"/>
+        </w:tabs>
+        <w:ind w:left="5760" w:hanging="360"/>
+      </w:pPr>
+    </w:lvl>
+    <w:lvl w:ilvl="7" w:tentative="1">
+      <w:start w:val="1"/>
+      <w:numFmt w:val="decimal"/>
+      <w:lvlText w:val="%8."/>
+      <w:lvlJc w:val="left"/>
+      <w:pPr>
+        <w:tabs>
+          <w:tab w:val="num" w:pos="6480"/>
+        </w:tabs>
+        <w:ind w:left="6480" w:hanging="360"/>
+      </w:pPr>
+    </w:lvl>
+    <w:lvl w:ilvl="8" w:tentative="1">
+      <w:start w:val="1"/>
+      <w:numFmt w:val="decimal"/>
+      <w:lvlText w:val="%9."/>
+      <w:lvlJc w:val="left"/>
+      <w:pPr>
+        <w:tabs>
+          <w:tab w:val="num" w:pos="7200"/>
+        </w:tabs>
+        <w:ind w:left="7200" w:hanging="360"/>
+      </w:pPr>
+    </w:lvl>
+  </w:abstractNum>
+  <w:abstractNum w:abstractNumId="20" w15:restartNumberingAfterBreak="0">
     <w:nsid w:val="62AB12E6"/>
     <w:multiLevelType w:val="hybridMultilevel"/>
     <w:tmpl w:val="52C8444A"/>
@@ -7749,7 +9552,7 @@
       </w:rPr>
     </w:lvl>
   </w:abstractNum>
-  <w:abstractNum w:abstractNumId="20" w15:restartNumberingAfterBreak="0">
+  <w:abstractNum w:abstractNumId="21" w15:restartNumberingAfterBreak="0">
     <w:nsid w:val="644458FD"/>
     <w:multiLevelType w:val="hybridMultilevel"/>
     <w:tmpl w:val="3FECBA52"/>
@@ -7862,7 +9665,7 @@
       </w:rPr>
     </w:lvl>
   </w:abstractNum>
-  <w:abstractNum w:abstractNumId="21" w15:restartNumberingAfterBreak="0">
+  <w:abstractNum w:abstractNumId="22" w15:restartNumberingAfterBreak="0">
     <w:nsid w:val="64A56027"/>
     <w:multiLevelType w:val="multilevel"/>
     <w:tmpl w:val="0D3E7E4E"/>
@@ -8011,7 +9814,7 @@
       </w:rPr>
     </w:lvl>
   </w:abstractNum>
-  <w:abstractNum w:abstractNumId="22" w15:restartNumberingAfterBreak="0">
+  <w:abstractNum w:abstractNumId="23" w15:restartNumberingAfterBreak="0">
     <w:nsid w:val="662B3F8C"/>
     <w:multiLevelType w:val="hybridMultilevel"/>
     <w:tmpl w:val="3C0CE542"/>
@@ -8124,7 +9927,7 @@
       </w:rPr>
     </w:lvl>
   </w:abstractNum>
-  <w:abstractNum w:abstractNumId="23" w15:restartNumberingAfterBreak="0">
+  <w:abstractNum w:abstractNumId="24" w15:restartNumberingAfterBreak="0">
     <w:nsid w:val="6F0A350D"/>
     <w:multiLevelType w:val="hybridMultilevel"/>
     <w:tmpl w:val="0456B310"/>
@@ -8237,7 +10040,7 @@
       </w:rPr>
     </w:lvl>
   </w:abstractNum>
-  <w:abstractNum w:abstractNumId="24" w15:restartNumberingAfterBreak="0">
+  <w:abstractNum w:abstractNumId="25" w15:restartNumberingAfterBreak="0">
     <w:nsid w:val="7594035D"/>
     <w:multiLevelType w:val="hybridMultilevel"/>
     <w:tmpl w:val="47C26C6C"/>
@@ -8350,7 +10153,7 @@
       </w:rPr>
     </w:lvl>
   </w:abstractNum>
-  <w:abstractNum w:abstractNumId="25" w15:restartNumberingAfterBreak="0">
+  <w:abstractNum w:abstractNumId="26" w15:restartNumberingAfterBreak="0">
     <w:nsid w:val="77FF3C7B"/>
     <w:multiLevelType w:val="hybridMultilevel"/>
     <w:tmpl w:val="FEBC3374"/>
@@ -8463,7 +10266,7 @@
       </w:rPr>
     </w:lvl>
   </w:abstractNum>
-  <w:abstractNum w:abstractNumId="26" w15:restartNumberingAfterBreak="0">
+  <w:abstractNum w:abstractNumId="27" w15:restartNumberingAfterBreak="0">
     <w:nsid w:val="7A560FC1"/>
     <w:multiLevelType w:val="hybridMultilevel"/>
     <w:tmpl w:val="2A7413CE"/>
@@ -8576,7 +10379,7 @@
       </w:rPr>
     </w:lvl>
   </w:abstractNum>
-  <w:abstractNum w:abstractNumId="27" w15:restartNumberingAfterBreak="0">
+  <w:abstractNum w:abstractNumId="28" w15:restartNumberingAfterBreak="0">
     <w:nsid w:val="7D870202"/>
     <w:multiLevelType w:val="hybridMultilevel"/>
     <w:tmpl w:val="5600C2A2"/>
@@ -8699,7 +10502,7 @@
     <w:abstractNumId w:val="0"/>
   </w:num>
   <w:num w:numId="4" w16cid:durableId="68385077">
-    <w:abstractNumId w:val="21"/>
+    <w:abstractNumId w:val="22"/>
   </w:num>
   <w:num w:numId="5" w16cid:durableId="2106803806">
     <w:abstractNumId w:val="18"/>
@@ -8708,7 +10511,7 @@
     <w:abstractNumId w:val="5"/>
   </w:num>
   <w:num w:numId="7" w16cid:durableId="363143503">
-    <w:abstractNumId w:val="26"/>
+    <w:abstractNumId w:val="27"/>
   </w:num>
   <w:num w:numId="8" w16cid:durableId="879509790">
     <w:abstractNumId w:val="9"/>
@@ -8735,28 +10538,28 @@
     <w:abstractNumId w:val="16"/>
   </w:num>
   <w:num w:numId="16" w16cid:durableId="1207833629">
-    <w:abstractNumId w:val="19"/>
+    <w:abstractNumId w:val="20"/>
   </w:num>
   <w:num w:numId="17" w16cid:durableId="1913930151">
-    <w:abstractNumId w:val="23"/>
+    <w:abstractNumId w:val="24"/>
   </w:num>
   <w:num w:numId="18" w16cid:durableId="2064668003">
-    <w:abstractNumId w:val="27"/>
+    <w:abstractNumId w:val="28"/>
   </w:num>
   <w:num w:numId="19" w16cid:durableId="730225904">
     <w:abstractNumId w:val="8"/>
   </w:num>
   <w:num w:numId="20" w16cid:durableId="1562907471">
-    <w:abstractNumId w:val="24"/>
+    <w:abstractNumId w:val="25"/>
   </w:num>
   <w:num w:numId="21" w16cid:durableId="313336567">
     <w:abstractNumId w:val="7"/>
   </w:num>
   <w:num w:numId="22" w16cid:durableId="1596742738">
-    <w:abstractNumId w:val="25"/>
+    <w:abstractNumId w:val="26"/>
   </w:num>
   <w:num w:numId="23" w16cid:durableId="88429739">
-    <w:abstractNumId w:val="22"/>
+    <w:abstractNumId w:val="23"/>
   </w:num>
   <w:num w:numId="24" w16cid:durableId="1896771478">
     <w:abstractNumId w:val="3"/>
@@ -8765,13 +10568,16 @@
     <w:abstractNumId w:val="14"/>
   </w:num>
   <w:num w:numId="26" w16cid:durableId="1487281039">
-    <w:abstractNumId w:val="20"/>
+    <w:abstractNumId w:val="21"/>
   </w:num>
   <w:num w:numId="27" w16cid:durableId="956914728">
     <w:abstractNumId w:val="11"/>
   </w:num>
   <w:num w:numId="28" w16cid:durableId="1647205605">
     <w:abstractNumId w:val="2"/>
+  </w:num>
+  <w:num w:numId="29" w16cid:durableId="913854818">
+    <w:abstractNumId w:val="19"/>
   </w:num>
 </w:numbering>
 </file>
@@ -9549,6 +11355,331 @@
       <w:contextualSpacing/>
     </w:pPr>
   </w:style>
+  <w:style w:type="table" w:styleId="GridTable1Light-Accent1">
+    <w:name w:val="Grid Table 1 Light Accent 1"/>
+    <w:basedOn w:val="TableNormal"/>
+    <w:uiPriority w:val="46"/>
+    <w:rsid w:val="00CB75F4"/>
+    <w:pPr>
+      <w:spacing w:after="0" w:line="240" w:lineRule="auto"/>
+    </w:pPr>
+    <w:tblPr>
+      <w:tblStyleRowBandSize w:val="1"/>
+      <w:tblStyleColBandSize w:val="1"/>
+      <w:tblBorders>
+        <w:top w:val="single" w:sz="4" w:space="0" w:color="B4C6E7" w:themeColor="accent1" w:themeTint="66"/>
+        <w:left w:val="single" w:sz="4" w:space="0" w:color="B4C6E7" w:themeColor="accent1" w:themeTint="66"/>
+        <w:bottom w:val="single" w:sz="4" w:space="0" w:color="B4C6E7" w:themeColor="accent1" w:themeTint="66"/>
+        <w:right w:val="single" w:sz="4" w:space="0" w:color="B4C6E7" w:themeColor="accent1" w:themeTint="66"/>
+        <w:insideH w:val="single" w:sz="4" w:space="0" w:color="B4C6E7" w:themeColor="accent1" w:themeTint="66"/>
+        <w:insideV w:val="single" w:sz="4" w:space="0" w:color="B4C6E7" w:themeColor="accent1" w:themeTint="66"/>
+      </w:tblBorders>
+    </w:tblPr>
+    <w:tblStylePr w:type="firstRow">
+      <w:rPr>
+        <w:b/>
+        <w:bCs/>
+      </w:rPr>
+      <w:tblPr/>
+      <w:tcPr>
+        <w:tcBorders>
+          <w:bottom w:val="single" w:sz="12" w:space="0" w:color="8EAADB" w:themeColor="accent1" w:themeTint="99"/>
+        </w:tcBorders>
+      </w:tcPr>
+    </w:tblStylePr>
+    <w:tblStylePr w:type="lastRow">
+      <w:rPr>
+        <w:b/>
+        <w:bCs/>
+      </w:rPr>
+      <w:tblPr/>
+      <w:tcPr>
+        <w:tcBorders>
+          <w:top w:val="double" w:sz="2" w:space="0" w:color="8EAADB" w:themeColor="accent1" w:themeTint="99"/>
+        </w:tcBorders>
+      </w:tcPr>
+    </w:tblStylePr>
+    <w:tblStylePr w:type="firstCol">
+      <w:rPr>
+        <w:b/>
+        <w:bCs/>
+      </w:rPr>
+    </w:tblStylePr>
+    <w:tblStylePr w:type="lastCol">
+      <w:rPr>
+        <w:b/>
+        <w:bCs/>
+      </w:rPr>
+    </w:tblStylePr>
+  </w:style>
+  <w:style w:type="table" w:styleId="GridTable1Light">
+    <w:name w:val="Grid Table 1 Light"/>
+    <w:basedOn w:val="TableNormal"/>
+    <w:uiPriority w:val="46"/>
+    <w:rsid w:val="00CB75F4"/>
+    <w:pPr>
+      <w:spacing w:after="0" w:line="240" w:lineRule="auto"/>
+    </w:pPr>
+    <w:tblPr>
+      <w:tblStyleRowBandSize w:val="1"/>
+      <w:tblStyleColBandSize w:val="1"/>
+      <w:tblBorders>
+        <w:top w:val="single" w:sz="4" w:space="0" w:color="999999" w:themeColor="text1" w:themeTint="66"/>
+        <w:left w:val="single" w:sz="4" w:space="0" w:color="999999" w:themeColor="text1" w:themeTint="66"/>
+        <w:bottom w:val="single" w:sz="4" w:space="0" w:color="999999" w:themeColor="text1" w:themeTint="66"/>
+        <w:right w:val="single" w:sz="4" w:space="0" w:color="999999" w:themeColor="text1" w:themeTint="66"/>
+        <w:insideH w:val="single" w:sz="4" w:space="0" w:color="999999" w:themeColor="text1" w:themeTint="66"/>
+        <w:insideV w:val="single" w:sz="4" w:space="0" w:color="999999" w:themeColor="text1" w:themeTint="66"/>
+      </w:tblBorders>
+    </w:tblPr>
+    <w:tblStylePr w:type="firstRow">
+      <w:rPr>
+        <w:b/>
+        <w:bCs/>
+      </w:rPr>
+      <w:tblPr/>
+      <w:tcPr>
+        <w:tcBorders>
+          <w:bottom w:val="single" w:sz="12" w:space="0" w:color="666666" w:themeColor="text1" w:themeTint="99"/>
+        </w:tcBorders>
+      </w:tcPr>
+    </w:tblStylePr>
+    <w:tblStylePr w:type="lastRow">
+      <w:rPr>
+        <w:b/>
+        <w:bCs/>
+      </w:rPr>
+      <w:tblPr/>
+      <w:tcPr>
+        <w:tcBorders>
+          <w:top w:val="double" w:sz="2" w:space="0" w:color="666666" w:themeColor="text1" w:themeTint="99"/>
+        </w:tcBorders>
+      </w:tcPr>
+    </w:tblStylePr>
+    <w:tblStylePr w:type="firstCol">
+      <w:rPr>
+        <w:b/>
+        <w:bCs/>
+      </w:rPr>
+    </w:tblStylePr>
+    <w:tblStylePr w:type="lastCol">
+      <w:rPr>
+        <w:b/>
+        <w:bCs/>
+      </w:rPr>
+    </w:tblStylePr>
+  </w:style>
+  <w:style w:type="table" w:styleId="PlainTable1">
+    <w:name w:val="Plain Table 1"/>
+    <w:basedOn w:val="TableNormal"/>
+    <w:uiPriority w:val="41"/>
+    <w:rsid w:val="00CB75F4"/>
+    <w:pPr>
+      <w:spacing w:after="0" w:line="240" w:lineRule="auto"/>
+    </w:pPr>
+    <w:tblPr>
+      <w:tblStyleRowBandSize w:val="1"/>
+      <w:tblStyleColBandSize w:val="1"/>
+      <w:tblBorders>
+        <w:top w:val="single" w:sz="4" w:space="0" w:color="BFBFBF" w:themeColor="background1" w:themeShade="BF"/>
+        <w:left w:val="single" w:sz="4" w:space="0" w:color="BFBFBF" w:themeColor="background1" w:themeShade="BF"/>
+        <w:bottom w:val="single" w:sz="4" w:space="0" w:color="BFBFBF" w:themeColor="background1" w:themeShade="BF"/>
+        <w:right w:val="single" w:sz="4" w:space="0" w:color="BFBFBF" w:themeColor="background1" w:themeShade="BF"/>
+        <w:insideH w:val="single" w:sz="4" w:space="0" w:color="BFBFBF" w:themeColor="background1" w:themeShade="BF"/>
+        <w:insideV w:val="single" w:sz="4" w:space="0" w:color="BFBFBF" w:themeColor="background1" w:themeShade="BF"/>
+      </w:tblBorders>
+    </w:tblPr>
+    <w:tblStylePr w:type="firstRow">
+      <w:rPr>
+        <w:b/>
+        <w:bCs/>
+      </w:rPr>
+    </w:tblStylePr>
+    <w:tblStylePr w:type="lastRow">
+      <w:rPr>
+        <w:b/>
+        <w:bCs/>
+      </w:rPr>
+      <w:tblPr/>
+      <w:tcPr>
+        <w:tcBorders>
+          <w:top w:val="double" w:sz="4" w:space="0" w:color="BFBFBF" w:themeColor="background1" w:themeShade="BF"/>
+        </w:tcBorders>
+      </w:tcPr>
+    </w:tblStylePr>
+    <w:tblStylePr w:type="firstCol">
+      <w:rPr>
+        <w:b/>
+        <w:bCs/>
+      </w:rPr>
+    </w:tblStylePr>
+    <w:tblStylePr w:type="lastCol">
+      <w:rPr>
+        <w:b/>
+        <w:bCs/>
+      </w:rPr>
+    </w:tblStylePr>
+    <w:tblStylePr w:type="band1Vert">
+      <w:tblPr/>
+      <w:tcPr>
+        <w:shd w:val="clear" w:color="auto" w:fill="F2F2F2" w:themeFill="background1" w:themeFillShade="F2"/>
+      </w:tcPr>
+    </w:tblStylePr>
+    <w:tblStylePr w:type="band1Horz">
+      <w:tblPr/>
+      <w:tcPr>
+        <w:shd w:val="clear" w:color="auto" w:fill="F2F2F2" w:themeFill="background1" w:themeFillShade="F2"/>
+      </w:tcPr>
+    </w:tblStylePr>
+  </w:style>
+  <w:style w:type="table" w:styleId="GridTable3-Accent5">
+    <w:name w:val="Grid Table 3 Accent 5"/>
+    <w:basedOn w:val="TableNormal"/>
+    <w:uiPriority w:val="48"/>
+    <w:rsid w:val="00CB75F4"/>
+    <w:pPr>
+      <w:spacing w:after="0" w:line="240" w:lineRule="auto"/>
+    </w:pPr>
+    <w:tblPr>
+      <w:tblStyleRowBandSize w:val="1"/>
+      <w:tblStyleColBandSize w:val="1"/>
+      <w:tblBorders>
+        <w:top w:val="single" w:sz="4" w:space="0" w:color="9CC2E5" w:themeColor="accent5" w:themeTint="99"/>
+        <w:left w:val="single" w:sz="4" w:space="0" w:color="9CC2E5" w:themeColor="accent5" w:themeTint="99"/>
+        <w:bottom w:val="single" w:sz="4" w:space="0" w:color="9CC2E5" w:themeColor="accent5" w:themeTint="99"/>
+        <w:right w:val="single" w:sz="4" w:space="0" w:color="9CC2E5" w:themeColor="accent5" w:themeTint="99"/>
+        <w:insideH w:val="single" w:sz="4" w:space="0" w:color="9CC2E5" w:themeColor="accent5" w:themeTint="99"/>
+        <w:insideV w:val="single" w:sz="4" w:space="0" w:color="9CC2E5" w:themeColor="accent5" w:themeTint="99"/>
+      </w:tblBorders>
+    </w:tblPr>
+    <w:tblStylePr w:type="firstRow">
+      <w:rPr>
+        <w:b/>
+        <w:bCs/>
+      </w:rPr>
+      <w:tblPr/>
+      <w:tcPr>
+        <w:tcBorders>
+          <w:top w:val="nil"/>
+          <w:left w:val="nil"/>
+          <w:right w:val="nil"/>
+          <w:insideH w:val="nil"/>
+          <w:insideV w:val="nil"/>
+        </w:tcBorders>
+        <w:shd w:val="clear" w:color="auto" w:fill="FFFFFF" w:themeFill="background1"/>
+      </w:tcPr>
+    </w:tblStylePr>
+    <w:tblStylePr w:type="lastRow">
+      <w:rPr>
+        <w:b/>
+        <w:bCs/>
+      </w:rPr>
+      <w:tblPr/>
+      <w:tcPr>
+        <w:tcBorders>
+          <w:left w:val="nil"/>
+          <w:bottom w:val="nil"/>
+          <w:right w:val="nil"/>
+          <w:insideH w:val="nil"/>
+          <w:insideV w:val="nil"/>
+        </w:tcBorders>
+        <w:shd w:val="clear" w:color="auto" w:fill="FFFFFF" w:themeFill="background1"/>
+      </w:tcPr>
+    </w:tblStylePr>
+    <w:tblStylePr w:type="firstCol">
+      <w:pPr>
+        <w:jc w:val="right"/>
+      </w:pPr>
+      <w:rPr>
+        <w:i/>
+        <w:iCs/>
+      </w:rPr>
+      <w:tblPr/>
+      <w:tcPr>
+        <w:tcBorders>
+          <w:top w:val="nil"/>
+          <w:left w:val="nil"/>
+          <w:bottom w:val="nil"/>
+          <w:insideH w:val="nil"/>
+          <w:insideV w:val="nil"/>
+        </w:tcBorders>
+        <w:shd w:val="clear" w:color="auto" w:fill="FFFFFF" w:themeFill="background1"/>
+      </w:tcPr>
+    </w:tblStylePr>
+    <w:tblStylePr w:type="lastCol">
+      <w:rPr>
+        <w:i/>
+        <w:iCs/>
+      </w:rPr>
+      <w:tblPr/>
+      <w:tcPr>
+        <w:tcBorders>
+          <w:top w:val="nil"/>
+          <w:bottom w:val="nil"/>
+          <w:right w:val="nil"/>
+          <w:insideH w:val="nil"/>
+          <w:insideV w:val="nil"/>
+        </w:tcBorders>
+        <w:shd w:val="clear" w:color="auto" w:fill="FFFFFF" w:themeFill="background1"/>
+      </w:tcPr>
+    </w:tblStylePr>
+    <w:tblStylePr w:type="band1Vert">
+      <w:tblPr/>
+      <w:tcPr>
+        <w:shd w:val="clear" w:color="auto" w:fill="DEEAF6" w:themeFill="accent5" w:themeFillTint="33"/>
+      </w:tcPr>
+    </w:tblStylePr>
+    <w:tblStylePr w:type="band1Horz">
+      <w:tblPr/>
+      <w:tcPr>
+        <w:shd w:val="clear" w:color="auto" w:fill="DEEAF6" w:themeFill="accent5" w:themeFillTint="33"/>
+      </w:tcPr>
+    </w:tblStylePr>
+    <w:tblStylePr w:type="neCell">
+      <w:tblPr/>
+      <w:tcPr>
+        <w:tcBorders>
+          <w:bottom w:val="single" w:sz="4" w:space="0" w:color="9CC2E5" w:themeColor="accent5" w:themeTint="99"/>
+        </w:tcBorders>
+      </w:tcPr>
+    </w:tblStylePr>
+    <w:tblStylePr w:type="nwCell">
+      <w:tblPr/>
+      <w:tcPr>
+        <w:tcBorders>
+          <w:bottom w:val="single" w:sz="4" w:space="0" w:color="9CC2E5" w:themeColor="accent5" w:themeTint="99"/>
+        </w:tcBorders>
+      </w:tcPr>
+    </w:tblStylePr>
+    <w:tblStylePr w:type="seCell">
+      <w:tblPr/>
+      <w:tcPr>
+        <w:tcBorders>
+          <w:top w:val="single" w:sz="4" w:space="0" w:color="9CC2E5" w:themeColor="accent5" w:themeTint="99"/>
+        </w:tcBorders>
+      </w:tcPr>
+    </w:tblStylePr>
+    <w:tblStylePr w:type="swCell">
+      <w:tblPr/>
+      <w:tcPr>
+        <w:tcBorders>
+          <w:top w:val="single" w:sz="4" w:space="0" w:color="9CC2E5" w:themeColor="accent5" w:themeTint="99"/>
+        </w:tcBorders>
+      </w:tcPr>
+    </w:tblStylePr>
+  </w:style>
+  <w:style w:type="character" w:styleId="UnresolvedMention">
+    <w:name w:val="Unresolved Mention"/>
+    <w:basedOn w:val="DefaultParagraphFont"/>
+    <w:uiPriority w:val="99"/>
+    <w:semiHidden/>
+    <w:unhideWhenUsed/>
+    <w:rsid w:val="00DF144B"/>
+    <w:rPr>
+      <w:color w:val="605E5C"/>
+      <w:shd w:val="clear" w:color="auto" w:fill="E1DFDD"/>
+    </w:rPr>
+  </w:style>
 </w:styles>
 </file>
 

--- a/PDD/ProjectDefinitionDocument.docx
+++ b/PDD/ProjectDefinitionDocument.docx
@@ -157,32 +157,6 @@
           <w:szCs w:val="24"/>
         </w:rPr>
       </w:pPr>
-    </w:p>
-    <w:p>
-      <w:pPr>
-        <w:jc w:val="center"/>
-        <w:rPr>
-          <w:rStyle w:val="Strong"/>
-          <w:sz w:val="24"/>
-          <w:szCs w:val="24"/>
-        </w:rPr>
-      </w:pPr>
-      <w:r>
-        <w:rPr>
-          <w:rStyle w:val="Strong"/>
-          <w:sz w:val="24"/>
-          <w:szCs w:val="24"/>
-        </w:rPr>
-        <w:t xml:space="preserve">Word count: </w:t>
-      </w:r>
-      <w:r>
-        <w:rPr>
-          <w:rStyle w:val="Strong"/>
-          <w:sz w:val="24"/>
-          <w:szCs w:val="24"/>
-        </w:rPr>
-        <w:t>XXXX</w:t>
-      </w:r>
     </w:p>
     <w:p>
       <w:pPr>
@@ -2039,37 +2013,6 @@
     <w:p/>
     <w:p/>
     <w:p>
-      <w:proofErr w:type="gramStart"/>
-      <w:r>
-        <w:t>GREEN  =</w:t>
-      </w:r>
-      <w:proofErr w:type="gramEnd"/>
-      <w:r>
-        <w:t xml:space="preserve"> DONE</w:t>
-      </w:r>
-    </w:p>
-    <w:p>
-      <w:r>
-        <w:t xml:space="preserve">PURPLE = </w:t>
-      </w:r>
-      <w:proofErr w:type="gramStart"/>
-      <w:r>
-        <w:t>NEEDS  REDO</w:t>
-      </w:r>
-      <w:proofErr w:type="gramEnd"/>
-      <w:r>
-        <w:t>/</w:t>
-      </w:r>
-      <w:r>
-        <w:t>PARAPHRASE</w:t>
-      </w:r>
-    </w:p>
-    <w:p>
-      <w:r>
-        <w:t>WHITE = FIRST DRAFT</w:t>
-      </w:r>
-    </w:p>
-    <w:p>
       <w:pPr>
         <w:pStyle w:val="Heading1"/>
       </w:pPr>
@@ -2096,363 +2039,156 @@
     </w:p>
     <w:p/>
     <w:p>
-      <w:pPr>
-        <w:rPr>
-          <w:color w:val="70AD47" w:themeColor="accent6"/>
-        </w:rPr>
-      </w:pPr>
-      <w:r>
-        <w:rPr>
-          <w:color w:val="70AD47" w:themeColor="accent6"/>
-        </w:rPr>
+      <w:r>
         <w:t xml:space="preserve">Mobile applications have developed over the past several years from straightforward, one-use tools to sophisticated, multipurpose platforms that help users accomplish numerous related tasks from a single interface. Greater efficiency and convenience are offered by this </w:t>
       </w:r>
       <w:r>
-        <w:rPr>
-          <w:color w:val="70AD47" w:themeColor="accent6"/>
-        </w:rPr>
         <w:t>evolution;</w:t>
       </w:r>
       <w:r>
-        <w:rPr>
-          <w:color w:val="70AD47" w:themeColor="accent6"/>
-        </w:rPr>
         <w:t xml:space="preserve"> </w:t>
       </w:r>
       <w:r>
-        <w:rPr>
-          <w:color w:val="70AD47" w:themeColor="accent6"/>
-        </w:rPr>
         <w:t>However,</w:t>
       </w:r>
       <w:r>
-        <w:rPr>
-          <w:color w:val="70AD47" w:themeColor="accent6"/>
-        </w:rPr>
         <w:t xml:space="preserve"> usability and user experience also face unforeseen challenges. Traditional mobile usability </w:t>
       </w:r>
       <w:r>
-        <w:rPr>
-          <w:color w:val="70AD47" w:themeColor="accent6"/>
-        </w:rPr>
         <w:t>heuristics</w:t>
       </w:r>
       <w:r>
-        <w:rPr>
-          <w:color w:val="70AD47" w:themeColor="accent6"/>
-        </w:rPr>
         <w:t xml:space="preserve">, such as those put forth by Nielsen and Gerhardt-Powals, were created in a time when apps usually had a single, obvious purpose. Because of this, their direct application to contemporary multifunctional designs has not been fully reassessed </w:t>
       </w:r>
       <w:proofErr w:type="gramStart"/>
       <w:r>
-        <w:rPr>
-          <w:color w:val="70AD47" w:themeColor="accent6"/>
-        </w:rPr>
         <w:t>in light of</w:t>
       </w:r>
       <w:proofErr w:type="gramEnd"/>
       <w:r>
-        <w:rPr>
-          <w:color w:val="70AD47" w:themeColor="accent6"/>
-        </w:rPr>
         <w:t xml:space="preserve"> user expectations, visual complexity, and modern interaction patterns. </w:t>
       </w:r>
     </w:p>
-    <w:p>
-      <w:pPr>
-        <w:rPr>
-          <w:color w:val="70AD47" w:themeColor="accent6"/>
-        </w:rPr>
-      </w:pPr>
-    </w:p>
-    <w:p>
-      <w:pPr>
-        <w:rPr>
-          <w:color w:val="70AD47" w:themeColor="accent6"/>
-        </w:rPr>
-      </w:pPr>
-      <w:r>
-        <w:rPr>
-          <w:color w:val="70AD47" w:themeColor="accent6"/>
-        </w:rPr>
+    <w:p/>
+    <w:p>
+      <w:r>
         <w:t>To complete related tasks, many mobile users rely on several single-purpose apps, which leads to disjointed workflows and uneven user experiences. There are potential and design problems associated with the growing popularity of multifunctional apps, or apps that combine multiple tools into a single platform.</w:t>
       </w:r>
     </w:p>
-    <w:p>
-      <w:pPr>
-        <w:rPr>
-          <w:color w:val="70AD47" w:themeColor="accent6"/>
-        </w:rPr>
-      </w:pPr>
-    </w:p>
-    <w:p>
-      <w:pPr>
-        <w:rPr>
-          <w:color w:val="70AD47" w:themeColor="accent6"/>
-        </w:rPr>
-      </w:pPr>
-      <w:r>
-        <w:rPr>
-          <w:color w:val="70AD47" w:themeColor="accent6"/>
-        </w:rPr>
+    <w:p/>
+    <w:p>
+      <w:r>
         <w:t xml:space="preserve">The </w:t>
       </w:r>
       <w:proofErr w:type="gramStart"/>
       <w:r>
-        <w:rPr>
-          <w:color w:val="70AD47" w:themeColor="accent6"/>
-        </w:rPr>
         <w:t>ultimate aim</w:t>
       </w:r>
       <w:proofErr w:type="gramEnd"/>
       <w:r>
-        <w:rPr>
-          <w:color w:val="70AD47" w:themeColor="accent6"/>
-        </w:rPr>
         <w:t xml:space="preserve"> of this experiment is to find out if these established heuristics still work well for multipurpose mobile applications. </w:t>
       </w:r>
       <w:proofErr w:type="gramStart"/>
       <w:r>
-        <w:rPr>
-          <w:color w:val="70AD47" w:themeColor="accent6"/>
-        </w:rPr>
         <w:t>In order to</w:t>
       </w:r>
       <w:proofErr w:type="gramEnd"/>
       <w:r>
-        <w:rPr>
-          <w:color w:val="70AD47" w:themeColor="accent6"/>
-        </w:rPr>
         <w:t xml:space="preserve"> help the design of integrated, feature-rich applications, it will concentrate on </w:t>
       </w:r>
       <w:r>
         <w:rPr>
           <w:i/>
           <w:iCs/>
-          <w:color w:val="70AD47" w:themeColor="accent6"/>
         </w:rPr>
         <w:t>determining where existing heuristics work well, where they could prove ineffective, and whether new or modified guidelines are required.</w:t>
       </w:r>
     </w:p>
     <w:p>
-      <w:pPr>
-        <w:rPr>
-          <w:color w:val="70AD47" w:themeColor="accent6"/>
-        </w:rPr>
-      </w:pPr>
-      <w:r>
-        <w:rPr>
-          <w:color w:val="70AD47" w:themeColor="accent6"/>
-        </w:rPr>
+      <w:r>
         <w:br/>
         <w:t xml:space="preserve">The project will combine theoretical investigation with practical implementation to </w:t>
       </w:r>
       <w:r>
-        <w:rPr>
-          <w:color w:val="70AD47" w:themeColor="accent6"/>
-        </w:rPr>
         <w:t>analyse</w:t>
       </w:r>
       <w:r>
-        <w:rPr>
-          <w:color w:val="70AD47" w:themeColor="accent6"/>
-        </w:rPr>
         <w:t xml:space="preserve"> this. As a controlled case study, a multipurpose fitness companion app with functions including </w:t>
       </w:r>
       <w:r>
-        <w:rPr>
-          <w:color w:val="70AD47" w:themeColor="accent6"/>
-        </w:rPr>
         <w:t>notetaking</w:t>
       </w:r>
       <w:r>
-        <w:rPr>
-          <w:color w:val="70AD47" w:themeColor="accent6"/>
-        </w:rPr>
         <w:t>, workout tracking, and rest timers will be created. Heuristic evaluation will be based on this prototype, allowing for the examination of usability problems unique to multifunctional settings.</w:t>
       </w:r>
     </w:p>
-    <w:p>
-      <w:pPr>
-        <w:rPr>
-          <w:color w:val="70AD47" w:themeColor="accent6"/>
-        </w:rPr>
-      </w:pPr>
-    </w:p>
-    <w:p>
-      <w:pPr>
-        <w:rPr>
-          <w:color w:val="70AD47" w:themeColor="accent6"/>
-        </w:rPr>
-      </w:pPr>
-      <w:r>
-        <w:rPr>
-          <w:color w:val="70AD47" w:themeColor="accent6"/>
-        </w:rPr>
+    <w:p/>
+    <w:p>
+      <w:r>
         <w:t>While it is true that paradigms for mobile engagement are continuously shifting</w:t>
       </w:r>
       <w:r>
-        <w:rPr>
-          <w:color w:val="70AD47" w:themeColor="accent6"/>
-        </w:rPr>
         <w:t xml:space="preserve">, </w:t>
       </w:r>
       <w:r>
-        <w:rPr>
-          <w:color w:val="70AD47" w:themeColor="accent6"/>
-        </w:rPr>
         <w:t>emerging technologies like wearable interfaces, augmented reality (AR), and voice-based systems are having a growing influence on user experiences</w:t>
       </w:r>
       <w:r>
-        <w:rPr>
-          <w:color w:val="70AD47" w:themeColor="accent6"/>
-        </w:rPr>
         <w:t xml:space="preserve">, </w:t>
       </w:r>
       <w:r>
-        <w:rPr>
-          <w:color w:val="70AD47" w:themeColor="accent6"/>
-        </w:rPr>
         <w:t xml:space="preserve">this does not diminish the relevance of investigating mobile usability today. The fundamentals of usability are not limited to any one technology, but rather to the </w:t>
       </w:r>
       <w:proofErr w:type="gramStart"/>
       <w:r>
-        <w:rPr>
-          <w:color w:val="70AD47" w:themeColor="accent6"/>
-        </w:rPr>
         <w:t>more broad</w:t>
       </w:r>
       <w:proofErr w:type="gramEnd"/>
       <w:r>
-        <w:rPr>
-          <w:color w:val="70AD47" w:themeColor="accent6"/>
-        </w:rPr>
         <w:t xml:space="preserve"> concepts of human-computer interaction. </w:t>
       </w:r>
       <w:r>
-        <w:rPr>
-          <w:color w:val="70AD47" w:themeColor="accent6"/>
-        </w:rPr>
         <w:t>Both f</w:t>
       </w:r>
       <w:r>
-        <w:rPr>
-          <w:color w:val="70AD47" w:themeColor="accent6"/>
-        </w:rPr>
         <w:t>uture interaction models</w:t>
       </w:r>
       <w:r>
-        <w:rPr>
-          <w:color w:val="70AD47" w:themeColor="accent6"/>
-        </w:rPr>
         <w:t xml:space="preserve"> and legacy applications</w:t>
       </w:r>
       <w:r>
-        <w:rPr>
-          <w:color w:val="70AD47" w:themeColor="accent6"/>
-        </w:rPr>
         <w:t xml:space="preserve"> can benefit from the adaption of these concepts based on the knowledge gathered from assessing heuristics in contemporary mobile contexts. In this way, it offers a basis for these ideas to develop with technological advancement rather than being rendered obsolete by it.</w:t>
       </w:r>
     </w:p>
-    <w:p>
-      <w:pPr>
-        <w:rPr>
-          <w:color w:val="70AD47" w:themeColor="accent6"/>
-        </w:rPr>
-      </w:pPr>
-    </w:p>
-    <w:p>
-      <w:pPr>
-        <w:rPr>
-          <w:color w:val="70AD47" w:themeColor="accent6"/>
-        </w:rPr>
-      </w:pPr>
-    </w:p>
-    <w:p>
-      <w:pPr>
-        <w:rPr>
-          <w:color w:val="70AD47" w:themeColor="accent6"/>
-        </w:rPr>
-      </w:pPr>
-    </w:p>
-    <w:p>
-      <w:pPr>
-        <w:rPr>
-          <w:color w:val="70AD47" w:themeColor="accent6"/>
-        </w:rPr>
-      </w:pPr>
-    </w:p>
-    <w:p>
-      <w:pPr>
-        <w:rPr>
-          <w:color w:val="70AD47" w:themeColor="accent6"/>
-        </w:rPr>
-      </w:pPr>
-    </w:p>
-    <w:p>
-      <w:pPr>
-        <w:rPr>
-          <w:color w:val="70AD47" w:themeColor="accent6"/>
-        </w:rPr>
-      </w:pPr>
-      <w:r>
-        <w:rPr>
-          <w:color w:val="70AD47" w:themeColor="accent6"/>
-        </w:rPr>
+    <w:p/>
+    <w:p/>
+    <w:p/>
+    <w:p/>
+    <w:p/>
+    <w:p>
+      <w:r>
         <w:t xml:space="preserve">Despite </w:t>
       </w:r>
       <w:proofErr w:type="gramStart"/>
       <w:r>
-        <w:rPr>
-          <w:color w:val="70AD47" w:themeColor="accent6"/>
-        </w:rPr>
         <w:t>all of</w:t>
       </w:r>
       <w:proofErr w:type="gramEnd"/>
       <w:r>
-        <w:rPr>
-          <w:color w:val="70AD47" w:themeColor="accent6"/>
-        </w:rPr>
-        <w:t xml:space="preserve"> the careful consideration that went into this study, exploratory research always involves some degree of uncertainty. Like any investigative study, there's a chance that outcomes will differ significantly from the initial expectations. For instance, the prototype might not be completed to the desired level, or the evaluation might show conclusions that are unclear or unfavourable. Such results would not, however, indicate failure; rather, they would offer insightful information on the drawbacks of incorporating conventional heuristics into contemporary app design and guide suggestions for further research. The project's focus on critical analysis and reflection guarantees that significant conclusions regarding the continued applicability of usability heuristics in changing mobile contexts may be made regardless of the outcome.</w:t>
-      </w:r>
-      <w:r>
-        <w:rPr>
-          <w:color w:val="70AD47" w:themeColor="accent6"/>
-        </w:rPr>
-        <w:t xml:space="preserve"> Later in this report, strategies for ensuring this project </w:t>
+        <w:t xml:space="preserve"> the careful consideration that went into this study, exploratory research always involves some degree of uncertainty. Like any investigative study, there's a chance that outcomes will differ significantly from the initial expectations. For instance, the prototype might not be completed to the desired level, or the evaluation might show conclusions that are unclear or unfavourable. Such results would not, however, indicate failure; rather, they would offer insightful information on the drawbacks of incorporating conventional heuristics into contemporary app design and guide suggestions for further research. The project's focus on critical analysis and reflection guarantees that significant conclusions regarding the continued applicability of usability heuristics in changing mobile contexts may be made regardless of the outcome. Later in this report, strategies for ensuring this project </w:t>
       </w:r>
       <w:proofErr w:type="gramStart"/>
       <w:r>
-        <w:rPr>
-          <w:color w:val="70AD47" w:themeColor="accent6"/>
-        </w:rPr>
         <w:t>is</w:t>
       </w:r>
       <w:proofErr w:type="gramEnd"/>
       <w:r>
-        <w:rPr>
-          <w:color w:val="70AD47" w:themeColor="accent6"/>
-        </w:rPr>
         <w:t xml:space="preserve"> completed to the level promised are discussed.</w:t>
       </w:r>
     </w:p>
-    <w:p>
-      <w:pPr>
-        <w:rPr>
-          <w:color w:val="70AD47" w:themeColor="accent6"/>
-        </w:rPr>
-      </w:pPr>
-    </w:p>
-    <w:p>
-      <w:pPr>
-        <w:rPr>
-          <w:color w:val="70AD47" w:themeColor="accent6"/>
-        </w:rPr>
-      </w:pPr>
-      <w:r>
-        <w:rPr>
-          <w:color w:val="70AD47" w:themeColor="accent6"/>
-        </w:rPr>
+    <w:p/>
+    <w:p>
+      <w:r>
         <w:t>By assessing whether current usability heuristics are still applicable in the current context or whether the emergence of multifunctional apps necessitates a change in the definition, testing, and measurement of usability, the project ultimately aims to contribute to ongoing discussions in software engineering and user experience design.</w:t>
       </w:r>
     </w:p>
@@ -2469,76 +2205,36 @@
     </w:p>
     <w:p/>
     <w:p>
-      <w:pPr>
-        <w:rPr>
-          <w:color w:val="70AD47" w:themeColor="accent6"/>
-        </w:rPr>
-      </w:pPr>
-      <w:r>
-        <w:rPr>
-          <w:color w:val="70AD47" w:themeColor="accent6"/>
-        </w:rPr>
+      <w:r>
         <w:t>This project's main goal is to assess the validity</w:t>
       </w:r>
       <w:r>
-        <w:rPr>
-          <w:color w:val="70AD47" w:themeColor="accent6"/>
-        </w:rPr>
         <w:t xml:space="preserve"> and continued relevance</w:t>
       </w:r>
       <w:r>
-        <w:rPr>
-          <w:color w:val="70AD47" w:themeColor="accent6"/>
-        </w:rPr>
         <w:t xml:space="preserve"> of conventional mobile usability heuristics in the context of designing multipurpose app</w:t>
       </w:r>
       <w:r>
-        <w:rPr>
-          <w:color w:val="70AD47" w:themeColor="accent6"/>
-        </w:rPr>
         <w:t>lications,</w:t>
       </w:r>
       <w:r>
-        <w:rPr>
-          <w:color w:val="70AD47" w:themeColor="accent6"/>
-        </w:rPr>
         <w:t xml:space="preserve"> </w:t>
       </w:r>
       <w:r>
-        <w:rPr>
-          <w:color w:val="70AD47" w:themeColor="accent6"/>
-        </w:rPr>
         <w:t>using</w:t>
       </w:r>
       <w:r>
-        <w:rPr>
-          <w:color w:val="70AD47" w:themeColor="accent6"/>
-        </w:rPr>
         <w:t xml:space="preserve"> </w:t>
       </w:r>
       <w:r>
-        <w:rPr>
-          <w:color w:val="70AD47" w:themeColor="accent6"/>
-        </w:rPr>
         <w:t>empirical evaluation</w:t>
       </w:r>
       <w:r>
-        <w:rPr>
-          <w:color w:val="70AD47" w:themeColor="accent6"/>
-        </w:rPr>
         <w:t xml:space="preserve">. </w:t>
       </w:r>
     </w:p>
     <w:p>
-      <w:pPr>
-        <w:rPr>
-          <w:color w:val="70AD47" w:themeColor="accent6"/>
-        </w:rPr>
-      </w:pPr>
-      <w:r>
-        <w:rPr>
-          <w:color w:val="70AD47" w:themeColor="accent6"/>
-        </w:rPr>
+      <w:r>
         <w:br/>
         <w:t xml:space="preserve">To achieve this, the project will pursue the following </w:t>
       </w:r>
@@ -2546,14 +2242,10 @@
         <w:rPr>
           <w:i/>
           <w:iCs/>
-          <w:color w:val="70AD47" w:themeColor="accent6"/>
         </w:rPr>
         <w:t>primary</w:t>
       </w:r>
       <w:r>
-        <w:rPr>
-          <w:color w:val="70AD47" w:themeColor="accent6"/>
-        </w:rPr>
         <w:t xml:space="preserve"> objectives:</w:t>
       </w:r>
     </w:p>
@@ -2564,14 +2256,8 @@
           <w:ilvl w:val="0"/>
           <w:numId w:val="14"/>
         </w:numPr>
-        <w:rPr>
-          <w:color w:val="70AD47" w:themeColor="accent6"/>
-        </w:rPr>
-      </w:pPr>
-      <w:r>
-        <w:rPr>
-          <w:color w:val="70AD47" w:themeColor="accent6"/>
-        </w:rPr>
+      </w:pPr>
+      <w:r>
         <w:t xml:space="preserve">Establish the theoretical foundation for the research by </w:t>
       </w:r>
       <w:r>
@@ -2580,19 +2266,15 @@
           <w:bCs/>
           <w:i/>
           <w:iCs/>
-          <w:color w:val="70AD47" w:themeColor="accent6"/>
         </w:rPr>
         <w:t>conducting a literature review</w:t>
       </w:r>
       <w:r>
-        <w:rPr>
-          <w:color w:val="70AD47" w:themeColor="accent6"/>
-        </w:rPr>
         <w:t xml:space="preserve"> on mobile usability heuristics and their historical application </w:t>
       </w:r>
       <w:r>
         <w:rPr>
-          <w:color w:val="EE0000"/>
+          <w:color w:val="C00000"/>
         </w:rPr>
         <w:t xml:space="preserve">by </w:t>
       </w:r>
@@ -2600,9 +2282,24 @@
         <w:rPr>
           <w:i/>
           <w:iCs/>
-          <w:color w:val="EE0000"/>
-        </w:rPr>
-        <w:t>week 6</w:t>
+          <w:color w:val="C00000"/>
+        </w:rPr>
+        <w:t xml:space="preserve">week </w:t>
+      </w:r>
+      <w:r>
+        <w:rPr>
+          <w:i/>
+          <w:iCs/>
+          <w:color w:val="C00000"/>
+        </w:rPr>
+        <w:t>7</w:t>
+      </w:r>
+      <w:r>
+        <w:rPr>
+          <w:i/>
+          <w:iCs/>
+        </w:rPr>
+        <w:t>.</w:t>
       </w:r>
     </w:p>
     <w:p>
@@ -2612,21 +2309,9 @@
           <w:ilvl w:val="1"/>
           <w:numId w:val="14"/>
         </w:numPr>
-        <w:rPr>
-          <w:color w:val="70AD47" w:themeColor="accent6"/>
-        </w:rPr>
-      </w:pPr>
-      <w:r>
-        <w:rPr>
-          <w:color w:val="70AD47" w:themeColor="accent6"/>
-        </w:rPr>
-        <w:t>Identify</w:t>
-      </w:r>
-      <w:r>
-        <w:rPr>
-          <w:color w:val="70AD47" w:themeColor="accent6"/>
-        </w:rPr>
-        <w:t xml:space="preserve"> key principles and any existing research that questions their modern relevance.</w:t>
+      </w:pPr>
+      <w:r>
+        <w:t>Identify key principles and any existing research that questions their modern relevance.</w:t>
       </w:r>
     </w:p>
     <w:p>
@@ -2636,24 +2321,12 @@
           <w:ilvl w:val="1"/>
           <w:numId w:val="14"/>
         </w:numPr>
-        <w:rPr>
-          <w:color w:val="70AD47" w:themeColor="accent6"/>
-        </w:rPr>
-      </w:pPr>
-      <w:r>
-        <w:rPr>
-          <w:color w:val="70AD47" w:themeColor="accent6"/>
-        </w:rPr>
+      </w:pPr>
+      <w:r>
         <w:t>Focus on established frameworks (e.g., Nielsen’s, Gerhardt-Powals’).</w:t>
       </w:r>
     </w:p>
-    <w:p>
-      <w:pPr>
-        <w:rPr>
-          <w:color w:val="70AD47" w:themeColor="accent6"/>
-        </w:rPr>
-      </w:pPr>
-    </w:p>
+    <w:p/>
     <w:p>
       <w:pPr>
         <w:pStyle w:val="ListParagraph"/>
@@ -2661,9 +2334,6 @@
           <w:ilvl w:val="0"/>
           <w:numId w:val="14"/>
         </w:numPr>
-        <w:rPr>
-          <w:color w:val="70AD47" w:themeColor="accent6"/>
-        </w:rPr>
       </w:pPr>
       <w:r>
         <w:rPr>
@@ -2671,25 +2341,18 @@
           <w:bCs/>
           <w:i/>
           <w:iCs/>
-          <w:color w:val="70AD47" w:themeColor="accent6"/>
         </w:rPr>
         <w:t>Examine a sample of multipurpose mobile applications</w:t>
       </w:r>
       <w:r>
-        <w:rPr>
-          <w:color w:val="70AD47" w:themeColor="accent6"/>
-        </w:rPr>
         <w:t xml:space="preserve"> to determine how they adhere to or depart from conventional heuristic concepts</w:t>
       </w:r>
       <w:r>
-        <w:rPr>
-          <w:color w:val="70AD47" w:themeColor="accent6"/>
-        </w:rPr>
         <w:t xml:space="preserve"> </w:t>
       </w:r>
       <w:r>
         <w:rPr>
-          <w:color w:val="EE0000"/>
+          <w:color w:val="C00000"/>
         </w:rPr>
         <w:t xml:space="preserve">by </w:t>
       </w:r>
@@ -2697,14 +2360,19 @@
         <w:rPr>
           <w:i/>
           <w:iCs/>
-          <w:color w:val="EE0000"/>
-        </w:rPr>
-        <w:t>week 7</w:t>
-      </w:r>
-      <w:r>
-        <w:rPr>
-          <w:color w:val="EE0000"/>
-        </w:rPr>
+          <w:color w:val="C00000"/>
+        </w:rPr>
+        <w:t>week</w:t>
+      </w:r>
+      <w:r>
+        <w:rPr>
+          <w:i/>
+          <w:iCs/>
+          <w:color w:val="C00000"/>
+        </w:rPr>
+        <w:t xml:space="preserve"> 11</w:t>
+      </w:r>
+      <w:r>
         <w:t xml:space="preserve">. </w:t>
       </w:r>
     </w:p>
@@ -2715,32 +2383,17 @@
           <w:ilvl w:val="1"/>
           <w:numId w:val="14"/>
         </w:numPr>
-        <w:rPr>
-          <w:color w:val="70AD47" w:themeColor="accent6"/>
-        </w:rPr>
-      </w:pPr>
-      <w:r>
-        <w:rPr>
-          <w:color w:val="70AD47" w:themeColor="accent6"/>
-        </w:rPr>
+      </w:pPr>
+      <w:r>
         <w:t>Analyse 2-4 mobile applications</w:t>
       </w:r>
       <w:r>
-        <w:rPr>
-          <w:color w:val="70AD47" w:themeColor="accent6"/>
-        </w:rPr>
         <w:t>, i</w:t>
       </w:r>
       <w:r>
-        <w:rPr>
-          <w:color w:val="70AD47" w:themeColor="accent6"/>
-        </w:rPr>
         <w:t xml:space="preserve">deally these will be thematically </w:t>
       </w:r>
       <w:r>
-        <w:rPr>
-          <w:color w:val="70AD47" w:themeColor="accent6"/>
-        </w:rPr>
         <w:t>and functionally different (e.g. utility, productivity, social).</w:t>
       </w:r>
     </w:p>
@@ -2751,14 +2404,8 @@
           <w:ilvl w:val="1"/>
           <w:numId w:val="14"/>
         </w:numPr>
-        <w:rPr>
-          <w:color w:val="70AD47" w:themeColor="accent6"/>
-        </w:rPr>
-      </w:pPr>
-      <w:r>
-        <w:rPr>
-          <w:color w:val="70AD47" w:themeColor="accent6"/>
-        </w:rPr>
+      </w:pPr>
+      <w:r>
         <w:t>Develop a comparative table for mapping heuristic compliance.</w:t>
       </w:r>
     </w:p>
@@ -2767,7 +2414,6 @@
         <w:spacing w:after="0" w:line="240" w:lineRule="auto"/>
         <w:rPr>
           <w:rFonts w:eastAsia="Times New Roman" w:cstheme="minorHAnsi"/>
-          <w:color w:val="70AD47" w:themeColor="accent6"/>
           <w:lang w:eastAsia="en-GB"/>
         </w:rPr>
       </w:pPr>
@@ -2777,7 +2423,6 @@
         <w:spacing w:after="0" w:line="240" w:lineRule="auto"/>
         <w:rPr>
           <w:rFonts w:eastAsia="Times New Roman" w:cstheme="minorHAnsi"/>
-          <w:color w:val="70AD47" w:themeColor="accent6"/>
           <w:lang w:eastAsia="en-GB"/>
         </w:rPr>
       </w:pPr>
@@ -2792,7 +2437,6 @@
         <w:spacing w:after="0" w:line="240" w:lineRule="auto"/>
         <w:rPr>
           <w:rFonts w:eastAsia="Times New Roman" w:cstheme="minorHAnsi"/>
-          <w:color w:val="70AD47" w:themeColor="accent6"/>
           <w:lang w:eastAsia="en-GB"/>
         </w:rPr>
       </w:pPr>
@@ -2803,7 +2447,6 @@
           <w:bCs/>
           <w:i/>
           <w:iCs/>
-          <w:color w:val="70AD47" w:themeColor="accent6"/>
           <w:lang w:eastAsia="en-GB"/>
         </w:rPr>
         <w:t>Design a multipurpose fitness application prototype</w:t>
@@ -2811,7 +2454,6 @@
       <w:r>
         <w:rPr>
           <w:rFonts w:eastAsia="Times New Roman" w:cstheme="minorHAnsi"/>
-          <w:color w:val="70AD47" w:themeColor="accent6"/>
           <w:lang w:eastAsia="en-GB"/>
         </w:rPr>
         <w:t xml:space="preserve"> by integrating gym-related capabilities into wireframes and user interface mock-ups</w:t>
@@ -2819,7 +2461,6 @@
       <w:r>
         <w:rPr>
           <w:rFonts w:eastAsia="Times New Roman" w:cstheme="minorHAnsi"/>
-          <w:color w:val="70AD47" w:themeColor="accent6"/>
           <w:lang w:eastAsia="en-GB"/>
         </w:rPr>
         <w:t xml:space="preserve"> </w:t>
@@ -2828,14 +2469,21 @@
         <w:rPr>
           <w:i/>
           <w:iCs/>
-          <w:color w:val="EE0000"/>
-        </w:rPr>
-        <w:t>by week XXXXXXXXXX</w:t>
+          <w:color w:val="C00000"/>
+        </w:rPr>
+        <w:t xml:space="preserve">by week </w:t>
+      </w:r>
+      <w:r>
+        <w:rPr>
+          <w:i/>
+          <w:iCs/>
+          <w:color w:val="C00000"/>
+        </w:rPr>
+        <w:t>12</w:t>
       </w:r>
       <w:r>
         <w:rPr>
           <w:rFonts w:eastAsia="Times New Roman" w:cstheme="minorHAnsi"/>
-          <w:color w:val="70AD47" w:themeColor="accent6"/>
           <w:lang w:eastAsia="en-GB"/>
         </w:rPr>
         <w:t>.</w:t>
@@ -2851,14 +2499,12 @@
         <w:spacing w:after="0" w:line="240" w:lineRule="auto"/>
         <w:rPr>
           <w:rFonts w:eastAsia="Times New Roman" w:cstheme="minorHAnsi"/>
-          <w:color w:val="70AD47" w:themeColor="accent6"/>
           <w:lang w:eastAsia="en-GB"/>
         </w:rPr>
       </w:pPr>
       <w:r>
         <w:rPr>
           <w:rFonts w:eastAsia="Times New Roman" w:cstheme="minorHAnsi"/>
-          <w:color w:val="70AD47" w:themeColor="accent6"/>
           <w:lang w:eastAsia="en-GB"/>
         </w:rPr>
         <w:t>Create design artefacts with an emphasis on user flow, layout and navigation.</w:t>
@@ -2874,41 +2520,15 @@
         <w:spacing w:after="0" w:line="240" w:lineRule="auto"/>
         <w:rPr>
           <w:rFonts w:eastAsia="Times New Roman" w:cstheme="minorHAnsi"/>
-          <w:color w:val="70AD47" w:themeColor="accent6"/>
           <w:lang w:eastAsia="en-GB"/>
         </w:rPr>
       </w:pPr>
       <w:r>
         <w:rPr>
           <w:rFonts w:eastAsia="Times New Roman" w:cstheme="minorHAnsi"/>
-          <w:color w:val="70AD47" w:themeColor="accent6"/>
           <w:lang w:eastAsia="en-GB"/>
         </w:rPr>
-        <w:t>Include at</w:t>
-      </w:r>
-      <w:r>
-        <w:rPr>
-          <w:rFonts w:eastAsia="Times New Roman" w:cstheme="minorHAnsi"/>
-          <w:color w:val="70AD47" w:themeColor="accent6"/>
-          <w:lang w:eastAsia="en-GB"/>
-        </w:rPr>
-        <w:t xml:space="preserve"> least three</w:t>
-      </w:r>
-      <w:r>
-        <w:rPr>
-          <w:rFonts w:eastAsia="Times New Roman" w:cstheme="minorHAnsi"/>
-          <w:color w:val="70AD47" w:themeColor="accent6"/>
-          <w:lang w:eastAsia="en-GB"/>
-        </w:rPr>
-        <w:t xml:space="preserve"> functions</w:t>
-      </w:r>
-      <w:r>
-        <w:rPr>
-          <w:rFonts w:eastAsia="Times New Roman" w:cstheme="minorHAnsi"/>
-          <w:color w:val="70AD47" w:themeColor="accent6"/>
-          <w:lang w:eastAsia="en-GB"/>
-        </w:rPr>
-        <w:t xml:space="preserve"> (e.g., timers, workout logging, and note-taking)</w:t>
+        <w:t>Include at least three functions (e.g., timers, workout logging, and note-taking)</w:t>
       </w:r>
     </w:p>
     <w:p>
@@ -2923,13 +2543,7 @@
         </w:rPr>
       </w:pPr>
     </w:p>
-    <w:p>
-      <w:pPr>
-        <w:rPr>
-          <w:color w:val="70AD47" w:themeColor="accent6"/>
-        </w:rPr>
-      </w:pPr>
-    </w:p>
+    <w:p/>
     <w:p>
       <w:pPr>
         <w:pStyle w:val="ListParagraph"/>
@@ -2937,9 +2551,6 @@
           <w:ilvl w:val="0"/>
           <w:numId w:val="14"/>
         </w:numPr>
-        <w:rPr>
-          <w:color w:val="70AD47" w:themeColor="accent6"/>
-        </w:rPr>
       </w:pPr>
       <w:r>
         <w:rPr>
@@ -2947,35 +2558,33 @@
           <w:bCs/>
           <w:i/>
           <w:iCs/>
-          <w:color w:val="70AD47" w:themeColor="accent6"/>
         </w:rPr>
         <w:lastRenderedPageBreak/>
         <w:t>Build the designed prototype</w:t>
       </w:r>
       <w:r>
-        <w:rPr>
-          <w:color w:val="70AD47" w:themeColor="accent6"/>
-        </w:rPr>
         <w:t xml:space="preserve"> using the chosen frameworks and technologies, incorporating the planned features, to produce a usable, multipurpose fitness app</w:t>
       </w:r>
       <w:r>
-        <w:rPr>
-          <w:color w:val="EE0000"/>
-        </w:rPr>
         <w:t xml:space="preserve"> </w:t>
       </w:r>
       <w:r>
         <w:rPr>
           <w:i/>
           <w:iCs/>
-          <w:color w:val="EE0000"/>
-        </w:rPr>
-        <w:t>by week XXXXXXXXXX</w:t>
-      </w:r>
-      <w:r>
-        <w:rPr>
-          <w:color w:val="70AD47" w:themeColor="accent6"/>
-        </w:rPr>
+          <w:color w:val="C00000"/>
+        </w:rPr>
+        <w:t xml:space="preserve">by week </w:t>
+      </w:r>
+      <w:r>
+        <w:rPr>
+          <w:i/>
+          <w:iCs/>
+          <w:color w:val="C00000"/>
+        </w:rPr>
+        <w:t>17</w:t>
+      </w:r>
+      <w:r>
         <w:t>.</w:t>
       </w:r>
     </w:p>
@@ -2986,14 +2595,8 @@
           <w:ilvl w:val="1"/>
           <w:numId w:val="14"/>
         </w:numPr>
-        <w:rPr>
-          <w:color w:val="70AD47" w:themeColor="accent6"/>
-        </w:rPr>
-      </w:pPr>
-      <w:r>
-        <w:rPr>
-          <w:color w:val="70AD47" w:themeColor="accent6"/>
-        </w:rPr>
+      </w:pPr>
+      <w:r>
         <w:t>Developed using the wireframes previously drawn up.</w:t>
       </w:r>
     </w:p>
@@ -3004,48 +2607,24 @@
           <w:ilvl w:val="1"/>
           <w:numId w:val="14"/>
         </w:numPr>
-        <w:rPr>
-          <w:color w:val="70AD47" w:themeColor="accent6"/>
-        </w:rPr>
-      </w:pPr>
-      <w:r>
-        <w:rPr>
-          <w:color w:val="70AD47" w:themeColor="accent6"/>
-        </w:rPr>
+      </w:pPr>
+      <w:r>
         <w:t xml:space="preserve">Ensure product offers </w:t>
       </w:r>
       <w:r>
-        <w:rPr>
-          <w:color w:val="70AD47" w:themeColor="accent6"/>
-        </w:rPr>
         <w:t>a</w:t>
       </w:r>
       <w:r>
-        <w:rPr>
-          <w:color w:val="70AD47" w:themeColor="accent6"/>
-        </w:rPr>
         <w:t xml:space="preserve"> </w:t>
       </w:r>
       <w:r>
-        <w:rPr>
-          <w:color w:val="70AD47" w:themeColor="accent6"/>
-        </w:rPr>
         <w:t>suitable</w:t>
       </w:r>
       <w:r>
-        <w:rPr>
-          <w:color w:val="70AD47" w:themeColor="accent6"/>
-        </w:rPr>
         <w:t xml:space="preserve"> setting for user usability testing.</w:t>
       </w:r>
     </w:p>
-    <w:p>
-      <w:pPr>
-        <w:rPr>
-          <w:color w:val="70AD47" w:themeColor="accent6"/>
-        </w:rPr>
-      </w:pPr>
-    </w:p>
+    <w:p/>
     <w:p>
       <w:pPr>
         <w:pStyle w:val="ListParagraph"/>
@@ -3053,9 +2632,6 @@
           <w:ilvl w:val="0"/>
           <w:numId w:val="14"/>
         </w:numPr>
-        <w:rPr>
-          <w:color w:val="70AD47" w:themeColor="accent6"/>
-        </w:rPr>
       </w:pPr>
       <w:r>
         <w:rPr>
@@ -3063,48 +2639,37 @@
           <w:bCs/>
           <w:i/>
           <w:iCs/>
-          <w:color w:val="70AD47" w:themeColor="accent6"/>
         </w:rPr>
         <w:t>Conduct user-based usability testing</w:t>
       </w:r>
       <w:r>
-        <w:rPr>
-          <w:color w:val="70AD47" w:themeColor="accent6"/>
-        </w:rPr>
         <w:t xml:space="preserve"> </w:t>
       </w:r>
       <w:proofErr w:type="gramStart"/>
       <w:r>
-        <w:rPr>
-          <w:color w:val="70AD47" w:themeColor="accent6"/>
-        </w:rPr>
         <w:t>in order to</w:t>
       </w:r>
       <w:proofErr w:type="gramEnd"/>
       <w:r>
-        <w:rPr>
-          <w:color w:val="70AD47" w:themeColor="accent6"/>
-        </w:rPr>
-        <w:t xml:space="preserve"> gather quantitative data to assess accuracy of heuristics gathered in literature research</w:t>
-      </w:r>
-      <w:r>
-        <w:rPr>
-          <w:color w:val="70AD47" w:themeColor="accent6"/>
-        </w:rPr>
-        <w:t xml:space="preserve"> </w:t>
+        <w:t xml:space="preserve"> gather quantitative data to assess accuracy of heuristics gathered in literature research </w:t>
       </w:r>
       <w:r>
         <w:rPr>
           <w:i/>
           <w:iCs/>
-          <w:color w:val="EE0000"/>
-        </w:rPr>
-        <w:t>by week XXXXXXXXXX</w:t>
-      </w:r>
-      <w:r>
-        <w:rPr>
-          <w:color w:val="70AD47" w:themeColor="accent6"/>
-        </w:rPr>
+          <w:color w:val="C00000"/>
+        </w:rPr>
+        <w:t xml:space="preserve">by week </w:t>
+      </w:r>
+      <w:r>
+        <w:rPr>
+          <w:i/>
+          <w:iCs/>
+          <w:color w:val="C00000"/>
+        </w:rPr>
+        <w:t>20</w:t>
+      </w:r>
+      <w:r>
         <w:t>.</w:t>
       </w:r>
     </w:p>
@@ -3115,14 +2680,8 @@
           <w:ilvl w:val="1"/>
           <w:numId w:val="14"/>
         </w:numPr>
-        <w:rPr>
-          <w:color w:val="70AD47" w:themeColor="accent6"/>
-        </w:rPr>
-      </w:pPr>
-      <w:r>
-        <w:rPr>
-          <w:color w:val="70AD47" w:themeColor="accent6"/>
-        </w:rPr>
+      </w:pPr>
+      <w:r>
         <w:t>Pick appropriate testing techniques to get empirical evidence such as A/B testing or timed task performance.</w:t>
       </w:r>
     </w:p>
@@ -3133,24 +2692,12 @@
           <w:ilvl w:val="1"/>
           <w:numId w:val="14"/>
         </w:numPr>
-        <w:rPr>
-          <w:color w:val="70AD47" w:themeColor="accent6"/>
-        </w:rPr>
-      </w:pPr>
-      <w:r>
-        <w:rPr>
-          <w:color w:val="70AD47" w:themeColor="accent6"/>
-        </w:rPr>
+      </w:pPr>
+      <w:r>
         <w:t>Pick tester sample size of at least 3-5 people.</w:t>
       </w:r>
     </w:p>
-    <w:p>
-      <w:pPr>
-        <w:rPr>
-          <w:color w:val="70AD47" w:themeColor="accent6"/>
-        </w:rPr>
-      </w:pPr>
-    </w:p>
+    <w:p/>
     <w:p>
       <w:pPr>
         <w:pStyle w:val="ListParagraph"/>
@@ -3158,9 +2705,6 @@
           <w:ilvl w:val="0"/>
           <w:numId w:val="14"/>
         </w:numPr>
-        <w:rPr>
-          <w:color w:val="70AD47" w:themeColor="accent6"/>
-        </w:rPr>
       </w:pPr>
       <w:r>
         <w:rPr>
@@ -3168,34 +2712,32 @@
           <w:bCs/>
           <w:i/>
           <w:iCs/>
-          <w:color w:val="70AD47" w:themeColor="accent6"/>
         </w:rPr>
         <w:t>Analyse and synthesise the test data</w:t>
       </w:r>
       <w:r>
-        <w:rPr>
-          <w:color w:val="70AD47" w:themeColor="accent6"/>
-        </w:rPr>
         <w:t xml:space="preserve"> to ascertain whether the current usability guidelines are still applicable to the design of multifunctional mobile applications</w:t>
       </w:r>
       <w:r>
-        <w:rPr>
-          <w:color w:val="70AD47" w:themeColor="accent6"/>
-        </w:rPr>
         <w:t xml:space="preserve"> </w:t>
       </w:r>
       <w:r>
         <w:rPr>
           <w:i/>
           <w:iCs/>
-          <w:color w:val="EE0000"/>
-        </w:rPr>
-        <w:t>by week XXXXXXXXXX</w:t>
-      </w:r>
-      <w:r>
-        <w:rPr>
-          <w:color w:val="70AD47" w:themeColor="accent6"/>
-        </w:rPr>
+          <w:color w:val="C00000"/>
+        </w:rPr>
+        <w:t xml:space="preserve">by week </w:t>
+      </w:r>
+      <w:r>
+        <w:rPr>
+          <w:i/>
+          <w:iCs/>
+          <w:color w:val="C00000"/>
+        </w:rPr>
+        <w:t>23</w:t>
+      </w:r>
+      <w:r>
         <w:t>.</w:t>
       </w:r>
     </w:p>
@@ -3206,14 +2748,8 @@
           <w:ilvl w:val="1"/>
           <w:numId w:val="14"/>
         </w:numPr>
-        <w:rPr>
-          <w:color w:val="70AD47" w:themeColor="accent6"/>
-        </w:rPr>
-      </w:pPr>
-      <w:r>
-        <w:rPr>
-          <w:color w:val="70AD47" w:themeColor="accent6"/>
-        </w:rPr>
+      </w:pPr>
+      <w:r>
         <w:t>Compare user data with heuristic predictions.</w:t>
       </w:r>
     </w:p>
@@ -3224,20 +2760,11 @@
           <w:ilvl w:val="1"/>
           <w:numId w:val="14"/>
         </w:numPr>
-        <w:rPr>
-          <w:color w:val="70AD47" w:themeColor="accent6"/>
-        </w:rPr>
-      </w:pPr>
-      <w:r>
-        <w:rPr>
-          <w:color w:val="70AD47" w:themeColor="accent6"/>
-        </w:rPr>
+      </w:pPr>
+      <w:r>
         <w:t>Produce a written evaluation identifying consistencies and discrepancies</w:t>
       </w:r>
       <w:r>
-        <w:rPr>
-          <w:color w:val="70AD47" w:themeColor="accent6"/>
-        </w:rPr>
         <w:t>.</w:t>
       </w:r>
     </w:p>
@@ -3248,109 +2775,58 @@
           <w:ilvl w:val="1"/>
           <w:numId w:val="14"/>
         </w:numPr>
-        <w:rPr>
-          <w:color w:val="70AD47" w:themeColor="accent6"/>
-        </w:rPr>
-      </w:pPr>
-      <w:r>
-        <w:rPr>
-          <w:color w:val="70AD47" w:themeColor="accent6"/>
-        </w:rPr>
+      </w:pPr>
+      <w:r>
         <w:t xml:space="preserve">Synthesise findings to answer </w:t>
       </w:r>
       <w:proofErr w:type="gramStart"/>
       <w:r>
-        <w:rPr>
-          <w:color w:val="70AD47" w:themeColor="accent6"/>
-        </w:rPr>
         <w:t>whether or not</w:t>
       </w:r>
       <w:proofErr w:type="gramEnd"/>
       <w:r>
-        <w:rPr>
-          <w:color w:val="70AD47" w:themeColor="accent6"/>
-        </w:rPr>
         <w:t xml:space="preserve"> “Contemporary heuristics are relevant and accurate for multifunctional mobile application development?”.</w:t>
       </w:r>
     </w:p>
     <w:p>
       <w:pPr>
         <w:pStyle w:val="ListParagraph"/>
-        <w:rPr>
-          <w:color w:val="70AD47" w:themeColor="accent6"/>
-        </w:rPr>
-      </w:pPr>
-    </w:p>
-    <w:p>
-      <w:pPr>
-        <w:rPr>
-          <w:color w:val="70AD47" w:themeColor="accent6"/>
-        </w:rPr>
-      </w:pPr>
-      <w:r>
-        <w:rPr>
-          <w:color w:val="70AD47" w:themeColor="accent6"/>
-        </w:rPr>
+      </w:pPr>
+    </w:p>
+    <w:p>
+      <w:r>
         <w:t xml:space="preserve">The following </w:t>
       </w:r>
       <w:r>
         <w:rPr>
           <w:i/>
           <w:iCs/>
-          <w:color w:val="70AD47" w:themeColor="accent6"/>
         </w:rPr>
         <w:t>secondary</w:t>
       </w:r>
       <w:r>
-        <w:rPr>
-          <w:color w:val="70AD47" w:themeColor="accent6"/>
-        </w:rPr>
         <w:t xml:space="preserve"> objectives are not necessary to answer the question proposed by the main goal of this study; However, their inclusion would increase the quality of the concluding </w:t>
       </w:r>
       <w:r>
-        <w:rPr>
-          <w:color w:val="70AD47" w:themeColor="accent6"/>
-        </w:rPr>
         <w:t>evaluation</w:t>
       </w:r>
       <w:r>
-        <w:rPr>
-          <w:color w:val="70AD47" w:themeColor="accent6"/>
-        </w:rPr>
         <w:t xml:space="preserve"> </w:t>
       </w:r>
       <w:r>
-        <w:rPr>
-          <w:color w:val="70AD47" w:themeColor="accent6"/>
-        </w:rPr>
         <w:t>significantly</w:t>
       </w:r>
       <w:r>
-        <w:rPr>
-          <w:color w:val="70AD47" w:themeColor="accent6"/>
-        </w:rPr>
         <w:t xml:space="preserve"> and extend the value of the project</w:t>
       </w:r>
       <w:r>
-        <w:rPr>
-          <w:color w:val="70AD47" w:themeColor="accent6"/>
-        </w:rPr>
         <w:t>.</w:t>
       </w:r>
       <w:r>
-        <w:rPr>
-          <w:color w:val="70AD47" w:themeColor="accent6"/>
-        </w:rPr>
         <w:tab/>
       </w:r>
     </w:p>
-    <w:p>
-      <w:pPr>
-        <w:rPr>
-          <w:color w:val="70AD47" w:themeColor="accent6"/>
-        </w:rPr>
-      </w:pPr>
-    </w:p>
+    <w:p/>
     <w:p>
       <w:pPr>
         <w:pStyle w:val="ListParagraph"/>
@@ -3358,44 +2834,23 @@
           <w:ilvl w:val="0"/>
           <w:numId w:val="17"/>
         </w:numPr>
-        <w:rPr>
-          <w:color w:val="4472C4" w:themeColor="accent1"/>
-        </w:rPr>
-      </w:pPr>
-      <w:r>
-        <w:rPr>
-          <w:color w:val="70AD47" w:themeColor="accent6"/>
-        </w:rPr>
+      </w:pPr>
+      <w:r>
         <w:t xml:space="preserve">Propose refinements </w:t>
       </w:r>
       <w:r>
-        <w:rPr>
-          <w:color w:val="70AD47" w:themeColor="accent6"/>
-        </w:rPr>
         <w:t>or</w:t>
       </w:r>
       <w:r>
-        <w:rPr>
-          <w:color w:val="70AD47" w:themeColor="accent6"/>
-        </w:rPr>
         <w:t xml:space="preserve"> extensions to </w:t>
       </w:r>
       <w:r>
-        <w:rPr>
-          <w:color w:val="70AD47" w:themeColor="accent6"/>
-        </w:rPr>
         <w:t xml:space="preserve">current usability </w:t>
       </w:r>
       <w:r>
-        <w:rPr>
-          <w:color w:val="70AD47" w:themeColor="accent6"/>
-        </w:rPr>
         <w:t>heuristics</w:t>
       </w:r>
       <w:r>
-        <w:rPr>
-          <w:color w:val="70AD47" w:themeColor="accent6"/>
-        </w:rPr>
         <w:t>.</w:t>
       </w:r>
     </w:p>
@@ -3406,14 +2861,8 @@
           <w:ilvl w:val="0"/>
           <w:numId w:val="15"/>
         </w:numPr>
-        <w:rPr>
-          <w:color w:val="70AD47" w:themeColor="accent6"/>
-        </w:rPr>
-      </w:pPr>
-      <w:r>
-        <w:rPr>
-          <w:color w:val="70AD47" w:themeColor="accent6"/>
-        </w:rPr>
+      </w:pPr>
+      <w:r>
         <w:t>Revise the prototype to reflect these improvements and showcase enhanced usability.</w:t>
       </w:r>
     </w:p>
@@ -3424,14 +2873,8 @@
           <w:ilvl w:val="0"/>
           <w:numId w:val="15"/>
         </w:numPr>
-        <w:rPr>
-          <w:color w:val="70AD47" w:themeColor="accent6"/>
-        </w:rPr>
-      </w:pPr>
-      <w:r>
-        <w:rPr>
-          <w:color w:val="70AD47" w:themeColor="accent6"/>
-        </w:rPr>
+      </w:pPr>
+      <w:r>
         <w:t>To compare the usability metrics before and after refinement, undertake a secondary user test.</w:t>
       </w:r>
     </w:p>
@@ -3442,20 +2885,11 @@
           <w:ilvl w:val="0"/>
           <w:numId w:val="15"/>
         </w:numPr>
-        <w:rPr>
-          <w:color w:val="70AD47" w:themeColor="accent6"/>
-        </w:rPr>
-      </w:pPr>
-      <w:r>
-        <w:rPr>
-          <w:color w:val="70AD47" w:themeColor="accent6"/>
-        </w:rPr>
+      </w:pPr>
+      <w:r>
         <w:t>Publish the prototype onto a mobile application digital distribution service (e.g. Android play store, Apple app store)</w:t>
       </w:r>
       <w:r>
-        <w:rPr>
-          <w:color w:val="70AD47" w:themeColor="accent6"/>
-        </w:rPr>
         <w:tab/>
       </w:r>
     </w:p>
@@ -3472,15 +2906,7 @@
     </w:p>
     <w:p/>
     <w:p>
-      <w:pPr>
-        <w:rPr>
-          <w:color w:val="70AD47" w:themeColor="accent6"/>
-        </w:rPr>
-      </w:pPr>
-      <w:r>
-        <w:rPr>
-          <w:color w:val="70AD47" w:themeColor="accent6"/>
-        </w:rPr>
+      <w:r>
         <w:t>This project will focus primarily on the usability and design evaluation of multifunctional mobile applications,</w:t>
       </w:r>
       <w:r>
@@ -3493,55 +2919,19 @@
         <w:t xml:space="preserve"> </w:t>
       </w:r>
       <w:r>
-        <w:rPr>
-          <w:color w:val="70AD47" w:themeColor="accent6"/>
-        </w:rPr>
-        <w:t>paying particular attention to the use of well-known usability heuristics</w:t>
-      </w:r>
-      <w:r>
-        <w:rPr>
-          <w:color w:val="70AD47" w:themeColor="accent6"/>
-        </w:rPr>
-        <w:t xml:space="preserve"> within these contexts</w:t>
-      </w:r>
-      <w:r>
-        <w:rPr>
-          <w:color w:val="70AD47" w:themeColor="accent6"/>
-        </w:rPr>
-        <w:t>. Through user-based usability testing, the practical component—a multifunctional fitness app prototype—will act as a controlled environment for evaluating and analysing heuristic relevance.</w:t>
-      </w:r>
-    </w:p>
-    <w:p>
-      <w:pPr>
-        <w:rPr>
-          <w:color w:val="70AD47" w:themeColor="accent6"/>
-        </w:rPr>
-      </w:pPr>
-    </w:p>
-    <w:p>
-      <w:pPr>
-        <w:rPr>
-          <w:color w:val="70AD47" w:themeColor="accent6"/>
-        </w:rPr>
-      </w:pPr>
-    </w:p>
-    <w:p>
-      <w:pPr>
-        <w:rPr>
-          <w:color w:val="70AD47" w:themeColor="accent6"/>
-        </w:rPr>
-      </w:pPr>
-      <w:r>
-        <w:rPr>
-          <w:color w:val="70AD47" w:themeColor="accent6"/>
-        </w:rPr>
+        <w:t>paying particular attention to the use of well-known usability heuristics within these contexts. Through user-based usability testing, the practical component—a multifunctional fitness app prototype—will act as a controlled environment for evaluating and analysing heuristic relevance.</w:t>
+      </w:r>
+    </w:p>
+    <w:p/>
+    <w:p/>
+    <w:p>
+      <w:r>
         <w:t xml:space="preserve">The scope </w:t>
       </w:r>
       <w:r>
         <w:rPr>
           <w:b/>
           <w:bCs/>
-          <w:color w:val="70AD47" w:themeColor="accent6"/>
         </w:rPr>
         <w:t>includes:</w:t>
       </w:r>
@@ -3553,27 +2943,15 @@
           <w:ilvl w:val="0"/>
           <w:numId w:val="20"/>
         </w:numPr>
-        <w:rPr>
-          <w:color w:val="70AD47" w:themeColor="accent6"/>
-        </w:rPr>
-      </w:pPr>
-      <w:r>
-        <w:rPr>
-          <w:color w:val="70AD47" w:themeColor="accent6"/>
-        </w:rPr>
+      </w:pPr>
+      <w:r>
         <w:lastRenderedPageBreak/>
         <w:t>Research and critical review of existing mobile usability heuristics</w:t>
       </w:r>
       <w:r>
-        <w:rPr>
-          <w:color w:val="70AD47" w:themeColor="accent6"/>
-        </w:rPr>
         <w:t xml:space="preserve"> with practical examples of open to use applications</w:t>
       </w:r>
       <w:r>
-        <w:rPr>
-          <w:color w:val="70AD47" w:themeColor="accent6"/>
-        </w:rPr>
         <w:t>.</w:t>
       </w:r>
     </w:p>
@@ -3584,14 +2962,8 @@
           <w:ilvl w:val="0"/>
           <w:numId w:val="20"/>
         </w:numPr>
-        <w:rPr>
-          <w:color w:val="70AD47" w:themeColor="accent6"/>
-        </w:rPr>
-      </w:pPr>
-      <w:r>
-        <w:rPr>
-          <w:color w:val="70AD47" w:themeColor="accent6"/>
-        </w:rPr>
+      </w:pPr>
+      <w:r>
         <w:t>Design and development of a prototype multifunctional fitness app integrating multiple tools.</w:t>
       </w:r>
     </w:p>
@@ -3602,20 +2974,11 @@
           <w:ilvl w:val="0"/>
           <w:numId w:val="20"/>
         </w:numPr>
-        <w:rPr>
-          <w:color w:val="70AD47" w:themeColor="accent6"/>
-        </w:rPr>
-      </w:pPr>
-      <w:r>
-        <w:rPr>
-          <w:color w:val="70AD47" w:themeColor="accent6"/>
-        </w:rPr>
+      </w:pPr>
+      <w:r>
         <w:t>Analysis of chosen, common heuristics</w:t>
       </w:r>
       <w:r>
-        <w:rPr>
-          <w:color w:val="70AD47" w:themeColor="accent6"/>
-        </w:rPr>
         <w:t xml:space="preserve"> and user-based testing using a small, achievable sample size.</w:t>
       </w:r>
     </w:p>
@@ -3626,23 +2989,14 @@
           <w:ilvl w:val="0"/>
           <w:numId w:val="20"/>
         </w:numPr>
-        <w:rPr>
-          <w:color w:val="70AD47" w:themeColor="accent6"/>
-        </w:rPr>
-      </w:pPr>
-      <w:r>
-        <w:rPr>
-          <w:color w:val="70AD47" w:themeColor="accent6"/>
-        </w:rPr>
+      </w:pPr>
+      <w:r>
         <w:t>Evaluation of findings in relation to relevance of established heuristic principles.</w:t>
       </w:r>
     </w:p>
     <w:p>
       <w:pPr>
         <w:pStyle w:val="ListParagraph"/>
-        <w:rPr>
-          <w:color w:val="70AD47" w:themeColor="accent6"/>
-        </w:rPr>
       </w:pPr>
     </w:p>
     <w:p>
@@ -3650,20 +3004,15 @@
         <w:rPr>
           <w:b/>
           <w:bCs/>
-          <w:color w:val="70AD47" w:themeColor="accent6"/>
-        </w:rPr>
-      </w:pPr>
-      <w:r>
-        <w:rPr>
-          <w:color w:val="70AD47" w:themeColor="accent6"/>
-        </w:rPr>
+        </w:rPr>
+      </w:pPr>
+      <w:r>
         <w:t xml:space="preserve">The scope </w:t>
       </w:r>
       <w:r>
         <w:rPr>
           <w:b/>
           <w:bCs/>
-          <w:color w:val="70AD47" w:themeColor="accent6"/>
         </w:rPr>
         <w:t>Excludes:</w:t>
       </w:r>
@@ -3675,14 +3024,8 @@
           <w:ilvl w:val="0"/>
           <w:numId w:val="22"/>
         </w:numPr>
-        <w:rPr>
-          <w:color w:val="70AD47" w:themeColor="accent6"/>
-        </w:rPr>
-      </w:pPr>
-      <w:r>
-        <w:rPr>
-          <w:color w:val="70AD47" w:themeColor="accent6"/>
-        </w:rPr>
+      </w:pPr>
+      <w:r>
         <w:t>Large-scale deployment or fully realised commercial release.</w:t>
       </w:r>
     </w:p>
@@ -3693,14 +3036,8 @@
           <w:ilvl w:val="0"/>
           <w:numId w:val="22"/>
         </w:numPr>
-        <w:rPr>
-          <w:color w:val="70AD47" w:themeColor="accent6"/>
-        </w:rPr>
-      </w:pPr>
-      <w:r>
-        <w:rPr>
-          <w:color w:val="70AD47" w:themeColor="accent6"/>
-        </w:rPr>
+      </w:pPr>
+      <w:r>
         <w:t>Backend data synchronisation, cloud services or server-side development.</w:t>
       </w:r>
     </w:p>
@@ -3711,14 +3048,8 @@
           <w:ilvl w:val="0"/>
           <w:numId w:val="22"/>
         </w:numPr>
-        <w:rPr>
-          <w:color w:val="70AD47" w:themeColor="accent6"/>
-        </w:rPr>
-      </w:pPr>
-      <w:r>
-        <w:rPr>
-          <w:color w:val="70AD47" w:themeColor="accent6"/>
-        </w:rPr>
+      </w:pPr>
+      <w:r>
         <w:t>Full-scale longitudinal user study.</w:t>
       </w:r>
     </w:p>
@@ -3749,7 +3080,6 @@
         <w:ind w:left="360"/>
         <w:rPr>
           <w:rFonts w:asciiTheme="minorHAnsi" w:hAnsiTheme="minorHAnsi" w:cstheme="minorHAnsi"/>
-          <w:color w:val="70AD47" w:themeColor="accent6"/>
           <w:sz w:val="22"/>
           <w:szCs w:val="22"/>
         </w:rPr>
@@ -3758,7 +3088,6 @@
       <w:r>
         <w:rPr>
           <w:rFonts w:asciiTheme="minorHAnsi" w:hAnsiTheme="minorHAnsi" w:cstheme="minorHAnsi"/>
-          <w:color w:val="70AD47" w:themeColor="accent6"/>
           <w:sz w:val="22"/>
           <w:szCs w:val="22"/>
         </w:rPr>
@@ -3768,7 +3097,6 @@
       <w:r>
         <w:rPr>
           <w:rFonts w:asciiTheme="minorHAnsi" w:hAnsiTheme="minorHAnsi" w:cstheme="minorHAnsi"/>
-          <w:color w:val="70AD47" w:themeColor="accent6"/>
           <w:sz w:val="22"/>
           <w:szCs w:val="22"/>
         </w:rPr>
@@ -3781,7 +3109,6 @@
         <w:ind w:left="360"/>
         <w:rPr>
           <w:rFonts w:asciiTheme="minorHAnsi" w:hAnsiTheme="minorHAnsi" w:cstheme="minorHAnsi"/>
-          <w:color w:val="70AD47" w:themeColor="accent6"/>
           <w:sz w:val="22"/>
           <w:szCs w:val="22"/>
         </w:rPr>
@@ -3793,7 +3120,6 @@
         <w:ind w:left="360"/>
         <w:rPr>
           <w:rFonts w:asciiTheme="minorHAnsi" w:hAnsiTheme="minorHAnsi" w:cstheme="minorHAnsi"/>
-          <w:color w:val="70AD47" w:themeColor="accent6"/>
           <w:sz w:val="22"/>
           <w:szCs w:val="22"/>
         </w:rPr>
@@ -3801,7 +3127,6 @@
       <w:r>
         <w:rPr>
           <w:rFonts w:asciiTheme="minorHAnsi" w:hAnsiTheme="minorHAnsi" w:cstheme="minorHAnsi"/>
-          <w:color w:val="70AD47" w:themeColor="accent6"/>
           <w:sz w:val="22"/>
           <w:szCs w:val="22"/>
         </w:rPr>
@@ -3817,7 +3142,6 @@
         </w:numPr>
         <w:rPr>
           <w:rFonts w:asciiTheme="minorHAnsi" w:hAnsiTheme="minorHAnsi" w:cstheme="minorHAnsi"/>
-          <w:color w:val="70AD47" w:themeColor="accent6"/>
           <w:sz w:val="22"/>
           <w:szCs w:val="22"/>
         </w:rPr>
@@ -3825,7 +3149,6 @@
       <w:r>
         <w:rPr>
           <w:rFonts w:asciiTheme="minorHAnsi" w:hAnsiTheme="minorHAnsi" w:cstheme="minorHAnsi"/>
-          <w:color w:val="70AD47" w:themeColor="accent6"/>
           <w:sz w:val="22"/>
           <w:szCs w:val="22"/>
         </w:rPr>
@@ -3838,7 +3161,6 @@
         <w:ind w:left="1080"/>
         <w:rPr>
           <w:rFonts w:asciiTheme="minorHAnsi" w:hAnsiTheme="minorHAnsi" w:cstheme="minorHAnsi"/>
-          <w:color w:val="70AD47" w:themeColor="accent6"/>
           <w:sz w:val="22"/>
           <w:szCs w:val="22"/>
         </w:rPr>
@@ -3853,7 +3175,6 @@
         </w:numPr>
         <w:rPr>
           <w:rFonts w:asciiTheme="minorHAnsi" w:hAnsiTheme="minorHAnsi" w:cstheme="minorHAnsi"/>
-          <w:color w:val="70AD47" w:themeColor="accent6"/>
           <w:sz w:val="22"/>
           <w:szCs w:val="22"/>
         </w:rPr>
@@ -3861,30 +3182,22 @@
       <w:r>
         <w:rPr>
           <w:rFonts w:asciiTheme="minorHAnsi" w:hAnsiTheme="minorHAnsi" w:cstheme="minorHAnsi"/>
-          <w:color w:val="70AD47" w:themeColor="accent6"/>
           <w:sz w:val="22"/>
           <w:szCs w:val="22"/>
         </w:rPr>
-        <w:t xml:space="preserve">A functioning </w:t>
-      </w:r>
-      <w:r>
+        <w:t>A functioning mobile application that combines several gym-related elements (such as a workout tracker, rest timer, and note-taking capabilities). For empirical usability testing, the prototype will act as a controlled setting.</w:t>
+      </w:r>
+    </w:p>
+    <w:p>
+      <w:pPr>
+        <w:pStyle w:val="NormalWeb"/>
+        <w:ind w:left="1080"/>
         <w:rPr>
           <w:rFonts w:asciiTheme="minorHAnsi" w:hAnsiTheme="minorHAnsi" w:cstheme="minorHAnsi"/>
-          <w:color w:val="70AD47" w:themeColor="accent6"/>
           <w:sz w:val="22"/>
           <w:szCs w:val="22"/>
         </w:rPr>
-        <w:t>mobile</w:t>
-      </w:r>
-      <w:r>
-        <w:rPr>
-          <w:rFonts w:asciiTheme="minorHAnsi" w:hAnsiTheme="minorHAnsi" w:cstheme="minorHAnsi"/>
-          <w:color w:val="70AD47" w:themeColor="accent6"/>
-          <w:sz w:val="22"/>
-          <w:szCs w:val="22"/>
-        </w:rPr>
-        <w:t xml:space="preserve"> application that combines several gym-related elements (such as a workout tracker, rest timer, and note-taking capabilities). For empirical usability testing, the prototype will act as a controlled setting.</w:t>
-      </w:r>
+      </w:pPr>
     </w:p>
     <w:p>
       <w:pPr>
@@ -3892,19 +3205,6 @@
         <w:ind w:left="1080"/>
         <w:rPr>
           <w:rFonts w:asciiTheme="minorHAnsi" w:hAnsiTheme="minorHAnsi" w:cstheme="minorHAnsi"/>
-          <w:color w:val="70AD47" w:themeColor="accent6"/>
-          <w:sz w:val="22"/>
-          <w:szCs w:val="22"/>
-        </w:rPr>
-      </w:pPr>
-    </w:p>
-    <w:p>
-      <w:pPr>
-        <w:pStyle w:val="NormalWeb"/>
-        <w:ind w:left="1080"/>
-        <w:rPr>
-          <w:rFonts w:asciiTheme="minorHAnsi" w:hAnsiTheme="minorHAnsi" w:cstheme="minorHAnsi"/>
-          <w:color w:val="70AD47" w:themeColor="accent6"/>
           <w:sz w:val="22"/>
           <w:szCs w:val="22"/>
         </w:rPr>
@@ -3919,7 +3219,6 @@
         </w:numPr>
         <w:rPr>
           <w:rFonts w:asciiTheme="minorHAnsi" w:hAnsiTheme="minorHAnsi" w:cstheme="minorHAnsi"/>
-          <w:color w:val="70AD47" w:themeColor="accent6"/>
           <w:sz w:val="22"/>
           <w:szCs w:val="22"/>
         </w:rPr>
@@ -3927,7 +3226,6 @@
       <w:r>
         <w:rPr>
           <w:rFonts w:asciiTheme="minorHAnsi" w:hAnsiTheme="minorHAnsi" w:cstheme="minorHAnsi"/>
-          <w:color w:val="70AD47" w:themeColor="accent6"/>
           <w:sz w:val="22"/>
           <w:szCs w:val="22"/>
         </w:rPr>
@@ -3940,7 +3238,6 @@
         <w:ind w:left="1080"/>
         <w:rPr>
           <w:rFonts w:asciiTheme="minorHAnsi" w:hAnsiTheme="minorHAnsi" w:cstheme="minorHAnsi"/>
-          <w:color w:val="70AD47" w:themeColor="accent6"/>
           <w:sz w:val="22"/>
           <w:szCs w:val="22"/>
         </w:rPr>
@@ -3955,7 +3252,6 @@
         </w:numPr>
         <w:rPr>
           <w:rFonts w:asciiTheme="minorHAnsi" w:hAnsiTheme="minorHAnsi" w:cstheme="minorHAnsi"/>
-          <w:color w:val="70AD47" w:themeColor="accent6"/>
           <w:sz w:val="22"/>
           <w:szCs w:val="22"/>
         </w:rPr>
@@ -3963,7 +3259,6 @@
       <w:r>
         <w:rPr>
           <w:rFonts w:asciiTheme="minorHAnsi" w:hAnsiTheme="minorHAnsi" w:cstheme="minorHAnsi"/>
-          <w:color w:val="70AD47" w:themeColor="accent6"/>
           <w:sz w:val="22"/>
           <w:szCs w:val="22"/>
         </w:rPr>
@@ -3976,7 +3271,6 @@
         <w:pStyle w:val="NormalWeb"/>
         <w:rPr>
           <w:rFonts w:asciiTheme="minorHAnsi" w:hAnsiTheme="minorHAnsi" w:cstheme="minorHAnsi"/>
-          <w:color w:val="70AD47" w:themeColor="accent6"/>
           <w:sz w:val="22"/>
           <w:szCs w:val="22"/>
         </w:rPr>
@@ -3991,7 +3285,6 @@
         </w:numPr>
         <w:rPr>
           <w:rFonts w:asciiTheme="minorHAnsi" w:hAnsiTheme="minorHAnsi" w:cstheme="minorHAnsi"/>
-          <w:color w:val="70AD47" w:themeColor="accent6"/>
           <w:sz w:val="22"/>
           <w:szCs w:val="22"/>
         </w:rPr>
@@ -3999,29 +3292,93 @@
       <w:r>
         <w:rPr>
           <w:rFonts w:asciiTheme="minorHAnsi" w:hAnsiTheme="minorHAnsi" w:cstheme="minorHAnsi"/>
-          <w:color w:val="70AD47" w:themeColor="accent6"/>
           <w:sz w:val="20"/>
           <w:szCs w:val="20"/>
         </w:rPr>
         <w:br/>
       </w:r>
       <w:r>
+        <w:rPr>
+          <w:rFonts w:asciiTheme="minorHAnsi" w:hAnsiTheme="minorHAnsi" w:cstheme="minorHAnsi"/>
+          <w:sz w:val="22"/>
+          <w:szCs w:val="22"/>
+        </w:rPr>
+        <w:t>Project documentation: Supporting artefacts that show the development process, evaluation techniques, and logic behind design choices, such as test protocols, design mock-ups, and analytical materials. Though this will likely be a part of the study report.</w:t>
+      </w:r>
+      <w:r>
+        <w:rPr>
+          <w:rFonts w:asciiTheme="minorHAnsi" w:hAnsiTheme="minorHAnsi" w:cstheme="minorHAnsi"/>
+          <w:sz w:val="22"/>
+          <w:szCs w:val="22"/>
+        </w:rPr>
+        <w:br/>
+      </w:r>
+    </w:p>
+    <w:p>
+      <w:pPr>
+        <w:pStyle w:val="NormalWeb"/>
+        <w:rPr>
+          <w:rFonts w:asciiTheme="minorHAnsi" w:hAnsiTheme="minorHAnsi" w:cstheme="minorHAnsi"/>
+          <w:sz w:val="22"/>
+          <w:szCs w:val="22"/>
+        </w:rPr>
+      </w:pPr>
+      <w:r>
+        <w:rPr>
+          <w:rFonts w:asciiTheme="minorHAnsi" w:hAnsiTheme="minorHAnsi" w:cstheme="minorHAnsi"/>
+          <w:sz w:val="22"/>
+          <w:szCs w:val="22"/>
+        </w:rPr>
+        <w:t>These deliverables will show whether current usability criteria are still applicable or need to be modified for modern multifunctional mobile contexts. They will also offer theoretical insight and practical validation</w:t>
+      </w:r>
+    </w:p>
+    <w:p>
+      <w:pPr>
+        <w:pStyle w:val="NormalWeb"/>
         <w:rPr>
           <w:rFonts w:asciiTheme="minorHAnsi" w:hAnsiTheme="minorHAnsi" w:cstheme="minorHAnsi"/>
           <w:color w:val="70AD47" w:themeColor="accent6"/>
           <w:sz w:val="22"/>
           <w:szCs w:val="22"/>
         </w:rPr>
-        <w:t>Project documentation: Supporting artefacts that show the development process, evaluation techniques, and logic behind design choices, such as test protocols, design mock-ups, and analytical materials. Though this will likely be a part of the study report.</w:t>
-      </w:r>
-      <w:r>
+      </w:pPr>
+    </w:p>
+    <w:p>
+      <w:pPr>
+        <w:pStyle w:val="Heading2"/>
+      </w:pPr>
+      <w:bookmarkStart w:id="5" w:name="_Toc144892526"/>
+      <w:r>
+        <w:t>Constraints</w:t>
+      </w:r>
+      <w:bookmarkEnd w:id="5"/>
+    </w:p>
+    <w:p>
+      <w:pPr>
+        <w:pStyle w:val="NormalWeb"/>
         <w:rPr>
           <w:rFonts w:asciiTheme="minorHAnsi" w:hAnsiTheme="minorHAnsi" w:cstheme="minorHAnsi"/>
-          <w:color w:val="70AD47" w:themeColor="accent6"/>
-          <w:sz w:val="22"/>
-          <w:szCs w:val="22"/>
-        </w:rPr>
-        <w:br/>
+        </w:rPr>
+      </w:pPr>
+      <w:r>
+        <w:rPr>
+          <w:rFonts w:asciiTheme="minorHAnsi" w:hAnsiTheme="minorHAnsi" w:cstheme="minorHAnsi"/>
+        </w:rPr>
+        <w:t>The project will work under </w:t>
+      </w:r>
+      <w:proofErr w:type="gramStart"/>
+      <w:r>
+        <w:rPr>
+          <w:rFonts w:asciiTheme="minorHAnsi" w:hAnsiTheme="minorHAnsi" w:cstheme="minorHAnsi"/>
+        </w:rPr>
+        <w:t>a number of</w:t>
+      </w:r>
+      <w:proofErr w:type="gramEnd"/>
+      <w:r>
+        <w:rPr>
+          <w:rFonts w:asciiTheme="minorHAnsi" w:hAnsiTheme="minorHAnsi" w:cstheme="minorHAnsi"/>
+        </w:rPr>
+        <w:t xml:space="preserve"> technical and practical limitations that could affect how it develops and is evaluated. </w:t>
       </w:r>
     </w:p>
     <w:p>
@@ -4029,80 +3386,6 @@
         <w:pStyle w:val="NormalWeb"/>
         <w:rPr>
           <w:rFonts w:asciiTheme="minorHAnsi" w:hAnsiTheme="minorHAnsi" w:cstheme="minorHAnsi"/>
-          <w:color w:val="70AD47" w:themeColor="accent6"/>
-          <w:sz w:val="22"/>
-          <w:szCs w:val="22"/>
-        </w:rPr>
-      </w:pPr>
-      <w:r>
-        <w:rPr>
-          <w:rFonts w:asciiTheme="minorHAnsi" w:hAnsiTheme="minorHAnsi" w:cstheme="minorHAnsi"/>
-          <w:color w:val="70AD47" w:themeColor="accent6"/>
-          <w:sz w:val="22"/>
-          <w:szCs w:val="22"/>
-        </w:rPr>
-        <w:t>These deliverables will show whether current usability criteria are still applicable or need to be modified for modern multifunctional mobile contexts. They will also offer theoretical insight and practical validation</w:t>
-      </w:r>
-    </w:p>
-    <w:p>
-      <w:pPr>
-        <w:pStyle w:val="NormalWeb"/>
-        <w:rPr>
-          <w:rFonts w:asciiTheme="minorHAnsi" w:hAnsiTheme="minorHAnsi" w:cstheme="minorHAnsi"/>
-          <w:color w:val="70AD47" w:themeColor="accent6"/>
-          <w:sz w:val="22"/>
-          <w:szCs w:val="22"/>
-        </w:rPr>
-      </w:pPr>
-    </w:p>
-    <w:p>
-      <w:pPr>
-        <w:pStyle w:val="Heading2"/>
-      </w:pPr>
-      <w:bookmarkStart w:id="5" w:name="_Toc144892526"/>
-      <w:r>
-        <w:t>Constraints</w:t>
-      </w:r>
-      <w:bookmarkEnd w:id="5"/>
-    </w:p>
-    <w:p>
-      <w:pPr>
-        <w:pStyle w:val="NormalWeb"/>
-        <w:rPr>
-          <w:rFonts w:asciiTheme="minorHAnsi" w:hAnsiTheme="minorHAnsi" w:cstheme="minorHAnsi"/>
-          <w:color w:val="70AD47" w:themeColor="accent6"/>
-        </w:rPr>
-      </w:pPr>
-      <w:r>
-        <w:rPr>
-          <w:rFonts w:asciiTheme="minorHAnsi" w:hAnsiTheme="minorHAnsi" w:cstheme="minorHAnsi"/>
-          <w:color w:val="70AD47" w:themeColor="accent6"/>
-        </w:rPr>
-        <w:t>The project will work under </w:t>
-      </w:r>
-      <w:proofErr w:type="gramStart"/>
-      <w:r>
-        <w:rPr>
-          <w:rFonts w:asciiTheme="minorHAnsi" w:hAnsiTheme="minorHAnsi" w:cstheme="minorHAnsi"/>
-          <w:color w:val="70AD47" w:themeColor="accent6"/>
-        </w:rPr>
-        <w:t>a number of</w:t>
-      </w:r>
-      <w:proofErr w:type="gramEnd"/>
-      <w:r>
-        <w:rPr>
-          <w:rFonts w:asciiTheme="minorHAnsi" w:hAnsiTheme="minorHAnsi" w:cstheme="minorHAnsi"/>
-          <w:color w:val="70AD47" w:themeColor="accent6"/>
-        </w:rPr>
-        <w:t xml:space="preserve"> technical and practical limitations that could affect how it develops and is evaluated. </w:t>
-      </w:r>
-    </w:p>
-    <w:p>
-      <w:pPr>
-        <w:pStyle w:val="NormalWeb"/>
-        <w:rPr>
-          <w:rFonts w:asciiTheme="minorHAnsi" w:hAnsiTheme="minorHAnsi" w:cstheme="minorHAnsi"/>
-          <w:color w:val="70AD47" w:themeColor="accent6"/>
         </w:rPr>
       </w:pPr>
     </w:p>
@@ -4115,13 +3398,11 @@
         </w:numPr>
         <w:rPr>
           <w:rFonts w:asciiTheme="minorHAnsi" w:hAnsiTheme="minorHAnsi" w:cstheme="minorHAnsi"/>
-          <w:color w:val="70AD47" w:themeColor="accent6"/>
         </w:rPr>
       </w:pPr>
       <w:r>
         <w:rPr>
           <w:rFonts w:asciiTheme="minorHAnsi" w:hAnsiTheme="minorHAnsi" w:cstheme="minorHAnsi"/>
-          <w:color w:val="70AD47" w:themeColor="accent6"/>
         </w:rPr>
         <w:t>Platform Limitation: Because of time constraints, development experience, and available resources, development will likely be limited to the Android operating system. Implementing cross-platform software (like iOS) is outside the present project scope due to a lack of apple hardware.</w:t>
       </w:r>
@@ -4132,7 +3413,6 @@
         <w:ind w:left="720"/>
         <w:rPr>
           <w:rFonts w:asciiTheme="minorHAnsi" w:hAnsiTheme="minorHAnsi" w:cstheme="minorHAnsi"/>
-          <w:color w:val="70AD47" w:themeColor="accent6"/>
         </w:rPr>
       </w:pPr>
     </w:p>
@@ -4145,51 +3425,20 @@
         </w:numPr>
         <w:rPr>
           <w:rFonts w:asciiTheme="minorHAnsi" w:hAnsiTheme="minorHAnsi" w:cstheme="minorHAnsi"/>
-          <w:color w:val="70AD47" w:themeColor="accent6"/>
         </w:rPr>
       </w:pPr>
       <w:r>
         <w:rPr>
           <w:rFonts w:asciiTheme="minorHAnsi" w:hAnsiTheme="minorHAnsi" w:cstheme="minorHAnsi"/>
-          <w:color w:val="70AD47" w:themeColor="accent6"/>
-        </w:rPr>
-        <w:t>Time and Resource Restrictions: The project needs to be finished by the honours </w:t>
-      </w:r>
-      <w:r>
+        </w:rPr>
+        <w:t>Time and Resource Restrictions: The project needs to be finished by the honours       stage module's academic deadline. This restricts the possibility of conducting extensive testing, creating intricate              features, or recruiting a big number of users.</w:t>
+      </w:r>
+    </w:p>
+    <w:p>
+      <w:pPr>
+        <w:pStyle w:val="NormalWeb"/>
         <w:rPr>
           <w:rFonts w:asciiTheme="minorHAnsi" w:hAnsiTheme="minorHAnsi" w:cstheme="minorHAnsi"/>
-          <w:color w:val="70AD47" w:themeColor="accent6"/>
-        </w:rPr>
-        <w:t xml:space="preserve">      </w:t>
-      </w:r>
-      <w:r>
-        <w:rPr>
-          <w:rFonts w:asciiTheme="minorHAnsi" w:hAnsiTheme="minorHAnsi" w:cstheme="minorHAnsi"/>
-          <w:color w:val="70AD47" w:themeColor="accent6"/>
-        </w:rPr>
-        <w:t>stage module's academic deadline. This restricts the possibility of conducting extensive testing, creating intricate </w:t>
-      </w:r>
-      <w:r>
-        <w:rPr>
-          <w:rFonts w:asciiTheme="minorHAnsi" w:hAnsiTheme="minorHAnsi" w:cstheme="minorHAnsi"/>
-          <w:color w:val="70AD47" w:themeColor="accent6"/>
-        </w:rPr>
-        <w:t xml:space="preserve">             features</w:t>
-      </w:r>
-      <w:r>
-        <w:rPr>
-          <w:rFonts w:asciiTheme="minorHAnsi" w:hAnsiTheme="minorHAnsi" w:cstheme="minorHAnsi"/>
-          <w:color w:val="70AD47" w:themeColor="accent6"/>
-        </w:rPr>
-        <w:t>, or recruiting a big number of users.</w:t>
-      </w:r>
-    </w:p>
-    <w:p>
-      <w:pPr>
-        <w:pStyle w:val="NormalWeb"/>
-        <w:rPr>
-          <w:rFonts w:asciiTheme="minorHAnsi" w:hAnsiTheme="minorHAnsi" w:cstheme="minorHAnsi"/>
-          <w:color w:val="70AD47" w:themeColor="accent6"/>
         </w:rPr>
       </w:pPr>
     </w:p>
@@ -4207,7 +3456,6 @@
       <w:r>
         <w:rPr>
           <w:rFonts w:asciiTheme="minorHAnsi" w:hAnsiTheme="minorHAnsi" w:cstheme="minorHAnsi"/>
-          <w:color w:val="70AD47" w:themeColor="accent6"/>
         </w:rPr>
         <w:t>Evaluation Restrictions: A limited user group will participate in usability </w:t>
       </w:r>
@@ -4215,31 +3463,15 @@
       <w:r>
         <w:rPr>
           <w:rFonts w:asciiTheme="minorHAnsi" w:hAnsiTheme="minorHAnsi" w:cstheme="minorHAnsi"/>
-          <w:color w:val="70AD47" w:themeColor="accent6"/>
-        </w:rPr>
-        <w:t>testing, </w:t>
-      </w:r>
+        </w:rPr>
+        <w:t xml:space="preserve">testing,   </w:t>
+      </w:r>
+      <w:proofErr w:type="gramEnd"/>
       <w:r>
         <w:rPr>
           <w:rFonts w:asciiTheme="minorHAnsi" w:hAnsiTheme="minorHAnsi" w:cstheme="minorHAnsi"/>
-          <w:color w:val="70AD47" w:themeColor="accent6"/>
-        </w:rPr>
-        <w:t xml:space="preserve">  </w:t>
-      </w:r>
-      <w:proofErr w:type="gramEnd"/>
-      <w:r>
-        <w:rPr>
-          <w:rFonts w:asciiTheme="minorHAnsi" w:hAnsiTheme="minorHAnsi" w:cstheme="minorHAnsi"/>
-          <w:color w:val="70AD47" w:themeColor="accent6"/>
-        </w:rPr>
-        <w:t xml:space="preserve">     </w:t>
-      </w:r>
-      <w:r>
-        <w:rPr>
-          <w:rFonts w:asciiTheme="minorHAnsi" w:hAnsiTheme="minorHAnsi" w:cstheme="minorHAnsi"/>
-          <w:color w:val="70AD47" w:themeColor="accent6"/>
-        </w:rPr>
-        <w:t>which will emphasise both qualitative and quantitative task-based assessment. This may limit the conclusions' statistical generalisability, but it will still offer valuable information about the applicability of the heuristic.</w:t>
+        </w:rPr>
+        <w:t xml:space="preserve">     which will emphasise both qualitative and quantitative task-based assessment. This may limit the conclusions' statistical generalisability, but it will still offer valuable information about the applicability of the heuristic.</w:t>
       </w:r>
     </w:p>
     <w:p>
@@ -4281,24 +3513,9 @@
       <w:r>
         <w:rPr>
           <w:rFonts w:asciiTheme="minorHAnsi" w:hAnsiTheme="minorHAnsi" w:cstheme="minorHAnsi"/>
-          <w:color w:val="70AD47" w:themeColor="accent6"/>
         </w:rPr>
         <w:lastRenderedPageBreak/>
-        <w:t xml:space="preserve">Logistical and Ethical Restrictions: All user testing will need voluntary involvement and ethical permission. As a result, </w:t>
-      </w:r>
-      <w:r>
-        <w:rPr>
-          <w:rFonts w:asciiTheme="minorHAnsi" w:hAnsiTheme="minorHAnsi" w:cstheme="minorHAnsi"/>
-          <w:color w:val="70AD47" w:themeColor="accent6"/>
-        </w:rPr>
-        <w:t xml:space="preserve">this may again contribute as to why </w:t>
-      </w:r>
-      <w:r>
-        <w:rPr>
-          <w:rFonts w:asciiTheme="minorHAnsi" w:hAnsiTheme="minorHAnsi" w:cstheme="minorHAnsi"/>
-          <w:color w:val="70AD47" w:themeColor="accent6"/>
-        </w:rPr>
-        <w:t>there might not be as many people available or diverse.</w:t>
+        <w:t>Logistical and Ethical Restrictions: All user testing will need voluntary involvement and ethical permission. As a result, this may again contribute as to why there might not be as many people available or diverse.</w:t>
       </w:r>
     </w:p>
     <w:p>
@@ -4324,7 +3541,6 @@
       <w:r>
         <w:rPr>
           <w:rFonts w:asciiTheme="minorHAnsi" w:hAnsiTheme="minorHAnsi" w:cstheme="minorHAnsi"/>
-          <w:color w:val="70AD47" w:themeColor="accent6"/>
         </w:rPr>
         <w:t>Financial limitations: This study is being done with a very small budget, paid services or subscriptions will likely be out of the question, this may impact quality of product/data.</w:t>
       </w:r>
@@ -4351,14 +3567,12 @@
       <w:r>
         <w:rPr>
           <w:rFonts w:asciiTheme="minorHAnsi" w:hAnsiTheme="minorHAnsi" w:cstheme="minorHAnsi"/>
-          <w:color w:val="70AD47" w:themeColor="accent6"/>
         </w:rPr>
         <w:t xml:space="preserve">Power of conclusion limitations: All these restrictions may mean that ultimately the resources available cannot answer the </w:t>
       </w:r>
       <w:r>
         <w:rPr>
           <w:rFonts w:asciiTheme="minorHAnsi" w:hAnsiTheme="minorHAnsi" w:cstheme="minorHAnsi"/>
-          <w:color w:val="70AD47" w:themeColor="accent6"/>
         </w:rPr>
         <w:t>question raised beyond a shadow of a doubt. This may impact the reliability of data gathered or the credibility of the entire document.</w:t>
       </w:r>
@@ -4368,7 +3582,6 @@
         <w:pStyle w:val="NormalWeb"/>
         <w:rPr>
           <w:rFonts w:asciiTheme="minorHAnsi" w:hAnsiTheme="minorHAnsi" w:cstheme="minorHAnsi"/>
-          <w:color w:val="70AD47" w:themeColor="accent6"/>
           <w:sz w:val="22"/>
           <w:szCs w:val="22"/>
         </w:rPr>
@@ -4376,7 +3589,6 @@
       <w:r>
         <w:rPr>
           <w:rFonts w:asciiTheme="minorHAnsi" w:hAnsiTheme="minorHAnsi" w:cstheme="minorHAnsi"/>
-          <w:color w:val="70AD47" w:themeColor="accent6"/>
           <w:sz w:val="22"/>
           <w:szCs w:val="22"/>
         </w:rPr>
@@ -4386,7 +3598,6 @@
       <w:r>
         <w:rPr>
           <w:rFonts w:asciiTheme="minorHAnsi" w:hAnsiTheme="minorHAnsi" w:cstheme="minorHAnsi"/>
-          <w:color w:val="70AD47" w:themeColor="accent6"/>
           <w:sz w:val="22"/>
           <w:szCs w:val="22"/>
         </w:rPr>
@@ -4396,7 +3607,6 @@
       <w:r>
         <w:rPr>
           <w:rFonts w:asciiTheme="minorHAnsi" w:hAnsiTheme="minorHAnsi" w:cstheme="minorHAnsi"/>
-          <w:color w:val="70AD47" w:themeColor="accent6"/>
           <w:sz w:val="22"/>
           <w:szCs w:val="22"/>
         </w:rPr>
@@ -4420,14 +3630,12 @@
         <w:spacing w:after="0" w:line="240" w:lineRule="auto"/>
         <w:rPr>
           <w:rFonts w:eastAsia="Times New Roman" w:cstheme="minorHAnsi"/>
-          <w:color w:val="70AD47" w:themeColor="accent6"/>
           <w:lang w:eastAsia="en-GB"/>
         </w:rPr>
       </w:pPr>
       <w:r>
         <w:rPr>
           <w:rFonts w:eastAsia="Times New Roman" w:cstheme="minorHAnsi"/>
-          <w:color w:val="70AD47" w:themeColor="accent6"/>
           <w:lang w:eastAsia="en-GB"/>
         </w:rPr>
         <w:t>The planning and effective completion of this project are predicated on several assumptions:</w:t>
@@ -4438,7 +3646,6 @@
         <w:spacing w:after="0" w:line="240" w:lineRule="auto"/>
         <w:rPr>
           <w:rFonts w:eastAsia="Times New Roman" w:cstheme="minorHAnsi"/>
-          <w:color w:val="70AD47" w:themeColor="accent6"/>
           <w:lang w:eastAsia="en-GB"/>
         </w:rPr>
       </w:pPr>
@@ -4453,14 +3660,12 @@
         <w:spacing w:after="0" w:line="240" w:lineRule="auto"/>
         <w:rPr>
           <w:rFonts w:eastAsia="Times New Roman" w:cstheme="minorHAnsi"/>
-          <w:color w:val="70AD47" w:themeColor="accent6"/>
           <w:lang w:eastAsia="en-GB"/>
         </w:rPr>
       </w:pPr>
       <w:r>
         <w:rPr>
           <w:rFonts w:eastAsia="Times New Roman" w:cstheme="minorHAnsi"/>
-          <w:color w:val="70AD47" w:themeColor="accent6"/>
           <w:lang w:eastAsia="en-GB"/>
         </w:rPr>
         <w:t>Validity of Current Heuristics: It is believed that well-known usability heuristic frameworks, like those put out by Nielsen and Gerhardt-Powals, still offer a reliable and pertinent starting point for evaluating contemporary mobile applications. In multifunctional app situations, this assumption enables a meaningful comparison between observed usability outcomes and conventional heuristic concepts.</w:t>
@@ -4472,7 +3677,6 @@
         <w:ind w:left="360"/>
         <w:rPr>
           <w:rFonts w:eastAsia="Times New Roman" w:cstheme="minorHAnsi"/>
-          <w:color w:val="70AD47" w:themeColor="accent6"/>
           <w:lang w:eastAsia="en-GB"/>
         </w:rPr>
       </w:pPr>
@@ -4487,14 +3691,12 @@
         <w:spacing w:after="0" w:line="240" w:lineRule="auto"/>
         <w:rPr>
           <w:rFonts w:eastAsia="Times New Roman" w:cstheme="minorHAnsi"/>
-          <w:color w:val="70AD47" w:themeColor="accent6"/>
           <w:lang w:eastAsia="en-GB"/>
         </w:rPr>
       </w:pPr>
       <w:r>
         <w:rPr>
           <w:rFonts w:eastAsia="Times New Roman" w:cstheme="minorHAnsi"/>
-          <w:color w:val="70AD47" w:themeColor="accent6"/>
           <w:lang w:eastAsia="en-GB"/>
         </w:rPr>
         <w:t>User Familiarity: Participants chosen for usability testing are presumed to have a rudimentary understanding of touchscreen interaction and mobile applications. This guarantees that usability issues found during testing are related to design elements rather than a deficiency in mobile device user experience.</w:t>
@@ -4505,7 +3707,6 @@
         <w:pStyle w:val="ListParagraph"/>
         <w:rPr>
           <w:rFonts w:eastAsia="Times New Roman" w:cstheme="minorHAnsi"/>
-          <w:color w:val="70AD47" w:themeColor="accent6"/>
           <w:lang w:eastAsia="en-GB"/>
         </w:rPr>
       </w:pPr>
@@ -4520,14 +3721,12 @@
         <w:spacing w:after="0" w:line="240" w:lineRule="auto"/>
         <w:rPr>
           <w:rFonts w:eastAsia="Times New Roman" w:cstheme="minorHAnsi"/>
-          <w:color w:val="70AD47" w:themeColor="accent6"/>
           <w:lang w:eastAsia="en-GB"/>
         </w:rPr>
       </w:pPr>
       <w:r>
         <w:rPr>
           <w:rFonts w:eastAsia="Times New Roman" w:cstheme="minorHAnsi"/>
-          <w:color w:val="70AD47" w:themeColor="accent6"/>
           <w:lang w:eastAsia="en-GB"/>
         </w:rPr>
         <w:t>Tool Reliability: Throughout the project, it is anticipated that development and testing and usability testing software will operate dependably and without experiencing major technical difficulties.</w:t>
@@ -4538,7 +3737,6 @@
         <w:pStyle w:val="ListParagraph"/>
         <w:rPr>
           <w:rFonts w:eastAsia="Times New Roman" w:cstheme="minorHAnsi"/>
-          <w:color w:val="70AD47" w:themeColor="accent6"/>
           <w:lang w:eastAsia="en-GB"/>
         </w:rPr>
       </w:pPr>
@@ -4553,14 +3751,12 @@
         <w:spacing w:after="0" w:line="240" w:lineRule="auto"/>
         <w:rPr>
           <w:rFonts w:eastAsia="Times New Roman" w:cstheme="minorHAnsi"/>
-          <w:color w:val="70AD47" w:themeColor="accent6"/>
           <w:lang w:eastAsia="en-GB"/>
         </w:rPr>
       </w:pPr>
       <w:r>
         <w:rPr>
           <w:rFonts w:eastAsia="Times New Roman" w:cstheme="minorHAnsi"/>
-          <w:color w:val="70AD47" w:themeColor="accent6"/>
           <w:lang w:eastAsia="en-GB"/>
         </w:rPr>
         <w:t>Availability of volunteers: It is anticipated that there will be enough volunteers available to finish usability testing sessions in the allotted period, and that ethical approval for such testing will be obtained quickly.</w:t>
@@ -4572,7 +3768,6 @@
         <w:spacing w:after="0" w:line="240" w:lineRule="auto"/>
         <w:rPr>
           <w:rFonts w:eastAsia="Times New Roman" w:cstheme="minorHAnsi"/>
-          <w:color w:val="70AD47" w:themeColor="accent6"/>
           <w:lang w:eastAsia="en-GB"/>
         </w:rPr>
       </w:pPr>
@@ -4583,7 +3778,6 @@
         <w:spacing w:after="0" w:line="240" w:lineRule="auto"/>
         <w:rPr>
           <w:rFonts w:eastAsia="Times New Roman" w:cstheme="minorHAnsi"/>
-          <w:color w:val="70AD47" w:themeColor="accent6"/>
           <w:lang w:eastAsia="en-GB"/>
         </w:rPr>
       </w:pPr>
@@ -4599,7 +3793,6 @@
       <w:r>
         <w:rPr>
           <w:rFonts w:eastAsia="Times New Roman" w:cstheme="minorHAnsi"/>
-          <w:color w:val="70AD47" w:themeColor="accent6"/>
           <w:lang w:eastAsia="en-GB"/>
         </w:rPr>
         <w:t>These presumptions give the project a solid basis and will be examined on a regular basis to make sure that any modifications to the situation are recognised and handled properly.</w:t>
@@ -4635,77 +3828,31 @@
       </w:r>
       <w:bookmarkEnd w:id="8"/>
     </w:p>
-    <w:p>
-      <w:pPr>
-        <w:rPr>
-          <w:color w:val="70AD47" w:themeColor="accent6"/>
-        </w:rPr>
-      </w:pPr>
-    </w:p>
-    <w:p>
-      <w:pPr>
-        <w:rPr>
-          <w:color w:val="70AD47" w:themeColor="accent6"/>
-        </w:rPr>
-      </w:pPr>
-      <w:r>
-        <w:rPr>
-          <w:color w:val="70AD47" w:themeColor="accent6"/>
-        </w:rPr>
+    <w:p/>
+    <w:p>
+      <w:r>
         <w:t>The project contributes to understanding how usability heuristics evolve alongside mobile technology trends. The findings could benefit UX designers, software engineers, and researchers by clarifying which established principles still hold value and where modern app design requires new considerations.</w:t>
       </w:r>
     </w:p>
-    <w:p>
-      <w:pPr>
-        <w:rPr>
-          <w:color w:val="70AD47" w:themeColor="accent6"/>
-        </w:rPr>
-      </w:pPr>
-    </w:p>
-    <w:p>
-      <w:pPr>
-        <w:rPr>
-          <w:color w:val="70AD47" w:themeColor="accent6"/>
-        </w:rPr>
-      </w:pPr>
-      <w:r>
-        <w:rPr>
-          <w:color w:val="70AD47" w:themeColor="accent6"/>
-        </w:rPr>
+    <w:p/>
+    <w:p>
+      <w:r>
         <w:t>Currently the efficiency and reliability of mobile heuristics is uncertain, developed at different time, they may prove not applicable or appropriate in the modern context. This project, if successful, should aid in this discussion</w:t>
       </w:r>
       <w:r>
-        <w:rPr>
-          <w:color w:val="70AD47" w:themeColor="accent6"/>
-        </w:rPr>
         <w:t xml:space="preserve">, deducing whether selected heuristic guidelines still apply. </w:t>
       </w:r>
       <w:r>
-        <w:rPr>
-          <w:color w:val="70AD47" w:themeColor="accent6"/>
-        </w:rPr>
         <w:t xml:space="preserve">If this question is answered, fresh or altered guidelines may be written, fixing/ modernising </w:t>
       </w:r>
       <w:r>
-        <w:rPr>
-          <w:color w:val="70AD47" w:themeColor="accent6"/>
-        </w:rPr>
         <w:t>those selected.</w:t>
       </w:r>
       <w:r>
-        <w:rPr>
-          <w:color w:val="70AD47" w:themeColor="accent6"/>
-        </w:rPr>
         <w:t xml:space="preserve"> </w:t>
       </w:r>
     </w:p>
-    <w:p>
-      <w:pPr>
-        <w:rPr>
-          <w:color w:val="70AD47" w:themeColor="accent6"/>
-        </w:rPr>
-      </w:pPr>
-    </w:p>
+    <w:p/>
     <w:p>
       <w:pPr>
         <w:pStyle w:val="Heading2"/>
@@ -4724,15 +3871,9 @@
       </w:pPr>
     </w:p>
     <w:p>
-      <w:pPr>
-        <w:rPr>
-          <w:color w:val="70AD47" w:themeColor="accent6"/>
-        </w:rPr>
-      </w:pPr>
       <w:r>
         <w:rPr>
           <w:bCs/>
-          <w:color w:val="70AD47" w:themeColor="accent6"/>
         </w:rPr>
         <w:t xml:space="preserve">The project will adopt a </w:t>
       </w:r>
@@ -4741,14 +3882,12 @@
           <w:b/>
           <w:i/>
           <w:iCs/>
-          <w:color w:val="70AD47" w:themeColor="accent6"/>
         </w:rPr>
         <w:t>hybrid methodological approach</w:t>
       </w:r>
       <w:r>
         <w:rPr>
           <w:bCs/>
-          <w:color w:val="70AD47" w:themeColor="accent6"/>
         </w:rPr>
         <w:t xml:space="preserve"> that combines structured planning and iterative engineering. At the macro level, the report/project will follow </w:t>
       </w:r>
@@ -4756,7 +3895,6 @@
         <w:rPr>
           <w:b/>
           <w:i/>
-          <w:color w:val="70AD47" w:themeColor="accent6"/>
         </w:rPr>
         <w:t>waterfall principles</w:t>
       </w:r>
@@ -4764,55 +3902,16 @@
         <w:rPr>
           <w:bCs/>
           <w:iCs/>
-          <w:color w:val="70AD47" w:themeColor="accent6"/>
         </w:rPr>
         <w:t xml:space="preserve"> due to the necessary chronological ordering of objectives.</w:t>
       </w:r>
       <w:r>
-        <w:t xml:space="preserve"> </w:t>
-      </w:r>
-      <w:r>
-        <w:rPr>
-          <w:color w:val="70AD47" w:themeColor="accent6"/>
-        </w:rPr>
-        <w:t xml:space="preserve">For example, analysis of test data cannot be completed in tandem or before </w:t>
-      </w:r>
-      <w:r>
-        <w:rPr>
-          <w:color w:val="70AD47" w:themeColor="accent6"/>
-        </w:rPr>
-        <w:t>prototype development</w:t>
-      </w:r>
-      <w:r>
-        <w:rPr>
-          <w:color w:val="70AD47" w:themeColor="accent6"/>
-        </w:rPr>
-        <w:t>.</w:t>
-      </w:r>
-      <w:r>
-        <w:rPr>
-          <w:color w:val="70AD47" w:themeColor="accent6"/>
-        </w:rPr>
-        <w:t xml:space="preserve"> This structured sequencing ensures logical progression.</w:t>
-      </w:r>
-    </w:p>
-    <w:p>
-      <w:pPr>
-        <w:rPr>
-          <w:color w:val="70AD47" w:themeColor="accent6"/>
-        </w:rPr>
-      </w:pPr>
-    </w:p>
-    <w:p>
-      <w:pPr>
-        <w:rPr>
-          <w:color w:val="70AD47" w:themeColor="accent6"/>
-        </w:rPr>
-      </w:pPr>
-      <w:r>
-        <w:rPr>
-          <w:color w:val="70AD47" w:themeColor="accent6"/>
-        </w:rPr>
+        <w:t xml:space="preserve"> For example, analysis of test data cannot be completed in tandem or before prototype development. This structured sequencing ensures logical progression.</w:t>
+      </w:r>
+    </w:p>
+    <w:p/>
+    <w:p>
+      <w:r>
         <w:t xml:space="preserve">Within this overarching framework, the </w:t>
       </w:r>
       <w:r>
@@ -4821,20 +3920,13 @@
           <w:bCs/>
           <w:i/>
           <w:iCs/>
-          <w:color w:val="70AD47" w:themeColor="accent6"/>
         </w:rPr>
         <w:t>agile methodology guided by scum principles</w:t>
       </w:r>
       <w:r>
-        <w:rPr>
-          <w:color w:val="70AD47" w:themeColor="accent6"/>
-        </w:rPr>
         <w:t xml:space="preserve"> will be employed into the prototype’s design and development phases. The development process will be partitioned into smaller, more manageable sprints; These sprints will each individually focus on a singular feature/aspect </w:t>
       </w:r>
       <w:r>
-        <w:rPr>
-          <w:color w:val="70AD47" w:themeColor="accent6"/>
-        </w:rPr>
         <w:t xml:space="preserve">such as workout tracking. Each sprint will adhere to an </w:t>
       </w:r>
       <w:r>
@@ -4843,52 +3935,25 @@
           <w:bCs/>
           <w:i/>
           <w:iCs/>
-          <w:color w:val="70AD47" w:themeColor="accent6"/>
         </w:rPr>
         <w:t>iterative</w:t>
       </w:r>
       <w:r>
-        <w:rPr>
-          <w:color w:val="70AD47" w:themeColor="accent6"/>
-        </w:rPr>
         <w:t xml:space="preserve"> cycle of planning, execution, assessment and improvement based on feedback from both the project supervisor and internal testing.</w:t>
       </w:r>
       <w:r>
-        <w:rPr>
-          <w:color w:val="70AD47" w:themeColor="accent6"/>
-        </w:rPr>
         <w:t xml:space="preserve"> </w:t>
       </w:r>
       <w:r>
-        <w:rPr>
-          <w:color w:val="70AD47" w:themeColor="accent6"/>
-        </w:rPr>
         <w:t>These methodologies should encourage adaptability, flexibility and continuous improvement.</w:t>
       </w:r>
     </w:p>
-    <w:p>
-      <w:pPr>
-        <w:rPr>
-          <w:color w:val="70AD47" w:themeColor="accent6"/>
-        </w:rPr>
-      </w:pPr>
-    </w:p>
-    <w:p>
-      <w:pPr>
-        <w:rPr>
-          <w:color w:val="70AD47" w:themeColor="accent6"/>
-        </w:rPr>
-      </w:pPr>
-      <w:r>
-        <w:rPr>
-          <w:color w:val="70AD47" w:themeColor="accent6"/>
-        </w:rPr>
+    <w:p/>
+    <w:p>
+      <w:r>
         <w:t>Day to day project management will involve accountability and maintaining momentum as guided by the Gannt chart and schedule. Realistic scope and practical time frames will result in a project that does not derail due to lack of foresight or overconfidence in personal resources. Weekly supervisor meetings will also aid in the monitoring of project progress and accountability while also providing vital on-going feedback. Version control software like git will be used to record project progress and preserve code history.</w:t>
       </w:r>
       <w:r>
-        <w:rPr>
-          <w:color w:val="70AD47" w:themeColor="accent6"/>
-        </w:rPr>
         <w:t xml:space="preserve"> As well as this, tools such as Trello will house sprint backlogs.</w:t>
       </w:r>
     </w:p>
@@ -4932,6 +3997,195 @@
       <w:bookmarkEnd w:id="10"/>
     </w:p>
     <w:p/>
+    <w:p>
+      <w:pPr>
+        <w:spacing w:after="240" w:line="240" w:lineRule="auto"/>
+        <w:rPr>
+          <w:rFonts w:eastAsia="Times New Roman" w:cstheme="minorHAnsi"/>
+          <w:lang w:eastAsia="en-GB"/>
+        </w:rPr>
+      </w:pPr>
+      <w:r>
+        <w:rPr>
+          <w:rFonts w:eastAsia="Times New Roman" w:cstheme="minorHAnsi"/>
+          <w:lang w:eastAsia="en-GB"/>
+        </w:rPr>
+        <w:t xml:space="preserve">Currently, </w:t>
+      </w:r>
+      <w:proofErr w:type="gramStart"/>
+      <w:r>
+        <w:rPr>
+          <w:rFonts w:eastAsia="Times New Roman" w:cstheme="minorHAnsi"/>
+          <w:lang w:eastAsia="en-GB"/>
+        </w:rPr>
+        <w:t>a number of</w:t>
+      </w:r>
+      <w:proofErr w:type="gramEnd"/>
+      <w:r>
+        <w:rPr>
+          <w:rFonts w:eastAsia="Times New Roman" w:cstheme="minorHAnsi"/>
+          <w:lang w:eastAsia="en-GB"/>
+        </w:rPr>
+        <w:t xml:space="preserve"> potential categories have been identified that will need to be further examined as the project develops. After preliminary research and prototype preparation, the ultimate choice of tools, frameworks, and processes will be made to make sure they complement the project's goals, limitations, and resources.</w:t>
+      </w:r>
+    </w:p>
+    <w:p>
+      <w:pPr>
+        <w:spacing w:after="240" w:line="240" w:lineRule="auto"/>
+        <w:rPr>
+          <w:rFonts w:eastAsia="Times New Roman" w:cstheme="minorHAnsi"/>
+          <w:lang w:eastAsia="en-GB"/>
+        </w:rPr>
+      </w:pPr>
+      <w:r>
+        <w:rPr>
+          <w:rFonts w:eastAsia="Times New Roman" w:cstheme="minorHAnsi"/>
+          <w:lang w:eastAsia="en-GB"/>
+        </w:rPr>
+        <w:br/>
+      </w:r>
+      <w:r>
+        <w:rPr>
+          <w:rFonts w:eastAsia="Times New Roman" w:cstheme="minorHAnsi"/>
+          <w:lang w:eastAsia="en-GB"/>
+        </w:rPr>
+        <w:br/>
+        <w:t xml:space="preserve">Development Environment Options: A variety of platforms and frameworks, such as Android Studio, Flutter, or React Native, will be taken into consideration when creating the prototype. The ultimate decision will be based on </w:t>
+      </w:r>
+      <w:proofErr w:type="gramStart"/>
+      <w:r>
+        <w:rPr>
+          <w:rFonts w:eastAsia="Times New Roman" w:cstheme="minorHAnsi"/>
+          <w:lang w:eastAsia="en-GB"/>
+        </w:rPr>
+        <w:t>a number of</w:t>
+      </w:r>
+      <w:proofErr w:type="gramEnd"/>
+      <w:r>
+        <w:rPr>
+          <w:rFonts w:eastAsia="Times New Roman" w:cstheme="minorHAnsi"/>
+          <w:lang w:eastAsia="en-GB"/>
+        </w:rPr>
+        <w:t xml:space="preserve"> criteria, including usability testing acceptability, compatibility with planned features, support resources, and ease of use.</w:t>
+      </w:r>
+    </w:p>
+    <w:p>
+      <w:pPr>
+        <w:spacing w:after="240" w:line="240" w:lineRule="auto"/>
+        <w:rPr>
+          <w:rFonts w:eastAsia="Times New Roman" w:cstheme="minorHAnsi"/>
+          <w:lang w:eastAsia="en-GB"/>
+        </w:rPr>
+      </w:pPr>
+    </w:p>
+    <w:p>
+      <w:pPr>
+        <w:spacing w:after="240" w:line="240" w:lineRule="auto"/>
+        <w:rPr>
+          <w:rFonts w:eastAsia="Times New Roman" w:cstheme="minorHAnsi"/>
+          <w:lang w:eastAsia="en-GB"/>
+        </w:rPr>
+      </w:pPr>
+      <w:r>
+        <w:rPr>
+          <w:rFonts w:eastAsia="Times New Roman" w:cstheme="minorHAnsi"/>
+          <w:lang w:eastAsia="en-GB"/>
+        </w:rPr>
+        <w:t xml:space="preserve">Testing and assessment Techniques: There are several testing techniques that can be used, including think-aloud research, task-based usability testing, A/B testing, and heuristic assessment. The </w:t>
+      </w:r>
+      <w:proofErr w:type="gramStart"/>
+      <w:r>
+        <w:rPr>
+          <w:rFonts w:eastAsia="Times New Roman" w:cstheme="minorHAnsi"/>
+          <w:lang w:eastAsia="en-GB"/>
+        </w:rPr>
+        <w:t>particular approach</w:t>
+      </w:r>
+      <w:proofErr w:type="gramEnd"/>
+      <w:r>
+        <w:rPr>
+          <w:rFonts w:eastAsia="Times New Roman" w:cstheme="minorHAnsi"/>
+          <w:lang w:eastAsia="en-GB"/>
+        </w:rPr>
+        <w:t>—or combination of approaches—that best gathers quantitative and qualitative information pertinent to the research topic of the study will be selected.</w:t>
+      </w:r>
+    </w:p>
+    <w:p>
+      <w:pPr>
+        <w:spacing w:after="240" w:line="240" w:lineRule="auto"/>
+        <w:rPr>
+          <w:rFonts w:eastAsia="Times New Roman" w:cstheme="minorHAnsi"/>
+          <w:lang w:eastAsia="en-GB"/>
+        </w:rPr>
+      </w:pPr>
+      <w:r>
+        <w:rPr>
+          <w:rFonts w:eastAsia="Times New Roman" w:cstheme="minorHAnsi"/>
+          <w:lang w:eastAsia="en-GB"/>
+        </w:rPr>
+        <w:br/>
+        <w:t>Project Management Approach: A variety of project management techniques, such as Agile, Scrum, and Waterfall, will be examined. The best approach or hybrid model will be chosen in accordance with supervisor input, workflow requirements, and time limitations.</w:t>
+      </w:r>
+    </w:p>
+    <w:p>
+      <w:pPr>
+        <w:spacing w:after="240" w:line="240" w:lineRule="auto"/>
+        <w:rPr>
+          <w:rFonts w:eastAsia="Times New Roman" w:cstheme="minorHAnsi"/>
+          <w:lang w:eastAsia="en-GB"/>
+        </w:rPr>
+      </w:pPr>
+      <w:r>
+        <w:rPr>
+          <w:rFonts w:eastAsia="Times New Roman" w:cstheme="minorHAnsi"/>
+          <w:lang w:eastAsia="en-GB"/>
+        </w:rPr>
+        <w:br/>
+      </w:r>
+      <w:proofErr w:type="gramStart"/>
+      <w:r>
+        <w:rPr>
+          <w:rFonts w:eastAsia="Times New Roman" w:cstheme="minorHAnsi"/>
+          <w:lang w:eastAsia="en-GB"/>
+        </w:rPr>
+        <w:t>In order to</w:t>
+      </w:r>
+      <w:proofErr w:type="gramEnd"/>
+      <w:r>
+        <w:rPr>
+          <w:rFonts w:eastAsia="Times New Roman" w:cstheme="minorHAnsi"/>
+          <w:lang w:eastAsia="en-GB"/>
+        </w:rPr>
+        <w:t xml:space="preserve"> ensure that the tools and methods selected support the study's research and practical development components, final decisions within each of these categories will be made early in the project, led by preliminary research findings and iterative conversations with the project supervisor.</w:t>
+      </w:r>
+    </w:p>
+    <w:p>
+      <w:pPr>
+        <w:spacing w:after="240" w:line="240" w:lineRule="auto"/>
+        <w:rPr>
+          <w:rFonts w:eastAsia="Times New Roman" w:cstheme="minorHAnsi"/>
+          <w:lang w:eastAsia="en-GB"/>
+        </w:rPr>
+      </w:pPr>
+    </w:p>
+    <w:p>
+      <w:pPr>
+        <w:spacing w:after="240" w:line="240" w:lineRule="auto"/>
+        <w:rPr>
+          <w:rFonts w:eastAsia="Times New Roman" w:cstheme="minorHAnsi"/>
+          <w:lang w:eastAsia="en-GB"/>
+        </w:rPr>
+      </w:pPr>
+    </w:p>
+    <w:p>
+      <w:pPr>
+        <w:spacing w:after="240" w:line="240" w:lineRule="auto"/>
+        <w:rPr>
+          <w:rFonts w:eastAsia="Times New Roman" w:cstheme="minorHAnsi"/>
+          <w:lang w:eastAsia="en-GB"/>
+        </w:rPr>
+      </w:pPr>
+    </w:p>
     <w:p>
       <w:pPr>
         <w:spacing w:after="240" w:line="240" w:lineRule="auto"/>
@@ -4941,32 +4195,36 @@
           <w:lang w:eastAsia="en-GB"/>
         </w:rPr>
       </w:pPr>
-      <w:r>
+    </w:p>
+    <w:p>
+      <w:pPr>
+        <w:spacing w:after="240" w:line="240" w:lineRule="auto"/>
         <w:rPr>
           <w:rFonts w:eastAsia="Times New Roman" w:cstheme="minorHAnsi"/>
           <w:color w:val="70AD47" w:themeColor="accent6"/>
           <w:lang w:eastAsia="en-GB"/>
         </w:rPr>
-        <w:t xml:space="preserve">Currently, </w:t>
-      </w:r>
-      <w:proofErr w:type="gramStart"/>
-      <w:r>
+      </w:pPr>
+    </w:p>
+    <w:p>
+      <w:pPr>
+        <w:spacing w:after="240" w:line="240" w:lineRule="auto"/>
         <w:rPr>
           <w:rFonts w:eastAsia="Times New Roman" w:cstheme="minorHAnsi"/>
           <w:color w:val="70AD47" w:themeColor="accent6"/>
           <w:lang w:eastAsia="en-GB"/>
         </w:rPr>
-        <w:t>a number of</w:t>
-      </w:r>
-      <w:proofErr w:type="gramEnd"/>
-      <w:r>
+      </w:pPr>
+    </w:p>
+    <w:p>
+      <w:pPr>
+        <w:spacing w:after="240" w:line="240" w:lineRule="auto"/>
         <w:rPr>
           <w:rFonts w:eastAsia="Times New Roman" w:cstheme="minorHAnsi"/>
           <w:color w:val="70AD47" w:themeColor="accent6"/>
           <w:lang w:eastAsia="en-GB"/>
         </w:rPr>
-        <w:t xml:space="preserve"> potential categories have been identified that will need to be further examined as the project develops. After preliminary research and prototype preparation, the ultimate choice of tools, frameworks, and processes will be made to make sure they complement the project's goals, limitations, and resources.</w:t>
-      </w:r>
+      </w:pPr>
     </w:p>
     <w:p>
       <w:pPr>
@@ -4977,241 +4235,25 @@
           <w:lang w:eastAsia="en-GB"/>
         </w:rPr>
       </w:pPr>
-      <w:r>
+    </w:p>
+    <w:p>
+      <w:pPr>
+        <w:spacing w:after="240" w:line="240" w:lineRule="auto"/>
         <w:rPr>
           <w:rFonts w:eastAsia="Times New Roman" w:cstheme="minorHAnsi"/>
           <w:color w:val="70AD47" w:themeColor="accent6"/>
           <w:lang w:eastAsia="en-GB"/>
         </w:rPr>
-        <w:br/>
-      </w:r>
-      <w:r>
+      </w:pPr>
+    </w:p>
+    <w:p>
+      <w:pPr>
+        <w:spacing w:after="240" w:line="240" w:lineRule="auto"/>
         <w:rPr>
           <w:rFonts w:eastAsia="Times New Roman" w:cstheme="minorHAnsi"/>
           <w:color w:val="70AD47" w:themeColor="accent6"/>
           <w:lang w:eastAsia="en-GB"/>
         </w:rPr>
-        <w:br/>
-        <w:t xml:space="preserve">Development Environment Options: A variety of platforms and frameworks, such as Android Studio, Flutter, or React Native, will be taken into consideration when creating the prototype. The ultimate decision will be based on </w:t>
-      </w:r>
-      <w:proofErr w:type="gramStart"/>
-      <w:r>
-        <w:rPr>
-          <w:rFonts w:eastAsia="Times New Roman" w:cstheme="minorHAnsi"/>
-          <w:color w:val="70AD47" w:themeColor="accent6"/>
-          <w:lang w:eastAsia="en-GB"/>
-        </w:rPr>
-        <w:t>a number of</w:t>
-      </w:r>
-      <w:proofErr w:type="gramEnd"/>
-      <w:r>
-        <w:rPr>
-          <w:rFonts w:eastAsia="Times New Roman" w:cstheme="minorHAnsi"/>
-          <w:color w:val="70AD47" w:themeColor="accent6"/>
-          <w:lang w:eastAsia="en-GB"/>
-        </w:rPr>
-        <w:t xml:space="preserve"> criteria, including usability testing acceptability, compatibility with planned features, support resources, and ease of use.</w:t>
-      </w:r>
-    </w:p>
-    <w:p>
-      <w:pPr>
-        <w:spacing w:after="240" w:line="240" w:lineRule="auto"/>
-        <w:rPr>
-          <w:rFonts w:eastAsia="Times New Roman" w:cstheme="minorHAnsi"/>
-          <w:color w:val="70AD47" w:themeColor="accent6"/>
-          <w:lang w:eastAsia="en-GB"/>
-        </w:rPr>
-      </w:pPr>
-    </w:p>
-    <w:p>
-      <w:pPr>
-        <w:spacing w:after="240" w:line="240" w:lineRule="auto"/>
-        <w:rPr>
-          <w:rFonts w:eastAsia="Times New Roman" w:cstheme="minorHAnsi"/>
-          <w:color w:val="70AD47" w:themeColor="accent6"/>
-          <w:lang w:eastAsia="en-GB"/>
-        </w:rPr>
-      </w:pPr>
-      <w:r>
-        <w:rPr>
-          <w:rFonts w:eastAsia="Times New Roman" w:cstheme="minorHAnsi"/>
-          <w:color w:val="70AD47" w:themeColor="accent6"/>
-          <w:lang w:eastAsia="en-GB"/>
-        </w:rPr>
-        <w:t xml:space="preserve">Testing and assessment Techniques: There are several testing techniques that can be used, including think-aloud research, task-based usability testing, A/B testing, and heuristic assessment. The </w:t>
-      </w:r>
-      <w:proofErr w:type="gramStart"/>
-      <w:r>
-        <w:rPr>
-          <w:rFonts w:eastAsia="Times New Roman" w:cstheme="minorHAnsi"/>
-          <w:color w:val="70AD47" w:themeColor="accent6"/>
-          <w:lang w:eastAsia="en-GB"/>
-        </w:rPr>
-        <w:t>particular approach</w:t>
-      </w:r>
-      <w:proofErr w:type="gramEnd"/>
-      <w:r>
-        <w:rPr>
-          <w:rFonts w:eastAsia="Times New Roman" w:cstheme="minorHAnsi"/>
-          <w:color w:val="70AD47" w:themeColor="accent6"/>
-          <w:lang w:eastAsia="en-GB"/>
-        </w:rPr>
-        <w:t>—or combination of approaches—that best gathers quantitative and qualitative information pertinent to the research topic of the study will be selected.</w:t>
-      </w:r>
-    </w:p>
-    <w:p>
-      <w:pPr>
-        <w:spacing w:after="240" w:line="240" w:lineRule="auto"/>
-        <w:rPr>
-          <w:rFonts w:eastAsia="Times New Roman" w:cstheme="minorHAnsi"/>
-          <w:color w:val="70AD47" w:themeColor="accent6"/>
-          <w:lang w:eastAsia="en-GB"/>
-        </w:rPr>
-      </w:pPr>
-      <w:r>
-        <w:rPr>
-          <w:rFonts w:eastAsia="Times New Roman" w:cstheme="minorHAnsi"/>
-          <w:color w:val="70AD47" w:themeColor="accent6"/>
-          <w:lang w:eastAsia="en-GB"/>
-        </w:rPr>
-        <w:br/>
-        <w:t>Project Management Approach: A variety of project management techniques, such as Agile, Scrum, and Waterfall, will be examined. The best approach or hybrid model will be chosen in accordance with supervisor input, workflow requirements, and time limitations.</w:t>
-      </w:r>
-    </w:p>
-    <w:p>
-      <w:pPr>
-        <w:spacing w:after="240" w:line="240" w:lineRule="auto"/>
-        <w:rPr>
-          <w:rFonts w:eastAsia="Times New Roman" w:cstheme="minorHAnsi"/>
-          <w:color w:val="70AD47" w:themeColor="accent6"/>
-          <w:lang w:eastAsia="en-GB"/>
-        </w:rPr>
-      </w:pPr>
-      <w:r>
-        <w:rPr>
-          <w:rFonts w:eastAsia="Times New Roman" w:cstheme="minorHAnsi"/>
-          <w:color w:val="70AD47" w:themeColor="accent6"/>
-          <w:lang w:eastAsia="en-GB"/>
-        </w:rPr>
-        <w:br/>
-      </w:r>
-      <w:proofErr w:type="gramStart"/>
-      <w:r>
-        <w:rPr>
-          <w:rFonts w:eastAsia="Times New Roman" w:cstheme="minorHAnsi"/>
-          <w:color w:val="70AD47" w:themeColor="accent6"/>
-          <w:lang w:eastAsia="en-GB"/>
-        </w:rPr>
-        <w:t>In order to</w:t>
-      </w:r>
-      <w:proofErr w:type="gramEnd"/>
-      <w:r>
-        <w:rPr>
-          <w:rFonts w:eastAsia="Times New Roman" w:cstheme="minorHAnsi"/>
-          <w:color w:val="70AD47" w:themeColor="accent6"/>
-          <w:lang w:eastAsia="en-GB"/>
-        </w:rPr>
-        <w:t xml:space="preserve"> ensure that the tools and methods selected support the study's research and practical development components, final decisions within each of these categories will be made early in the project, led by preliminary research findings and iterative conversations with the project supervisor.</w:t>
-      </w:r>
-    </w:p>
-    <w:p>
-      <w:pPr>
-        <w:spacing w:after="240" w:line="240" w:lineRule="auto"/>
-        <w:rPr>
-          <w:rFonts w:eastAsia="Times New Roman" w:cstheme="minorHAnsi"/>
-          <w:color w:val="70AD47" w:themeColor="accent6"/>
-          <w:lang w:eastAsia="en-GB"/>
-        </w:rPr>
-      </w:pPr>
-    </w:p>
-    <w:p>
-      <w:pPr>
-        <w:spacing w:after="240" w:line="240" w:lineRule="auto"/>
-        <w:rPr>
-          <w:rFonts w:eastAsia="Times New Roman" w:cstheme="minorHAnsi"/>
-          <w:color w:val="70AD47" w:themeColor="accent6"/>
-          <w:lang w:eastAsia="en-GB"/>
-        </w:rPr>
-      </w:pPr>
-    </w:p>
-    <w:p>
-      <w:pPr>
-        <w:spacing w:after="240" w:line="240" w:lineRule="auto"/>
-        <w:rPr>
-          <w:rFonts w:eastAsia="Times New Roman" w:cstheme="minorHAnsi"/>
-          <w:color w:val="70AD47" w:themeColor="accent6"/>
-          <w:lang w:eastAsia="en-GB"/>
-        </w:rPr>
-      </w:pPr>
-    </w:p>
-    <w:p>
-      <w:pPr>
-        <w:spacing w:after="240" w:line="240" w:lineRule="auto"/>
-        <w:rPr>
-          <w:rFonts w:eastAsia="Times New Roman" w:cstheme="minorHAnsi"/>
-          <w:color w:val="70AD47" w:themeColor="accent6"/>
-          <w:lang w:eastAsia="en-GB"/>
-        </w:rPr>
-      </w:pPr>
-    </w:p>
-    <w:p>
-      <w:pPr>
-        <w:spacing w:after="240" w:line="240" w:lineRule="auto"/>
-        <w:rPr>
-          <w:rFonts w:eastAsia="Times New Roman" w:cstheme="minorHAnsi"/>
-          <w:color w:val="70AD47" w:themeColor="accent6"/>
-          <w:lang w:eastAsia="en-GB"/>
-        </w:rPr>
-      </w:pPr>
-    </w:p>
-    <w:p>
-      <w:pPr>
-        <w:spacing w:after="240" w:line="240" w:lineRule="auto"/>
-        <w:rPr>
-          <w:rFonts w:eastAsia="Times New Roman" w:cstheme="minorHAnsi"/>
-          <w:color w:val="70AD47" w:themeColor="accent6"/>
-          <w:lang w:eastAsia="en-GB"/>
-        </w:rPr>
-      </w:pPr>
-    </w:p>
-    <w:p>
-      <w:pPr>
-        <w:spacing w:after="240" w:line="240" w:lineRule="auto"/>
-        <w:rPr>
-          <w:rFonts w:eastAsia="Times New Roman" w:cstheme="minorHAnsi"/>
-          <w:color w:val="70AD47" w:themeColor="accent6"/>
-          <w:lang w:eastAsia="en-GB"/>
-        </w:rPr>
-      </w:pPr>
-    </w:p>
-    <w:p>
-      <w:pPr>
-        <w:spacing w:after="240" w:line="240" w:lineRule="auto"/>
-        <w:rPr>
-          <w:rFonts w:eastAsia="Times New Roman" w:cstheme="minorHAnsi"/>
-          <w:color w:val="70AD47" w:themeColor="accent6"/>
-          <w:lang w:eastAsia="en-GB"/>
-        </w:rPr>
-      </w:pPr>
-    </w:p>
-    <w:p>
-      <w:pPr>
-        <w:spacing w:after="240" w:line="240" w:lineRule="auto"/>
-        <w:rPr>
-          <w:rFonts w:eastAsia="Times New Roman" w:cstheme="minorHAnsi"/>
-          <w:color w:val="70AD47" w:themeColor="accent6"/>
-          <w:lang w:eastAsia="en-GB"/>
-        </w:rPr>
-      </w:pPr>
-    </w:p>
-    <w:p>
-      <w:pPr>
-        <w:spacing w:after="240" w:line="240" w:lineRule="auto"/>
-        <w:rPr>
-          <w:rFonts w:eastAsia="Times New Roman" w:cstheme="minorHAnsi"/>
-          <w:color w:val="70AD47" w:themeColor="accent6"/>
-          <w:lang w:eastAsia="en-GB"/>
-        </w:rPr>
       </w:pPr>
     </w:p>
     <w:p>
@@ -5228,1025 +4270,162 @@
         <w:t xml:space="preserve"> and mitigation</w:t>
       </w:r>
     </w:p>
+    <w:p>
+      <w:r>
+        <w:drawing>
+          <wp:anchor distT="0" distB="0" distL="114300" distR="114300" simplePos="0" relativeHeight="251660288" behindDoc="1" locked="0" layoutInCell="1" allowOverlap="1" wp14:anchorId="02A98B43" wp14:editId="3DFF1245">
+            <wp:simplePos x="0" y="0"/>
+            <wp:positionH relativeFrom="margin">
+              <wp:align>left</wp:align>
+            </wp:positionH>
+            <wp:positionV relativeFrom="paragraph">
+              <wp:posOffset>420598</wp:posOffset>
+            </wp:positionV>
+            <wp:extent cx="5731510" cy="8149590"/>
+            <wp:effectExtent l="0" t="0" r="2540" b="3810"/>
+            <wp:wrapTight wrapText="bothSides">
+              <wp:wrapPolygon edited="0">
+                <wp:start x="0" y="0"/>
+                <wp:lineTo x="0" y="21560"/>
+                <wp:lineTo x="21538" y="21560"/>
+                <wp:lineTo x="21538" y="0"/>
+                <wp:lineTo x="0" y="0"/>
+              </wp:wrapPolygon>
+            </wp:wrapTight>
+            <wp:docPr id="1333916843" name="Picture 1" descr="A blue and white sheet of paper with text&#10;&#10;AI-generated content may be incorrect."/>
+            <wp:cNvGraphicFramePr>
+              <a:graphicFrameLocks xmlns:a="http://schemas.openxmlformats.org/drawingml/2006/main" noChangeAspect="1"/>
+            </wp:cNvGraphicFramePr>
+            <a:graphic xmlns:a="http://schemas.openxmlformats.org/drawingml/2006/main">
+              <a:graphicData uri="http://schemas.openxmlformats.org/drawingml/2006/picture">
+                <pic:pic xmlns:pic="http://schemas.openxmlformats.org/drawingml/2006/picture">
+                  <pic:nvPicPr>
+                    <pic:cNvPr id="1333916843" name="Picture 1" descr="A blue and white sheet of paper with text&#10;&#10;AI-generated content may be incorrect."/>
+                    <pic:cNvPicPr/>
+                  </pic:nvPicPr>
+                  <pic:blipFill>
+                    <a:blip r:embed="rId7">
+                      <a:extLst>
+                        <a:ext uri="{28A0092B-C50C-407E-A947-70E740481C1C}">
+                          <a14:useLocalDpi xmlns:a14="http://schemas.microsoft.com/office/drawing/2010/main" val="0"/>
+                        </a:ext>
+                      </a:extLst>
+                    </a:blip>
+                    <a:stretch>
+                      <a:fillRect/>
+                    </a:stretch>
+                  </pic:blipFill>
+                  <pic:spPr>
+                    <a:xfrm>
+                      <a:off x="0" y="0"/>
+                      <a:ext cx="5731510" cy="8149590"/>
+                    </a:xfrm>
+                    <a:prstGeom prst="rect">
+                      <a:avLst/>
+                    </a:prstGeom>
+                  </pic:spPr>
+                </pic:pic>
+              </a:graphicData>
+            </a:graphic>
+          </wp:anchor>
+        </w:drawing>
+      </w:r>
+    </w:p>
     <w:p/>
     <w:p/>
-    <w:tbl>
-      <w:tblPr>
-        <w:tblStyle w:val="GridTable3-Accent5"/>
-        <w:tblW w:w="0" w:type="auto"/>
-        <w:tblLook w:val="04A0" w:firstRow="1" w:lastRow="0" w:firstColumn="1" w:lastColumn="0" w:noHBand="0" w:noVBand="1"/>
-      </w:tblPr>
-      <w:tblGrid>
-        <w:gridCol w:w="3384"/>
-        <w:gridCol w:w="1161"/>
-        <w:gridCol w:w="971"/>
-        <w:gridCol w:w="3510"/>
-      </w:tblGrid>
-      <w:tr>
-        <w:trPr>
-          <w:cnfStyle w:val="100000000000" w:firstRow="1" w:lastRow="0" w:firstColumn="0" w:lastColumn="0" w:oddVBand="0" w:evenVBand="0" w:oddHBand="0" w:evenHBand="0" w:firstRowFirstColumn="0" w:firstRowLastColumn="0" w:lastRowFirstColumn="0" w:lastRowLastColumn="0"/>
-        </w:trPr>
-        <w:tc>
-          <w:tcPr>
-            <w:cnfStyle w:val="001000000100" w:firstRow="0" w:lastRow="0" w:firstColumn="1" w:lastColumn="0" w:oddVBand="0" w:evenVBand="0" w:oddHBand="0" w:evenHBand="0" w:firstRowFirstColumn="1" w:firstRowLastColumn="0" w:lastRowFirstColumn="0" w:lastRowLastColumn="0"/>
-            <w:tcW w:w="0" w:type="auto"/>
-            <w:hideMark/>
-          </w:tcPr>
-          <w:p>
-            <w:pPr>
-              <w:spacing w:after="160" w:line="259" w:lineRule="auto"/>
-              <w:jc w:val="left"/>
-              <w:rPr>
-                <w:rFonts w:cstheme="minorHAnsi"/>
-              </w:rPr>
-            </w:pPr>
-            <w:r>
-              <w:rPr>
-                <w:rFonts w:cstheme="minorHAnsi"/>
-              </w:rPr>
-              <w:t>Risk</w:t>
-            </w:r>
-          </w:p>
-        </w:tc>
-        <w:tc>
-          <w:tcPr>
-            <w:tcW w:w="0" w:type="auto"/>
-            <w:hideMark/>
-          </w:tcPr>
-          <w:p>
-            <w:pPr>
-              <w:spacing w:after="160" w:line="259" w:lineRule="auto"/>
-              <w:cnfStyle w:val="100000000000" w:firstRow="1" w:lastRow="0" w:firstColumn="0" w:lastColumn="0" w:oddVBand="0" w:evenVBand="0" w:oddHBand="0" w:evenHBand="0" w:firstRowFirstColumn="0" w:firstRowLastColumn="0" w:lastRowFirstColumn="0" w:lastRowLastColumn="0"/>
-              <w:rPr>
-                <w:rFonts w:cstheme="minorHAnsi"/>
-              </w:rPr>
-            </w:pPr>
-            <w:r>
-              <w:rPr>
-                <w:rFonts w:cstheme="minorHAnsi"/>
-              </w:rPr>
-              <w:t>Likelihood</w:t>
-            </w:r>
-          </w:p>
-        </w:tc>
-        <w:tc>
-          <w:tcPr>
-            <w:tcW w:w="0" w:type="auto"/>
-            <w:hideMark/>
-          </w:tcPr>
-          <w:p>
-            <w:pPr>
-              <w:spacing w:after="160" w:line="259" w:lineRule="auto"/>
-              <w:cnfStyle w:val="100000000000" w:firstRow="1" w:lastRow="0" w:firstColumn="0" w:lastColumn="0" w:oddVBand="0" w:evenVBand="0" w:oddHBand="0" w:evenHBand="0" w:firstRowFirstColumn="0" w:firstRowLastColumn="0" w:lastRowFirstColumn="0" w:lastRowLastColumn="0"/>
-              <w:rPr>
-                <w:rFonts w:cstheme="minorHAnsi"/>
-              </w:rPr>
-            </w:pPr>
-            <w:r>
-              <w:rPr>
-                <w:rFonts w:cstheme="minorHAnsi"/>
-              </w:rPr>
-              <w:t>Impact</w:t>
-            </w:r>
-          </w:p>
-        </w:tc>
-        <w:tc>
-          <w:tcPr>
-            <w:tcW w:w="0" w:type="auto"/>
-            <w:hideMark/>
-          </w:tcPr>
-          <w:p>
-            <w:pPr>
-              <w:spacing w:after="160" w:line="259" w:lineRule="auto"/>
-              <w:cnfStyle w:val="100000000000" w:firstRow="1" w:lastRow="0" w:firstColumn="0" w:lastColumn="0" w:oddVBand="0" w:evenVBand="0" w:oddHBand="0" w:evenHBand="0" w:firstRowFirstColumn="0" w:firstRowLastColumn="0" w:lastRowFirstColumn="0" w:lastRowLastColumn="0"/>
-              <w:rPr>
-                <w:rFonts w:cstheme="minorHAnsi"/>
-              </w:rPr>
-            </w:pPr>
-            <w:r>
-              <w:rPr>
-                <w:rFonts w:cstheme="minorHAnsi"/>
-              </w:rPr>
-              <w:t>Mitigation Strategy</w:t>
-            </w:r>
-          </w:p>
-        </w:tc>
-      </w:tr>
-      <w:tr>
-        <w:trPr>
-          <w:cnfStyle w:val="000000100000" w:firstRow="0" w:lastRow="0" w:firstColumn="0" w:lastColumn="0" w:oddVBand="0" w:evenVBand="0" w:oddHBand="1" w:evenHBand="0" w:firstRowFirstColumn="0" w:firstRowLastColumn="0" w:lastRowFirstColumn="0" w:lastRowLastColumn="0"/>
-        </w:trPr>
-        <w:tc>
-          <w:tcPr>
-            <w:cnfStyle w:val="001000000000" w:firstRow="0" w:lastRow="0" w:firstColumn="1" w:lastColumn="0" w:oddVBand="0" w:evenVBand="0" w:oddHBand="0" w:evenHBand="0" w:firstRowFirstColumn="0" w:firstRowLastColumn="0" w:lastRowFirstColumn="0" w:lastRowLastColumn="0"/>
-            <w:tcW w:w="0" w:type="auto"/>
-            <w:hideMark/>
-          </w:tcPr>
-          <w:p>
-            <w:pPr>
-              <w:spacing w:after="160" w:line="259" w:lineRule="auto"/>
-              <w:rPr>
-                <w:rFonts w:cstheme="minorHAnsi"/>
-              </w:rPr>
-            </w:pPr>
-            <w:r>
-              <w:rPr>
-                <w:rFonts w:cstheme="minorHAnsi"/>
-                <w:b/>
-                <w:bCs/>
-              </w:rPr>
-              <w:t>Time Management and Scheduling</w:t>
-            </w:r>
-            <w:r>
-              <w:rPr>
-                <w:rFonts w:cstheme="minorHAnsi"/>
-              </w:rPr>
-              <w:t xml:space="preserve"> – Delays in completing research, development, or testing tasks due to underestimating workload or unforeseen complications.</w:t>
-            </w:r>
-          </w:p>
-        </w:tc>
-        <w:tc>
-          <w:tcPr>
-            <w:tcW w:w="0" w:type="auto"/>
-            <w:hideMark/>
-          </w:tcPr>
-          <w:p>
-            <w:pPr>
-              <w:spacing w:after="160" w:line="259" w:lineRule="auto"/>
-              <w:cnfStyle w:val="000000100000" w:firstRow="0" w:lastRow="0" w:firstColumn="0" w:lastColumn="0" w:oddVBand="0" w:evenVBand="0" w:oddHBand="1" w:evenHBand="0" w:firstRowFirstColumn="0" w:firstRowLastColumn="0" w:lastRowFirstColumn="0" w:lastRowLastColumn="0"/>
-              <w:rPr>
-                <w:rFonts w:cstheme="minorHAnsi"/>
-              </w:rPr>
-            </w:pPr>
-            <w:r>
-              <w:rPr>
-                <w:rFonts w:cstheme="minorHAnsi"/>
-              </w:rPr>
-              <w:t>Medium</w:t>
-            </w:r>
-          </w:p>
-        </w:tc>
-        <w:tc>
-          <w:tcPr>
-            <w:tcW w:w="0" w:type="auto"/>
-            <w:hideMark/>
-          </w:tcPr>
-          <w:p>
-            <w:pPr>
-              <w:spacing w:after="160" w:line="259" w:lineRule="auto"/>
-              <w:cnfStyle w:val="000000100000" w:firstRow="0" w:lastRow="0" w:firstColumn="0" w:lastColumn="0" w:oddVBand="0" w:evenVBand="0" w:oddHBand="1" w:evenHBand="0" w:firstRowFirstColumn="0" w:firstRowLastColumn="0" w:lastRowFirstColumn="0" w:lastRowLastColumn="0"/>
-              <w:rPr>
-                <w:rFonts w:cstheme="minorHAnsi"/>
-              </w:rPr>
-            </w:pPr>
-            <w:r>
-              <w:rPr>
-                <w:rFonts w:cstheme="minorHAnsi"/>
-              </w:rPr>
-              <w:t>High</w:t>
-            </w:r>
-          </w:p>
-        </w:tc>
-        <w:tc>
-          <w:tcPr>
-            <w:tcW w:w="0" w:type="auto"/>
-            <w:hideMark/>
-          </w:tcPr>
-          <w:p>
-            <w:pPr>
-              <w:spacing w:after="160" w:line="259" w:lineRule="auto"/>
-              <w:cnfStyle w:val="000000100000" w:firstRow="0" w:lastRow="0" w:firstColumn="0" w:lastColumn="0" w:oddVBand="0" w:evenVBand="0" w:oddHBand="1" w:evenHBand="0" w:firstRowFirstColumn="0" w:firstRowLastColumn="0" w:lastRowFirstColumn="0" w:lastRowLastColumn="0"/>
-              <w:rPr>
-                <w:rFonts w:cstheme="minorHAnsi"/>
-              </w:rPr>
-            </w:pPr>
-            <w:r>
-              <w:rPr>
-                <w:rFonts w:cstheme="minorHAnsi"/>
-              </w:rPr>
-              <w:t>Maintain a detailed Gantt chart and weekly task reviews. Prioritise critical milestones first (e.g., literature review, prototype development) and adjust non-critical tasks if delays occur.</w:t>
-            </w:r>
-          </w:p>
-        </w:tc>
-      </w:tr>
-      <w:tr>
-        <w:tc>
-          <w:tcPr>
-            <w:cnfStyle w:val="001000000000" w:firstRow="0" w:lastRow="0" w:firstColumn="1" w:lastColumn="0" w:oddVBand="0" w:evenVBand="0" w:oddHBand="0" w:evenHBand="0" w:firstRowFirstColumn="0" w:firstRowLastColumn="0" w:lastRowFirstColumn="0" w:lastRowLastColumn="0"/>
-            <w:tcW w:w="0" w:type="auto"/>
-            <w:hideMark/>
-          </w:tcPr>
-          <w:p>
-            <w:pPr>
-              <w:spacing w:after="160" w:line="259" w:lineRule="auto"/>
-              <w:rPr>
-                <w:rFonts w:cstheme="minorHAnsi"/>
-              </w:rPr>
-            </w:pPr>
-            <w:r>
-              <w:rPr>
-                <w:rFonts w:cstheme="minorHAnsi"/>
-                <w:b/>
-                <w:bCs/>
-              </w:rPr>
-              <w:t>Technical Difficulties</w:t>
-            </w:r>
-            <w:r>
-              <w:rPr>
-                <w:rFonts w:cstheme="minorHAnsi"/>
-              </w:rPr>
-              <w:t xml:space="preserve"> – Unexpected issues with chosen development tools or frameworks causing delays.</w:t>
-            </w:r>
-          </w:p>
-        </w:tc>
-        <w:tc>
-          <w:tcPr>
-            <w:tcW w:w="0" w:type="auto"/>
-            <w:hideMark/>
-          </w:tcPr>
-          <w:p>
-            <w:pPr>
-              <w:spacing w:after="160" w:line="259" w:lineRule="auto"/>
-              <w:cnfStyle w:val="000000000000" w:firstRow="0" w:lastRow="0" w:firstColumn="0" w:lastColumn="0" w:oddVBand="0" w:evenVBand="0" w:oddHBand="0" w:evenHBand="0" w:firstRowFirstColumn="0" w:firstRowLastColumn="0" w:lastRowFirstColumn="0" w:lastRowLastColumn="0"/>
-              <w:rPr>
-                <w:rFonts w:cstheme="minorHAnsi"/>
-              </w:rPr>
-            </w:pPr>
-            <w:r>
-              <w:rPr>
-                <w:rFonts w:cstheme="minorHAnsi"/>
-              </w:rPr>
-              <w:t>Medium</w:t>
-            </w:r>
-          </w:p>
-        </w:tc>
-        <w:tc>
-          <w:tcPr>
-            <w:tcW w:w="0" w:type="auto"/>
-            <w:hideMark/>
-          </w:tcPr>
-          <w:p>
-            <w:pPr>
-              <w:spacing w:after="160" w:line="259" w:lineRule="auto"/>
-              <w:cnfStyle w:val="000000000000" w:firstRow="0" w:lastRow="0" w:firstColumn="0" w:lastColumn="0" w:oddVBand="0" w:evenVBand="0" w:oddHBand="0" w:evenHBand="0" w:firstRowFirstColumn="0" w:firstRowLastColumn="0" w:lastRowFirstColumn="0" w:lastRowLastColumn="0"/>
-              <w:rPr>
-                <w:rFonts w:cstheme="minorHAnsi"/>
-              </w:rPr>
-            </w:pPr>
-            <w:r>
-              <w:rPr>
-                <w:rFonts w:cstheme="minorHAnsi"/>
-              </w:rPr>
-              <w:t>Medium</w:t>
-            </w:r>
-          </w:p>
-        </w:tc>
-        <w:tc>
-          <w:tcPr>
-            <w:tcW w:w="0" w:type="auto"/>
-            <w:hideMark/>
-          </w:tcPr>
-          <w:p>
-            <w:pPr>
-              <w:spacing w:after="160" w:line="259" w:lineRule="auto"/>
-              <w:cnfStyle w:val="000000000000" w:firstRow="0" w:lastRow="0" w:firstColumn="0" w:lastColumn="0" w:oddVBand="0" w:evenVBand="0" w:oddHBand="0" w:evenHBand="0" w:firstRowFirstColumn="0" w:firstRowLastColumn="0" w:lastRowFirstColumn="0" w:lastRowLastColumn="0"/>
-              <w:rPr>
-                <w:rFonts w:cstheme="minorHAnsi"/>
-              </w:rPr>
-            </w:pPr>
-            <w:r>
-              <w:rPr>
-                <w:rFonts w:cstheme="minorHAnsi"/>
-              </w:rPr>
-              <w:t>Begin early experimentation with shortlisted tools. Maintain backup options (e.g., switching from Flutter to Android Studio) and document setup procedures.</w:t>
-            </w:r>
-          </w:p>
-        </w:tc>
-      </w:tr>
-      <w:tr>
-        <w:trPr>
-          <w:cnfStyle w:val="000000100000" w:firstRow="0" w:lastRow="0" w:firstColumn="0" w:lastColumn="0" w:oddVBand="0" w:evenVBand="0" w:oddHBand="1" w:evenHBand="0" w:firstRowFirstColumn="0" w:firstRowLastColumn="0" w:lastRowFirstColumn="0" w:lastRowLastColumn="0"/>
-        </w:trPr>
-        <w:tc>
-          <w:tcPr>
-            <w:cnfStyle w:val="001000000000" w:firstRow="0" w:lastRow="0" w:firstColumn="1" w:lastColumn="0" w:oddVBand="0" w:evenVBand="0" w:oddHBand="0" w:evenHBand="0" w:firstRowFirstColumn="0" w:firstRowLastColumn="0" w:lastRowFirstColumn="0" w:lastRowLastColumn="0"/>
-            <w:tcW w:w="0" w:type="auto"/>
-            <w:hideMark/>
-          </w:tcPr>
-          <w:p>
-            <w:pPr>
-              <w:spacing w:after="160" w:line="259" w:lineRule="auto"/>
-              <w:rPr>
-                <w:rFonts w:cstheme="minorHAnsi"/>
-              </w:rPr>
-            </w:pPr>
-            <w:r>
-              <w:rPr>
-                <w:rFonts w:cstheme="minorHAnsi"/>
-                <w:b/>
-                <w:bCs/>
-              </w:rPr>
-              <w:t>Limited Participant Availability</w:t>
-            </w:r>
-            <w:r>
-              <w:rPr>
-                <w:rFonts w:cstheme="minorHAnsi"/>
-              </w:rPr>
-              <w:t xml:space="preserve"> – Difficulty recruiting enough users for usability testing due to time or ethical constraints.</w:t>
-            </w:r>
-          </w:p>
-        </w:tc>
-        <w:tc>
-          <w:tcPr>
-            <w:tcW w:w="0" w:type="auto"/>
-            <w:hideMark/>
-          </w:tcPr>
-          <w:p>
-            <w:pPr>
-              <w:spacing w:after="160" w:line="259" w:lineRule="auto"/>
-              <w:cnfStyle w:val="000000100000" w:firstRow="0" w:lastRow="0" w:firstColumn="0" w:lastColumn="0" w:oddVBand="0" w:evenVBand="0" w:oddHBand="1" w:evenHBand="0" w:firstRowFirstColumn="0" w:firstRowLastColumn="0" w:lastRowFirstColumn="0" w:lastRowLastColumn="0"/>
-              <w:rPr>
-                <w:rFonts w:cstheme="minorHAnsi"/>
-              </w:rPr>
-            </w:pPr>
-            <w:r>
-              <w:rPr>
-                <w:rFonts w:cstheme="minorHAnsi"/>
-              </w:rPr>
-              <w:t>Medium</w:t>
-            </w:r>
-          </w:p>
-        </w:tc>
-        <w:tc>
-          <w:tcPr>
-            <w:tcW w:w="0" w:type="auto"/>
-            <w:hideMark/>
-          </w:tcPr>
-          <w:p>
-            <w:pPr>
-              <w:spacing w:after="160" w:line="259" w:lineRule="auto"/>
-              <w:cnfStyle w:val="000000100000" w:firstRow="0" w:lastRow="0" w:firstColumn="0" w:lastColumn="0" w:oddVBand="0" w:evenVBand="0" w:oddHBand="1" w:evenHBand="0" w:firstRowFirstColumn="0" w:firstRowLastColumn="0" w:lastRowFirstColumn="0" w:lastRowLastColumn="0"/>
-              <w:rPr>
-                <w:rFonts w:cstheme="minorHAnsi"/>
-              </w:rPr>
-            </w:pPr>
-            <w:r>
-              <w:rPr>
-                <w:rFonts w:cstheme="minorHAnsi"/>
-              </w:rPr>
-              <w:t>Medium</w:t>
-            </w:r>
-          </w:p>
-        </w:tc>
-        <w:tc>
-          <w:tcPr>
-            <w:tcW w:w="0" w:type="auto"/>
-            <w:hideMark/>
-          </w:tcPr>
-          <w:p>
-            <w:pPr>
-              <w:spacing w:after="160" w:line="259" w:lineRule="auto"/>
-              <w:cnfStyle w:val="000000100000" w:firstRow="0" w:lastRow="0" w:firstColumn="0" w:lastColumn="0" w:oddVBand="0" w:evenVBand="0" w:oddHBand="1" w:evenHBand="0" w:firstRowFirstColumn="0" w:firstRowLastColumn="0" w:lastRowFirstColumn="0" w:lastRowLastColumn="0"/>
-              <w:rPr>
-                <w:rFonts w:cstheme="minorHAnsi"/>
-              </w:rPr>
-            </w:pPr>
-            <w:r>
-              <w:rPr>
-                <w:rFonts w:cstheme="minorHAnsi"/>
-              </w:rPr>
-              <w:t>Start ethical approval and recruitment planning early. Use a small but representative user sample and consider remote or simulated testing if necessary.</w:t>
-            </w:r>
-          </w:p>
-        </w:tc>
-      </w:tr>
-      <w:tr>
-        <w:tc>
-          <w:tcPr>
-            <w:cnfStyle w:val="001000000000" w:firstRow="0" w:lastRow="0" w:firstColumn="1" w:lastColumn="0" w:oddVBand="0" w:evenVBand="0" w:oddHBand="0" w:evenHBand="0" w:firstRowFirstColumn="0" w:firstRowLastColumn="0" w:lastRowFirstColumn="0" w:lastRowLastColumn="0"/>
-            <w:tcW w:w="0" w:type="auto"/>
-            <w:hideMark/>
-          </w:tcPr>
-          <w:p>
-            <w:pPr>
-              <w:spacing w:after="160" w:line="259" w:lineRule="auto"/>
-              <w:rPr>
-                <w:rFonts w:cstheme="minorHAnsi"/>
-              </w:rPr>
-            </w:pPr>
-            <w:r>
-              <w:rPr>
-                <w:rFonts w:cstheme="minorHAnsi"/>
-                <w:b/>
-                <w:bCs/>
-              </w:rPr>
-              <w:t>Data Reliability</w:t>
-            </w:r>
-            <w:r>
-              <w:rPr>
-                <w:rFonts w:cstheme="minorHAnsi"/>
-              </w:rPr>
-              <w:t xml:space="preserve"> – Inconsistent or incomplete usability test data (e.g., user fatigue or misunderstanding tasks).</w:t>
-            </w:r>
-          </w:p>
-        </w:tc>
-        <w:tc>
-          <w:tcPr>
-            <w:tcW w:w="0" w:type="auto"/>
-            <w:hideMark/>
-          </w:tcPr>
-          <w:p>
-            <w:pPr>
-              <w:spacing w:after="160" w:line="259" w:lineRule="auto"/>
-              <w:cnfStyle w:val="000000000000" w:firstRow="0" w:lastRow="0" w:firstColumn="0" w:lastColumn="0" w:oddVBand="0" w:evenVBand="0" w:oddHBand="0" w:evenHBand="0" w:firstRowFirstColumn="0" w:firstRowLastColumn="0" w:lastRowFirstColumn="0" w:lastRowLastColumn="0"/>
-              <w:rPr>
-                <w:rFonts w:cstheme="minorHAnsi"/>
-              </w:rPr>
-            </w:pPr>
-            <w:r>
-              <w:rPr>
-                <w:rFonts w:cstheme="minorHAnsi"/>
-              </w:rPr>
-              <w:t>Medium</w:t>
-            </w:r>
-          </w:p>
-        </w:tc>
-        <w:tc>
-          <w:tcPr>
-            <w:tcW w:w="0" w:type="auto"/>
-            <w:hideMark/>
-          </w:tcPr>
-          <w:p>
-            <w:pPr>
-              <w:spacing w:after="160" w:line="259" w:lineRule="auto"/>
-              <w:cnfStyle w:val="000000000000" w:firstRow="0" w:lastRow="0" w:firstColumn="0" w:lastColumn="0" w:oddVBand="0" w:evenVBand="0" w:oddHBand="0" w:evenHBand="0" w:firstRowFirstColumn="0" w:firstRowLastColumn="0" w:lastRowFirstColumn="0" w:lastRowLastColumn="0"/>
-              <w:rPr>
-                <w:rFonts w:cstheme="minorHAnsi"/>
-              </w:rPr>
-            </w:pPr>
-            <w:r>
-              <w:rPr>
-                <w:rFonts w:cstheme="minorHAnsi"/>
-              </w:rPr>
-              <w:t>Medium</w:t>
-            </w:r>
-          </w:p>
-        </w:tc>
-        <w:tc>
-          <w:tcPr>
-            <w:tcW w:w="0" w:type="auto"/>
-            <w:hideMark/>
-          </w:tcPr>
-          <w:p>
-            <w:pPr>
-              <w:spacing w:after="160" w:line="259" w:lineRule="auto"/>
-              <w:cnfStyle w:val="000000000000" w:firstRow="0" w:lastRow="0" w:firstColumn="0" w:lastColumn="0" w:oddVBand="0" w:evenVBand="0" w:oddHBand="0" w:evenHBand="0" w:firstRowFirstColumn="0" w:firstRowLastColumn="0" w:lastRowFirstColumn="0" w:lastRowLastColumn="0"/>
-              <w:rPr>
-                <w:rFonts w:cstheme="minorHAnsi"/>
-              </w:rPr>
-            </w:pPr>
-            <w:r>
-              <w:rPr>
-                <w:rFonts w:cstheme="minorHAnsi"/>
-              </w:rPr>
-              <w:t>Pilot test evaluation procedures to refine task clarity and ensure test consistency. Use both quantitative and qualitative measures to validate findings.</w:t>
-            </w:r>
-          </w:p>
-        </w:tc>
-      </w:tr>
-      <w:tr>
-        <w:trPr>
-          <w:cnfStyle w:val="000000100000" w:firstRow="0" w:lastRow="0" w:firstColumn="0" w:lastColumn="0" w:oddVBand="0" w:evenVBand="0" w:oddHBand="1" w:evenHBand="0" w:firstRowFirstColumn="0" w:firstRowLastColumn="0" w:lastRowFirstColumn="0" w:lastRowLastColumn="0"/>
-        </w:trPr>
-        <w:tc>
-          <w:tcPr>
-            <w:cnfStyle w:val="001000000000" w:firstRow="0" w:lastRow="0" w:firstColumn="1" w:lastColumn="0" w:oddVBand="0" w:evenVBand="0" w:oddHBand="0" w:evenHBand="0" w:firstRowFirstColumn="0" w:firstRowLastColumn="0" w:lastRowFirstColumn="0" w:lastRowLastColumn="0"/>
-            <w:tcW w:w="0" w:type="auto"/>
-            <w:hideMark/>
-          </w:tcPr>
-          <w:p>
-            <w:pPr>
-              <w:spacing w:after="160" w:line="259" w:lineRule="auto"/>
-              <w:rPr>
-                <w:rFonts w:cstheme="minorHAnsi"/>
-              </w:rPr>
-            </w:pPr>
-            <w:r>
-              <w:rPr>
-                <w:rFonts w:cstheme="minorHAnsi"/>
-                <w:b/>
-                <w:bCs/>
-              </w:rPr>
-              <w:t>Scope Creep</w:t>
-            </w:r>
-            <w:r>
-              <w:rPr>
-                <w:rFonts w:cstheme="minorHAnsi"/>
-              </w:rPr>
-              <w:t xml:space="preserve"> – Attempting to add unnecessary features to the prototype, leading to delays or diluted focus.</w:t>
-            </w:r>
-          </w:p>
-        </w:tc>
-        <w:tc>
-          <w:tcPr>
-            <w:tcW w:w="0" w:type="auto"/>
-            <w:hideMark/>
-          </w:tcPr>
-          <w:p>
-            <w:pPr>
-              <w:spacing w:after="160" w:line="259" w:lineRule="auto"/>
-              <w:cnfStyle w:val="000000100000" w:firstRow="0" w:lastRow="0" w:firstColumn="0" w:lastColumn="0" w:oddVBand="0" w:evenVBand="0" w:oddHBand="1" w:evenHBand="0" w:firstRowFirstColumn="0" w:firstRowLastColumn="0" w:lastRowFirstColumn="0" w:lastRowLastColumn="0"/>
-              <w:rPr>
-                <w:rFonts w:cstheme="minorHAnsi"/>
-              </w:rPr>
-            </w:pPr>
-            <w:r>
-              <w:rPr>
-                <w:rFonts w:cstheme="minorHAnsi"/>
-              </w:rPr>
-              <w:t>Medium</w:t>
-            </w:r>
-          </w:p>
-        </w:tc>
-        <w:tc>
-          <w:tcPr>
-            <w:tcW w:w="0" w:type="auto"/>
-            <w:hideMark/>
-          </w:tcPr>
-          <w:p>
-            <w:pPr>
-              <w:spacing w:after="160" w:line="259" w:lineRule="auto"/>
-              <w:cnfStyle w:val="000000100000" w:firstRow="0" w:lastRow="0" w:firstColumn="0" w:lastColumn="0" w:oddVBand="0" w:evenVBand="0" w:oddHBand="1" w:evenHBand="0" w:firstRowFirstColumn="0" w:firstRowLastColumn="0" w:lastRowFirstColumn="0" w:lastRowLastColumn="0"/>
-              <w:rPr>
-                <w:rFonts w:cstheme="minorHAnsi"/>
-              </w:rPr>
-            </w:pPr>
-            <w:r>
-              <w:rPr>
-                <w:rFonts w:cstheme="minorHAnsi"/>
-              </w:rPr>
-              <w:t>High</w:t>
-            </w:r>
-          </w:p>
-        </w:tc>
-        <w:tc>
-          <w:tcPr>
-            <w:tcW w:w="0" w:type="auto"/>
-            <w:hideMark/>
-          </w:tcPr>
-          <w:p>
-            <w:pPr>
-              <w:spacing w:after="160" w:line="259" w:lineRule="auto"/>
-              <w:cnfStyle w:val="000000100000" w:firstRow="0" w:lastRow="0" w:firstColumn="0" w:lastColumn="0" w:oddVBand="0" w:evenVBand="0" w:oddHBand="1" w:evenHBand="0" w:firstRowFirstColumn="0" w:firstRowLastColumn="0" w:lastRowFirstColumn="0" w:lastRowLastColumn="0"/>
-              <w:rPr>
-                <w:rFonts w:cstheme="minorHAnsi"/>
-              </w:rPr>
-            </w:pPr>
-            <w:r>
-              <w:rPr>
-                <w:rFonts w:cstheme="minorHAnsi"/>
-              </w:rPr>
-              <w:t>Adhere to the defined project scope. Implement only essential functions for usability evaluation (e.g., timers, notes, workout logging).</w:t>
-            </w:r>
-          </w:p>
-        </w:tc>
-      </w:tr>
-      <w:tr>
-        <w:tc>
-          <w:tcPr>
-            <w:cnfStyle w:val="001000000000" w:firstRow="0" w:lastRow="0" w:firstColumn="1" w:lastColumn="0" w:oddVBand="0" w:evenVBand="0" w:oddHBand="0" w:evenHBand="0" w:firstRowFirstColumn="0" w:firstRowLastColumn="0" w:lastRowFirstColumn="0" w:lastRowLastColumn="0"/>
-            <w:tcW w:w="0" w:type="auto"/>
-            <w:hideMark/>
-          </w:tcPr>
-          <w:p>
-            <w:pPr>
-              <w:spacing w:after="160" w:line="259" w:lineRule="auto"/>
-              <w:rPr>
-                <w:rFonts w:cstheme="minorHAnsi"/>
-              </w:rPr>
-            </w:pPr>
-            <w:r>
-              <w:rPr>
-                <w:rFonts w:cstheme="minorHAnsi"/>
-                <w:b/>
-                <w:bCs/>
-              </w:rPr>
-              <w:t>Ethical or Legal Issues</w:t>
-            </w:r>
-            <w:r>
-              <w:rPr>
-                <w:rFonts w:cstheme="minorHAnsi"/>
-              </w:rPr>
-              <w:t xml:space="preserve"> – Delays due to ethical approval requirements or mishandling of user data.</w:t>
-            </w:r>
-          </w:p>
-        </w:tc>
-        <w:tc>
-          <w:tcPr>
-            <w:tcW w:w="0" w:type="auto"/>
-            <w:hideMark/>
-          </w:tcPr>
-          <w:p>
-            <w:pPr>
-              <w:spacing w:after="160" w:line="259" w:lineRule="auto"/>
-              <w:cnfStyle w:val="000000000000" w:firstRow="0" w:lastRow="0" w:firstColumn="0" w:lastColumn="0" w:oddVBand="0" w:evenVBand="0" w:oddHBand="0" w:evenHBand="0" w:firstRowFirstColumn="0" w:firstRowLastColumn="0" w:lastRowFirstColumn="0" w:lastRowLastColumn="0"/>
-              <w:rPr>
-                <w:rFonts w:cstheme="minorHAnsi"/>
-              </w:rPr>
-            </w:pPr>
-            <w:r>
-              <w:rPr>
-                <w:rFonts w:cstheme="minorHAnsi"/>
-              </w:rPr>
-              <w:t>Low</w:t>
-            </w:r>
-          </w:p>
-        </w:tc>
-        <w:tc>
-          <w:tcPr>
-            <w:tcW w:w="0" w:type="auto"/>
-            <w:hideMark/>
-          </w:tcPr>
-          <w:p>
-            <w:pPr>
-              <w:spacing w:after="160" w:line="259" w:lineRule="auto"/>
-              <w:cnfStyle w:val="000000000000" w:firstRow="0" w:lastRow="0" w:firstColumn="0" w:lastColumn="0" w:oddVBand="0" w:evenVBand="0" w:oddHBand="0" w:evenHBand="0" w:firstRowFirstColumn="0" w:firstRowLastColumn="0" w:lastRowFirstColumn="0" w:lastRowLastColumn="0"/>
-              <w:rPr>
-                <w:rFonts w:cstheme="minorHAnsi"/>
-              </w:rPr>
-            </w:pPr>
-            <w:r>
-              <w:rPr>
-                <w:rFonts w:cstheme="minorHAnsi"/>
-              </w:rPr>
-              <w:t>High</w:t>
-            </w:r>
-          </w:p>
-        </w:tc>
-        <w:tc>
-          <w:tcPr>
-            <w:tcW w:w="0" w:type="auto"/>
-            <w:hideMark/>
-          </w:tcPr>
-          <w:p>
-            <w:pPr>
-              <w:spacing w:after="160" w:line="259" w:lineRule="auto"/>
-              <w:cnfStyle w:val="000000000000" w:firstRow="0" w:lastRow="0" w:firstColumn="0" w:lastColumn="0" w:oddVBand="0" w:evenVBand="0" w:oddHBand="0" w:evenHBand="0" w:firstRowFirstColumn="0" w:firstRowLastColumn="0" w:lastRowFirstColumn="0" w:lastRowLastColumn="0"/>
-              <w:rPr>
-                <w:rFonts w:cstheme="minorHAnsi"/>
-              </w:rPr>
-            </w:pPr>
-            <w:r>
-              <w:rPr>
-                <w:rFonts w:cstheme="minorHAnsi"/>
-              </w:rPr>
-              <w:t>Submit ethics form early. Follow GDPR guidelines for anonymised data storage and disposal.</w:t>
-            </w:r>
-          </w:p>
-        </w:tc>
-      </w:tr>
-      <w:tr>
-        <w:trPr>
-          <w:cnfStyle w:val="000000100000" w:firstRow="0" w:lastRow="0" w:firstColumn="0" w:lastColumn="0" w:oddVBand="0" w:evenVBand="0" w:oddHBand="1" w:evenHBand="0" w:firstRowFirstColumn="0" w:firstRowLastColumn="0" w:lastRowFirstColumn="0" w:lastRowLastColumn="0"/>
-        </w:trPr>
-        <w:tc>
-          <w:tcPr>
-            <w:cnfStyle w:val="001000000000" w:firstRow="0" w:lastRow="0" w:firstColumn="1" w:lastColumn="0" w:oddVBand="0" w:evenVBand="0" w:oddHBand="0" w:evenHBand="0" w:firstRowFirstColumn="0" w:firstRowLastColumn="0" w:lastRowFirstColumn="0" w:lastRowLastColumn="0"/>
-            <w:tcW w:w="0" w:type="auto"/>
-            <w:hideMark/>
-          </w:tcPr>
-          <w:p>
-            <w:pPr>
-              <w:spacing w:after="160" w:line="259" w:lineRule="auto"/>
-              <w:rPr>
-                <w:rFonts w:cstheme="minorHAnsi"/>
-              </w:rPr>
-            </w:pPr>
-            <w:r>
-              <w:rPr>
-                <w:rFonts w:cstheme="minorHAnsi"/>
-                <w:b/>
-                <w:bCs/>
-              </w:rPr>
-              <w:t>Hardware or Software Failure</w:t>
-            </w:r>
-            <w:r>
-              <w:rPr>
-                <w:rFonts w:cstheme="minorHAnsi"/>
-              </w:rPr>
-              <w:t xml:space="preserve"> – Loss of data due to device failure or corrupted project files.</w:t>
-            </w:r>
-          </w:p>
-        </w:tc>
-        <w:tc>
-          <w:tcPr>
-            <w:tcW w:w="0" w:type="auto"/>
-            <w:hideMark/>
-          </w:tcPr>
-          <w:p>
-            <w:pPr>
-              <w:spacing w:after="160" w:line="259" w:lineRule="auto"/>
-              <w:cnfStyle w:val="000000100000" w:firstRow="0" w:lastRow="0" w:firstColumn="0" w:lastColumn="0" w:oddVBand="0" w:evenVBand="0" w:oddHBand="1" w:evenHBand="0" w:firstRowFirstColumn="0" w:firstRowLastColumn="0" w:lastRowFirstColumn="0" w:lastRowLastColumn="0"/>
-              <w:rPr>
-                <w:rFonts w:cstheme="minorHAnsi"/>
-              </w:rPr>
-            </w:pPr>
-            <w:r>
-              <w:rPr>
-                <w:rFonts w:cstheme="minorHAnsi"/>
-              </w:rPr>
-              <w:t>Low</w:t>
-            </w:r>
-          </w:p>
-        </w:tc>
-        <w:tc>
-          <w:tcPr>
-            <w:tcW w:w="0" w:type="auto"/>
-            <w:hideMark/>
-          </w:tcPr>
-          <w:p>
-            <w:pPr>
-              <w:spacing w:after="160" w:line="259" w:lineRule="auto"/>
-              <w:cnfStyle w:val="000000100000" w:firstRow="0" w:lastRow="0" w:firstColumn="0" w:lastColumn="0" w:oddVBand="0" w:evenVBand="0" w:oddHBand="1" w:evenHBand="0" w:firstRowFirstColumn="0" w:firstRowLastColumn="0" w:lastRowFirstColumn="0" w:lastRowLastColumn="0"/>
-              <w:rPr>
-                <w:rFonts w:cstheme="minorHAnsi"/>
-              </w:rPr>
-            </w:pPr>
-            <w:r>
-              <w:rPr>
-                <w:rFonts w:cstheme="minorHAnsi"/>
-              </w:rPr>
-              <w:t>High</w:t>
-            </w:r>
-          </w:p>
-        </w:tc>
-        <w:tc>
-          <w:tcPr>
-            <w:tcW w:w="0" w:type="auto"/>
-            <w:hideMark/>
-          </w:tcPr>
-          <w:p>
-            <w:pPr>
-              <w:spacing w:after="160" w:line="259" w:lineRule="auto"/>
-              <w:cnfStyle w:val="000000100000" w:firstRow="0" w:lastRow="0" w:firstColumn="0" w:lastColumn="0" w:oddVBand="0" w:evenVBand="0" w:oddHBand="1" w:evenHBand="0" w:firstRowFirstColumn="0" w:firstRowLastColumn="0" w:lastRowFirstColumn="0" w:lastRowLastColumn="0"/>
-              <w:rPr>
-                <w:rFonts w:cstheme="minorHAnsi"/>
-              </w:rPr>
-            </w:pPr>
-            <w:r>
-              <w:rPr>
-                <w:rFonts w:cstheme="minorHAnsi"/>
-              </w:rPr>
-              <w:t>Use version control (GitHub) and cloud backups for all project files. Maintain regular checkpoints and redundant storage.</w:t>
-            </w:r>
-          </w:p>
-        </w:tc>
-      </w:tr>
-      <w:tr>
-        <w:tc>
-          <w:tcPr>
-            <w:cnfStyle w:val="001000000000" w:firstRow="0" w:lastRow="0" w:firstColumn="1" w:lastColumn="0" w:oddVBand="0" w:evenVBand="0" w:oddHBand="0" w:evenHBand="0" w:firstRowFirstColumn="0" w:firstRowLastColumn="0" w:lastRowFirstColumn="0" w:lastRowLastColumn="0"/>
-            <w:tcW w:w="0" w:type="auto"/>
-            <w:hideMark/>
-          </w:tcPr>
-          <w:p>
-            <w:pPr>
-              <w:spacing w:after="160" w:line="259" w:lineRule="auto"/>
-              <w:rPr>
-                <w:rFonts w:cstheme="minorHAnsi"/>
-              </w:rPr>
-            </w:pPr>
-            <w:r>
-              <w:rPr>
-                <w:rFonts w:cstheme="minorHAnsi"/>
-                <w:b/>
-                <w:bCs/>
-              </w:rPr>
-              <w:t>Negative or Inconclusive Results</w:t>
-            </w:r>
-            <w:r>
-              <w:rPr>
-                <w:rFonts w:cstheme="minorHAnsi"/>
-              </w:rPr>
-              <w:t xml:space="preserve"> – User testing may reveal that heuristics are not strongly applicable to multifunctional contexts.</w:t>
-            </w:r>
-          </w:p>
-        </w:tc>
-        <w:tc>
-          <w:tcPr>
-            <w:tcW w:w="0" w:type="auto"/>
-            <w:hideMark/>
-          </w:tcPr>
-          <w:p>
-            <w:pPr>
-              <w:spacing w:after="160" w:line="259" w:lineRule="auto"/>
-              <w:cnfStyle w:val="000000000000" w:firstRow="0" w:lastRow="0" w:firstColumn="0" w:lastColumn="0" w:oddVBand="0" w:evenVBand="0" w:oddHBand="0" w:evenHBand="0" w:firstRowFirstColumn="0" w:firstRowLastColumn="0" w:lastRowFirstColumn="0" w:lastRowLastColumn="0"/>
-              <w:rPr>
-                <w:rFonts w:cstheme="minorHAnsi"/>
-              </w:rPr>
-            </w:pPr>
-            <w:r>
-              <w:rPr>
-                <w:rFonts w:cstheme="minorHAnsi"/>
-              </w:rPr>
-              <w:t>Medium</w:t>
-            </w:r>
-          </w:p>
-        </w:tc>
-        <w:tc>
-          <w:tcPr>
-            <w:tcW w:w="0" w:type="auto"/>
-            <w:hideMark/>
-          </w:tcPr>
-          <w:p>
-            <w:pPr>
-              <w:spacing w:after="160" w:line="259" w:lineRule="auto"/>
-              <w:cnfStyle w:val="000000000000" w:firstRow="0" w:lastRow="0" w:firstColumn="0" w:lastColumn="0" w:oddVBand="0" w:evenVBand="0" w:oddHBand="0" w:evenHBand="0" w:firstRowFirstColumn="0" w:firstRowLastColumn="0" w:lastRowFirstColumn="0" w:lastRowLastColumn="0"/>
-              <w:rPr>
-                <w:rFonts w:cstheme="minorHAnsi"/>
-              </w:rPr>
-            </w:pPr>
-            <w:r>
-              <w:rPr>
-                <w:rFonts w:cstheme="minorHAnsi"/>
-              </w:rPr>
-              <w:t>Low</w:t>
-            </w:r>
-          </w:p>
-        </w:tc>
-        <w:tc>
-          <w:tcPr>
-            <w:tcW w:w="0" w:type="auto"/>
-            <w:hideMark/>
-          </w:tcPr>
-          <w:p>
-            <w:pPr>
-              <w:spacing w:after="160" w:line="259" w:lineRule="auto"/>
-              <w:cnfStyle w:val="000000000000" w:firstRow="0" w:lastRow="0" w:firstColumn="0" w:lastColumn="0" w:oddVBand="0" w:evenVBand="0" w:oddHBand="0" w:evenHBand="0" w:firstRowFirstColumn="0" w:firstRowLastColumn="0" w:lastRowFirstColumn="0" w:lastRowLastColumn="0"/>
-              <w:rPr>
-                <w:rFonts w:cstheme="minorHAnsi"/>
-              </w:rPr>
-            </w:pPr>
-            <w:r>
-              <w:rPr>
-                <w:rFonts w:cstheme="minorHAnsi"/>
-              </w:rPr>
-              <w:t>Acknowledge that inconclusive results still provide valuable insights. Ensure findings are critically analysed and reflected upon rather than dismissed.</w:t>
-            </w:r>
-          </w:p>
-        </w:tc>
-      </w:tr>
-    </w:tbl>
+    <w:p>
+      <w:pPr>
+        <w:pStyle w:val="Heading2"/>
+      </w:pPr>
+      <w:bookmarkStart w:id="12" w:name="_Toc144892533"/>
+      <w:r>
+        <w:t>Resources required</w:t>
+      </w:r>
+      <w:bookmarkEnd w:id="12"/>
+    </w:p>
+    <w:p/>
+    <w:p>
+      <w:pPr>
+        <w:spacing w:after="240" w:line="240" w:lineRule="auto"/>
+        <w:rPr>
+          <w:rFonts w:eastAsia="Times New Roman" w:cstheme="minorHAnsi"/>
+          <w:lang w:eastAsia="en-GB"/>
+        </w:rPr>
+      </w:pPr>
+      <w:r>
+        <w:rPr>
+          <w:rFonts w:eastAsia="Times New Roman" w:cstheme="minorHAnsi"/>
+          <w:lang w:eastAsia="en-GB"/>
+        </w:rPr>
+        <w:t>The project will need standard productivity and data analysis software, as well as access to an appropriate development environment for creating mobile applications. It will require a mobile device or emulator for testing, as well as a personal computer that can run development and design tools. The project supervisor and a small group of usability testers will be part of human resources. No non-standard hardware or paid services will be required.</w:t>
+      </w:r>
+    </w:p>
     <w:p/>
     <w:p/>
     <w:p>
       <w:pPr>
         <w:pStyle w:val="Heading2"/>
       </w:pPr>
-      <w:bookmarkStart w:id="12" w:name="_Toc144892533"/>
-      <w:r>
-        <w:t>Resources required</w:t>
-      </w:r>
-      <w:bookmarkEnd w:id="12"/>
+      <w:r>
+        <w:t>Ethical and legal considerations</w:t>
+      </w:r>
     </w:p>
     <w:p/>
     <w:p>
-      <w:pPr>
-        <w:spacing w:after="240" w:line="240" w:lineRule="auto"/>
+      <w:r>
+        <w:t>While this project involves very limited ethical risks, thought will be put into consideration for research involving human participants as to adhere to the university’s ethics guideline provided.</w:t>
+      </w:r>
+      <w:r>
+        <w:t xml:space="preserve"> Usability testing will require fully informed consent from each subject with the right to remove themselves from the study at any time. This withdrawal from the project will also necessitate the destruction of all data relating to that participant with no consequences to the person/persons. No sensitive personal data will be collected, and all responses will remain anonymous. The participants will be fully briefed on the study’s purpose, testing procedures and data taken.</w:t>
+      </w:r>
+    </w:p>
+    <w:p>
+      <w:r>
+        <w:t>All participant data will be securely stored in a database accessed only be the head of project. This data will be only used strictly for research purposes in compliance with GDPR requirements.</w:t>
+      </w:r>
+    </w:p>
+    <w:p/>
+    <w:p>
+      <w:pPr>
+        <w:pStyle w:val="Heading2"/>
+      </w:pPr>
+      <w:r>
+        <w:t>Commercial considerations</w:t>
+      </w:r>
+    </w:p>
+    <w:p/>
+    <w:p>
+      <w:pPr>
+        <w:spacing w:after="0" w:line="240" w:lineRule="auto"/>
         <w:rPr>
           <w:rFonts w:eastAsia="Times New Roman" w:cstheme="minorHAnsi"/>
-          <w:color w:val="70AD47" w:themeColor="accent6"/>
           <w:lang w:eastAsia="en-GB"/>
         </w:rPr>
       </w:pPr>
       <w:r>
         <w:rPr>
           <w:rFonts w:eastAsia="Times New Roman" w:cstheme="minorHAnsi"/>
-          <w:color w:val="70AD47" w:themeColor="accent6"/>
           <w:lang w:eastAsia="en-GB"/>
         </w:rPr>
-        <w:t>The project will need standard productivity and data analysis software, as well as access to an appropriate development environment for creating mobile applications. It will require a mobile device or emulator for testing, as well as a personal computer that can run development and design tools. The project supervisor and a small group of usability testers will be part of human resources. No non-standard hardware or paid services will be required.</w:t>
+        <w:t>Though the focus of this initiative is purely academic, the results may have commercial value. The idea of combining several single-purpose fitness tools with different functions into a single multipurpose mobile application is in line with the market's growing trend towards integrated digital ecosystems. By finding principles that increase user satisfaction and engagement, the evaluation of usability heuristics could provide valuable insights for future commercial app design techniques.</w:t>
+      </w:r>
+      <w:r>
+        <w:rPr>
+          <w:rFonts w:eastAsia="Times New Roman" w:cstheme="minorHAnsi"/>
+          <w:lang w:eastAsia="en-GB"/>
+        </w:rPr>
+        <w:br/>
+      </w:r>
+      <w:r>
+        <w:rPr>
+          <w:rFonts w:eastAsia="Times New Roman" w:cstheme="minorHAnsi"/>
+          <w:lang w:eastAsia="en-GB"/>
+        </w:rPr>
+        <w:br/>
+        <w:t>The project itself will incur minimal costs in terms of development resources, software, and hardware. There are no plans for direct monetisation or income generation. The prototype may be the foundation for additional commercial development or cooperation outside the purview of this study if great usability and user appeal is shown. In addition to this, this project may act as proof of the publisher’s competency in the subject area of mobile application heuristics, this may open doors of consultancy.</w:t>
       </w:r>
     </w:p>
     <w:p/>
-    <w:p/>
-    <w:p>
-      <w:pPr>
-        <w:pStyle w:val="Heading2"/>
-      </w:pPr>
-      <w:r>
-        <w:t>Ethical and legal considerations</w:t>
-      </w:r>
-    </w:p>
-    <w:p/>
-    <w:p>
-      <w:pPr>
-        <w:rPr>
-          <w:color w:val="70AD47" w:themeColor="accent6"/>
-        </w:rPr>
-      </w:pPr>
-      <w:r>
-        <w:rPr>
-          <w:color w:val="70AD47" w:themeColor="accent6"/>
-        </w:rPr>
-        <w:t>While this project involves very limited ethical risks, thought will be put into consideration for research involving human participants as to adhere to the university’s ethics guideline provided.</w:t>
-      </w:r>
-      <w:r>
-        <w:rPr>
-          <w:color w:val="70AD47" w:themeColor="accent6"/>
-        </w:rPr>
-        <w:t xml:space="preserve"> Usability testing will require fully informed consent from each subject with the right to remove themselves from the study at any time. This withdrawal from the project will also necessitate the destruction of all data relating to that participant with no consequences to the person/persons. No sensitive personal data will be collected, and all responses will remain anonymous. The participants will be fully briefed on the study’s purpose, testing procedures and data taken.</w:t>
-      </w:r>
-    </w:p>
-    <w:p>
-      <w:pPr>
-        <w:rPr>
-          <w:color w:val="70AD47" w:themeColor="accent6"/>
-        </w:rPr>
-      </w:pPr>
-      <w:r>
-        <w:rPr>
-          <w:color w:val="70AD47" w:themeColor="accent6"/>
-        </w:rPr>
-        <w:t>All participant data will be securely stored in a database accessed only be the head of project. This data will be only used strictly for research purposes in compliance with GDPR requirements.</w:t>
-      </w:r>
-    </w:p>
-    <w:p/>
-    <w:p>
-      <w:pPr>
-        <w:pStyle w:val="Heading2"/>
-      </w:pPr>
-      <w:r>
-        <w:t>Commercial considerations</w:t>
-      </w:r>
-    </w:p>
-    <w:p/>
-    <w:p>
-      <w:pPr>
-        <w:spacing w:after="0" w:line="240" w:lineRule="auto"/>
-        <w:rPr>
-          <w:rFonts w:eastAsia="Times New Roman" w:cstheme="minorHAnsi"/>
-          <w:color w:val="70AD47" w:themeColor="accent6"/>
-          <w:lang w:eastAsia="en-GB"/>
-        </w:rPr>
-      </w:pPr>
-      <w:r>
-        <w:rPr>
-          <w:rFonts w:eastAsia="Times New Roman" w:cstheme="minorHAnsi"/>
-          <w:color w:val="70AD47" w:themeColor="accent6"/>
-          <w:lang w:eastAsia="en-GB"/>
-        </w:rPr>
-        <w:t xml:space="preserve">Though the </w:t>
-      </w:r>
-      <w:r>
-        <w:rPr>
-          <w:rFonts w:eastAsia="Times New Roman" w:cstheme="minorHAnsi"/>
-          <w:color w:val="70AD47" w:themeColor="accent6"/>
-          <w:lang w:eastAsia="en-GB"/>
-        </w:rPr>
-        <w:t>focus</w:t>
-      </w:r>
-      <w:r>
-        <w:rPr>
-          <w:rFonts w:eastAsia="Times New Roman" w:cstheme="minorHAnsi"/>
-          <w:color w:val="70AD47" w:themeColor="accent6"/>
-          <w:lang w:eastAsia="en-GB"/>
-        </w:rPr>
-        <w:t xml:space="preserve"> of this initiative is purely academic, the results may have commercial value. The idea of combining several single-purpose fitness tools with different functions into a single multipurpose mobile application is in line with the market's growing trend towards integrated digital ecosystems. By finding principles that increase user satisfaction and engagement, the evaluation of usability heuristics could provide valuable insights for future commercial app design techniques.</w:t>
-      </w:r>
-      <w:r>
-        <w:rPr>
-          <w:rFonts w:eastAsia="Times New Roman" w:cstheme="minorHAnsi"/>
-          <w:color w:val="70AD47" w:themeColor="accent6"/>
-          <w:lang w:eastAsia="en-GB"/>
-        </w:rPr>
-        <w:br/>
-      </w:r>
-      <w:r>
-        <w:rPr>
-          <w:rFonts w:eastAsia="Times New Roman" w:cstheme="minorHAnsi"/>
-          <w:color w:val="70AD47" w:themeColor="accent6"/>
-          <w:lang w:eastAsia="en-GB"/>
-        </w:rPr>
-        <w:br/>
-        <w:t>The project itself will incur minimal costs in terms of development resources, software, and hardware. There are no plans for direct monetisation or income generation. The prototype may be the foundation for additional commercial development or cooperation outside the purview of this study if great usability and user appeal is shown.</w:t>
-      </w:r>
-      <w:r>
-        <w:rPr>
-          <w:rFonts w:eastAsia="Times New Roman" w:cstheme="minorHAnsi"/>
-          <w:color w:val="70AD47" w:themeColor="accent6"/>
-          <w:lang w:eastAsia="en-GB"/>
-        </w:rPr>
-        <w:t xml:space="preserve"> In addition to this, this project may act as proof of the publisher’s competency in the subject area of mobile application heuristics, this may open doors of consultancy.</w:t>
-      </w:r>
-    </w:p>
-    <w:p>
-      <w:pPr>
-        <w:rPr>
-          <w:color w:val="70AD47" w:themeColor="accent6"/>
-        </w:rPr>
-      </w:pPr>
-    </w:p>
     <w:p>
       <w:pPr>
         <w:pStyle w:val="Heading1"/>
@@ -6292,13 +4471,11 @@
         </w:numPr>
         <w:rPr>
           <w:rFonts w:cstheme="minorHAnsi"/>
-          <w:color w:val="70AD47" w:themeColor="accent6"/>
         </w:rPr>
       </w:pPr>
       <w:r>
         <w:rPr>
           <w:rFonts w:cstheme="minorHAnsi"/>
-          <w:color w:val="70AD47" w:themeColor="accent6"/>
         </w:rPr>
         <w:t>Complete final draft of the project definition document.</w:t>
       </w:r>
@@ -6312,13 +4489,11 @@
         </w:numPr>
         <w:rPr>
           <w:rFonts w:cstheme="minorHAnsi"/>
-          <w:color w:val="70AD47" w:themeColor="accent6"/>
         </w:rPr>
       </w:pPr>
       <w:r>
         <w:rPr>
           <w:rFonts w:cstheme="minorHAnsi"/>
-          <w:color w:val="70AD47" w:themeColor="accent6"/>
         </w:rPr>
         <w:t>Produce a clear refined specification of what needs to be done.</w:t>
       </w:r>
@@ -6332,13 +4507,11 @@
         </w:numPr>
         <w:rPr>
           <w:rFonts w:cstheme="minorHAnsi"/>
-          <w:color w:val="70AD47" w:themeColor="accent6"/>
         </w:rPr>
       </w:pPr>
       <w:r>
         <w:rPr>
           <w:rFonts w:cstheme="minorHAnsi"/>
-          <w:color w:val="70AD47" w:themeColor="accent6"/>
         </w:rPr>
         <w:t>Consider different technologies for achieving the aims of the project and select the most appropriate.</w:t>
       </w:r>
@@ -6347,13 +4520,11 @@
       <w:pPr>
         <w:rPr>
           <w:rFonts w:cstheme="minorHAnsi"/>
-          <w:color w:val="70AD47" w:themeColor="accent6"/>
         </w:rPr>
       </w:pPr>
       <w:r>
         <w:rPr>
           <w:rFonts w:cstheme="minorHAnsi"/>
-          <w:color w:val="70AD47" w:themeColor="accent6"/>
         </w:rPr>
         <w:t>--Planning phase over--</w:t>
       </w:r>
@@ -6367,13 +4538,11 @@
         </w:numPr>
         <w:rPr>
           <w:rFonts w:cstheme="minorHAnsi"/>
-          <w:color w:val="70AD47" w:themeColor="accent6"/>
         </w:rPr>
       </w:pPr>
       <w:r>
         <w:rPr>
           <w:rFonts w:cstheme="minorHAnsi"/>
-          <w:color w:val="70AD47" w:themeColor="accent6"/>
         </w:rPr>
         <w:t>Explore the history of the types of user interface.</w:t>
       </w:r>
@@ -6387,50 +4556,13 @@
         </w:numPr>
         <w:rPr>
           <w:rFonts w:cstheme="minorHAnsi"/>
-          <w:color w:val="70AD47" w:themeColor="accent6"/>
         </w:rPr>
       </w:pPr>
       <w:r>
         <w:rPr>
           <w:rFonts w:cstheme="minorHAnsi"/>
-          <w:color w:val="70AD47" w:themeColor="accent6"/>
-        </w:rPr>
-        <w:t>Investigate</w:t>
-      </w:r>
-      <w:r>
-        <w:rPr>
-          <w:rFonts w:cstheme="minorHAnsi"/>
-          <w:color w:val="70AD47" w:themeColor="accent6"/>
-        </w:rPr>
-        <w:t xml:space="preserve"> the history of </w:t>
-      </w:r>
-      <w:r>
-        <w:rPr>
-          <w:rFonts w:cstheme="minorHAnsi"/>
-          <w:color w:val="70AD47" w:themeColor="accent6"/>
-        </w:rPr>
-        <w:t xml:space="preserve">user </w:t>
-      </w:r>
-      <w:r>
-        <w:rPr>
-          <w:rFonts w:cstheme="minorHAnsi"/>
-          <w:color w:val="70AD47" w:themeColor="accent6"/>
-        </w:rPr>
-        <w:t>interface</w:t>
-      </w:r>
-      <w:r>
-        <w:rPr>
-          <w:rFonts w:cstheme="minorHAnsi"/>
-          <w:color w:val="70AD47" w:themeColor="accent6"/>
-        </w:rPr>
-        <w:t xml:space="preserve"> workflows</w:t>
-      </w:r>
-      <w:r>
-        <w:rPr>
-          <w:rFonts w:cstheme="minorHAnsi"/>
-          <w:color w:val="70AD47" w:themeColor="accent6"/>
-        </w:rPr>
-        <w:t>.</w:t>
+        </w:rPr>
+        <w:t>Investigate the history of user interface workflows.</w:t>
       </w:r>
     </w:p>
     <w:p>
@@ -6442,29 +4574,13 @@
         </w:numPr>
         <w:rPr>
           <w:rFonts w:cstheme="minorHAnsi"/>
-          <w:color w:val="70AD47" w:themeColor="accent6"/>
         </w:rPr>
       </w:pPr>
       <w:r>
         <w:rPr>
           <w:rFonts w:cstheme="minorHAnsi"/>
-          <w:color w:val="70AD47" w:themeColor="accent6"/>
-        </w:rPr>
-        <w:t>Conduct a literature study and review on mobile application usability heuristics</w:t>
-      </w:r>
-      <w:r>
-        <w:rPr>
-          <w:rFonts w:cstheme="minorHAnsi"/>
-          <w:color w:val="70AD47" w:themeColor="accent6"/>
-        </w:rPr>
-        <w:t xml:space="preserve"> (select heuristics to analyse) and multifunctional application design.</w:t>
-      </w:r>
-      <w:r>
-        <w:rPr>
-          <w:rFonts w:cstheme="minorHAnsi"/>
-          <w:color w:val="70AD47" w:themeColor="accent6"/>
-        </w:rPr>
-        <w:t xml:space="preserve">  </w:t>
+        </w:rPr>
+        <w:t xml:space="preserve">Conduct a literature study and review on mobile application usability heuristics (select heuristics to analyse) and multifunctional application design.  </w:t>
       </w:r>
     </w:p>
     <w:p>
@@ -6476,35 +4592,24 @@
         </w:numPr>
         <w:rPr>
           <w:rFonts w:cstheme="minorHAnsi"/>
-          <w:color w:val="70AD47" w:themeColor="accent6"/>
         </w:rPr>
       </w:pPr>
       <w:r>
         <w:rPr>
           <w:rFonts w:cstheme="minorHAnsi"/>
-          <w:color w:val="70AD47" w:themeColor="accent6"/>
-        </w:rPr>
-        <w:t>Identify case studies of both single and multi-function mobile applications and analyse against chosen focus heuristics</w:t>
-      </w:r>
-      <w:r>
+        </w:rPr>
+        <w:t>Identify case studies of both single and multi-function mobile applications and analyse against chosen focus heuristics.</w:t>
+      </w:r>
+    </w:p>
+    <w:p>
+      <w:pPr>
         <w:rPr>
           <w:rFonts w:cstheme="minorHAnsi"/>
-          <w:color w:val="70AD47" w:themeColor="accent6"/>
-        </w:rPr>
-        <w:t>.</w:t>
-      </w:r>
-    </w:p>
-    <w:p>
-      <w:pPr>
+        </w:rPr>
+      </w:pPr>
+      <w:r>
         <w:rPr>
           <w:rFonts w:cstheme="minorHAnsi"/>
-          <w:color w:val="70AD47" w:themeColor="accent6"/>
-        </w:rPr>
-      </w:pPr>
-      <w:r>
-        <w:rPr>
-          <w:rFonts w:cstheme="minorHAnsi"/>
-          <w:color w:val="70AD47" w:themeColor="accent6"/>
         </w:rPr>
         <w:t>--Literature review phase over--</w:t>
       </w:r>
@@ -6518,13 +4623,11 @@
         </w:numPr>
         <w:rPr>
           <w:rFonts w:cstheme="minorHAnsi"/>
-          <w:color w:val="70AD47" w:themeColor="accent6"/>
         </w:rPr>
       </w:pPr>
       <w:r>
         <w:rPr>
           <w:rFonts w:cstheme="minorHAnsi"/>
-          <w:color w:val="70AD47" w:themeColor="accent6"/>
         </w:rPr>
         <w:t>Define requirements for the fitness app prototype.</w:t>
       </w:r>
@@ -6538,27 +4641,23 @@
         </w:numPr>
         <w:rPr>
           <w:rFonts w:cstheme="minorHAnsi"/>
-          <w:color w:val="70AD47" w:themeColor="accent6"/>
         </w:rPr>
       </w:pPr>
       <w:r>
         <w:rPr>
           <w:rFonts w:cstheme="minorHAnsi"/>
-          <w:color w:val="70AD47" w:themeColor="accent6"/>
         </w:rPr>
         <w:t>Create wireframes and user interface mock-ups</w:t>
       </w:r>
       <w:r>
         <w:rPr>
           <w:rFonts w:cstheme="minorHAnsi"/>
-          <w:color w:val="70AD47" w:themeColor="accent6"/>
         </w:rPr>
         <w:t xml:space="preserve"> ranging from low to high fidelity</w:t>
       </w:r>
       <w:r>
         <w:rPr>
           <w:rFonts w:cstheme="minorHAnsi"/>
-          <w:color w:val="70AD47" w:themeColor="accent6"/>
         </w:rPr>
         <w:t>.</w:t>
       </w:r>
@@ -6572,13 +4671,11 @@
         </w:numPr>
         <w:rPr>
           <w:rFonts w:cstheme="minorHAnsi"/>
-          <w:color w:val="70AD47" w:themeColor="accent6"/>
         </w:rPr>
       </w:pPr>
       <w:r>
         <w:rPr>
           <w:rFonts w:cstheme="minorHAnsi"/>
-          <w:color w:val="70AD47" w:themeColor="accent6"/>
         </w:rPr>
         <w:t>Select frameworks and languages for development with justified reasoning and gain competency in technologies.</w:t>
       </w:r>
@@ -6592,42 +4689,24 @@
         </w:numPr>
         <w:rPr>
           <w:rFonts w:cstheme="minorHAnsi"/>
-          <w:color w:val="70AD47" w:themeColor="accent6"/>
         </w:rPr>
       </w:pPr>
       <w:r>
         <w:rPr>
           <w:rFonts w:cstheme="minorHAnsi"/>
-          <w:color w:val="70AD47" w:themeColor="accent6"/>
-        </w:rPr>
-        <w:t>Develop prototype app</w:t>
-      </w:r>
-      <w:r>
+        </w:rPr>
+        <w:t>Develop prototype app including only the core features.</w:t>
+      </w:r>
+    </w:p>
+    <w:p>
+      <w:pPr>
         <w:rPr>
           <w:rFonts w:cstheme="minorHAnsi"/>
-          <w:color w:val="70AD47" w:themeColor="accent6"/>
-        </w:rPr>
-        <w:t xml:space="preserve"> including only the </w:t>
-      </w:r>
+        </w:rPr>
+      </w:pPr>
       <w:r>
         <w:rPr>
           <w:rFonts w:cstheme="minorHAnsi"/>
-          <w:color w:val="70AD47" w:themeColor="accent6"/>
-        </w:rPr>
-        <w:t>core features.</w:t>
-      </w:r>
-    </w:p>
-    <w:p>
-      <w:pPr>
-        <w:rPr>
-          <w:rFonts w:cstheme="minorHAnsi"/>
-          <w:color w:val="70AD47" w:themeColor="accent6"/>
-        </w:rPr>
-      </w:pPr>
-      <w:r>
-        <w:rPr>
-          <w:rFonts w:cstheme="minorHAnsi"/>
-          <w:color w:val="70AD47" w:themeColor="accent6"/>
         </w:rPr>
         <w:t>--Prototype development phase over--</w:t>
       </w:r>
@@ -6641,13 +4720,11 @@
         </w:numPr>
         <w:rPr>
           <w:rFonts w:cstheme="minorHAnsi"/>
-          <w:color w:val="70AD47" w:themeColor="accent6"/>
         </w:rPr>
       </w:pPr>
       <w:r>
         <w:rPr>
           <w:rFonts w:cstheme="minorHAnsi"/>
-          <w:color w:val="70AD47" w:themeColor="accent6"/>
         </w:rPr>
         <w:t>Conduct a secondary literature review focusing on heuristic evaluation protocols (use this time to research any principles not covered accurately enough during first literature study).</w:t>
       </w:r>
@@ -6661,13 +4738,11 @@
         </w:numPr>
         <w:rPr>
           <w:rFonts w:cstheme="minorHAnsi"/>
-          <w:color w:val="70AD47" w:themeColor="accent6"/>
         </w:rPr>
       </w:pPr>
       <w:r>
         <w:rPr>
           <w:rFonts w:cstheme="minorHAnsi"/>
-          <w:color w:val="70AD47" w:themeColor="accent6"/>
         </w:rPr>
         <w:t>Select testing techniques, create test plan, recruit participants and set up secure storage for test data.</w:t>
       </w:r>
@@ -6681,13 +4756,11 @@
         </w:numPr>
         <w:rPr>
           <w:rFonts w:cstheme="minorHAnsi"/>
-          <w:color w:val="70AD47" w:themeColor="accent6"/>
         </w:rPr>
       </w:pPr>
       <w:r>
         <w:rPr>
           <w:rFonts w:cstheme="minorHAnsi"/>
-          <w:color w:val="70AD47" w:themeColor="accent6"/>
         </w:rPr>
         <w:t>Conduct heuristic evaluation and collect feedback.</w:t>
       </w:r>
@@ -6701,42 +4774,24 @@
         </w:numPr>
         <w:rPr>
           <w:rFonts w:cstheme="minorHAnsi"/>
-          <w:color w:val="70AD47" w:themeColor="accent6"/>
         </w:rPr>
       </w:pPr>
       <w:r>
         <w:rPr>
           <w:rFonts w:cstheme="minorHAnsi"/>
-          <w:color w:val="70AD47" w:themeColor="accent6"/>
-        </w:rPr>
-        <w:t xml:space="preserve">Analyse results and propose heuristic </w:t>
-      </w:r>
-      <w:r>
+        </w:rPr>
+        <w:t>Analyse results and propose heuristic relevance/refinements.</w:t>
+      </w:r>
+    </w:p>
+    <w:p>
+      <w:pPr>
         <w:rPr>
           <w:rFonts w:cstheme="minorHAnsi"/>
-          <w:color w:val="70AD47" w:themeColor="accent6"/>
-        </w:rPr>
-        <w:t>relevance/</w:t>
-      </w:r>
+        </w:rPr>
+      </w:pPr>
       <w:r>
         <w:rPr>
           <w:rFonts w:cstheme="minorHAnsi"/>
-          <w:color w:val="70AD47" w:themeColor="accent6"/>
-        </w:rPr>
-        <w:t>refinements.</w:t>
-      </w:r>
-    </w:p>
-    <w:p>
-      <w:pPr>
-        <w:rPr>
-          <w:rFonts w:cstheme="minorHAnsi"/>
-          <w:color w:val="70AD47" w:themeColor="accent6"/>
-        </w:rPr>
-      </w:pPr>
-      <w:r>
-        <w:rPr>
-          <w:rFonts w:cstheme="minorHAnsi"/>
-          <w:color w:val="70AD47" w:themeColor="accent6"/>
         </w:rPr>
         <w:t>--Heuristic evaluation phase over--</w:t>
       </w:r>
@@ -6750,34 +4805,29 @@
         </w:numPr>
         <w:rPr>
           <w:rFonts w:cstheme="minorHAnsi"/>
-          <w:color w:val="70AD47" w:themeColor="accent6"/>
         </w:rPr>
       </w:pPr>
       <w:r>
         <w:rPr>
           <w:rFonts w:cstheme="minorHAnsi"/>
-          <w:color w:val="70AD47" w:themeColor="accent6"/>
         </w:rPr>
         <w:t>Finalise</w:t>
       </w:r>
       <w:r>
         <w:rPr>
           <w:rFonts w:cstheme="minorHAnsi"/>
-          <w:color w:val="70AD47" w:themeColor="accent6"/>
         </w:rPr>
         <w:t xml:space="preserve"> final report and </w:t>
       </w:r>
       <w:r>
         <w:rPr>
           <w:rFonts w:cstheme="minorHAnsi"/>
-          <w:color w:val="70AD47" w:themeColor="accent6"/>
         </w:rPr>
         <w:t xml:space="preserve">project </w:t>
       </w:r>
       <w:r>
         <w:rPr>
           <w:rFonts w:cstheme="minorHAnsi"/>
-          <w:color w:val="70AD47" w:themeColor="accent6"/>
         </w:rPr>
         <w:t>evaluation.</w:t>
       </w:r>
@@ -6808,6 +4858,9 @@
     </w:p>
     <w:p>
       <w:r>
+        <w:rPr>
+          <w:noProof/>
+        </w:rPr>
         <w:drawing>
           <wp:anchor distT="0" distB="0" distL="114300" distR="114300" simplePos="0" relativeHeight="251658240" behindDoc="1" locked="0" layoutInCell="1" allowOverlap="1" wp14:anchorId="3B1FF1E2" wp14:editId="072EA6DE">
             <wp:simplePos x="0" y="0"/>
@@ -6840,7 +4893,7 @@
                     <pic:cNvPicPr/>
                   </pic:nvPicPr>
                   <pic:blipFill>
-                    <a:blip r:embed="rId7">
+                    <a:blip r:embed="rId8">
                       <a:extLst>
                         <a:ext uri="{28A0092B-C50C-407E-A947-70E740481C1C}">
                           <a14:useLocalDpi xmlns:a14="http://schemas.microsoft.com/office/drawing/2010/main" val="0"/>
@@ -6871,12 +4924,15 @@
     <w:p/>
     <w:p>
       <w:r>
+        <w:rPr>
+          <w:noProof/>
+        </w:rPr>
         <w:lastRenderedPageBreak/>
         <w:drawing>
-          <wp:anchor distT="0" distB="0" distL="114300" distR="114300" simplePos="0" relativeHeight="251659264" behindDoc="1" locked="0" layoutInCell="1" allowOverlap="1" wp14:anchorId="33DB30F2" wp14:editId="34FE2230">
+          <wp:anchor distT="0" distB="0" distL="114300" distR="114300" simplePos="0" relativeHeight="251659264" behindDoc="1" locked="0" layoutInCell="1" allowOverlap="1" wp14:anchorId="33DB30F2" wp14:editId="0F2918C3">
             <wp:simplePos x="0" y="0"/>
             <wp:positionH relativeFrom="margin">
-              <wp:align>center</wp:align>
+              <wp:align>right</wp:align>
             </wp:positionH>
             <wp:positionV relativeFrom="paragraph">
               <wp:posOffset>1847850</wp:posOffset>
@@ -6904,7 +4960,7 @@
                     <pic:cNvPicPr/>
                   </pic:nvPicPr>
                   <pic:blipFill>
-                    <a:blip r:embed="rId8">
+                    <a:blip r:embed="rId9">
                       <a:extLst>
                         <a:ext uri="{28A0092B-C50C-407E-A947-70E740481C1C}">
                           <a14:useLocalDpi xmlns:a14="http://schemas.microsoft.com/office/drawing/2010/main" val="0"/>
@@ -6978,11 +5034,22 @@
     <w:p/>
     <w:p>
       <w:r>
-        <w:t>Progress will be tracked through weekly supervisor meetings and version control updates on GitHub. Key milestones will align with deliverables listed in the Gantt chart.</w:t>
-      </w:r>
-    </w:p>
-    <w:p/>
-    <w:p/>
+        <w:t xml:space="preserve">A thorough task list and Gantt chart will be used to monitor progress, and they will be updated often to reflect finished milestones and any scheduling changes. In the event of delays or problems, supervisor meetings will offer chances for feedback, risk </w:t>
+      </w:r>
+      <w:r>
+        <w:t>revaluation</w:t>
+      </w:r>
+      <w:r>
+        <w:t>, and remedial action. To ensure that modifications are recoverable and traceable, development progress will be documented using version control software.</w:t>
+      </w:r>
+    </w:p>
+    <w:p>
+      <w:pPr>
+        <w:rPr>
+          <w:color w:val="70AD47" w:themeColor="accent6"/>
+        </w:rPr>
+      </w:pPr>
+    </w:p>
     <w:p>
       <w:pPr>
         <w:pStyle w:val="Heading2"/>
@@ -6993,13 +5060,94 @@
       </w:r>
       <w:bookmarkEnd w:id="18"/>
     </w:p>
-    <w:p/>
-    <w:p>
-      <w:r>
-        <w:t>Evaluation will involve applying selected usability heuristics (e.g., Nielsen’s) to the prototype and documenting which principles are upheld or challenged. Additional expert feedback will be used to validate findings. The success of the project will be judged by how well the evaluation answers the research question and contributes to understanding heuristic relevance.</w:t>
-      </w:r>
-    </w:p>
-    <w:p/>
+    <w:p>
+      <w:pPr>
+        <w:rPr>
+          <w:rFonts w:cstheme="minorHAnsi"/>
+        </w:rPr>
+      </w:pPr>
+    </w:p>
+    <w:p>
+      <w:pPr>
+        <w:rPr>
+          <w:rFonts w:cstheme="minorHAnsi"/>
+        </w:rPr>
+      </w:pPr>
+      <w:r>
+        <w:rPr>
+          <w:rFonts w:cstheme="minorHAnsi"/>
+        </w:rPr>
+        <w:t xml:space="preserve">Both the development process and the end results will be used to assess the success of the project. Schedule adherence, efficient risk management, and response to supervisor input will all be </w:t>
+      </w:r>
+      <w:proofErr w:type="gramStart"/>
+      <w:r>
+        <w:rPr>
+          <w:rFonts w:cstheme="minorHAnsi"/>
+        </w:rPr>
+        <w:t>taken into account</w:t>
+      </w:r>
+      <w:proofErr w:type="gramEnd"/>
+      <w:r>
+        <w:rPr>
+          <w:rFonts w:cstheme="minorHAnsi"/>
+        </w:rPr>
+        <w:t xml:space="preserve"> throughout the process review.</w:t>
+      </w:r>
+      <w:r>
+        <w:rPr>
+          <w:rFonts w:cstheme="minorHAnsi"/>
+        </w:rPr>
+        <w:br/>
+      </w:r>
+      <w:r>
+        <w:rPr>
+          <w:rFonts w:cstheme="minorHAnsi"/>
+        </w:rPr>
+        <w:br/>
+        <w:t xml:space="preserve">Analysing usability test findings will be the </w:t>
+      </w:r>
+      <w:proofErr w:type="gramStart"/>
+      <w:r>
+        <w:rPr>
+          <w:rFonts w:cstheme="minorHAnsi"/>
+        </w:rPr>
+        <w:t>main focus</w:t>
+      </w:r>
+      <w:proofErr w:type="gramEnd"/>
+      <w:r>
+        <w:rPr>
+          <w:rFonts w:cstheme="minorHAnsi"/>
+        </w:rPr>
+        <w:t xml:space="preserve"> of outcome evaluation </w:t>
+      </w:r>
+      <w:proofErr w:type="gramStart"/>
+      <w:r>
+        <w:rPr>
+          <w:rFonts w:cstheme="minorHAnsi"/>
+        </w:rPr>
+        <w:t>in order to</w:t>
+      </w:r>
+      <w:proofErr w:type="gramEnd"/>
+      <w:r>
+        <w:rPr>
+          <w:rFonts w:cstheme="minorHAnsi"/>
+        </w:rPr>
+        <w:t xml:space="preserve"> ascertain how well-established heuristics translate into the design of multifunctional mobile apps. To determine relevance, heuristic expectations will be matched with quantitative data, such as task completion times and user preferences.</w:t>
+      </w:r>
+      <w:r>
+        <w:rPr>
+          <w:rFonts w:cstheme="minorHAnsi"/>
+        </w:rPr>
+        <w:br/>
+      </w:r>
+      <w:r>
+        <w:rPr>
+          <w:rFonts w:cstheme="minorHAnsi"/>
+        </w:rPr>
+        <w:br/>
+        <w:t>If the project creates a working prototype, collects useful usability data, and provides well-supported findings about the applicability of current mobile usability heuristics, it will be considered successful.</w:t>
+      </w:r>
+    </w:p>
     <w:p/>
     <w:p>
       <w:pPr>
@@ -7018,14 +5166,11 @@
     <w:p/>
     <w:p>
       <w:r>
-        <w:t>Heuristic evaluation tutorial</w:t>
-      </w:r>
-      <w:r>
-        <w:t>:</w:t>
-      </w:r>
-    </w:p>
-    <w:p>
-      <w:hyperlink r:id="rId9" w:history="1">
+        <w:t>Heuristic evaluation tutorial:</w:t>
+      </w:r>
+    </w:p>
+    <w:p>
+      <w:hyperlink r:id="rId10" w:history="1">
         <w:r>
           <w:rPr>
             <w:rStyle w:val="Hyperlink"/>
@@ -7156,8 +5301,8 @@
       </w:r>
     </w:p>
     <w:sectPr>
-      <w:headerReference w:type="default" r:id="rId10"/>
-      <w:footerReference w:type="default" r:id="rId11"/>
+      <w:headerReference w:type="default" r:id="rId11"/>
+      <w:footerReference w:type="default" r:id="rId12"/>
       <w:pgSz w:w="11906" w:h="16838"/>
       <w:pgMar w:top="1440" w:right="1440" w:bottom="1440" w:left="1440" w:header="708" w:footer="708" w:gutter="0"/>
       <w:cols w:space="708"/>

--- a/PDD/ProjectDefinitionDocument.docx
+++ b/PDD/ProjectDefinitionDocument.docx
@@ -4272,6 +4272,9 @@
     </w:p>
     <w:p>
       <w:r>
+        <w:rPr>
+          <w:noProof/>
+        </w:rPr>
         <w:drawing>
           <wp:anchor distT="0" distB="0" distL="114300" distR="114300" simplePos="0" relativeHeight="251660288" behindDoc="1" locked="0" layoutInCell="1" allowOverlap="1" wp14:anchorId="02A98B43" wp14:editId="3DFF1245">
             <wp:simplePos x="0" y="0"/>
@@ -9201,6 +9204,7 @@
   <w:style w:type="character" w:default="1" w:styleId="DefaultParagraphFont">
     <w:name w:val="Default Paragraph Font"/>
     <w:uiPriority w:val="1"/>
+    <w:semiHidden/>
     <w:unhideWhenUsed/>
   </w:style>
   <w:style w:type="table" w:default="1" w:styleId="TableNormal">
